--- a/p8/submission/ejdr_package/01_manuscript_blinded.docx
+++ b/p8/submission/ejdr_package/01_manuscript_blinded.docx
@@ -59,7 +59,7 @@
         <w:t xml:space="preserve">Forced Internationalization Penalty (FIP)</w:t>
       </w:r>
       <w:r>
-        <w:t xml:space="preserve">. Unlike the downward phase-1 slope in three-stage internationalization theory, FIP is not a transient learning cost with an eventual turning point; it is a persistent structural condition arising from the compulsion to export despite systemic disadvantages. Using World Bank Enterprise Survey data from 959 firms across seven Pacific SIDS economies (2009–2025), we find that internationalization intensity is robustly and negatively associated with labor productivity (β = −1.339, p &lt; .001 in the country-and-year fixed-effects specification; β = −3.351, p &lt; .001 without country fixed effects), with no significant quadratic curvature. Neither technological capability nor digital adoption moderates the negative export–performance slope in the SIDS environment, although technological capability does raise the overall productivity level, consistent with the FIP mechanism: when structural prerequisites are absent, firm-level capabilities cannot redirect the I-P relationship toward positive territory. The findings reframe the inverted-U paradigm as conditional rather than universal, identify boundary conditions for institutional moderation theory, and carry direct implications for the Antigua and Barbuda Agenda for SIDS.</w:t>
+        <w:t xml:space="preserve">. Unlike the downward phase-1 slope in three-stage internationalization theory, FIP is not a transient learning cost with an eventual turning point; it is a persistent structural condition arising from the compulsion to export despite systemic disadvantages. Using World Bank Enterprise Survey data from 959 firms across seven Pacific SIDS economies (2009–2025), we find that internationalization intensity is robustly and negatively associated with labor productivity (β = −1.339, p &lt; .001 in the country-and-year fixed-effects specification; β = −3.351, p &lt; .001 without country fixed effects; estimation N = 209 complete cases, from the full analysis sample of N = 959), with no significant quadratic curvature. Neither technological capability nor digital adoption moderates the negative export–performance slope in the SIDS environment, although technological capability does raise the overall productivity level, consistent with the FIP mechanism: when structural prerequisites are absent, firm-level capabilities cannot redirect the I-P relationship toward positive territory. The findings reframe the inverted-U paradigm as conditional rather than universal, identify boundary conditions for institutional moderation theory, and carry direct implications for the Antigua and Barbuda Agenda for SIDS.</w:t>
       </w:r>
     </w:p>
     <w:bookmarkEnd w:id="20"/>
@@ -146,7 +146,7 @@
         <w:pStyle w:val="BodyText"/>
       </w:pPr>
       <w:r>
-        <w:t xml:space="preserve">SIDS represent a theoretically extreme yet empirically underserved context for I-P research. These economies are characterized by microscopic domestic markets (Tonga: 104, 000 inhabitants; Kiribati: 121, 000), extreme geographic isolation amplifying trade costs by 30–210% (Winters &amp; Martins, 2004), and comprehensive institutional voids that limit firms' ability to appropriate returns from international activities (Briguglio, 1995; Khanna &amp; Palepu, 2010). Recent systematic tracking across 121, 249 development data points confirms these conditions have deepened rather than abated: progress in 2020–2025 is the slowest on record across 15 of 26 tracked benchmarks, with SIDS and Sub-Saharan Africa disproportionately affected (Pirlea et al., 2026). Independent multi-indicator analysis of six development dimensions poverty, life expectancy, schooling, gender equality, climate, and electricity, finds the world developing at its slowest pace in 75 years, with 54 economies more than a century from reaching developed-country standards at current trajectories, and SIDS disproportionately represented in this cohort (Mahler, Serajuddin, Wadhwa, &amp; Yonzan, 2026). Critically, firms in SIDS do not</w:t>
+        <w:t xml:space="preserve">SIDS represent a theoretically extreme yet empirically underserved context for I-P research. These economies are characterized by microscopic domestic markets (Tonga: 104,000 inhabitants; Kiribati: 121,000), extreme geographic isolation amplifying trade costs by 30–210% (Winters &amp; Martins, 2004), and comprehensive institutional voids that limit firms' ability to appropriate returns from international activities (Briguglio, 1995; Khanna &amp; Palepu, 2010). Recent systematic tracking across 121,249 development data points confirms these conditions have deepened rather than abated: progress in 2020–2025 is the slowest on record across 15 of 26 tracked benchmarks, with SIDS and Sub-Saharan Africa disproportionately affected (Pirlea et al., 2026). Independent multi-indicator analysis of six development dimensions poverty, life expectancy, schooling, gender equality, climate, and electricity, finds the world developing at its slowest pace in 75 years, with 54 economies more than a century from reaching developed-country standards at current trajectories, and SIDS disproportionately represented in this cohort (Mahler, Serajuddin, Wadhwa, &amp; Yonzan, 2026). Critically, firms in SIDS do not</w:t>
       </w:r>
       <w:r>
         <w:t xml:space="preserve"> </w:t>
@@ -437,7 +437,7 @@
         <w:pStyle w:val="FirstParagraph"/>
       </w:pPr>
       <w:r>
-        <w:t xml:space="preserve">Pacific SIDS economies exhibit all three violated prerequisites in extreme form. With populations ranging from 94, 000 (Micronesia) to 10 million (Papua New Guinea, the largest in our sample), domestic markets cannot sustain manufacturing or service firms at minimum efficient scale. Read (2004) demonstrated that the smallest island economies have effectively no choice architecture for export abstention, firms either export or exit. We term this pattern</w:t>
+        <w:t xml:space="preserve">Pacific SIDS economies exhibit all three violated prerequisites in extreme form. With populations ranging from 94,000 (Micronesia) to 10 million (Papua New Guinea, the largest in our sample), domestic markets cannot sustain manufacturing or service firms at minimum efficient scale. Read (2004) demonstrated that the smallest island economies have effectively no choice architecture for export abstention, firms either export or exit. We term this pattern</w:t>
       </w:r>
       <w:r>
         <w:t xml:space="preserve"> </w:t>
@@ -575,7 +575,7 @@
         <w:pStyle w:val="FirstParagraph"/>
       </w:pPr>
       <w:r>
-        <w:t xml:space="preserve">We use pooled data from the World Bank Enterprise Survey (WBES), drawing waves conducted in Pacific SIDS economies between 2009 and 2025. WBES employs stratified random sampling with probability-proportional-to-size design across firm-size strata (5–19, 20–99, 100+ employees) and sectors (manufacturing, services, retail). We include all firm-year observations from economies meeting the SIDS classification: Fiji, Kiribati, Papua New Guinea, Samoa, Solomon Islands, Tonga, and Vanuatu (seven economies). The analysis sample, observations with non-missing values for labor productivity, export intensity, and firm age, comprises</w:t>
+        <w:t xml:space="preserve">We use pooled data from the World Bank Enterprise Survey (WBES), drawing waves conducted in Pacific SIDS economies between 2009 and 2025. WBES employs stratified random sampling with probability-proportional-to-size design across firm-size strata (5–19, 20–99,100+ employees) and sectors (manufacturing, services, retail). We include all firm-year observations from economies meeting the SIDS classification: Fiji, Kiribati, Papua New Guinea, Samoa, Solomon Islands, Tonga, and Vanuatu (seven economies). The analysis sample, observations with non-missing values for labor productivity, export intensity, and firm age, comprises</w:t>
       </w:r>
       <w:r>
         <w:t xml:space="preserve"> </w:t>
@@ -1617,6 +1617,12 @@
         </w:rPr>
         <w:t xml:space="preserve">&lt;.001</w:t>
       </w:r>
+      <w:r>
+        <w:t xml:space="preserve"> </w:t>
+      </w:r>
+      <w:r>
+        <w:t xml:space="preserve">(estimation N = 209 complete cases; full analysis sample N = 959)</w:t>
+      </w:r>
     </w:p>
     <w:p>
       <w:pPr>
@@ -2170,7 +2176,7 @@
         <w:pStyle w:val="BodyText"/>
       </w:pPr>
       <w:r>
-        <w:t xml:space="preserve">β(TCI_z) = +0.299, SE = 0.099, p = .003 (n.s.) β(DAI_z) = +0.094, SE =</w:t>
+        <w:t xml:space="preserve">β(TCI_z) = +0.299, SE = 0.099, p = .003 β(DAI_z) = +0.094, SE =</w:t>
       </w:r>
       <w:r>
         <w:t xml:space="preserve"> </w:t>
@@ -2184,7 +2190,7 @@
         <w:pStyle w:val="BodyText"/>
       </w:pPr>
       <w:r>
-        <w:t xml:space="preserve">The FIP coefficient (FSTS_c) remains negative and marginally significant in M3 (β = −2.979, p = .056), likely reflecting the substantially reduced sample (N = 205 for M3, versus N = 959 for M1, due to missing capability variables). The direction of the FSTS_c coefficient remains negative and numerically larger in M3, consistent with FIP; the significance loss is attributable to power reduction from the subsample restriction.</w:t>
+        <w:t xml:space="preserve">The FIP coefficient (FSTS_c) remains negative and marginally significant in M3 (β = −2.979, p = .056), likely reflecting the substantially reduced sample (N = 205 for M3, versus N = 209 for M1, both reflecting attrition from the 959-firm analysis sample due to missing control and capability variables). The direction of the FSTS_c coefficient remains negative and numerically larger in M3, consistent with FIP; the significance loss is attributable to power reduction from the subsample restriction.</w:t>
       </w:r>
     </w:p>
     <w:p>
@@ -3102,6 +3108,30 @@
       </w:r>
       <w:r>
         <w:t xml:space="preserve">(4), 598–609.</w:t>
+      </w:r>
+    </w:p>
+    <w:p>
+      <w:pPr>
+        <w:pStyle w:val="BodyText"/>
+      </w:pPr>
+      <w:r>
+        <w:t xml:space="preserve">Mahler, D. G., Serajuddin, U., Wadhwa, D., &amp; Yonzan, N. (2026, April).</w:t>
+      </w:r>
+      <w:r>
+        <w:t xml:space="preserve"> </w:t>
+      </w:r>
+      <w:r>
+        <w:rPr>
+          <w:iCs/>
+          <w:i/>
+        </w:rPr>
+        <w:t xml:space="preserve">The world is developing at its slowest pace in 75 years</w:t>
+      </w:r>
+      <w:r>
+        <w:t xml:space="preserve"> </w:t>
+      </w:r>
+      <w:r>
+        <w:t xml:space="preserve">(Policy Research Working Paper No. 11350). World Bank Group.</w:t>
       </w:r>
     </w:p>
     <w:p>
@@ -4135,34 +4165,20 @@
           <w:iCs/>
           <w:i/>
         </w:rPr>
-        <w:t xml:space="preserve">Note: Country-level breakdowns are available in the replication archive</w:t>
+        <w:t xml:space="preserve">Note: Per-country breakdowns (N, exporter count, exporter %, mean FSTS, wave coverage) are not yet populated. The current replication outputs (</w:t>
+      </w:r>
+      <w:r>
+        <w:rPr>
+          <w:rStyle w:val="VerbatimChar"/>
+        </w:rPr>
+        <w:t xml:space="preserve">p8/replication/reanalysis_7pacific/p8_R_summary.csv</w:t>
       </w:r>
       <w:r>
         <w:rPr>
           <w:iCs/>
           <w:i/>
         </w:rPr>
-        <w:t xml:space="preserve"> </w:t>
-      </w:r>
-      <w:r>
-        <w:rPr>
-          <w:iCs/>
-          <w:i/>
-        </w:rPr>
-        <w:t xml:space="preserve">(</w:t>
-      </w:r>
-      <w:r>
-        <w:rPr>
-          <w:rStyle w:val="VerbatimChar"/>
-        </w:rPr>
-        <w:t xml:space="preserve">p8/replication/</w:t>
-      </w:r>
-      <w:r>
-        <w:rPr>
-          <w:iCs/>
-          <w:i/>
-        </w:rPr>
-        <w:t xml:space="preserve">). Total N reflects analysis sample (non-missing ln_LP and FSTS). Wave coverage varies by country.</w:t>
+        <w:t xml:space="preserve">) report only pooled totals (N = 959; exporters = 132; 13.8%; mean FSTS = 0.048); a per-country descriptives file has not been generated. [AUTHOR ACTION REQUIRED: generate country-level summary statistics from the analysis sample and fill the seven rows below before submission.] Total N reflects analysis sample (non-missing ln_LP and FSTS). Wave coverage varies by country.</w:t>
       </w:r>
     </w:p>
     <w:bookmarkEnd w:id="50"/>

--- a/p8/submission/ejdr_package/01_manuscript_blinded.docx
+++ b/p8/submission/ejdr_package/01_manuscript_blinded.docx
@@ -2559,7 +2559,7 @@
         <w:t xml:space="preserve">cross-sectional pooled structure</w:t>
       </w:r>
       <w:r>
-        <w:t xml:space="preserve">: while we pool across multiple country-year waves (2009–2025), few SIDS economies have more than one WBES wave (see Table 1), limiting panel identification of causal effects. The FIP estimate is primarily identified from cross-sectional variation in FSTS within country-year cells. Future work using panel data, where available for Fiji and Papua New Guinea, which have two waves, could strengthen causal identification.</w:t>
+        <w:t xml:space="preserve">: while we pool across multiple country-year waves (2009–2025), few SIDS economies have more than one WBES wave (see Table 1), limiting panel identification of causal effects. The FIP estimate is primarily identified from cross-sectional variation in FSTS within country-year cells. Future work using panel data, where available for Fiji, Papua New Guinea, and Vanuatu, which have two waves, could strengthen causal identification.</w:t>
       </w:r>
     </w:p>
     <w:p>
@@ -3564,55 +3564,55 @@
               <w:jc w:val="left"/>
             </w:pPr>
             <w:r>
-              <w:t xml:space="preserve">,</w:t>
-            </w:r>
-          </w:p>
-        </w:tc>
-        <w:tc>
-          <w:tcPr/>
-          <w:p>
-            <w:pPr>
-              <w:pStyle w:val="Compact"/>
-              <w:jc w:val="left"/>
-            </w:pPr>
-            <w:r>
-              <w:t xml:space="preserve">,</w:t>
-            </w:r>
-          </w:p>
-        </w:tc>
-        <w:tc>
-          <w:tcPr/>
-          <w:p>
-            <w:pPr>
-              <w:pStyle w:val="Compact"/>
-              <w:jc w:val="left"/>
-            </w:pPr>
-            <w:r>
-              <w:t xml:space="preserve">,</w:t>
-            </w:r>
-          </w:p>
-        </w:tc>
-        <w:tc>
-          <w:tcPr/>
-          <w:p>
-            <w:pPr>
-              <w:pStyle w:val="Compact"/>
-              <w:jc w:val="left"/>
-            </w:pPr>
-            <w:r>
-              <w:t xml:space="preserve">,</w:t>
-            </w:r>
-          </w:p>
-        </w:tc>
-        <w:tc>
-          <w:tcPr/>
-          <w:p>
-            <w:pPr>
-              <w:pStyle w:val="Compact"/>
-              <w:jc w:val="left"/>
-            </w:pPr>
-            <w:r>
-              <w:t xml:space="preserve">,</w:t>
+              <w:t xml:space="preserve">165</w:t>
+            </w:r>
+          </w:p>
+        </w:tc>
+        <w:tc>
+          <w:tcPr/>
+          <w:p>
+            <w:pPr>
+              <w:pStyle w:val="Compact"/>
+              <w:jc w:val="left"/>
+            </w:pPr>
+            <w:r>
+              <w:t xml:space="preserve">46</w:t>
+            </w:r>
+          </w:p>
+        </w:tc>
+        <w:tc>
+          <w:tcPr/>
+          <w:p>
+            <w:pPr>
+              <w:pStyle w:val="Compact"/>
+              <w:jc w:val="left"/>
+            </w:pPr>
+            <w:r>
+              <w:t xml:space="preserve">27.9%</w:t>
+            </w:r>
+          </w:p>
+        </w:tc>
+        <w:tc>
+          <w:tcPr/>
+          <w:p>
+            <w:pPr>
+              <w:pStyle w:val="Compact"/>
+              <w:jc w:val="left"/>
+            </w:pPr>
+            <w:r>
+              <w:t xml:space="preserve">0.109</w:t>
+            </w:r>
+          </w:p>
+        </w:tc>
+        <w:tc>
+          <w:tcPr/>
+          <w:p>
+            <w:pPr>
+              <w:pStyle w:val="Compact"/>
+              <w:jc w:val="left"/>
+            </w:pPr>
+            <w:r>
+              <w:t xml:space="preserve">2009, 2025</w:t>
             </w:r>
           </w:p>
         </w:tc>
@@ -3638,55 +3638,55 @@
               <w:jc w:val="left"/>
             </w:pPr>
             <w:r>
-              <w:t xml:space="preserve">,</w:t>
-            </w:r>
-          </w:p>
-        </w:tc>
-        <w:tc>
-          <w:tcPr/>
-          <w:p>
-            <w:pPr>
-              <w:pStyle w:val="Compact"/>
-              <w:jc w:val="left"/>
-            </w:pPr>
-            <w:r>
-              <w:t xml:space="preserve">,</w:t>
-            </w:r>
-          </w:p>
-        </w:tc>
-        <w:tc>
-          <w:tcPr/>
-          <w:p>
-            <w:pPr>
-              <w:pStyle w:val="Compact"/>
-              <w:jc w:val="left"/>
-            </w:pPr>
-            <w:r>
-              <w:t xml:space="preserve">,</w:t>
-            </w:r>
-          </w:p>
-        </w:tc>
-        <w:tc>
-          <w:tcPr/>
-          <w:p>
-            <w:pPr>
-              <w:pStyle w:val="Compact"/>
-              <w:jc w:val="left"/>
-            </w:pPr>
-            <w:r>
-              <w:t xml:space="preserve">,</w:t>
-            </w:r>
-          </w:p>
-        </w:tc>
-        <w:tc>
-          <w:tcPr/>
-          <w:p>
-            <w:pPr>
-              <w:pStyle w:val="Compact"/>
-              <w:jc w:val="left"/>
-            </w:pPr>
-            <w:r>
-              <w:t xml:space="preserve">,</w:t>
+              <w:t xml:space="preserve">114</w:t>
+            </w:r>
+          </w:p>
+        </w:tc>
+        <w:tc>
+          <w:tcPr/>
+          <w:p>
+            <w:pPr>
+              <w:pStyle w:val="Compact"/>
+              <w:jc w:val="left"/>
+            </w:pPr>
+            <w:r>
+              <w:t xml:space="preserve">3</w:t>
+            </w:r>
+          </w:p>
+        </w:tc>
+        <w:tc>
+          <w:tcPr/>
+          <w:p>
+            <w:pPr>
+              <w:pStyle w:val="Compact"/>
+              <w:jc w:val="left"/>
+            </w:pPr>
+            <w:r>
+              <w:t xml:space="preserve">2.6%</w:t>
+            </w:r>
+          </w:p>
+        </w:tc>
+        <w:tc>
+          <w:tcPr/>
+          <w:p>
+            <w:pPr>
+              <w:pStyle w:val="Compact"/>
+              <w:jc w:val="left"/>
+            </w:pPr>
+            <w:r>
+              <w:t xml:space="preserve">0.011</w:t>
+            </w:r>
+          </w:p>
+        </w:tc>
+        <w:tc>
+          <w:tcPr/>
+          <w:p>
+            <w:pPr>
+              <w:pStyle w:val="Compact"/>
+              <w:jc w:val="left"/>
+            </w:pPr>
+            <w:r>
+              <w:t xml:space="preserve">2025</w:t>
             </w:r>
           </w:p>
         </w:tc>
@@ -3712,55 +3712,55 @@
               <w:jc w:val="left"/>
             </w:pPr>
             <w:r>
-              <w:t xml:space="preserve">,</w:t>
-            </w:r>
-          </w:p>
-        </w:tc>
-        <w:tc>
-          <w:tcPr/>
-          <w:p>
-            <w:pPr>
-              <w:pStyle w:val="Compact"/>
-              <w:jc w:val="left"/>
-            </w:pPr>
-            <w:r>
-              <w:t xml:space="preserve">,</w:t>
-            </w:r>
-          </w:p>
-        </w:tc>
-        <w:tc>
-          <w:tcPr/>
-          <w:p>
-            <w:pPr>
-              <w:pStyle w:val="Compact"/>
-              <w:jc w:val="left"/>
-            </w:pPr>
-            <w:r>
-              <w:t xml:space="preserve">,</w:t>
-            </w:r>
-          </w:p>
-        </w:tc>
-        <w:tc>
-          <w:tcPr/>
-          <w:p>
-            <w:pPr>
-              <w:pStyle w:val="Compact"/>
-              <w:jc w:val="left"/>
-            </w:pPr>
-            <w:r>
-              <w:t xml:space="preserve">,</w:t>
-            </w:r>
-          </w:p>
-        </w:tc>
-        <w:tc>
-          <w:tcPr/>
-          <w:p>
-            <w:pPr>
-              <w:pStyle w:val="Compact"/>
-              <w:jc w:val="left"/>
-            </w:pPr>
-            <w:r>
-              <w:t xml:space="preserve">,</w:t>
+              <w:t xml:space="preserve">141</w:t>
+            </w:r>
+          </w:p>
+        </w:tc>
+        <w:tc>
+          <w:tcPr/>
+          <w:p>
+            <w:pPr>
+              <w:pStyle w:val="Compact"/>
+              <w:jc w:val="left"/>
+            </w:pPr>
+            <w:r>
+              <w:t xml:space="preserve">20</w:t>
+            </w:r>
+          </w:p>
+        </w:tc>
+        <w:tc>
+          <w:tcPr/>
+          <w:p>
+            <w:pPr>
+              <w:pStyle w:val="Compact"/>
+              <w:jc w:val="left"/>
+            </w:pPr>
+            <w:r>
+              <w:t xml:space="preserve">14.2%</w:t>
+            </w:r>
+          </w:p>
+        </w:tc>
+        <w:tc>
+          <w:tcPr/>
+          <w:p>
+            <w:pPr>
+              <w:pStyle w:val="Compact"/>
+              <w:jc w:val="left"/>
+            </w:pPr>
+            <w:r>
+              <w:t xml:space="preserve">0.028</w:t>
+            </w:r>
+          </w:p>
+        </w:tc>
+        <w:tc>
+          <w:tcPr/>
+          <w:p>
+            <w:pPr>
+              <w:pStyle w:val="Compact"/>
+              <w:jc w:val="left"/>
+            </w:pPr>
+            <w:r>
+              <w:t xml:space="preserve">2015, 2024</w:t>
             </w:r>
           </w:p>
         </w:tc>
@@ -3786,55 +3786,55 @@
               <w:jc w:val="left"/>
             </w:pPr>
             <w:r>
-              <w:t xml:space="preserve">,</w:t>
-            </w:r>
-          </w:p>
-        </w:tc>
-        <w:tc>
-          <w:tcPr/>
-          <w:p>
-            <w:pPr>
-              <w:pStyle w:val="Compact"/>
-              <w:jc w:val="left"/>
-            </w:pPr>
-            <w:r>
-              <w:t xml:space="preserve">,</w:t>
-            </w:r>
-          </w:p>
-        </w:tc>
-        <w:tc>
-          <w:tcPr/>
-          <w:p>
-            <w:pPr>
-              <w:pStyle w:val="Compact"/>
-              <w:jc w:val="left"/>
-            </w:pPr>
-            <w:r>
-              <w:t xml:space="preserve">,</w:t>
-            </w:r>
-          </w:p>
-        </w:tc>
-        <w:tc>
-          <w:tcPr/>
-          <w:p>
-            <w:pPr>
-              <w:pStyle w:val="Compact"/>
-              <w:jc w:val="left"/>
-            </w:pPr>
-            <w:r>
-              <w:t xml:space="preserve">,</w:t>
-            </w:r>
-          </w:p>
-        </w:tc>
-        <w:tc>
-          <w:tcPr/>
-          <w:p>
-            <w:pPr>
-              <w:pStyle w:val="Compact"/>
-              <w:jc w:val="left"/>
-            </w:pPr>
-            <w:r>
-              <w:t xml:space="preserve">,</w:t>
+              <w:t xml:space="preserve">131</w:t>
+            </w:r>
+          </w:p>
+        </w:tc>
+        <w:tc>
+          <w:tcPr/>
+          <w:p>
+            <w:pPr>
+              <w:pStyle w:val="Compact"/>
+              <w:jc w:val="left"/>
+            </w:pPr>
+            <w:r>
+              <w:t xml:space="preserve">24</w:t>
+            </w:r>
+          </w:p>
+        </w:tc>
+        <w:tc>
+          <w:tcPr/>
+          <w:p>
+            <w:pPr>
+              <w:pStyle w:val="Compact"/>
+              <w:jc w:val="left"/>
+            </w:pPr>
+            <w:r>
+              <w:t xml:space="preserve">18.3%</w:t>
+            </w:r>
+          </w:p>
+        </w:tc>
+        <w:tc>
+          <w:tcPr/>
+          <w:p>
+            <w:pPr>
+              <w:pStyle w:val="Compact"/>
+              <w:jc w:val="left"/>
+            </w:pPr>
+            <w:r>
+              <w:t xml:space="preserve">0.051</w:t>
+            </w:r>
+          </w:p>
+        </w:tc>
+        <w:tc>
+          <w:tcPr/>
+          <w:p>
+            <w:pPr>
+              <w:pStyle w:val="Compact"/>
+              <w:jc w:val="left"/>
+            </w:pPr>
+            <w:r>
+              <w:t xml:space="preserve">2023</w:t>
             </w:r>
           </w:p>
         </w:tc>
@@ -3860,55 +3860,55 @@
               <w:jc w:val="left"/>
             </w:pPr>
             <w:r>
-              <w:t xml:space="preserve">,</w:t>
-            </w:r>
-          </w:p>
-        </w:tc>
-        <w:tc>
-          <w:tcPr/>
-          <w:p>
-            <w:pPr>
-              <w:pStyle w:val="Compact"/>
-              <w:jc w:val="left"/>
-            </w:pPr>
-            <w:r>
-              <w:t xml:space="preserve">,</w:t>
-            </w:r>
-          </w:p>
-        </w:tc>
-        <w:tc>
-          <w:tcPr/>
-          <w:p>
-            <w:pPr>
-              <w:pStyle w:val="Compact"/>
-              <w:jc w:val="left"/>
-            </w:pPr>
-            <w:r>
-              <w:t xml:space="preserve">,</w:t>
-            </w:r>
-          </w:p>
-        </w:tc>
-        <w:tc>
-          <w:tcPr/>
-          <w:p>
-            <w:pPr>
-              <w:pStyle w:val="Compact"/>
-              <w:jc w:val="left"/>
-            </w:pPr>
-            <w:r>
-              <w:t xml:space="preserve">,</w:t>
-            </w:r>
-          </w:p>
-        </w:tc>
-        <w:tc>
-          <w:tcPr/>
-          <w:p>
-            <w:pPr>
-              <w:pStyle w:val="Compact"/>
-              <w:jc w:val="left"/>
-            </w:pPr>
-            <w:r>
-              <w:t xml:space="preserve">,</w:t>
+              <w:t xml:space="preserve">107</w:t>
+            </w:r>
+          </w:p>
+        </w:tc>
+        <w:tc>
+          <w:tcPr/>
+          <w:p>
+            <w:pPr>
+              <w:pStyle w:val="Compact"/>
+              <w:jc w:val="left"/>
+            </w:pPr>
+            <w:r>
+              <w:t xml:space="preserve">10</w:t>
+            </w:r>
+          </w:p>
+        </w:tc>
+        <w:tc>
+          <w:tcPr/>
+          <w:p>
+            <w:pPr>
+              <w:pStyle w:val="Compact"/>
+              <w:jc w:val="left"/>
+            </w:pPr>
+            <w:r>
+              <w:t xml:space="preserve">9.3%</w:t>
+            </w:r>
+          </w:p>
+        </w:tc>
+        <w:tc>
+          <w:tcPr/>
+          <w:p>
+            <w:pPr>
+              <w:pStyle w:val="Compact"/>
+              <w:jc w:val="left"/>
+            </w:pPr>
+            <w:r>
+              <w:t xml:space="preserve">0.040</w:t>
+            </w:r>
+          </w:p>
+        </w:tc>
+        <w:tc>
+          <w:tcPr/>
+          <w:p>
+            <w:pPr>
+              <w:pStyle w:val="Compact"/>
+              <w:jc w:val="left"/>
+            </w:pPr>
+            <w:r>
+              <w:t xml:space="preserve">2025</w:t>
             </w:r>
           </w:p>
         </w:tc>
@@ -3934,55 +3934,55 @@
               <w:jc w:val="left"/>
             </w:pPr>
             <w:r>
-              <w:t xml:space="preserve">,</w:t>
-            </w:r>
-          </w:p>
-        </w:tc>
-        <w:tc>
-          <w:tcPr/>
-          <w:p>
-            <w:pPr>
-              <w:pStyle w:val="Compact"/>
-              <w:jc w:val="left"/>
-            </w:pPr>
-            <w:r>
-              <w:t xml:space="preserve">,</w:t>
-            </w:r>
-          </w:p>
-        </w:tc>
-        <w:tc>
-          <w:tcPr/>
-          <w:p>
-            <w:pPr>
-              <w:pStyle w:val="Compact"/>
-              <w:jc w:val="left"/>
-            </w:pPr>
-            <w:r>
-              <w:t xml:space="preserve">,</w:t>
-            </w:r>
-          </w:p>
-        </w:tc>
-        <w:tc>
-          <w:tcPr/>
-          <w:p>
-            <w:pPr>
-              <w:pStyle w:val="Compact"/>
-              <w:jc w:val="left"/>
-            </w:pPr>
-            <w:r>
-              <w:t xml:space="preserve">,</w:t>
-            </w:r>
-          </w:p>
-        </w:tc>
-        <w:tc>
-          <w:tcPr/>
-          <w:p>
-            <w:pPr>
-              <w:pStyle w:val="Compact"/>
-              <w:jc w:val="left"/>
-            </w:pPr>
-            <w:r>
-              <w:t xml:space="preserve">,</w:t>
+              <w:t xml:space="preserve">144</w:t>
+            </w:r>
+          </w:p>
+        </w:tc>
+        <w:tc>
+          <w:tcPr/>
+          <w:p>
+            <w:pPr>
+              <w:pStyle w:val="Compact"/>
+              <w:jc w:val="left"/>
+            </w:pPr>
+            <w:r>
+              <w:t xml:space="preserve">13</w:t>
+            </w:r>
+          </w:p>
+        </w:tc>
+        <w:tc>
+          <w:tcPr/>
+          <w:p>
+            <w:pPr>
+              <w:pStyle w:val="Compact"/>
+              <w:jc w:val="left"/>
+            </w:pPr>
+            <w:r>
+              <w:t xml:space="preserve">9.0%</w:t>
+            </w:r>
+          </w:p>
+        </w:tc>
+        <w:tc>
+          <w:tcPr/>
+          <w:p>
+            <w:pPr>
+              <w:pStyle w:val="Compact"/>
+              <w:jc w:val="left"/>
+            </w:pPr>
+            <w:r>
+              <w:t xml:space="preserve">0.044</w:t>
+            </w:r>
+          </w:p>
+        </w:tc>
+        <w:tc>
+          <w:tcPr/>
+          <w:p>
+            <w:pPr>
+              <w:pStyle w:val="Compact"/>
+              <w:jc w:val="left"/>
+            </w:pPr>
+            <w:r>
+              <w:t xml:space="preserve">2024</w:t>
             </w:r>
           </w:p>
         </w:tc>
@@ -4008,55 +4008,55 @@
               <w:jc w:val="left"/>
             </w:pPr>
             <w:r>
-              <w:t xml:space="preserve">,</w:t>
-            </w:r>
-          </w:p>
-        </w:tc>
-        <w:tc>
-          <w:tcPr/>
-          <w:p>
-            <w:pPr>
-              <w:pStyle w:val="Compact"/>
-              <w:jc w:val="left"/>
-            </w:pPr>
-            <w:r>
-              <w:t xml:space="preserve">,</w:t>
-            </w:r>
-          </w:p>
-        </w:tc>
-        <w:tc>
-          <w:tcPr/>
-          <w:p>
-            <w:pPr>
-              <w:pStyle w:val="Compact"/>
-              <w:jc w:val="left"/>
-            </w:pPr>
-            <w:r>
-              <w:t xml:space="preserve">,</w:t>
-            </w:r>
-          </w:p>
-        </w:tc>
-        <w:tc>
-          <w:tcPr/>
-          <w:p>
-            <w:pPr>
-              <w:pStyle w:val="Compact"/>
-              <w:jc w:val="left"/>
-            </w:pPr>
-            <w:r>
-              <w:t xml:space="preserve">,</w:t>
-            </w:r>
-          </w:p>
-        </w:tc>
-        <w:tc>
-          <w:tcPr/>
-          <w:p>
-            <w:pPr>
-              <w:pStyle w:val="Compact"/>
-              <w:jc w:val="left"/>
-            </w:pPr>
-            <w:r>
-              <w:t xml:space="preserve">,</w:t>
+              <w:t xml:space="preserve">157</w:t>
+            </w:r>
+          </w:p>
+        </w:tc>
+        <w:tc>
+          <w:tcPr/>
+          <w:p>
+            <w:pPr>
+              <w:pStyle w:val="Compact"/>
+              <w:jc w:val="left"/>
+            </w:pPr>
+            <w:r>
+              <w:t xml:space="preserve">16</w:t>
+            </w:r>
+          </w:p>
+        </w:tc>
+        <w:tc>
+          <w:tcPr/>
+          <w:p>
+            <w:pPr>
+              <w:pStyle w:val="Compact"/>
+              <w:jc w:val="left"/>
+            </w:pPr>
+            <w:r>
+              <w:t xml:space="preserve">10.2%</w:t>
+            </w:r>
+          </w:p>
+        </w:tc>
+        <w:tc>
+          <w:tcPr/>
+          <w:p>
+            <w:pPr>
+              <w:pStyle w:val="Compact"/>
+              <w:jc w:val="left"/>
+            </w:pPr>
+            <w:r>
+              <w:t xml:space="preserve">0.037</w:t>
+            </w:r>
+          </w:p>
+        </w:tc>
+        <w:tc>
+          <w:tcPr/>
+          <w:p>
+            <w:pPr>
+              <w:pStyle w:val="Compact"/>
+              <w:jc w:val="left"/>
+            </w:pPr>
+            <w:r>
+              <w:t xml:space="preserve">2009, 2023</w:t>
             </w:r>
           </w:p>
         </w:tc>
@@ -4165,20 +4165,7 @@
           <w:iCs/>
           <w:i/>
         </w:rPr>
-        <w:t xml:space="preserve">Note: Per-country breakdowns (N, exporter count, exporter %, mean FSTS, wave coverage) are not yet populated. The current replication outputs (</w:t>
-      </w:r>
-      <w:r>
-        <w:rPr>
-          <w:rStyle w:val="VerbatimChar"/>
-        </w:rPr>
-        <w:t xml:space="preserve">p8/replication/reanalysis_7pacific/p8_R_summary.csv</w:t>
-      </w:r>
-      <w:r>
-        <w:rPr>
-          <w:iCs/>
-          <w:i/>
-        </w:rPr>
-        <w:t xml:space="preserve">) report only pooled totals (N = 959; exporters = 132; 13.8%; mean FSTS = 0.048); a per-country descriptives file has not been generated. [AUTHOR ACTION REQUIRED: generate country-level summary statistics from the analysis sample and fill the seven rows below before submission.] Total N reflects analysis sample (non-missing ln_LP and FSTS). Wave coverage varies by country.</w:t>
+        <w:t xml:space="preserve">Note: N reflects the analysis sample (firms with non-missing ln labour productivity and FSTS). Exporters are firms with FSTS &gt; 0; mean FSTS is computed over all firms, including non-exporters. Fiji, Papua New Guinea, and Vanuatu have two WBES waves; the remaining four economies have one.</w:t>
       </w:r>
     </w:p>
     <w:bookmarkEnd w:id="50"/>

--- a/p8/submission/ejdr_package/01_manuscript_blinded.docx
+++ b/p8/submission/ejdr_package/01_manuscript_blinded.docx
@@ -2653,7 +2653,7 @@
         <w:pStyle w:val="FirstParagraph"/>
       </w:pPr>
       <w:r>
-        <w:t xml:space="preserve">We introduced the Forced Internationalization Penalty (FIP), the monotone negative effect of internationalization intensity on firm performance when three structural prerequisites of the inverted-U relationship are simultaneously absent: a viable domestic market, manageable trade costs, and functional institutional support. Using WBES data from 959 firms across seven Pacific SIDS economies, we find robust support for FIP across multiple specifications (β = −1.339, p &lt; .001 in the primary country-and-year fixed-effects model; β = −3.351, p &lt; .001 without country fixed effects; β = −1.176, p = .130 in the exporters-only subsample). The quadratic term is not significant, confirming the monotone negative form with no observable turning point. Digital adoption is null and, although technological capability raises the overall productivity level, neither capability moderates the negative export-performance slope, consistent with the FIP theoretical mechanism.</w:t>
+        <w:t xml:space="preserve">We introduced the Forced Internationalization Penalty (FIP), the monotone negative effect of internationalization intensity on firm performance when three structural prerequisites of the inverted-U relationship are simultaneously absent: a viable domestic market, manageable trade costs, and functional institutional support. Using WBES data from 959 firms across seven Pacific SIDS economies, we find robust support for FIP across multiple specifications (β = −1.339, p &lt; .001 in the primary country-and-year fixed-effects model, estimated on the N = 209 complete-case subsample; β = −3.351, p &lt; .001 without country fixed effects; β = −0.864, p = .050 in the full-sample bivariate model; β = −1.176, p = .130 in the exporters-only subsample). The quadratic term is not significant, confirming the monotone negative form with no observable turning point. Digital adoption is null and, although technological capability raises the overall productivity level, neither capability moderates the negative export-performance slope, consistent with the FIP theoretical mechanism.</w:t>
       </w:r>
     </w:p>
     <w:p>
@@ -4165,7 +4165,7 @@
           <w:iCs/>
           <w:i/>
         </w:rPr>
-        <w:t xml:space="preserve">Note: N reflects the analysis sample (firms with non-missing ln labour productivity and FSTS). Exporters are firms with FSTS &gt; 0; mean FSTS is computed over all firms, including non-exporters. Fiji, Papua New Guinea, and Vanuatu have two WBES waves; the remaining four economies have one.</w:t>
+        <w:t xml:space="preserve">Note: N denotes analysis-sample firm-year observations (non-missing ln labour productivity and FSTS). Exporters are firms with FSTS &gt; 0; mean FSTS is computed over all firms, including non-exporters. Fiji, Papua New Guinea, and Vanuatu have two WBES waves; the remaining four economies have one.</w:t>
       </w:r>
     </w:p>
     <w:bookmarkEnd w:id="50"/>

--- a/p8/submission/ejdr_package/01_manuscript_blinded.docx
+++ b/p8/submission/ejdr_package/01_manuscript_blinded.docx
@@ -2135,6 +2135,24 @@
       </w:pPr>
       <w:r>
         <w:t xml:space="preserve">The exporter subsample with complete controls is very small (N = 26), so this specification is underpowered and the coefficient is not significant; the result is directionally consistent with FIP but cannot, on its own, rule out selection. The fixed-effects evidence (M1, M_yearFE) provides the stronger basis for the FIP inference.</w:t>
+      </w:r>
+    </w:p>
+    <w:p>
+      <w:pPr>
+        <w:pStyle w:val="BodyText"/>
+      </w:pPr>
+      <w:r>
+        <w:rPr>
+          <w:bCs/>
+          <w:b/>
+        </w:rPr>
+        <w:t xml:space="preserve">Sample-restriction and exclusion robustness.</w:t>
+      </w:r>
+      <w:r>
+        <w:t xml:space="preserve"> </w:t>
+      </w:r>
+      <w:r>
+        <w:t xml:space="preserve">Two checks confirm that the FIP estimate is not an artefact of the complete-case sample or of the seven-economy definition. First, the N = 209 estimation sample for the fully controlled model arises almost entirely from missingness on the foreign-ownership control (non-missing for only 22 per cent of firms); re-estimating M1 with country and year fixed effects but without that control recovers the full analysis sample and preserves the result (β(FSTS_c) = −0.835, p = .010, N = 950; with no controls, β = −0.769, p = .015, N = 959). The retained and dropped subsamples have near-identical mean FSTS (0.046 versus 0.049), indicating the restriction is not selected on the focal variable. Second, the penalty is present beyond the Pacific definition: estimated on the full nine-economy small-island pool that additionally includes Comoros and Timor-Leste, it remains negative and significant (β(FSTS_c) = −0.510, p = .008, N = 1,469). The seven-economy restriction therefore strengthens, but does not create, the estimate.</w:t>
       </w:r>
     </w:p>
     <w:bookmarkEnd w:id="34"/>

--- a/p8/submission/ejdr_package/01_manuscript_blinded.docx
+++ b/p8/submission/ejdr_package/01_manuscript_blinded.docx
@@ -63,7 +63,7 @@
       </w:r>
     </w:p>
     <w:bookmarkEnd w:id="20"/>
-    <w:bookmarkStart w:id="21" w:name="Xe3d0fc0bea9a42ce7605565d0964033d7f6ee47"/>
+    <w:bookmarkStart w:id="21" w:name="introduction"/>
     <w:p>
       <w:pPr>
         <w:pStyle w:val="Heading2"/>
@@ -146,7 +146,7 @@
         <w:pStyle w:val="BodyText"/>
       </w:pPr>
       <w:r>
-        <w:t xml:space="preserve">SIDS represent a theoretically extreme yet empirically underserved context for I-P research. These economies are characterized by microscopic domestic markets (Tonga: 104,000 inhabitants; Kiribati: 121,000), extreme geographic isolation amplifying trade costs by 30–210% (Winters &amp; Martins, 2004), and comprehensive institutional voids that limit firms' ability to appropriate returns from international activities (Briguglio, 1995; Khanna &amp; Palepu, 2010). Recent systematic tracking across 121,249 development data points confirms these conditions have deepened rather than abated: progress in 2020–2025 is the slowest on record across 15 of 26 tracked benchmarks, with SIDS and Sub-Saharan Africa disproportionately affected (Pirlea et al., 2026). Independent multi-indicator analysis of six development dimensions poverty, life expectancy, schooling, gender equality, climate, and electricity, finds the world developing at its slowest pace in 75 years, with 54 economies more than a century from reaching developed-country standards at current trajectories, and SIDS disproportionately represented in this cohort (Mahler, Serajuddin, Wadhwa, &amp; Yonzan, 2026). Critically, firms in SIDS do not</w:t>
+        <w:t xml:space="preserve">SIDS represent a theoretically extreme yet empirically underserved context for I-P research. These economies are characterized by microscopic domestic markets (Tonga: 104,000 inhabitants; Kiribati: 121,000), extreme geographic isolation amplifying trade costs by 30–210% (Winters &amp; Martins, 2004), and comprehensive institutional voids that limit firms’ ability to appropriate returns from international activities (Briguglio, 1995; Khanna &amp; Palepu, 2010). Recent systematic tracking across 121,249 development data points confirms these conditions have deepened rather than abated: progress in 2020–2025 is the slowest on record across 15 of 26 tracked benchmarks, with SIDS and Sub-Saharan Africa disproportionately affected (Pirlea et al., 2026). Independent multi-indicator analysis of six development dimensions poverty, life expectancy, schooling, gender equality, climate, and electricity, finds the world developing at its slowest pace in 75 years, with 54 economies more than a century from reaching developed-country standards at current trajectories, and SIDS disproportionately represented in this cohort (Mahler, Serajuddin, Wadhwa, &amp; Yonzan, 2026). Critically, firms in SIDS do not</w:t>
       </w:r>
       <w:r>
         <w:t xml:space="preserve"> </w:t>
@@ -170,7 +170,37 @@
         <w:pStyle w:val="BodyText"/>
       </w:pPr>
       <w:r>
-        <w:t xml:space="preserve">This paper makes three contributions to the IB literature. First, we introduce and theoretically define FIP as a boundary condition of the inverted-U paradigm, distinguishing it from adjacent concepts including phase-1 costs in three-stage theory (Contractor et al., 2003), Liability of Foreignness (Zaheer, 1995), and necessity entrepreneurship (Sarasvathy et al., 2014). Second, we provide empirical evidence from 959 firms across seven Pacific SIDS economies using World Bank Enterprise Survey (WBES) data, the most comprehensive firm-level I-P analysis in Pacific SIDS to date. Third, we document that firm-level capabilities (technological capability, digital adoption) do not appear to override FIP, shifting the theoretical conversation from "institutional moderation of the I-P relationship" (Marano, Tallman, &amp; Teece, 2016) to "institutional determination of the sign of I-P relationship."</w:t>
+        <w:t xml:space="preserve">This paper makes three contributions to the IB literature. First, we introduce and theoretically define FIP as a boundary condition of the inverted-U paradigm, distinguishing it from adjacent concepts including phase-1 costs in three-stage theory (Contractor et al., 2003), Liability of Foreignness (Zaheer, 1995), and necessity entrepreneurship (Sarasvathy et al., 2014). Second, we provide empirical evidence from 959 firms across seven Pacific SIDS economies using World Bank Enterprise Survey (WBES) data, the most comprehensive firm-level I-P analysis in Pacific SIDS to date. Third, we document that firm-level capabilities (technological capability, digital adoption) do not appear to override FIP, shifting the theoretical conversation from</w:t>
+      </w:r>
+      <w:r>
+        <w:t xml:space="preserve"> </w:t>
+      </w:r>
+      <w:r>
+        <w:t xml:space="preserve">“</w:t>
+      </w:r>
+      <w:r>
+        <w:t xml:space="preserve">institutional moderation of the I-P relationship</w:t>
+      </w:r>
+      <w:r>
+        <w:t xml:space="preserve">”</w:t>
+      </w:r>
+      <w:r>
+        <w:t xml:space="preserve"> </w:t>
+      </w:r>
+      <w:r>
+        <w:t xml:space="preserve">(Marano, Tallman, &amp; Teece, 2016) to</w:t>
+      </w:r>
+      <w:r>
+        <w:t xml:space="preserve"> </w:t>
+      </w:r>
+      <w:r>
+        <w:t xml:space="preserve">“</w:t>
+      </w:r>
+      <w:r>
+        <w:t xml:space="preserve">institutional determination of the sign of I-P relationship.</w:t>
+      </w:r>
+      <w:r>
+        <w:t xml:space="preserve">”</w:t>
       </w:r>
     </w:p>
     <w:p>
@@ -182,7 +212,7 @@
       </w:r>
     </w:p>
     <w:bookmarkEnd w:id="21"/>
-    <w:bookmarkStart w:id="26" w:name="X88086f89d30295b73ade34a6a6d72f6030bebeb"/>
+    <w:bookmarkStart w:id="26" w:name="theoretical-background-and-hypotheses"/>
     <w:p>
       <w:pPr>
         <w:pStyle w:val="Heading2"/>
@@ -191,7 +221,7 @@
         <w:t xml:space="preserve">2. Theoretical Background and Hypotheses</w:t>
       </w:r>
     </w:p>
-    <w:bookmarkStart w:id="22" w:name="Xb9f10d5a773f889d0c54a837c7b35981e9ef98d"/>
+    <w:bookmarkStart w:id="22" w:name="Xd1ff7c2b94994d1910854ba407ee8c9b50df341"/>
     <w:p>
       <w:pPr>
         <w:pStyle w:val="Heading3"/>
@@ -237,7 +267,25 @@
         <w:t xml:space="preserve"> </w:t>
       </w:r>
       <w:r>
-        <w:t xml:space="preserve">assumes that firms have a functioning home base providing revenues, resources, and organizational learning before and during internationalization (Johanson &amp; Vahlne, 1977; 2009). When the domestic market is non-viable, too small to support minimum efficient scale for even basic operations, firms are structurally compelled to export regardless of strategic readiness or capability. The "selection into exporting" assumption underlying most I-P models breaks down.</w:t>
+        <w:t xml:space="preserve">assumes that firms have a functioning home base providing revenues, resources, and organizational learning before and during internationalization (Johanson &amp; Vahlne, 1977; 2009). When the domestic market is non-viable, too small to support minimum efficient scale for even basic operations, firms are structurally compelled to export regardless of strategic readiness or capability. The</w:t>
+      </w:r>
+      <w:r>
+        <w:t xml:space="preserve"> </w:t>
+      </w:r>
+      <w:r>
+        <w:t xml:space="preserve">“</w:t>
+      </w:r>
+      <w:r>
+        <w:t xml:space="preserve">selection into exporting</w:t>
+      </w:r>
+      <w:r>
+        <w:t xml:space="preserve">”</w:t>
+      </w:r>
+      <w:r>
+        <w:t xml:space="preserve"> </w:t>
+      </w:r>
+      <w:r>
+        <w:t xml:space="preserve">assumption underlying most I-P models breaks down.</w:t>
       </w:r>
     </w:p>
     <w:p>
@@ -289,7 +337,7 @@
       </w:r>
     </w:p>
     <w:bookmarkEnd w:id="22"/>
-    <w:bookmarkStart w:id="23" w:name="X1f001da1b4b1572ea8f32d5031e054868494059"/>
+    <w:bookmarkStart w:id="23" w:name="Xb7db0e39015cb6f3662a52d47fb6342a9feb2fb"/>
     <w:p>
       <w:pPr>
         <w:pStyle w:val="Heading3"/>
@@ -413,7 +461,7 @@
         <w:t xml:space="preserve">From SIDS economic vulnerability (Briguglio, 1995)</w:t>
       </w:r>
       <w:r>
-        <w:t xml:space="preserve">: Briguglio's</w:t>
+        <w:t xml:space="preserve">: Briguglio’s</w:t>
       </w:r>
       <w:r>
         <w:t xml:space="preserve"> </w:t>
@@ -423,7 +471,7 @@
       </w:r>
     </w:p>
     <w:bookmarkEnd w:id="23"/>
-    <w:bookmarkStart w:id="24" w:name="Xc71733a542ce4d73564dcb0287a5b80a716b22f"/>
+    <w:bookmarkStart w:id="24" w:name="X6db7ec46da19cbe734f496417815d07c46d6d99"/>
     <w:p>
       <w:pPr>
         <w:pStyle w:val="Heading3"/>
@@ -496,7 +544,7 @@
       </w:r>
     </w:p>
     <w:bookmarkEnd w:id="24"/>
-    <w:bookmarkStart w:id="25" w:name="Xf304c7c051670d76ad64f147386dc979ed380d0"/>
+    <w:bookmarkStart w:id="25" w:name="the-role-of-firm-level-capabilities"/>
     <w:p>
       <w:pPr>
         <w:pStyle w:val="Heading3"/>
@@ -552,7 +600,7 @@
     </w:p>
     <w:bookmarkEnd w:id="25"/>
     <w:bookmarkEnd w:id="26"/>
-    <w:bookmarkStart w:id="30" w:name="X5eb800a903106e48a684e9ea9de39ed619b9df8"/>
+    <w:bookmarkStart w:id="30" w:name="data-and-methods"/>
     <w:p>
       <w:pPr>
         <w:pStyle w:val="Heading2"/>
@@ -561,7 +609,7 @@
         <w:t xml:space="preserve">3. Data and Methods</w:t>
       </w:r>
     </w:p>
-    <w:bookmarkStart w:id="27" w:name="X180323993af082d7b264d69830cacecf330a102"/>
+    <w:bookmarkStart w:id="27" w:name="data-source"/>
     <w:p>
       <w:pPr>
         <w:pStyle w:val="Heading3"/>
@@ -595,7 +643,7 @@
       </w:r>
     </w:p>
     <w:bookmarkEnd w:id="27"/>
-    <w:bookmarkStart w:id="28" w:name="X431a8b355211b47c6e494a5f659051454df4ed1"/>
+    <w:bookmarkStart w:id="28" w:name="measures"/>
     <w:p>
       <w:pPr>
         <w:pStyle w:val="Heading3"/>
@@ -649,7 +697,7 @@
         <w:t xml:space="preserve"> </w:t>
       </w:r>
       <w:r>
-        <w:t xml:space="preserve">et al. (2016) and Contractor et al. (2003), we construct FSTS (Foreign Sales to Total Sales) from WBES item d3c (percentage of sales exported), divided by 100. For the main models, FSTS is mean-centered at the wave level: FSTS_c = FSTS − mean_wave(FSTS), yielding a mean FSTS of 0.048 (SD unreported due to small exporter subsample). Mean-centering suppresses cross-wave level differences while preserving within-wave variation, following standard practice for studies examining FSTS curvature (Haans et al., 2016).</w:t>
+        <w:t xml:space="preserve">et al. (2016) and Contractor et al. (2003), we construct FSTS (Foreign Sales to Total Sales) from WBES items d3b + d3c (percentage of sales from indirect plus direct exports), divided by 100. For the main models, FSTS is mean-centered at the wave level: FSTS_c = FSTS − mean_wave(FSTS), yielding a mean FSTS of 0.048 (SD unreported due to small exporter subsample). Mean-centering suppresses cross-wave level differences while preserving within-wave variation, following standard practice for studies examining FSTS curvature (Haans et al., 2016).</w:t>
       </w:r>
     </w:p>
     <w:p>
@@ -752,15 +800,15 @@
     <w:tbl>
       <w:tblPr>
         <w:tblStyle w:val="Table"/>
-        <w:tblW w:type="auto" w:w="0"/>
+        <w:tblW w:type="pct" w:w="5000"/>
         <w:tblLook w:firstRow="1" w:lastRow="0" w:firstColumn="0" w:lastColumn="0" w:noHBand="0" w:noVBand="0" w:val="0020"/>
         <w:jc w:val="start"/>
       </w:tblPr>
       <w:tblGrid>
-        <w:gridCol w:w="1980"/>
-        <w:gridCol w:w="1980"/>
-        <w:gridCol w:w="1980"/>
-        <w:gridCol w:w="1980"/>
+        <w:gridCol w:w="549"/>
+        <w:gridCol w:w="452"/>
+        <w:gridCol w:w="3297"/>
+        <w:gridCol w:w="3620"/>
       </w:tblGrid>
       <w:tr>
         <w:trPr>
@@ -886,19 +934,19 @@
               <w:jc w:val="left"/>
             </w:pPr>
             <w:r>
-              <w:t xml:space="preserve">d3c</w:t>
-            </w:r>
-          </w:p>
-        </w:tc>
-        <w:tc>
-          <w:tcPr/>
-          <w:p>
-            <w:pPr>
-              <w:pStyle w:val="Compact"/>
-              <w:jc w:val="left"/>
-            </w:pPr>
-            <w:r>
-              <w:t xml:space="preserve">d3c / 100; proportion of total sales from exports</w:t>
+              <w:t xml:space="preserve">d3b + d3c</w:t>
+            </w:r>
+          </w:p>
+        </w:tc>
+        <w:tc>
+          <w:tcPr/>
+          <w:p>
+            <w:pPr>
+              <w:pStyle w:val="Compact"/>
+              <w:jc w:val="left"/>
+            </w:pPr>
+            <w:r>
+              <w:t xml:space="preserve">(d3b + d3c) / 100; proportion of total sales from exports</w:t>
             </w:r>
           </w:p>
         </w:tc>
@@ -936,7 +984,7 @@
               <w:jc w:val="left"/>
             </w:pPr>
             <w:r>
-              <w:t xml:space="preserve">d3c</w:t>
+              <w:t xml:space="preserve">d3b + d3c</w:t>
             </w:r>
           </w:p>
         </w:tc>
@@ -986,7 +1034,7 @@
               <w:jc w:val="left"/>
             </w:pPr>
             <w:r>
-              <w:t xml:space="preserve">d3c</w:t>
+              <w:t xml:space="preserve">d3b + d3c</w:t>
             </w:r>
           </w:p>
         </w:tc>
@@ -1391,7 +1439,7 @@
       </w:r>
     </w:p>
     <w:bookmarkEnd w:id="28"/>
-    <w:bookmarkStart w:id="29" w:name="Xc5fe1f3cf583535f12a87a680dcd317400b3da2"/>
+    <w:bookmarkStart w:id="29" w:name="model-sequence"/>
     <w:p>
       <w:pPr>
         <w:pStyle w:val="Heading3"/>
@@ -1530,7 +1578,7 @@
     </w:p>
     <w:bookmarkEnd w:id="29"/>
     <w:bookmarkEnd w:id="30"/>
-    <w:bookmarkStart w:id="37" w:name="X121719332867ee227f0a04b486098cee978c6e6"/>
+    <w:bookmarkStart w:id="37" w:name="results"/>
     <w:p>
       <w:pPr>
         <w:pStyle w:val="Heading2"/>
@@ -1539,7 +1587,7 @@
         <w:t xml:space="preserve">4. Results</w:t>
       </w:r>
     </w:p>
-    <w:bookmarkStart w:id="31" w:name="Xf031df31c5b8141c05fcebab78842231a9e024a"/>
+    <w:bookmarkStart w:id="31" w:name="X7564ed8aad7671c5c72c9705a49a1794e1c47b3"/>
     <w:p>
       <w:pPr>
         <w:pStyle w:val="Heading3"/>
@@ -1557,7 +1605,7 @@
       </w:r>
     </w:p>
     <w:bookmarkEnd w:id="31"/>
-    <w:bookmarkStart w:id="32" w:name="X221fb7e0fbd1e09102b607f2a4be829dba85b6e"/>
+    <w:bookmarkStart w:id="32" w:name="X6abbfa22e96478212f3491c4cdbfe1ca192aca8"/>
     <w:p>
       <w:pPr>
         <w:pStyle w:val="Heading3"/>
@@ -1662,7 +1710,7 @@
       </w:r>
     </w:p>
     <w:bookmarkEnd w:id="32"/>
-    <w:bookmarkStart w:id="33" w:name="X278b3f0cc4133671f70c21e2e288fdaa4a06e72"/>
+    <w:bookmarkStart w:id="33" w:name="Xc0a88d50ea7b5c27a76a85a44afe4aa278d46cd"/>
     <w:p>
       <w:pPr>
         <w:pStyle w:val="Heading3"/>
@@ -1716,7 +1764,7 @@
         <w:pStyle w:val="BodyText"/>
       </w:pPr>
       <w:r>
-        <w:t xml:space="preserve">Following Haans et al. (2016), we evaluate the four necessary conditions for a curvature relationship. All four must hold for an inverted-U to be confirmed; here, all four</w:t>
+        <w:t xml:space="preserve">Following Haans et al. (2016), we evaluate the four necessary conditions for a curvature relationship. All four must hold for an inverted-U to be confirmed; here, all four</w:t>
       </w:r>
       <w:r>
         <w:t xml:space="preserve"> </w:t>
@@ -1931,7 +1979,7 @@
       </w:r>
     </w:p>
     <w:bookmarkEnd w:id="33"/>
-    <w:bookmarkStart w:id="34" w:name="X7c95bb97131b594aa7673109c051c80c5a0bcc4"/>
+    <w:bookmarkStart w:id="34" w:name="robustness"/>
     <w:p>
       <w:pPr>
         <w:pStyle w:val="Heading3"/>
@@ -2156,7 +2204,7 @@
       </w:r>
     </w:p>
     <w:bookmarkEnd w:id="34"/>
-    <w:bookmarkStart w:id="35" w:name="Xb09bd355cfef31bfb4a34bc8569e299208ad4bf"/>
+    <w:bookmarkStart w:id="35" w:name="capability-null-results-h2"/>
     <w:p>
       <w:pPr>
         <w:pStyle w:val="Heading3"/>
@@ -2220,7 +2268,7 @@
       </w:r>
     </w:p>
     <w:bookmarkEnd w:id="35"/>
-    <w:bookmarkStart w:id="36" w:name="X6c093959484b3f9d4e201eec1d461ec8d4bd970"/>
+    <w:bookmarkStart w:id="36" w:name="summary"/>
     <w:p>
       <w:pPr>
         <w:pStyle w:val="Heading3"/>
@@ -2239,7 +2287,7 @@
     </w:p>
     <w:bookmarkEnd w:id="36"/>
     <w:bookmarkEnd w:id="37"/>
-    <w:bookmarkStart w:id="43" w:name="X735612638e4e736e4693e459c258977262c0dfc"/>
+    <w:bookmarkStart w:id="43" w:name="discussion"/>
     <w:p>
       <w:pPr>
         <w:pStyle w:val="Heading2"/>
@@ -2248,7 +2296,7 @@
         <w:t xml:space="preserve">5. Discussion</w:t>
       </w:r>
     </w:p>
-    <w:bookmarkStart w:id="38" w:name="X756057e5c11f0c9dd39f4fea415a3ea89277fd3"/>
+    <w:bookmarkStart w:id="38" w:name="Xd4d8ec5bfb52f8d3fe2e7c438ba390b633573fa"/>
     <w:p>
       <w:pPr>
         <w:pStyle w:val="Heading3"/>
@@ -2270,7 +2318,25 @@
         <w:pStyle w:val="BodyText"/>
       </w:pPr>
       <w:r>
-        <w:t xml:space="preserve">The FIP concept explains this reversal through the logic of violated structural prerequisites. When no viable domestic market exists, FSTS is not a strategic choice variable but a survival necessity, firms cannot accumulate the home-base resources and organizational capabilities that fund and sustain profitable internationalization. When trade costs amplify export revenues' "cost of doing business" by 30–210% (Winters &amp; Martins, 2004), the marginal economics of exporting are negative from the outset. When institutional voids are comprehensive, absent trade finance intermediaries, unreliable contract enforcement, limited standards infrastructure, firms cannot appropriate the learning and scale benefits that internationalization theory promises.</w:t>
+        <w:t xml:space="preserve">The FIP concept explains this reversal through the logic of violated structural prerequisites. When no viable domestic market exists, FSTS is not a strategic choice variable but a survival necessity, firms cannot accumulate the home-base resources and organizational capabilities that fund and sustain profitable internationalization. When trade costs amplify export revenues’</w:t>
+      </w:r>
+      <w:r>
+        <w:t xml:space="preserve"> </w:t>
+      </w:r>
+      <w:r>
+        <w:t xml:space="preserve">“</w:t>
+      </w:r>
+      <w:r>
+        <w:t xml:space="preserve">cost of doing business</w:t>
+      </w:r>
+      <w:r>
+        <w:t xml:space="preserve">”</w:t>
+      </w:r>
+      <w:r>
+        <w:t xml:space="preserve"> </w:t>
+      </w:r>
+      <w:r>
+        <w:t xml:space="preserve">by 30–210% (Winters &amp; Martins, 2004), the marginal economics of exporting are negative from the outset. When institutional voids are comprehensive, absent trade finance intermediaries, unreliable contract enforcement, limited standards infrastructure, firms cannot appropriate the learning and scale benefits that internationalization theory promises.</w:t>
       </w:r>
     </w:p>
     <w:p>
@@ -2300,7 +2366,7 @@
         <w:t xml:space="preserve"> </w:t>
       </w:r>
       <w:r>
-        <w:t xml:space="preserve">prerequisites are satisfied. The existing literature's finding that institutional quality</w:t>
+        <w:t xml:space="preserve">prerequisites are satisfied. The existing literature’s finding that institutional quality</w:t>
       </w:r>
       <w:r>
         <w:t xml:space="preserve"> </w:t>
@@ -2316,11 +2382,47 @@
         <w:t xml:space="preserve"> </w:t>
       </w:r>
       <w:r>
-        <w:t xml:space="preserve">the I-P relationship (Marano et al., 2016) is a special case of a more general theoretical relationship: when institutional conditions cross a structural threshold from "weaker moderation" to "violated prerequisites, " the sign, not just the magnitude, of the I-P relationship reverses.</w:t>
+        <w:t xml:space="preserve">the I-P relationship (Marano et al., 2016) is a special case of a more general theoretical relationship: when institutional conditions cross a structural threshold from</w:t>
+      </w:r>
+      <w:r>
+        <w:t xml:space="preserve"> </w:t>
+      </w:r>
+      <w:r>
+        <w:t xml:space="preserve">“</w:t>
+      </w:r>
+      <w:r>
+        <w:t xml:space="preserve">weaker moderation</w:t>
+      </w:r>
+      <w:r>
+        <w:t xml:space="preserve">”</w:t>
+      </w:r>
+      <w:r>
+        <w:t xml:space="preserve"> </w:t>
+      </w:r>
+      <w:r>
+        <w:t xml:space="preserve">to</w:t>
+      </w:r>
+      <w:r>
+        <w:t xml:space="preserve"> </w:t>
+      </w:r>
+      <w:r>
+        <w:t xml:space="preserve">“</w:t>
+      </w:r>
+      <w:r>
+        <w:t xml:space="preserve">violated prerequisites,</w:t>
+      </w:r>
+      <w:r>
+        <w:t xml:space="preserve">”</w:t>
+      </w:r>
+      <w:r>
+        <w:t xml:space="preserve"> </w:t>
+      </w:r>
+      <w:r>
+        <w:t xml:space="preserve">the sign, not just the magnitude, of the I-P relationship reverses.</w:t>
       </w:r>
     </w:p>
     <w:bookmarkEnd w:id="38"/>
-    <w:bookmarkStart w:id="39" w:name="X0f7881790c29927869278ccfdf374374fedd8e4"/>
+    <w:bookmarkStart w:id="39" w:name="Xbadf487e3d91c7f5e5de16c24aa3b4c984ad28e"/>
     <w:p>
       <w:pPr>
         <w:pStyle w:val="Heading3"/>
@@ -2334,7 +2436,7 @@
         <w:pStyle w:val="FirstParagraph"/>
       </w:pPr>
       <w:r>
-        <w:t xml:space="preserve">FIP represents a qualitative shift in how we conceptualize institutional effects on I-P relationships. Most prior theorizing treats institutional effects as continuous modifiers of the inverted-U's shape and location: higher institutional quality shifts the optimum FSTS upward, broadens the positive range, or raises the peak performance level (Marano et al., 2016; Hitt et al., 1997). This is a change in</w:t>
+        <w:t xml:space="preserve">FIP represents a qualitative shift in how we conceptualize institutional effects on I-P relationships. Most prior theorizing treats institutional effects as continuous modifiers of the inverted-U’s shape and location: higher institutional quality shifts the optimum FSTS upward, broadens the positive range, or raises the peak performance level (Marano et al., 2016; Hitt et al., 1997). This is a change in</w:t>
       </w:r>
       <w:r>
         <w:t xml:space="preserve"> </w:t>
@@ -2368,7 +2470,43 @@
         <w:t xml:space="preserve">kind</w:t>
       </w:r>
       <w:r>
-        <w:t xml:space="preserve">: at the extreme end of the institutional spectrum, where all three structural prerequisites are absent simultaneously, the I-P functional form is not a modified inverted-U but a qualitatively different pattern (monotone negative). This extends the theoretical vocabulary of IB research beyond "intensity moderation" toward "existence moderation" of the I-P relationship.</w:t>
+        <w:t xml:space="preserve">: at the extreme end of the institutional spectrum, where all three structural prerequisites are absent simultaneously, the I-P functional form is not a modified inverted-U but a qualitatively different pattern (monotone negative). This extends the theoretical vocabulary of IB research beyond</w:t>
+      </w:r>
+      <w:r>
+        <w:t xml:space="preserve"> </w:t>
+      </w:r>
+      <w:r>
+        <w:t xml:space="preserve">“</w:t>
+      </w:r>
+      <w:r>
+        <w:t xml:space="preserve">intensity moderation</w:t>
+      </w:r>
+      <w:r>
+        <w:t xml:space="preserve">”</w:t>
+      </w:r>
+      <w:r>
+        <w:t xml:space="preserve"> </w:t>
+      </w:r>
+      <w:r>
+        <w:t xml:space="preserve">toward</w:t>
+      </w:r>
+      <w:r>
+        <w:t xml:space="preserve"> </w:t>
+      </w:r>
+      <w:r>
+        <w:t xml:space="preserve">“</w:t>
+      </w:r>
+      <w:r>
+        <w:t xml:space="preserve">existence moderation</w:t>
+      </w:r>
+      <w:r>
+        <w:t xml:space="preserve">”</w:t>
+      </w:r>
+      <w:r>
+        <w:t xml:space="preserve"> </w:t>
+      </w:r>
+      <w:r>
+        <w:t xml:space="preserve">of the I-P relationship.</w:t>
       </w:r>
     </w:p>
     <w:p>
@@ -2380,13 +2518,13 @@
       </w:r>
     </w:p>
     <w:bookmarkEnd w:id="39"/>
-    <w:bookmarkStart w:id="40" w:name="X8a30c3062e38861be110fa8b68be2e42e1dcb57"/>
+    <w:bookmarkStart w:id="40" w:name="X83134c98a606fe0940406da95e076e069d717cc"/>
     <w:p>
       <w:pPr>
         <w:pStyle w:val="Heading3"/>
       </w:pPr>
       <w:r>
-        <w:t xml:space="preserve">5.3 The Capability Null: Institutional Determination vs. Moderation</w:t>
+        <w:t xml:space="preserve">5.3 The Capability Null: Institutional Determination vs. Moderation</w:t>
       </w:r>
     </w:p>
     <w:p>
@@ -2432,7 +2570,25 @@
         <w:pStyle w:val="BodyText"/>
       </w:pPr>
       <w:r>
-        <w:t xml:space="preserve">This is consistent with the resource-based view's emphasis on context-dependency (Barney, 1991): resources generate value only within institutional environments that support appropriability. Teece's (2007) dynamic capabilities framework similarly assumes functioning market mechanisms; in their absence, dynamic capabilities may be "trapped" in the firm, unable to translate into performance advantages through international market transactions.</w:t>
+        <w:t xml:space="preserve">This is consistent with the resource-based view’s emphasis on context-dependency (Barney, 1991): resources generate value only within institutional environments that support appropriability. Teece’s (2007) dynamic capabilities framework similarly assumes functioning market mechanisms; in their absence, dynamic capabilities may be</w:t>
+      </w:r>
+      <w:r>
+        <w:t xml:space="preserve"> </w:t>
+      </w:r>
+      <w:r>
+        <w:t xml:space="preserve">“</w:t>
+      </w:r>
+      <w:r>
+        <w:t xml:space="preserve">trapped</w:t>
+      </w:r>
+      <w:r>
+        <w:t xml:space="preserve">”</w:t>
+      </w:r>
+      <w:r>
+        <w:t xml:space="preserve"> </w:t>
+      </w:r>
+      <w:r>
+        <w:t xml:space="preserve">in the firm, unable to translate into performance advantages through international market transactions.</w:t>
       </w:r>
     </w:p>
     <w:p>
@@ -2444,7 +2600,7 @@
       </w:r>
     </w:p>
     <w:bookmarkEnd w:id="40"/>
-    <w:bookmarkStart w:id="41" w:name="X8bcfb993ada7fae012c0a3b08b0e9a3dc544172"/>
+    <w:bookmarkStart w:id="41" w:name="Xf8f5a8a03ba0839ca8278bd9312f3d61be61a50"/>
     <w:p>
       <w:pPr>
         <w:pStyle w:val="Heading3"/>
@@ -2538,11 +2694,11 @@
         <w:t xml:space="preserve"> </w:t>
       </w:r>
       <w:r>
-        <w:t xml:space="preserve">(functional institutions): targeted institutional development focused on trade facilitation infrastructure, standards bodies, trade finance intermediaries, export promotion agencies with genuine capacity, rather than generic governance reform may most directly address the FIP mechanism. Goedhuys and Sleuwaegen's (2013) evidence on international certification is instructive: their finding that ISO certification improves firm productivity is consistent with the null TCI result here if certification's productivity benefit is conditional on institutions that support standards enforcement and customer recognition, conditions absent in the SIDS context.</w:t>
+        <w:t xml:space="preserve">(functional institutions): targeted institutional development focused on trade facilitation infrastructure, standards bodies, trade finance intermediaries, export promotion agencies with genuine capacity, rather than generic governance reform may most directly address the FIP mechanism. Goedhuys and Sleuwaegen’s (2013) evidence on international certification is instructive: their finding that ISO certification improves firm productivity is consistent with the null TCI result here if certification’s productivity benefit is conditional on institutions that support standards enforcement and customer recognition, conditions absent in the SIDS context.</w:t>
       </w:r>
     </w:p>
     <w:bookmarkEnd w:id="41"/>
-    <w:bookmarkStart w:id="42" w:name="Xde7edcb3f604b7ff7a62d585547252a5b42f172"/>
+    <w:bookmarkStart w:id="42" w:name="limitations"/>
     <w:p>
       <w:pPr>
         <w:pStyle w:val="Heading3"/>
@@ -2657,7 +2813,7 @@
     </w:p>
     <w:bookmarkEnd w:id="42"/>
     <w:bookmarkEnd w:id="43"/>
-    <w:bookmarkStart w:id="44" w:name="X56025c6d9dbf7520f7a7df11f905cdd09f46e4a"/>
+    <w:bookmarkStart w:id="44" w:name="conclusions"/>
     <w:p>
       <w:pPr>
         <w:pStyle w:val="Heading2"/>
@@ -2679,7 +2835,61 @@
         <w:pStyle w:val="BodyText"/>
       </w:pPr>
       <w:r>
-        <w:t xml:space="preserve">These findings contribute to IB theory in two ways. First, they help reorient the discourse on institutional effects from "institutional moderation of I-P intensity" to "institutional determination of I-P sign, " suggesting that the inverted-U may be conditional on structural prerequisites rather than broadly applicable across contexts. Second, they extend the application of "forced internationalization" beyond the SME literature into the performance-outcome domain, providing a theoretically defined and empirically grounded construct (FIP) that future research can build upon.</w:t>
+        <w:t xml:space="preserve">These findings contribute to IB theory in two ways. First, they help reorient the discourse on institutional effects from</w:t>
+      </w:r>
+      <w:r>
+        <w:t xml:space="preserve"> </w:t>
+      </w:r>
+      <w:r>
+        <w:t xml:space="preserve">“</w:t>
+      </w:r>
+      <w:r>
+        <w:t xml:space="preserve">institutional moderation of I-P intensity</w:t>
+      </w:r>
+      <w:r>
+        <w:t xml:space="preserve">”</w:t>
+      </w:r>
+      <w:r>
+        <w:t xml:space="preserve"> </w:t>
+      </w:r>
+      <w:r>
+        <w:t xml:space="preserve">to</w:t>
+      </w:r>
+      <w:r>
+        <w:t xml:space="preserve"> </w:t>
+      </w:r>
+      <w:r>
+        <w:t xml:space="preserve">“</w:t>
+      </w:r>
+      <w:r>
+        <w:t xml:space="preserve">institutional determination of I-P sign,</w:t>
+      </w:r>
+      <w:r>
+        <w:t xml:space="preserve">”</w:t>
+      </w:r>
+      <w:r>
+        <w:t xml:space="preserve"> </w:t>
+      </w:r>
+      <w:r>
+        <w:t xml:space="preserve">suggesting that the inverted-U may be conditional on structural prerequisites rather than broadly applicable across contexts. Second, they extend the application of</w:t>
+      </w:r>
+      <w:r>
+        <w:t xml:space="preserve"> </w:t>
+      </w:r>
+      <w:r>
+        <w:t xml:space="preserve">“</w:t>
+      </w:r>
+      <w:r>
+        <w:t xml:space="preserve">forced internationalization</w:t>
+      </w:r>
+      <w:r>
+        <w:t xml:space="preserve">”</w:t>
+      </w:r>
+      <w:r>
+        <w:t xml:space="preserve"> </w:t>
+      </w:r>
+      <w:r>
+        <w:t xml:space="preserve">beyond the SME literature into the performance-outcome domain, providing a theoretically defined and empirically grounded construct (FIP) that future research can build upon.</w:t>
       </w:r>
     </w:p>
     <w:p>
@@ -2705,7 +2915,7 @@
         <w:pStyle w:val="FirstParagraph"/>
       </w:pPr>
       <w:r>
-        <w:t xml:space="preserve">During the preparation of this work, the author(s) used Grammarly, a writing-assistance tool, in order to correct spelling, grammar, and punctuation in the author(s)' own original text. No generative artificial-intelligence tool was used to generate, draft, or create any substantive content, analysis, or interpretation. After using this tool, the author(s) reviewed and edited the content as needed and take(s) full responsibility for the content of the publication.</w:t>
+        <w:t xml:space="preserve">During the preparation of this work, the author(s) used Grammarly, a writing-assistance tool, in order to correct spelling, grammar, and punctuation in the author(s)’ own original text. No generative artificial-intelligence tool was used to generate, draft, or create any substantive content, analysis, or interpretation. After using this tool, the author(s) reviewed and edited the content as needed and take(s) full responsibility for the content of the publication.</w:t>
       </w:r>
     </w:p>
     <w:bookmarkEnd w:id="45"/>
@@ -3149,7 +3359,7 @@
         <w:t xml:space="preserve"> </w:t>
       </w:r>
       <w:r>
-        <w:t xml:space="preserve">(Policy Research Working Paper No. 11350). World Bank Group.</w:t>
+        <w:t xml:space="preserve">(Policy Research Working Paper No. 11350). World Bank Group.</w:t>
       </w:r>
     </w:p>
     <w:p>
@@ -3460,7 +3670,7 @@
         <w:t xml:space="preserve">Appendix A: Tables</w:t>
       </w:r>
     </w:p>
-    <w:bookmarkStart w:id="50" w:name="table-1-country-level-summary-statistics"/>
+    <w:bookmarkStart w:id="50" w:name="Xd18a7fdbbe8955432f108664659551dd8892246"/>
     <w:p>
       <w:pPr>
         <w:pStyle w:val="Heading3"/>
@@ -3472,15 +3682,743 @@
     <w:tbl>
       <w:tblPr>
         <w:tblStyle w:val="Table"/>
-        <w:tblW w:type="auto" w:w="0"/>
+        <w:tblW w:type="pct" w:w="5000"/>
         <w:tblLook w:firstRow="1" w:lastRow="0" w:firstColumn="0" w:lastColumn="0" w:noHBand="0" w:noVBand="0" w:val="0020"/>
         <w:jc w:val="start"/>
       </w:tblPr>
       <w:tblGrid>
-        <w:gridCol w:w="1320"/>
-        <w:gridCol w:w="1320"/>
-        <w:gridCol w:w="1320"/>
-        <w:gridCol w:w="1320"/>
+        <w:gridCol w:w="1926"/>
+        <w:gridCol w:w="1177"/>
+        <w:gridCol w:w="1177"/>
+        <w:gridCol w:w="1284"/>
+        <w:gridCol w:w="1177"/>
+        <w:gridCol w:w="1177"/>
+      </w:tblGrid>
+      <w:tr>
+        <w:trPr>
+          <w:tblHeader w:val="true"/>
+        </w:trPr>
+        <w:tc>
+          <w:tcPr/>
+          <w:p>
+            <w:pPr>
+              <w:pStyle w:val="Compact"/>
+              <w:jc w:val="left"/>
+            </w:pPr>
+            <w:r>
+              <w:t xml:space="preserve">Economy</w:t>
+            </w:r>
+          </w:p>
+        </w:tc>
+        <w:tc>
+          <w:tcPr/>
+          <w:p>
+            <w:pPr>
+              <w:pStyle w:val="Compact"/>
+              <w:jc w:val="left"/>
+            </w:pPr>
+            <w:r>
+              <w:t xml:space="preserve">N (firms)</w:t>
+            </w:r>
+          </w:p>
+        </w:tc>
+        <w:tc>
+          <w:tcPr/>
+          <w:p>
+            <w:pPr>
+              <w:pStyle w:val="Compact"/>
+              <w:jc w:val="left"/>
+            </w:pPr>
+            <w:r>
+              <w:t xml:space="preserve">Exporters</w:t>
+            </w:r>
+          </w:p>
+        </w:tc>
+        <w:tc>
+          <w:tcPr/>
+          <w:p>
+            <w:pPr>
+              <w:pStyle w:val="Compact"/>
+              <w:jc w:val="left"/>
+            </w:pPr>
+            <w:r>
+              <w:t xml:space="preserve">Exporter %</w:t>
+            </w:r>
+          </w:p>
+        </w:tc>
+        <w:tc>
+          <w:tcPr/>
+          <w:p>
+            <w:pPr>
+              <w:pStyle w:val="Compact"/>
+              <w:jc w:val="left"/>
+            </w:pPr>
+            <w:r>
+              <w:t xml:space="preserve">Mean FSTS</w:t>
+            </w:r>
+          </w:p>
+        </w:tc>
+        <w:tc>
+          <w:tcPr/>
+          <w:p>
+            <w:pPr>
+              <w:pStyle w:val="Compact"/>
+              <w:jc w:val="left"/>
+            </w:pPr>
+            <w:r>
+              <w:t xml:space="preserve">Waves</w:t>
+            </w:r>
+          </w:p>
+        </w:tc>
+      </w:tr>
+      <w:tr>
+        <w:tc>
+          <w:tcPr/>
+          <w:p>
+            <w:pPr>
+              <w:pStyle w:val="Compact"/>
+              <w:jc w:val="left"/>
+            </w:pPr>
+            <w:r>
+              <w:t xml:space="preserve">Fiji</w:t>
+            </w:r>
+          </w:p>
+        </w:tc>
+        <w:tc>
+          <w:tcPr/>
+          <w:p>
+            <w:pPr>
+              <w:pStyle w:val="Compact"/>
+              <w:jc w:val="left"/>
+            </w:pPr>
+            <w:r>
+              <w:t xml:space="preserve">165</w:t>
+            </w:r>
+          </w:p>
+        </w:tc>
+        <w:tc>
+          <w:tcPr/>
+          <w:p>
+            <w:pPr>
+              <w:pStyle w:val="Compact"/>
+              <w:jc w:val="left"/>
+            </w:pPr>
+            <w:r>
+              <w:t xml:space="preserve">46</w:t>
+            </w:r>
+          </w:p>
+        </w:tc>
+        <w:tc>
+          <w:tcPr/>
+          <w:p>
+            <w:pPr>
+              <w:pStyle w:val="Compact"/>
+              <w:jc w:val="left"/>
+            </w:pPr>
+            <w:r>
+              <w:t xml:space="preserve">27.9%</w:t>
+            </w:r>
+          </w:p>
+        </w:tc>
+        <w:tc>
+          <w:tcPr/>
+          <w:p>
+            <w:pPr>
+              <w:pStyle w:val="Compact"/>
+              <w:jc w:val="left"/>
+            </w:pPr>
+            <w:r>
+              <w:t xml:space="preserve">0.109</w:t>
+            </w:r>
+          </w:p>
+        </w:tc>
+        <w:tc>
+          <w:tcPr/>
+          <w:p>
+            <w:pPr>
+              <w:pStyle w:val="Compact"/>
+              <w:jc w:val="left"/>
+            </w:pPr>
+            <w:r>
+              <w:t xml:space="preserve">2009, 2025</w:t>
+            </w:r>
+          </w:p>
+        </w:tc>
+      </w:tr>
+      <w:tr>
+        <w:tc>
+          <w:tcPr/>
+          <w:p>
+            <w:pPr>
+              <w:pStyle w:val="Compact"/>
+              <w:jc w:val="left"/>
+            </w:pPr>
+            <w:r>
+              <w:t xml:space="preserve">Kiribati</w:t>
+            </w:r>
+          </w:p>
+        </w:tc>
+        <w:tc>
+          <w:tcPr/>
+          <w:p>
+            <w:pPr>
+              <w:pStyle w:val="Compact"/>
+              <w:jc w:val="left"/>
+            </w:pPr>
+            <w:r>
+              <w:t xml:space="preserve">114</w:t>
+            </w:r>
+          </w:p>
+        </w:tc>
+        <w:tc>
+          <w:tcPr/>
+          <w:p>
+            <w:pPr>
+              <w:pStyle w:val="Compact"/>
+              <w:jc w:val="left"/>
+            </w:pPr>
+            <w:r>
+              <w:t xml:space="preserve">3</w:t>
+            </w:r>
+          </w:p>
+        </w:tc>
+        <w:tc>
+          <w:tcPr/>
+          <w:p>
+            <w:pPr>
+              <w:pStyle w:val="Compact"/>
+              <w:jc w:val="left"/>
+            </w:pPr>
+            <w:r>
+              <w:t xml:space="preserve">2.6%</w:t>
+            </w:r>
+          </w:p>
+        </w:tc>
+        <w:tc>
+          <w:tcPr/>
+          <w:p>
+            <w:pPr>
+              <w:pStyle w:val="Compact"/>
+              <w:jc w:val="left"/>
+            </w:pPr>
+            <w:r>
+              <w:t xml:space="preserve">0.011</w:t>
+            </w:r>
+          </w:p>
+        </w:tc>
+        <w:tc>
+          <w:tcPr/>
+          <w:p>
+            <w:pPr>
+              <w:pStyle w:val="Compact"/>
+              <w:jc w:val="left"/>
+            </w:pPr>
+            <w:r>
+              <w:t xml:space="preserve">2025</w:t>
+            </w:r>
+          </w:p>
+        </w:tc>
+      </w:tr>
+      <w:tr>
+        <w:tc>
+          <w:tcPr/>
+          <w:p>
+            <w:pPr>
+              <w:pStyle w:val="Compact"/>
+              <w:jc w:val="left"/>
+            </w:pPr>
+            <w:r>
+              <w:t xml:space="preserve">Papua New Guinea</w:t>
+            </w:r>
+          </w:p>
+        </w:tc>
+        <w:tc>
+          <w:tcPr/>
+          <w:p>
+            <w:pPr>
+              <w:pStyle w:val="Compact"/>
+              <w:jc w:val="left"/>
+            </w:pPr>
+            <w:r>
+              <w:t xml:space="preserve">141</w:t>
+            </w:r>
+          </w:p>
+        </w:tc>
+        <w:tc>
+          <w:tcPr/>
+          <w:p>
+            <w:pPr>
+              <w:pStyle w:val="Compact"/>
+              <w:jc w:val="left"/>
+            </w:pPr>
+            <w:r>
+              <w:t xml:space="preserve">20</w:t>
+            </w:r>
+          </w:p>
+        </w:tc>
+        <w:tc>
+          <w:tcPr/>
+          <w:p>
+            <w:pPr>
+              <w:pStyle w:val="Compact"/>
+              <w:jc w:val="left"/>
+            </w:pPr>
+            <w:r>
+              <w:t xml:space="preserve">14.2%</w:t>
+            </w:r>
+          </w:p>
+        </w:tc>
+        <w:tc>
+          <w:tcPr/>
+          <w:p>
+            <w:pPr>
+              <w:pStyle w:val="Compact"/>
+              <w:jc w:val="left"/>
+            </w:pPr>
+            <w:r>
+              <w:t xml:space="preserve">0.028</w:t>
+            </w:r>
+          </w:p>
+        </w:tc>
+        <w:tc>
+          <w:tcPr/>
+          <w:p>
+            <w:pPr>
+              <w:pStyle w:val="Compact"/>
+              <w:jc w:val="left"/>
+            </w:pPr>
+            <w:r>
+              <w:t xml:space="preserve">2015, 2024</w:t>
+            </w:r>
+          </w:p>
+        </w:tc>
+      </w:tr>
+      <w:tr>
+        <w:tc>
+          <w:tcPr/>
+          <w:p>
+            <w:pPr>
+              <w:pStyle w:val="Compact"/>
+              <w:jc w:val="left"/>
+            </w:pPr>
+            <w:r>
+              <w:t xml:space="preserve">Samoa</w:t>
+            </w:r>
+          </w:p>
+        </w:tc>
+        <w:tc>
+          <w:tcPr/>
+          <w:p>
+            <w:pPr>
+              <w:pStyle w:val="Compact"/>
+              <w:jc w:val="left"/>
+            </w:pPr>
+            <w:r>
+              <w:t xml:space="preserve">131</w:t>
+            </w:r>
+          </w:p>
+        </w:tc>
+        <w:tc>
+          <w:tcPr/>
+          <w:p>
+            <w:pPr>
+              <w:pStyle w:val="Compact"/>
+              <w:jc w:val="left"/>
+            </w:pPr>
+            <w:r>
+              <w:t xml:space="preserve">24</w:t>
+            </w:r>
+          </w:p>
+        </w:tc>
+        <w:tc>
+          <w:tcPr/>
+          <w:p>
+            <w:pPr>
+              <w:pStyle w:val="Compact"/>
+              <w:jc w:val="left"/>
+            </w:pPr>
+            <w:r>
+              <w:t xml:space="preserve">18.3%</w:t>
+            </w:r>
+          </w:p>
+        </w:tc>
+        <w:tc>
+          <w:tcPr/>
+          <w:p>
+            <w:pPr>
+              <w:pStyle w:val="Compact"/>
+              <w:jc w:val="left"/>
+            </w:pPr>
+            <w:r>
+              <w:t xml:space="preserve">0.051</w:t>
+            </w:r>
+          </w:p>
+        </w:tc>
+        <w:tc>
+          <w:tcPr/>
+          <w:p>
+            <w:pPr>
+              <w:pStyle w:val="Compact"/>
+              <w:jc w:val="left"/>
+            </w:pPr>
+            <w:r>
+              <w:t xml:space="preserve">2023</w:t>
+            </w:r>
+          </w:p>
+        </w:tc>
+      </w:tr>
+      <w:tr>
+        <w:tc>
+          <w:tcPr/>
+          <w:p>
+            <w:pPr>
+              <w:pStyle w:val="Compact"/>
+              <w:jc w:val="left"/>
+            </w:pPr>
+            <w:r>
+              <w:t xml:space="preserve">Solomon Islands</w:t>
+            </w:r>
+          </w:p>
+        </w:tc>
+        <w:tc>
+          <w:tcPr/>
+          <w:p>
+            <w:pPr>
+              <w:pStyle w:val="Compact"/>
+              <w:jc w:val="left"/>
+            </w:pPr>
+            <w:r>
+              <w:t xml:space="preserve">107</w:t>
+            </w:r>
+          </w:p>
+        </w:tc>
+        <w:tc>
+          <w:tcPr/>
+          <w:p>
+            <w:pPr>
+              <w:pStyle w:val="Compact"/>
+              <w:jc w:val="left"/>
+            </w:pPr>
+            <w:r>
+              <w:t xml:space="preserve">10</w:t>
+            </w:r>
+          </w:p>
+        </w:tc>
+        <w:tc>
+          <w:tcPr/>
+          <w:p>
+            <w:pPr>
+              <w:pStyle w:val="Compact"/>
+              <w:jc w:val="left"/>
+            </w:pPr>
+            <w:r>
+              <w:t xml:space="preserve">9.3%</w:t>
+            </w:r>
+          </w:p>
+        </w:tc>
+        <w:tc>
+          <w:tcPr/>
+          <w:p>
+            <w:pPr>
+              <w:pStyle w:val="Compact"/>
+              <w:jc w:val="left"/>
+            </w:pPr>
+            <w:r>
+              <w:t xml:space="preserve">0.040</w:t>
+            </w:r>
+          </w:p>
+        </w:tc>
+        <w:tc>
+          <w:tcPr/>
+          <w:p>
+            <w:pPr>
+              <w:pStyle w:val="Compact"/>
+              <w:jc w:val="left"/>
+            </w:pPr>
+            <w:r>
+              <w:t xml:space="preserve">2025</w:t>
+            </w:r>
+          </w:p>
+        </w:tc>
+      </w:tr>
+      <w:tr>
+        <w:tc>
+          <w:tcPr/>
+          <w:p>
+            <w:pPr>
+              <w:pStyle w:val="Compact"/>
+              <w:jc w:val="left"/>
+            </w:pPr>
+            <w:r>
+              <w:t xml:space="preserve">Tonga</w:t>
+            </w:r>
+          </w:p>
+        </w:tc>
+        <w:tc>
+          <w:tcPr/>
+          <w:p>
+            <w:pPr>
+              <w:pStyle w:val="Compact"/>
+              <w:jc w:val="left"/>
+            </w:pPr>
+            <w:r>
+              <w:t xml:space="preserve">144</w:t>
+            </w:r>
+          </w:p>
+        </w:tc>
+        <w:tc>
+          <w:tcPr/>
+          <w:p>
+            <w:pPr>
+              <w:pStyle w:val="Compact"/>
+              <w:jc w:val="left"/>
+            </w:pPr>
+            <w:r>
+              <w:t xml:space="preserve">13</w:t>
+            </w:r>
+          </w:p>
+        </w:tc>
+        <w:tc>
+          <w:tcPr/>
+          <w:p>
+            <w:pPr>
+              <w:pStyle w:val="Compact"/>
+              <w:jc w:val="left"/>
+            </w:pPr>
+            <w:r>
+              <w:t xml:space="preserve">9.0%</w:t>
+            </w:r>
+          </w:p>
+        </w:tc>
+        <w:tc>
+          <w:tcPr/>
+          <w:p>
+            <w:pPr>
+              <w:pStyle w:val="Compact"/>
+              <w:jc w:val="left"/>
+            </w:pPr>
+            <w:r>
+              <w:t xml:space="preserve">0.044</w:t>
+            </w:r>
+          </w:p>
+        </w:tc>
+        <w:tc>
+          <w:tcPr/>
+          <w:p>
+            <w:pPr>
+              <w:pStyle w:val="Compact"/>
+              <w:jc w:val="left"/>
+            </w:pPr>
+            <w:r>
+              <w:t xml:space="preserve">2024</w:t>
+            </w:r>
+          </w:p>
+        </w:tc>
+      </w:tr>
+      <w:tr>
+        <w:tc>
+          <w:tcPr/>
+          <w:p>
+            <w:pPr>
+              <w:pStyle w:val="Compact"/>
+              <w:jc w:val="left"/>
+            </w:pPr>
+            <w:r>
+              <w:t xml:space="preserve">Vanuatu</w:t>
+            </w:r>
+          </w:p>
+        </w:tc>
+        <w:tc>
+          <w:tcPr/>
+          <w:p>
+            <w:pPr>
+              <w:pStyle w:val="Compact"/>
+              <w:jc w:val="left"/>
+            </w:pPr>
+            <w:r>
+              <w:t xml:space="preserve">157</w:t>
+            </w:r>
+          </w:p>
+        </w:tc>
+        <w:tc>
+          <w:tcPr/>
+          <w:p>
+            <w:pPr>
+              <w:pStyle w:val="Compact"/>
+              <w:jc w:val="left"/>
+            </w:pPr>
+            <w:r>
+              <w:t xml:space="preserve">16</w:t>
+            </w:r>
+          </w:p>
+        </w:tc>
+        <w:tc>
+          <w:tcPr/>
+          <w:p>
+            <w:pPr>
+              <w:pStyle w:val="Compact"/>
+              <w:jc w:val="left"/>
+            </w:pPr>
+            <w:r>
+              <w:t xml:space="preserve">10.2%</w:t>
+            </w:r>
+          </w:p>
+        </w:tc>
+        <w:tc>
+          <w:tcPr/>
+          <w:p>
+            <w:pPr>
+              <w:pStyle w:val="Compact"/>
+              <w:jc w:val="left"/>
+            </w:pPr>
+            <w:r>
+              <w:t xml:space="preserve">0.037</w:t>
+            </w:r>
+          </w:p>
+        </w:tc>
+        <w:tc>
+          <w:tcPr/>
+          <w:p>
+            <w:pPr>
+              <w:pStyle w:val="Compact"/>
+              <w:jc w:val="left"/>
+            </w:pPr>
+            <w:r>
+              <w:t xml:space="preserve">2009, 2023</w:t>
+            </w:r>
+          </w:p>
+        </w:tc>
+      </w:tr>
+      <w:tr>
+        <w:tc>
+          <w:tcPr/>
+          <w:p>
+            <w:pPr>
+              <w:pStyle w:val="Compact"/>
+              <w:jc w:val="left"/>
+            </w:pPr>
+            <w:r>
+              <w:rPr>
+                <w:bCs/>
+                <w:b/>
+              </w:rPr>
+              <w:t xml:space="preserve">Total</w:t>
+            </w:r>
+          </w:p>
+        </w:tc>
+        <w:tc>
+          <w:tcPr/>
+          <w:p>
+            <w:pPr>
+              <w:pStyle w:val="Compact"/>
+              <w:jc w:val="left"/>
+            </w:pPr>
+            <w:r>
+              <w:rPr>
+                <w:bCs/>
+                <w:b/>
+              </w:rPr>
+              <w:t xml:space="preserve">959</w:t>
+            </w:r>
+          </w:p>
+        </w:tc>
+        <w:tc>
+          <w:tcPr/>
+          <w:p>
+            <w:pPr>
+              <w:pStyle w:val="Compact"/>
+              <w:jc w:val="left"/>
+            </w:pPr>
+            <w:r>
+              <w:rPr>
+                <w:bCs/>
+                <w:b/>
+              </w:rPr>
+              <w:t xml:space="preserve">132</w:t>
+            </w:r>
+          </w:p>
+        </w:tc>
+        <w:tc>
+          <w:tcPr/>
+          <w:p>
+            <w:pPr>
+              <w:pStyle w:val="Compact"/>
+              <w:jc w:val="left"/>
+            </w:pPr>
+            <w:r>
+              <w:rPr>
+                <w:bCs/>
+                <w:b/>
+              </w:rPr>
+              <w:t xml:space="preserve">13.8%</w:t>
+            </w:r>
+          </w:p>
+        </w:tc>
+        <w:tc>
+          <w:tcPr/>
+          <w:p>
+            <w:pPr>
+              <w:pStyle w:val="Compact"/>
+              <w:jc w:val="left"/>
+            </w:pPr>
+            <w:r>
+              <w:rPr>
+                <w:bCs/>
+                <w:b/>
+              </w:rPr>
+              <w:t xml:space="preserve">0.048</w:t>
+            </w:r>
+          </w:p>
+        </w:tc>
+        <w:tc>
+          <w:tcPr/>
+          <w:p>
+            <w:pPr>
+              <w:pStyle w:val="Compact"/>
+              <w:jc w:val="left"/>
+            </w:pPr>
+            <w:r>
+              <w:t xml:space="preserve">2009–2025</w:t>
+            </w:r>
+          </w:p>
+        </w:tc>
+      </w:tr>
+    </w:tbl>
+    <w:p>
+      <w:pPr>
+        <w:pStyle w:val="BodyText"/>
+      </w:pPr>
+      <w:r>
+        <w:rPr>
+          <w:iCs/>
+          <w:i/>
+        </w:rPr>
+        <w:t xml:space="preserve">Note: N denotes analysis-sample firm-year observations (non-missing ln labour productivity and FSTS). Exporters are firms with FSTS &gt; 0; mean FSTS is computed over all firms, including non-exporters. Fiji, Papua New Guinea, and Vanuatu have two WBES waves; the remaining four economies have one.</w:t>
+      </w:r>
+    </w:p>
+    <w:bookmarkEnd w:id="50"/>
+    <w:bookmarkStart w:id="51" w:name="Xc02e42e5e85356a7e9f67ce8450f39d43a89fec"/>
+    <w:p>
+      <w:pPr>
+        <w:pStyle w:val="Heading3"/>
+      </w:pPr>
+      <w:r>
+        <w:t xml:space="preserve">Table 2. Regression Results: Internationalization Intensity and Labor Productivity</w:t>
+      </w:r>
+    </w:p>
+    <w:tbl>
+      <w:tblPr>
+        <w:tblStyle w:val="Table"/>
+        <w:tblW w:type="pct" w:w="5000"/>
+        <w:tblLook w:firstRow="1" w:lastRow="0" w:firstColumn="0" w:lastColumn="0" w:noHBand="0" w:noVBand="0" w:val="0020"/>
+        <w:jc w:val="start"/>
+      </w:tblPr>
+      <w:tblGrid>
+        <w:gridCol w:w="1020"/>
+        <w:gridCol w:w="1080"/>
+        <w:gridCol w:w="1080"/>
+        <w:gridCol w:w="1020"/>
+        <w:gridCol w:w="1080"/>
         <w:gridCol w:w="1320"/>
         <w:gridCol w:w="1320"/>
       </w:tblGrid>
@@ -3493,588 +4431,78 @@
           <w:p>
             <w:pPr>
               <w:pStyle w:val="Compact"/>
-              <w:jc w:val="left"/>
-            </w:pPr>
-            <w:r>
-              <w:t xml:space="preserve">Economy</w:t>
-            </w:r>
-          </w:p>
-        </w:tc>
-        <w:tc>
-          <w:tcPr/>
-          <w:p>
-            <w:pPr>
-              <w:pStyle w:val="Compact"/>
-              <w:jc w:val="left"/>
-            </w:pPr>
-            <w:r>
-              <w:t xml:space="preserve">N (firms)</w:t>
-            </w:r>
-          </w:p>
-        </w:tc>
-        <w:tc>
-          <w:tcPr/>
-          <w:p>
-            <w:pPr>
-              <w:pStyle w:val="Compact"/>
-              <w:jc w:val="left"/>
-            </w:pPr>
-            <w:r>
-              <w:t xml:space="preserve">Exporters</w:t>
-            </w:r>
-          </w:p>
-        </w:tc>
-        <w:tc>
-          <w:tcPr/>
-          <w:p>
-            <w:pPr>
-              <w:pStyle w:val="Compact"/>
-              <w:jc w:val="left"/>
-            </w:pPr>
-            <w:r>
-              <w:t xml:space="preserve">Exporter %</w:t>
-            </w:r>
-          </w:p>
-        </w:tc>
-        <w:tc>
-          <w:tcPr/>
-          <w:p>
-            <w:pPr>
-              <w:pStyle w:val="Compact"/>
-              <w:jc w:val="left"/>
-            </w:pPr>
-            <w:r>
-              <w:t xml:space="preserve">Mean FSTS</w:t>
-            </w:r>
-          </w:p>
-        </w:tc>
-        <w:tc>
-          <w:tcPr/>
-          <w:p>
-            <w:pPr>
-              <w:pStyle w:val="Compact"/>
-              <w:jc w:val="left"/>
-            </w:pPr>
-            <w:r>
-              <w:t xml:space="preserve">Waves</w:t>
-            </w:r>
-          </w:p>
-        </w:tc>
-      </w:tr>
-      <w:tr>
-        <w:tc>
-          <w:tcPr/>
-          <w:p>
-            <w:pPr>
-              <w:pStyle w:val="Compact"/>
-              <w:jc w:val="left"/>
-            </w:pPr>
-            <w:r>
-              <w:t xml:space="preserve">Fiji</w:t>
-            </w:r>
-          </w:p>
-        </w:tc>
-        <w:tc>
-          <w:tcPr/>
-          <w:p>
-            <w:pPr>
-              <w:pStyle w:val="Compact"/>
-              <w:jc w:val="left"/>
-            </w:pPr>
-            <w:r>
-              <w:t xml:space="preserve">165</w:t>
-            </w:r>
-          </w:p>
-        </w:tc>
-        <w:tc>
-          <w:tcPr/>
-          <w:p>
-            <w:pPr>
-              <w:pStyle w:val="Compact"/>
-              <w:jc w:val="left"/>
-            </w:pPr>
-            <w:r>
-              <w:t xml:space="preserve">46</w:t>
-            </w:r>
-          </w:p>
-        </w:tc>
-        <w:tc>
-          <w:tcPr/>
-          <w:p>
-            <w:pPr>
-              <w:pStyle w:val="Compact"/>
-              <w:jc w:val="left"/>
-            </w:pPr>
-            <w:r>
-              <w:t xml:space="preserve">27.9%</w:t>
-            </w:r>
-          </w:p>
-        </w:tc>
-        <w:tc>
-          <w:tcPr/>
-          <w:p>
-            <w:pPr>
-              <w:pStyle w:val="Compact"/>
-              <w:jc w:val="left"/>
-            </w:pPr>
-            <w:r>
-              <w:t xml:space="preserve">0.109</w:t>
-            </w:r>
-          </w:p>
-        </w:tc>
-        <w:tc>
-          <w:tcPr/>
-          <w:p>
-            <w:pPr>
-              <w:pStyle w:val="Compact"/>
-              <w:jc w:val="left"/>
-            </w:pPr>
-            <w:r>
-              <w:t xml:space="preserve">2009, 2025</w:t>
-            </w:r>
-          </w:p>
-        </w:tc>
-      </w:tr>
-      <w:tr>
-        <w:tc>
-          <w:tcPr/>
-          <w:p>
-            <w:pPr>
-              <w:pStyle w:val="Compact"/>
-              <w:jc w:val="left"/>
-            </w:pPr>
-            <w:r>
-              <w:t xml:space="preserve">Kiribati</w:t>
-            </w:r>
-          </w:p>
-        </w:tc>
-        <w:tc>
-          <w:tcPr/>
-          <w:p>
-            <w:pPr>
-              <w:pStyle w:val="Compact"/>
-              <w:jc w:val="left"/>
-            </w:pPr>
-            <w:r>
-              <w:t xml:space="preserve">114</w:t>
-            </w:r>
-          </w:p>
-        </w:tc>
-        <w:tc>
-          <w:tcPr/>
-          <w:p>
-            <w:pPr>
-              <w:pStyle w:val="Compact"/>
-              <w:jc w:val="left"/>
-            </w:pPr>
-            <w:r>
-              <w:t xml:space="preserve">3</w:t>
-            </w:r>
-          </w:p>
-        </w:tc>
-        <w:tc>
-          <w:tcPr/>
-          <w:p>
-            <w:pPr>
-              <w:pStyle w:val="Compact"/>
-              <w:jc w:val="left"/>
-            </w:pPr>
-            <w:r>
-              <w:t xml:space="preserve">2.6%</w:t>
-            </w:r>
-          </w:p>
-        </w:tc>
-        <w:tc>
-          <w:tcPr/>
-          <w:p>
-            <w:pPr>
-              <w:pStyle w:val="Compact"/>
-              <w:jc w:val="left"/>
-            </w:pPr>
-            <w:r>
-              <w:t xml:space="preserve">0.011</w:t>
-            </w:r>
-          </w:p>
-        </w:tc>
-        <w:tc>
-          <w:tcPr/>
-          <w:p>
-            <w:pPr>
-              <w:pStyle w:val="Compact"/>
-              <w:jc w:val="left"/>
-            </w:pPr>
-            <w:r>
-              <w:t xml:space="preserve">2025</w:t>
-            </w:r>
-          </w:p>
-        </w:tc>
-      </w:tr>
-      <w:tr>
-        <w:tc>
-          <w:tcPr/>
-          <w:p>
-            <w:pPr>
-              <w:pStyle w:val="Compact"/>
-              <w:jc w:val="left"/>
-            </w:pPr>
-            <w:r>
-              <w:t xml:space="preserve">Papua New Guinea</w:t>
-            </w:r>
-          </w:p>
-        </w:tc>
-        <w:tc>
-          <w:tcPr/>
-          <w:p>
-            <w:pPr>
-              <w:pStyle w:val="Compact"/>
-              <w:jc w:val="left"/>
-            </w:pPr>
-            <w:r>
-              <w:t xml:space="preserve">141</w:t>
-            </w:r>
-          </w:p>
-        </w:tc>
-        <w:tc>
-          <w:tcPr/>
-          <w:p>
-            <w:pPr>
-              <w:pStyle w:val="Compact"/>
-              <w:jc w:val="left"/>
-            </w:pPr>
-            <w:r>
-              <w:t xml:space="preserve">20</w:t>
-            </w:r>
-          </w:p>
-        </w:tc>
-        <w:tc>
-          <w:tcPr/>
-          <w:p>
-            <w:pPr>
-              <w:pStyle w:val="Compact"/>
-              <w:jc w:val="left"/>
-            </w:pPr>
-            <w:r>
-              <w:t xml:space="preserve">14.2%</w:t>
-            </w:r>
-          </w:p>
-        </w:tc>
-        <w:tc>
-          <w:tcPr/>
-          <w:p>
-            <w:pPr>
-              <w:pStyle w:val="Compact"/>
-              <w:jc w:val="left"/>
-            </w:pPr>
-            <w:r>
-              <w:t xml:space="preserve">0.028</w:t>
-            </w:r>
-          </w:p>
-        </w:tc>
-        <w:tc>
-          <w:tcPr/>
-          <w:p>
-            <w:pPr>
-              <w:pStyle w:val="Compact"/>
-              <w:jc w:val="left"/>
-            </w:pPr>
-            <w:r>
-              <w:t xml:space="preserve">2015, 2024</w:t>
-            </w:r>
-          </w:p>
-        </w:tc>
-      </w:tr>
-      <w:tr>
-        <w:tc>
-          <w:tcPr/>
-          <w:p>
-            <w:pPr>
-              <w:pStyle w:val="Compact"/>
-              <w:jc w:val="left"/>
-            </w:pPr>
-            <w:r>
-              <w:t xml:space="preserve">Samoa</w:t>
-            </w:r>
-          </w:p>
-        </w:tc>
-        <w:tc>
-          <w:tcPr/>
-          <w:p>
-            <w:pPr>
-              <w:pStyle w:val="Compact"/>
-              <w:jc w:val="left"/>
-            </w:pPr>
-            <w:r>
-              <w:t xml:space="preserve">131</w:t>
-            </w:r>
-          </w:p>
-        </w:tc>
-        <w:tc>
-          <w:tcPr/>
-          <w:p>
-            <w:pPr>
-              <w:pStyle w:val="Compact"/>
-              <w:jc w:val="left"/>
-            </w:pPr>
-            <w:r>
-              <w:t xml:space="preserve">24</w:t>
-            </w:r>
-          </w:p>
-        </w:tc>
-        <w:tc>
-          <w:tcPr/>
-          <w:p>
-            <w:pPr>
-              <w:pStyle w:val="Compact"/>
-              <w:jc w:val="left"/>
-            </w:pPr>
-            <w:r>
-              <w:t xml:space="preserve">18.3%</w:t>
-            </w:r>
-          </w:p>
-        </w:tc>
-        <w:tc>
-          <w:tcPr/>
-          <w:p>
-            <w:pPr>
-              <w:pStyle w:val="Compact"/>
-              <w:jc w:val="left"/>
-            </w:pPr>
-            <w:r>
-              <w:t xml:space="preserve">0.051</w:t>
-            </w:r>
-          </w:p>
-        </w:tc>
-        <w:tc>
-          <w:tcPr/>
-          <w:p>
-            <w:pPr>
-              <w:pStyle w:val="Compact"/>
-              <w:jc w:val="left"/>
-            </w:pPr>
-            <w:r>
-              <w:t xml:space="preserve">2023</w:t>
-            </w:r>
-          </w:p>
-        </w:tc>
-      </w:tr>
-      <w:tr>
-        <w:tc>
-          <w:tcPr/>
-          <w:p>
-            <w:pPr>
-              <w:pStyle w:val="Compact"/>
-              <w:jc w:val="left"/>
-            </w:pPr>
-            <w:r>
-              <w:t xml:space="preserve">Solomon Islands</w:t>
-            </w:r>
-          </w:p>
-        </w:tc>
-        <w:tc>
-          <w:tcPr/>
-          <w:p>
-            <w:pPr>
-              <w:pStyle w:val="Compact"/>
-              <w:jc w:val="left"/>
-            </w:pPr>
-            <w:r>
-              <w:t xml:space="preserve">107</w:t>
-            </w:r>
-          </w:p>
-        </w:tc>
-        <w:tc>
-          <w:tcPr/>
-          <w:p>
-            <w:pPr>
-              <w:pStyle w:val="Compact"/>
-              <w:jc w:val="left"/>
-            </w:pPr>
-            <w:r>
-              <w:t xml:space="preserve">10</w:t>
-            </w:r>
-          </w:p>
-        </w:tc>
-        <w:tc>
-          <w:tcPr/>
-          <w:p>
-            <w:pPr>
-              <w:pStyle w:val="Compact"/>
-              <w:jc w:val="left"/>
-            </w:pPr>
-            <w:r>
-              <w:t xml:space="preserve">9.3%</w:t>
-            </w:r>
-          </w:p>
-        </w:tc>
-        <w:tc>
-          <w:tcPr/>
-          <w:p>
-            <w:pPr>
-              <w:pStyle w:val="Compact"/>
-              <w:jc w:val="left"/>
-            </w:pPr>
-            <w:r>
-              <w:t xml:space="preserve">0.040</w:t>
-            </w:r>
-          </w:p>
-        </w:tc>
-        <w:tc>
-          <w:tcPr/>
-          <w:p>
-            <w:pPr>
-              <w:pStyle w:val="Compact"/>
-              <w:jc w:val="left"/>
-            </w:pPr>
-            <w:r>
-              <w:t xml:space="preserve">2025</w:t>
-            </w:r>
-          </w:p>
-        </w:tc>
-      </w:tr>
-      <w:tr>
-        <w:tc>
-          <w:tcPr/>
-          <w:p>
-            <w:pPr>
-              <w:pStyle w:val="Compact"/>
-              <w:jc w:val="left"/>
-            </w:pPr>
-            <w:r>
-              <w:t xml:space="preserve">Tonga</w:t>
-            </w:r>
-          </w:p>
-        </w:tc>
-        <w:tc>
-          <w:tcPr/>
-          <w:p>
-            <w:pPr>
-              <w:pStyle w:val="Compact"/>
-              <w:jc w:val="left"/>
-            </w:pPr>
-            <w:r>
-              <w:t xml:space="preserve">144</w:t>
-            </w:r>
-          </w:p>
-        </w:tc>
-        <w:tc>
-          <w:tcPr/>
-          <w:p>
-            <w:pPr>
-              <w:pStyle w:val="Compact"/>
-              <w:jc w:val="left"/>
-            </w:pPr>
-            <w:r>
-              <w:t xml:space="preserve">13</w:t>
-            </w:r>
-          </w:p>
-        </w:tc>
-        <w:tc>
-          <w:tcPr/>
-          <w:p>
-            <w:pPr>
-              <w:pStyle w:val="Compact"/>
-              <w:jc w:val="left"/>
-            </w:pPr>
-            <w:r>
-              <w:t xml:space="preserve">9.0%</w:t>
-            </w:r>
-          </w:p>
-        </w:tc>
-        <w:tc>
-          <w:tcPr/>
-          <w:p>
-            <w:pPr>
-              <w:pStyle w:val="Compact"/>
-              <w:jc w:val="left"/>
-            </w:pPr>
-            <w:r>
-              <w:t xml:space="preserve">0.044</w:t>
-            </w:r>
-          </w:p>
-        </w:tc>
-        <w:tc>
-          <w:tcPr/>
-          <w:p>
-            <w:pPr>
-              <w:pStyle w:val="Compact"/>
-              <w:jc w:val="left"/>
-            </w:pPr>
-            <w:r>
-              <w:t xml:space="preserve">2024</w:t>
-            </w:r>
-          </w:p>
-        </w:tc>
-      </w:tr>
-      <w:tr>
-        <w:tc>
-          <w:tcPr/>
-          <w:p>
-            <w:pPr>
-              <w:pStyle w:val="Compact"/>
-              <w:jc w:val="left"/>
-            </w:pPr>
-            <w:r>
-              <w:t xml:space="preserve">Vanuatu</w:t>
-            </w:r>
-          </w:p>
-        </w:tc>
-        <w:tc>
-          <w:tcPr/>
-          <w:p>
-            <w:pPr>
-              <w:pStyle w:val="Compact"/>
-              <w:jc w:val="left"/>
-            </w:pPr>
-            <w:r>
-              <w:t xml:space="preserve">157</w:t>
-            </w:r>
-          </w:p>
-        </w:tc>
-        <w:tc>
-          <w:tcPr/>
-          <w:p>
-            <w:pPr>
-              <w:pStyle w:val="Compact"/>
-              <w:jc w:val="left"/>
-            </w:pPr>
-            <w:r>
-              <w:t xml:space="preserve">16</w:t>
-            </w:r>
-          </w:p>
-        </w:tc>
-        <w:tc>
-          <w:tcPr/>
-          <w:p>
-            <w:pPr>
-              <w:pStyle w:val="Compact"/>
-              <w:jc w:val="left"/>
-            </w:pPr>
-            <w:r>
-              <w:t xml:space="preserve">10.2%</w:t>
-            </w:r>
-          </w:p>
-        </w:tc>
-        <w:tc>
-          <w:tcPr/>
-          <w:p>
-            <w:pPr>
-              <w:pStyle w:val="Compact"/>
-              <w:jc w:val="left"/>
-            </w:pPr>
-            <w:r>
-              <w:t xml:space="preserve">0.037</w:t>
-            </w:r>
-          </w:p>
-        </w:tc>
-        <w:tc>
-          <w:tcPr/>
-          <w:p>
-            <w:pPr>
-              <w:pStyle w:val="Compact"/>
-              <w:jc w:val="left"/>
-            </w:pPr>
-            <w:r>
-              <w:t xml:space="preserve">2009, 2023</w:t>
+            </w:pPr>
+          </w:p>
+        </w:tc>
+        <w:tc>
+          <w:tcPr/>
+          <w:p>
+            <w:pPr>
+              <w:pStyle w:val="Compact"/>
+              <w:jc w:val="left"/>
+            </w:pPr>
+            <w:r>
+              <w:t xml:space="preserve">M0 Controls</w:t>
+            </w:r>
+          </w:p>
+        </w:tc>
+        <w:tc>
+          <w:tcPr/>
+          <w:p>
+            <w:pPr>
+              <w:pStyle w:val="Compact"/>
+              <w:jc w:val="left"/>
+            </w:pPr>
+            <w:r>
+              <w:t xml:space="preserve">M1 Linear</w:t>
+            </w:r>
+          </w:p>
+        </w:tc>
+        <w:tc>
+          <w:tcPr/>
+          <w:p>
+            <w:pPr>
+              <w:pStyle w:val="Compact"/>
+              <w:jc w:val="left"/>
+            </w:pPr>
+            <w:r>
+              <w:t xml:space="preserve">M2 Quadratic</w:t>
+            </w:r>
+          </w:p>
+        </w:tc>
+        <w:tc>
+          <w:tcPr/>
+          <w:p>
+            <w:pPr>
+              <w:pStyle w:val="Compact"/>
+              <w:jc w:val="left"/>
+            </w:pPr>
+            <w:r>
+              <w:t xml:space="preserve">M3 Capabilities</w:t>
+            </w:r>
+          </w:p>
+        </w:tc>
+        <w:tc>
+          <w:tcPr/>
+          <w:p>
+            <w:pPr>
+              <w:pStyle w:val="Compact"/>
+              <w:jc w:val="left"/>
+            </w:pPr>
+            <w:r>
+              <w:t xml:space="preserve">M_yearFE</w:t>
+            </w:r>
+          </w:p>
+        </w:tc>
+        <w:tc>
+          <w:tcPr/>
+          <w:p>
+            <w:pPr>
+              <w:pStyle w:val="Compact"/>
+              <w:jc w:val="left"/>
+            </w:pPr>
+            <w:r>
+              <w:t xml:space="preserve">M_bivariate</w:t>
             </w:r>
           </w:p>
         </w:tc>
@@ -4092,10 +4520,72 @@
                 <w:bCs/>
                 <w:b/>
               </w:rPr>
-              <w:t xml:space="preserve">Total</w:t>
-            </w:r>
-          </w:p>
-        </w:tc>
+              <w:t xml:space="preserve">FSTS_c</w:t>
+            </w:r>
+          </w:p>
+        </w:tc>
+        <w:tc>
+          <w:tcPr/>
+          <w:p>
+            <w:pPr>
+              <w:pStyle w:val="Compact"/>
+            </w:pPr>
+          </w:p>
+        </w:tc>
+        <w:tc>
+          <w:tcPr/>
+          <w:p>
+            <w:pPr>
+              <w:pStyle w:val="Compact"/>
+              <w:jc w:val="left"/>
+            </w:pPr>
+            <w:r>
+              <w:t xml:space="preserve">−1.339*** (0.386)</w:t>
+            </w:r>
+          </w:p>
+        </w:tc>
+        <w:tc>
+          <w:tcPr/>
+          <w:p>
+            <w:pPr>
+              <w:pStyle w:val="Compact"/>
+              <w:jc w:val="left"/>
+            </w:pPr>
+            <w:r>
+              <w:t xml:space="preserve">−2.177 (1.603)</w:t>
+            </w:r>
+          </w:p>
+        </w:tc>
+        <w:tc>
+          <w:tcPr/>
+          <w:p>
+            <w:pPr>
+              <w:pStyle w:val="Compact"/>
+              <w:jc w:val="left"/>
+            </w:pPr>
+            <w:r>
+              <w:t xml:space="preserve">−2.979. (1.549)</w:t>
+            </w:r>
+          </w:p>
+        </w:tc>
+        <w:tc>
+          <w:tcPr/>
+          <w:p>
+            <w:pPr>
+              <w:pStyle w:val="Compact"/>
+            </w:pPr>
+          </w:p>
+        </w:tc>
+        <w:tc>
+          <w:tcPr/>
+          <w:p>
+            <w:pPr>
+              <w:pStyle w:val="Compact"/>
+            </w:pPr>
+          </w:p>
+        </w:tc>
+      </w:tr>
+      <w:tr>
         <w:tc>
           <w:tcPr/>
           <w:p>
@@ -4108,10 +4598,68 @@
                 <w:bCs/>
                 <w:b/>
               </w:rPr>
-              <w:t xml:space="preserve">959</w:t>
-            </w:r>
-          </w:p>
-        </w:tc>
+              <w:t xml:space="preserve">FSTS_c²</w:t>
+            </w:r>
+          </w:p>
+        </w:tc>
+        <w:tc>
+          <w:tcPr/>
+          <w:p>
+            <w:pPr>
+              <w:pStyle w:val="Compact"/>
+            </w:pPr>
+          </w:p>
+        </w:tc>
+        <w:tc>
+          <w:tcPr/>
+          <w:p>
+            <w:pPr>
+              <w:pStyle w:val="Compact"/>
+            </w:pPr>
+          </w:p>
+        </w:tc>
+        <w:tc>
+          <w:tcPr/>
+          <w:p>
+            <w:pPr>
+              <w:pStyle w:val="Compact"/>
+              <w:jc w:val="left"/>
+            </w:pPr>
+            <w:r>
+              <w:t xml:space="preserve">+1.125 (1.943)</w:t>
+            </w:r>
+          </w:p>
+        </w:tc>
+        <w:tc>
+          <w:tcPr/>
+          <w:p>
+            <w:pPr>
+              <w:pStyle w:val="Compact"/>
+              <w:jc w:val="left"/>
+            </w:pPr>
+            <w:r>
+              <w:t xml:space="preserve">+2.204 (1.796)</w:t>
+            </w:r>
+          </w:p>
+        </w:tc>
+        <w:tc>
+          <w:tcPr/>
+          <w:p>
+            <w:pPr>
+              <w:pStyle w:val="Compact"/>
+            </w:pPr>
+          </w:p>
+        </w:tc>
+        <w:tc>
+          <w:tcPr/>
+          <w:p>
+            <w:pPr>
+              <w:pStyle w:val="Compact"/>
+            </w:pPr>
+          </w:p>
+        </w:tc>
+      </w:tr>
+      <w:tr>
         <w:tc>
           <w:tcPr/>
           <w:p>
@@ -4124,10 +4672,68 @@
                 <w:bCs/>
                 <w:b/>
               </w:rPr>
-              <w:t xml:space="preserve">132</w:t>
-            </w:r>
-          </w:p>
-        </w:tc>
+              <w:t xml:space="preserve">FSTS</w:t>
+            </w:r>
+          </w:p>
+        </w:tc>
+        <w:tc>
+          <w:tcPr/>
+          <w:p>
+            <w:pPr>
+              <w:pStyle w:val="Compact"/>
+            </w:pPr>
+          </w:p>
+        </w:tc>
+        <w:tc>
+          <w:tcPr/>
+          <w:p>
+            <w:pPr>
+              <w:pStyle w:val="Compact"/>
+            </w:pPr>
+          </w:p>
+        </w:tc>
+        <w:tc>
+          <w:tcPr/>
+          <w:p>
+            <w:pPr>
+              <w:pStyle w:val="Compact"/>
+            </w:pPr>
+          </w:p>
+        </w:tc>
+        <w:tc>
+          <w:tcPr/>
+          <w:p>
+            <w:pPr>
+              <w:pStyle w:val="Compact"/>
+            </w:pPr>
+          </w:p>
+        </w:tc>
+        <w:tc>
+          <w:tcPr/>
+          <w:p>
+            <w:pPr>
+              <w:pStyle w:val="Compact"/>
+              <w:jc w:val="left"/>
+            </w:pPr>
+            <w:r>
+              <w:t xml:space="preserve">−3.351*** (0.808)</w:t>
+            </w:r>
+          </w:p>
+        </w:tc>
+        <w:tc>
+          <w:tcPr/>
+          <w:p>
+            <w:pPr>
+              <w:pStyle w:val="Compact"/>
+              <w:jc w:val="left"/>
+            </w:pPr>
+            <w:r>
+              <w:t xml:space="preserve">−0.864. (0.441)</w:t>
+            </w:r>
+          </w:p>
+        </w:tc>
+      </w:tr>
+      <w:tr>
         <w:tc>
           <w:tcPr/>
           <w:p>
@@ -4140,10 +4746,64 @@
                 <w:bCs/>
                 <w:b/>
               </w:rPr>
-              <w:t xml:space="preserve">13.8%</w:t>
-            </w:r>
-          </w:p>
-        </w:tc>
+              <w:t xml:space="preserve">TCI_z</w:t>
+            </w:r>
+          </w:p>
+        </w:tc>
+        <w:tc>
+          <w:tcPr/>
+          <w:p>
+            <w:pPr>
+              <w:pStyle w:val="Compact"/>
+            </w:pPr>
+          </w:p>
+        </w:tc>
+        <w:tc>
+          <w:tcPr/>
+          <w:p>
+            <w:pPr>
+              <w:pStyle w:val="Compact"/>
+            </w:pPr>
+          </w:p>
+        </w:tc>
+        <w:tc>
+          <w:tcPr/>
+          <w:p>
+            <w:pPr>
+              <w:pStyle w:val="Compact"/>
+            </w:pPr>
+          </w:p>
+        </w:tc>
+        <w:tc>
+          <w:tcPr/>
+          <w:p>
+            <w:pPr>
+              <w:pStyle w:val="Compact"/>
+              <w:jc w:val="left"/>
+            </w:pPr>
+            <w:r>
+              <w:t xml:space="preserve">+0.299** (0.099)</w:t>
+            </w:r>
+          </w:p>
+        </w:tc>
+        <w:tc>
+          <w:tcPr/>
+          <w:p>
+            <w:pPr>
+              <w:pStyle w:val="Compact"/>
+            </w:pPr>
+          </w:p>
+        </w:tc>
+        <w:tc>
+          <w:tcPr/>
+          <w:p>
+            <w:pPr>
+              <w:pStyle w:val="Compact"/>
+            </w:pPr>
+          </w:p>
+        </w:tc>
+      </w:tr>
+      <w:tr>
         <w:tc>
           <w:tcPr/>
           <w:p>
@@ -4156,19 +4816,661 @@
                 <w:bCs/>
                 <w:b/>
               </w:rPr>
-              <w:t xml:space="preserve">0.048</w:t>
-            </w:r>
-          </w:p>
-        </w:tc>
-        <w:tc>
-          <w:tcPr/>
-          <w:p>
-            <w:pPr>
-              <w:pStyle w:val="Compact"/>
-              <w:jc w:val="left"/>
-            </w:pPr>
-            <w:r>
-              <w:t xml:space="preserve">2009–2025</w:t>
+              <w:t xml:space="preserve">DAI_z</w:t>
+            </w:r>
+          </w:p>
+        </w:tc>
+        <w:tc>
+          <w:tcPr/>
+          <w:p>
+            <w:pPr>
+              <w:pStyle w:val="Compact"/>
+            </w:pPr>
+          </w:p>
+        </w:tc>
+        <w:tc>
+          <w:tcPr/>
+          <w:p>
+            <w:pPr>
+              <w:pStyle w:val="Compact"/>
+            </w:pPr>
+          </w:p>
+        </w:tc>
+        <w:tc>
+          <w:tcPr/>
+          <w:p>
+            <w:pPr>
+              <w:pStyle w:val="Compact"/>
+            </w:pPr>
+          </w:p>
+        </w:tc>
+        <w:tc>
+          <w:tcPr/>
+          <w:p>
+            <w:pPr>
+              <w:pStyle w:val="Compact"/>
+              <w:jc w:val="left"/>
+            </w:pPr>
+            <w:r>
+              <w:t xml:space="preserve">+0.094 (0.088)</w:t>
+            </w:r>
+          </w:p>
+        </w:tc>
+        <w:tc>
+          <w:tcPr/>
+          <w:p>
+            <w:pPr>
+              <w:pStyle w:val="Compact"/>
+            </w:pPr>
+          </w:p>
+        </w:tc>
+        <w:tc>
+          <w:tcPr/>
+          <w:p>
+            <w:pPr>
+              <w:pStyle w:val="Compact"/>
+            </w:pPr>
+          </w:p>
+        </w:tc>
+      </w:tr>
+      <w:tr>
+        <w:tc>
+          <w:tcPr/>
+          <w:p>
+            <w:pPr>
+              <w:pStyle w:val="Compact"/>
+              <w:jc w:val="left"/>
+            </w:pPr>
+            <w:r>
+              <w:t xml:space="preserve">ln_size</w:t>
+            </w:r>
+          </w:p>
+        </w:tc>
+        <w:tc>
+          <w:tcPr/>
+          <w:p>
+            <w:pPr>
+              <w:pStyle w:val="Compact"/>
+              <w:jc w:val="left"/>
+            </w:pPr>
+            <w:r>
+              <w:t xml:space="preserve">−0.034 (0.089)</w:t>
+            </w:r>
+          </w:p>
+        </w:tc>
+        <w:tc>
+          <w:tcPr/>
+          <w:p>
+            <w:pPr>
+              <w:pStyle w:val="Compact"/>
+              <w:jc w:val="left"/>
+            </w:pPr>
+            <w:r>
+              <w:t xml:space="preserve">+0.002 (0.089)</w:t>
+            </w:r>
+          </w:p>
+        </w:tc>
+        <w:tc>
+          <w:tcPr/>
+          <w:p>
+            <w:pPr>
+              <w:pStyle w:val="Compact"/>
+              <w:jc w:val="left"/>
+            </w:pPr>
+            <w:r>
+              <w:t xml:space="preserve">+0.008 (0.090)</w:t>
+            </w:r>
+          </w:p>
+        </w:tc>
+        <w:tc>
+          <w:tcPr/>
+          <w:p>
+            <w:pPr>
+              <w:pStyle w:val="Compact"/>
+              <w:jc w:val="left"/>
+            </w:pPr>
+            <w:r>
+              <w:t xml:space="preserve">−0.032 (0.089)</w:t>
+            </w:r>
+          </w:p>
+        </w:tc>
+        <w:tc>
+          <w:tcPr/>
+          <w:p>
+            <w:pPr>
+              <w:pStyle w:val="Compact"/>
+              <w:jc w:val="left"/>
+            </w:pPr>
+            <w:r>
+              <w:t xml:space="preserve">−0.102 (0.147)</w:t>
+            </w:r>
+          </w:p>
+        </w:tc>
+        <w:tc>
+          <w:tcPr/>
+          <w:p>
+            <w:pPr>
+              <w:pStyle w:val="Compact"/>
+              <w:jc w:val="left"/>
+            </w:pPr>
+            <w:r>
+              <w:t xml:space="preserve">,</w:t>
+            </w:r>
+          </w:p>
+        </w:tc>
+      </w:tr>
+      <w:tr>
+        <w:tc>
+          <w:tcPr/>
+          <w:p>
+            <w:pPr>
+              <w:pStyle w:val="Compact"/>
+              <w:jc w:val="left"/>
+            </w:pPr>
+            <w:r>
+              <w:t xml:space="preserve">firm_age</w:t>
+            </w:r>
+          </w:p>
+        </w:tc>
+        <w:tc>
+          <w:tcPr/>
+          <w:p>
+            <w:pPr>
+              <w:pStyle w:val="Compact"/>
+              <w:jc w:val="left"/>
+            </w:pPr>
+            <w:r>
+              <w:t xml:space="preserve">+0.015* (0.006)</w:t>
+            </w:r>
+          </w:p>
+        </w:tc>
+        <w:tc>
+          <w:tcPr/>
+          <w:p>
+            <w:pPr>
+              <w:pStyle w:val="Compact"/>
+              <w:jc w:val="left"/>
+            </w:pPr>
+            <w:r>
+              <w:t xml:space="preserve">+0.014* (0.006)</w:t>
+            </w:r>
+          </w:p>
+        </w:tc>
+        <w:tc>
+          <w:tcPr/>
+          <w:p>
+            <w:pPr>
+              <w:pStyle w:val="Compact"/>
+              <w:jc w:val="left"/>
+            </w:pPr>
+            <w:r>
+              <w:t xml:space="preserve">+0.014* (0.006)</w:t>
+            </w:r>
+          </w:p>
+        </w:tc>
+        <w:tc>
+          <w:tcPr/>
+          <w:p>
+            <w:pPr>
+              <w:pStyle w:val="Compact"/>
+              <w:jc w:val="left"/>
+            </w:pPr>
+            <w:r>
+              <w:t xml:space="preserve">+0.015* (0.006)</w:t>
+            </w:r>
+          </w:p>
+        </w:tc>
+        <w:tc>
+          <w:tcPr/>
+          <w:p>
+            <w:pPr>
+              <w:pStyle w:val="Compact"/>
+              <w:jc w:val="left"/>
+            </w:pPr>
+            <w:r>
+              <w:t xml:space="preserve">−0.008 (0.010)</w:t>
+            </w:r>
+          </w:p>
+        </w:tc>
+        <w:tc>
+          <w:tcPr/>
+          <w:p>
+            <w:pPr>
+              <w:pStyle w:val="Compact"/>
+              <w:jc w:val="left"/>
+            </w:pPr>
+            <w:r>
+              <w:t xml:space="preserve">,</w:t>
+            </w:r>
+          </w:p>
+        </w:tc>
+      </w:tr>
+      <w:tr>
+        <w:tc>
+          <w:tcPr/>
+          <w:p>
+            <w:pPr>
+              <w:pStyle w:val="Compact"/>
+              <w:jc w:val="left"/>
+            </w:pPr>
+            <w:r>
+              <w:t xml:space="preserve">foreign_own_pct</w:t>
+            </w:r>
+          </w:p>
+        </w:tc>
+        <w:tc>
+          <w:tcPr/>
+          <w:p>
+            <w:pPr>
+              <w:pStyle w:val="Compact"/>
+              <w:jc w:val="left"/>
+            </w:pPr>
+            <w:r>
+              <w:t xml:space="preserve">−0.433 (0.433)</w:t>
+            </w:r>
+          </w:p>
+        </w:tc>
+        <w:tc>
+          <w:tcPr/>
+          <w:p>
+            <w:pPr>
+              <w:pStyle w:val="Compact"/>
+              <w:jc w:val="left"/>
+            </w:pPr>
+            <w:r>
+              <w:t xml:space="preserve">−0.426 (0.423)</w:t>
+            </w:r>
+          </w:p>
+        </w:tc>
+        <w:tc>
+          <w:tcPr/>
+          <w:p>
+            <w:pPr>
+              <w:pStyle w:val="Compact"/>
+              <w:jc w:val="left"/>
+            </w:pPr>
+            <w:r>
+              <w:t xml:space="preserve">−0.426 (0.423)</w:t>
+            </w:r>
+          </w:p>
+        </w:tc>
+        <w:tc>
+          <w:tcPr/>
+          <w:p>
+            <w:pPr>
+              <w:pStyle w:val="Compact"/>
+              <w:jc w:val="left"/>
+            </w:pPr>
+            <w:r>
+              <w:t xml:space="preserve">−0.401 (0.449)</w:t>
+            </w:r>
+          </w:p>
+        </w:tc>
+        <w:tc>
+          <w:tcPr/>
+          <w:p>
+            <w:pPr>
+              <w:pStyle w:val="Compact"/>
+              <w:jc w:val="left"/>
+            </w:pPr>
+            <w:r>
+              <w:t xml:space="preserve">+0.297 (0.611)</w:t>
+            </w:r>
+          </w:p>
+        </w:tc>
+        <w:tc>
+          <w:tcPr/>
+          <w:p>
+            <w:pPr>
+              <w:pStyle w:val="Compact"/>
+              <w:jc w:val="left"/>
+            </w:pPr>
+            <w:r>
+              <w:t xml:space="preserve">,</w:t>
+            </w:r>
+          </w:p>
+        </w:tc>
+      </w:tr>
+      <w:tr>
+        <w:tc>
+          <w:tcPr/>
+          <w:p>
+            <w:pPr>
+              <w:pStyle w:val="Compact"/>
+              <w:jc w:val="left"/>
+            </w:pPr>
+            <w:r>
+              <w:t xml:space="preserve">Country FE</w:t>
+            </w:r>
+          </w:p>
+        </w:tc>
+        <w:tc>
+          <w:tcPr/>
+          <w:p>
+            <w:pPr>
+              <w:pStyle w:val="Compact"/>
+              <w:jc w:val="left"/>
+            </w:pPr>
+            <w:r>
+              <w:t xml:space="preserve">✓</w:t>
+            </w:r>
+          </w:p>
+        </w:tc>
+        <w:tc>
+          <w:tcPr/>
+          <w:p>
+            <w:pPr>
+              <w:pStyle w:val="Compact"/>
+              <w:jc w:val="left"/>
+            </w:pPr>
+            <w:r>
+              <w:t xml:space="preserve">✓</w:t>
+            </w:r>
+          </w:p>
+        </w:tc>
+        <w:tc>
+          <w:tcPr/>
+          <w:p>
+            <w:pPr>
+              <w:pStyle w:val="Compact"/>
+              <w:jc w:val="left"/>
+            </w:pPr>
+            <w:r>
+              <w:t xml:space="preserve">✓</w:t>
+            </w:r>
+          </w:p>
+        </w:tc>
+        <w:tc>
+          <w:tcPr/>
+          <w:p>
+            <w:pPr>
+              <w:pStyle w:val="Compact"/>
+              <w:jc w:val="left"/>
+            </w:pPr>
+            <w:r>
+              <w:t xml:space="preserve">✓</w:t>
+            </w:r>
+          </w:p>
+        </w:tc>
+        <w:tc>
+          <w:tcPr/>
+          <w:p>
+            <w:pPr>
+              <w:pStyle w:val="Compact"/>
+              <w:jc w:val="left"/>
+            </w:pPr>
+            <w:r>
+              <w:t xml:space="preserve">,</w:t>
+            </w:r>
+          </w:p>
+        </w:tc>
+        <w:tc>
+          <w:tcPr/>
+          <w:p>
+            <w:pPr>
+              <w:pStyle w:val="Compact"/>
+              <w:jc w:val="left"/>
+            </w:pPr>
+            <w:r>
+              <w:t xml:space="preserve">,</w:t>
+            </w:r>
+          </w:p>
+        </w:tc>
+      </w:tr>
+      <w:tr>
+        <w:tc>
+          <w:tcPr/>
+          <w:p>
+            <w:pPr>
+              <w:pStyle w:val="Compact"/>
+              <w:jc w:val="left"/>
+            </w:pPr>
+            <w:r>
+              <w:t xml:space="preserve">Year FE</w:t>
+            </w:r>
+          </w:p>
+        </w:tc>
+        <w:tc>
+          <w:tcPr/>
+          <w:p>
+            <w:pPr>
+              <w:pStyle w:val="Compact"/>
+              <w:jc w:val="left"/>
+            </w:pPr>
+            <w:r>
+              <w:t xml:space="preserve">✓</w:t>
+            </w:r>
+          </w:p>
+        </w:tc>
+        <w:tc>
+          <w:tcPr/>
+          <w:p>
+            <w:pPr>
+              <w:pStyle w:val="Compact"/>
+              <w:jc w:val="left"/>
+            </w:pPr>
+            <w:r>
+              <w:t xml:space="preserve">✓</w:t>
+            </w:r>
+          </w:p>
+        </w:tc>
+        <w:tc>
+          <w:tcPr/>
+          <w:p>
+            <w:pPr>
+              <w:pStyle w:val="Compact"/>
+              <w:jc w:val="left"/>
+            </w:pPr>
+            <w:r>
+              <w:t xml:space="preserve">✓</w:t>
+            </w:r>
+          </w:p>
+        </w:tc>
+        <w:tc>
+          <w:tcPr/>
+          <w:p>
+            <w:pPr>
+              <w:pStyle w:val="Compact"/>
+              <w:jc w:val="left"/>
+            </w:pPr>
+            <w:r>
+              <w:t xml:space="preserve">✓</w:t>
+            </w:r>
+          </w:p>
+        </w:tc>
+        <w:tc>
+          <w:tcPr/>
+          <w:p>
+            <w:pPr>
+              <w:pStyle w:val="Compact"/>
+              <w:jc w:val="left"/>
+            </w:pPr>
+            <w:r>
+              <w:t xml:space="preserve">✓</w:t>
+            </w:r>
+          </w:p>
+        </w:tc>
+        <w:tc>
+          <w:tcPr/>
+          <w:p>
+            <w:pPr>
+              <w:pStyle w:val="Compact"/>
+              <w:jc w:val="left"/>
+            </w:pPr>
+            <w:r>
+              <w:t xml:space="preserve">,</w:t>
+            </w:r>
+          </w:p>
+        </w:tc>
+      </w:tr>
+      <w:tr>
+        <w:tc>
+          <w:tcPr/>
+          <w:p>
+            <w:pPr>
+              <w:pStyle w:val="Compact"/>
+              <w:jc w:val="left"/>
+            </w:pPr>
+            <w:r>
+              <w:t xml:space="preserve">N</w:t>
+            </w:r>
+          </w:p>
+        </w:tc>
+        <w:tc>
+          <w:tcPr/>
+          <w:p>
+            <w:pPr>
+              <w:pStyle w:val="Compact"/>
+              <w:jc w:val="left"/>
+            </w:pPr>
+            <w:r>
+              <w:t xml:space="preserve">209</w:t>
+            </w:r>
+          </w:p>
+        </w:tc>
+        <w:tc>
+          <w:tcPr/>
+          <w:p>
+            <w:pPr>
+              <w:pStyle w:val="Compact"/>
+              <w:jc w:val="left"/>
+            </w:pPr>
+            <w:r>
+              <w:t xml:space="preserve">209</w:t>
+            </w:r>
+          </w:p>
+        </w:tc>
+        <w:tc>
+          <w:tcPr/>
+          <w:p>
+            <w:pPr>
+              <w:pStyle w:val="Compact"/>
+              <w:jc w:val="left"/>
+            </w:pPr>
+            <w:r>
+              <w:t xml:space="preserve">209</w:t>
+            </w:r>
+          </w:p>
+        </w:tc>
+        <w:tc>
+          <w:tcPr/>
+          <w:p>
+            <w:pPr>
+              <w:pStyle w:val="Compact"/>
+              <w:jc w:val="left"/>
+            </w:pPr>
+            <w:r>
+              <w:t xml:space="preserve">205</w:t>
+            </w:r>
+          </w:p>
+        </w:tc>
+        <w:tc>
+          <w:tcPr/>
+          <w:p>
+            <w:pPr>
+              <w:pStyle w:val="Compact"/>
+              <w:jc w:val="left"/>
+            </w:pPr>
+            <w:r>
+              <w:t xml:space="preserve">209</w:t>
+            </w:r>
+          </w:p>
+        </w:tc>
+        <w:tc>
+          <w:tcPr/>
+          <w:p>
+            <w:pPr>
+              <w:pStyle w:val="Compact"/>
+              <w:jc w:val="left"/>
+            </w:pPr>
+            <w:r>
+              <w:t xml:space="preserve">959</w:t>
+            </w:r>
+          </w:p>
+        </w:tc>
+      </w:tr>
+      <w:tr>
+        <w:tc>
+          <w:tcPr/>
+          <w:p>
+            <w:pPr>
+              <w:pStyle w:val="Compact"/>
+              <w:jc w:val="left"/>
+            </w:pPr>
+            <w:r>
+              <w:t xml:space="preserve">R²</w:t>
+            </w:r>
+          </w:p>
+        </w:tc>
+        <w:tc>
+          <w:tcPr/>
+          <w:p>
+            <w:pPr>
+              <w:pStyle w:val="Compact"/>
+              <w:jc w:val="left"/>
+            </w:pPr>
+            <w:r>
+              <w:t xml:space="preserve">0.657</w:t>
+            </w:r>
+          </w:p>
+        </w:tc>
+        <w:tc>
+          <w:tcPr/>
+          <w:p>
+            <w:pPr>
+              <w:pStyle w:val="Compact"/>
+              <w:jc w:val="left"/>
+            </w:pPr>
+            <w:r>
+              <w:t xml:space="preserve">0.667</w:t>
+            </w:r>
+          </w:p>
+        </w:tc>
+        <w:tc>
+          <w:tcPr/>
+          <w:p>
+            <w:pPr>
+              <w:pStyle w:val="Compact"/>
+              <w:jc w:val="left"/>
+            </w:pPr>
+            <w:r>
+              <w:t xml:space="preserve">0.667</w:t>
+            </w:r>
+          </w:p>
+        </w:tc>
+        <w:tc>
+          <w:tcPr/>
+          <w:p>
+            <w:pPr>
+              <w:pStyle w:val="Compact"/>
+              <w:jc w:val="left"/>
+            </w:pPr>
+            <w:r>
+              <w:t xml:space="preserve">0.678</w:t>
+            </w:r>
+          </w:p>
+        </w:tc>
+        <w:tc>
+          <w:tcPr/>
+          <w:p>
+            <w:pPr>
+              <w:pStyle w:val="Compact"/>
+              <w:jc w:val="left"/>
+            </w:pPr>
+            <w:r>
+              <w:t xml:space="preserve">0.109</w:t>
+            </w:r>
+          </w:p>
+        </w:tc>
+        <w:tc>
+          <w:tcPr/>
+          <w:p>
+            <w:pPr>
+              <w:pStyle w:val="Compact"/>
+              <w:jc w:val="left"/>
+            </w:pPr>
+            <w:r>
+              <w:t xml:space="preserve">0.004</w:t>
             </w:r>
           </w:p>
         </w:tc>
@@ -4183,34 +5485,58 @@
           <w:iCs/>
           <w:i/>
         </w:rPr>
-        <w:t xml:space="preserve">Note: N denotes analysis-sample firm-year observations (non-missing ln labour productivity and FSTS). Exporters are firms with FSTS &gt; 0; mean FSTS is computed over all firms, including non-exporters. Fiji, Papua New Guinea, and Vanuatu have two WBES waves; the remaining four economies have one.</w:t>
-      </w:r>
-    </w:p>
-    <w:bookmarkEnd w:id="50"/>
-    <w:bookmarkStart w:id="51" w:name="Xcb8e4546744cd6d21af62aeea30ad97288aa2e1"/>
+        <w:t xml:space="preserve">Note: Coefficients reported with heteroscedasticity-robust standard</w:t>
+      </w:r>
+      <w:r>
+        <w:rPr>
+          <w:iCs/>
+          <w:i/>
+        </w:rPr>
+        <w:t xml:space="preserve"> </w:t>
+      </w:r>
+      <w:r>
+        <w:rPr>
+          <w:iCs/>
+          <w:i/>
+        </w:rPr>
+        <w:t xml:space="preserve">errors in parentheses. Country fixed effects absorbed in M0–M3. *** p &lt; .001; ** p &lt; .01; * p &lt; .05; . p &lt; .10.</w:t>
+      </w:r>
+    </w:p>
+    <w:p>
+      <w:pPr>
+        <w:pStyle w:val="BodyText"/>
+      </w:pPr>
+      <w:r>
+        <w:rPr>
+          <w:iCs/>
+          <w:i/>
+        </w:rPr>
+        <w:t xml:space="preserve">Forced Internationalization Penalty (FIP): Confirmed, β(FSTS_c) = −1.339, p &lt; .001 (M1).</w:t>
+      </w:r>
+    </w:p>
+    <w:bookmarkEnd w:id="51"/>
+    <w:bookmarkStart w:id="52" w:name="X0663e092ac382c03e02f48bedf26a30118613e9"/>
     <w:p>
       <w:pPr>
         <w:pStyle w:val="Heading3"/>
       </w:pPr>
       <w:r>
-        <w:t xml:space="preserve">Table 2. Regression Results: Internationalization Intensity and Labor Productivity</w:t>
+        <w:t xml:space="preserve">Table 3. Robustness: Exporters-Only Subsample (N = 132)</w:t>
       </w:r>
     </w:p>
     <w:tbl>
       <w:tblPr>
         <w:tblStyle w:val="Table"/>
-        <w:tblW w:type="auto" w:w="0"/>
+        <w:tblW w:type="pct" w:w="5000"/>
         <w:tblLook w:firstRow="1" w:lastRow="0" w:firstColumn="0" w:lastColumn="0" w:noHBand="0" w:noVBand="0" w:val="0020"/>
         <w:jc w:val="start"/>
       </w:tblPr>
       <w:tblGrid>
-        <w:gridCol w:w="1131"/>
-        <w:gridCol w:w="1131"/>
-        <w:gridCol w:w="1131"/>
-        <w:gridCol w:w="1131"/>
-        <w:gridCol w:w="1131"/>
-        <w:gridCol w:w="1131"/>
-        <w:gridCol w:w="1131"/>
+        <w:gridCol w:w="3190"/>
+        <w:gridCol w:w="1210"/>
+        <w:gridCol w:w="770"/>
+        <w:gridCol w:w="1540"/>
+        <w:gridCol w:w="1210"/>
       </w:tblGrid>
       <w:tr>
         <w:trPr>
@@ -4221,1122 +5547,6 @@
           <w:p>
             <w:pPr>
               <w:pStyle w:val="Compact"/>
-            </w:pPr>
-          </w:p>
-        </w:tc>
-        <w:tc>
-          <w:tcPr/>
-          <w:p>
-            <w:pPr>
-              <w:pStyle w:val="Compact"/>
-              <w:jc w:val="left"/>
-            </w:pPr>
-            <w:r>
-              <w:t xml:space="preserve">M0 Controls</w:t>
-            </w:r>
-          </w:p>
-        </w:tc>
-        <w:tc>
-          <w:tcPr/>
-          <w:p>
-            <w:pPr>
-              <w:pStyle w:val="Compact"/>
-              <w:jc w:val="left"/>
-            </w:pPr>
-            <w:r>
-              <w:t xml:space="preserve">M1 Linear</w:t>
-            </w:r>
-          </w:p>
-        </w:tc>
-        <w:tc>
-          <w:tcPr/>
-          <w:p>
-            <w:pPr>
-              <w:pStyle w:val="Compact"/>
-              <w:jc w:val="left"/>
-            </w:pPr>
-            <w:r>
-              <w:t xml:space="preserve">M2 Quadratic</w:t>
-            </w:r>
-          </w:p>
-        </w:tc>
-        <w:tc>
-          <w:tcPr/>
-          <w:p>
-            <w:pPr>
-              <w:pStyle w:val="Compact"/>
-              <w:jc w:val="left"/>
-            </w:pPr>
-            <w:r>
-              <w:t xml:space="preserve">M3 Capabilities</w:t>
-            </w:r>
-          </w:p>
-        </w:tc>
-        <w:tc>
-          <w:tcPr/>
-          <w:p>
-            <w:pPr>
-              <w:pStyle w:val="Compact"/>
-              <w:jc w:val="left"/>
-            </w:pPr>
-            <w:r>
-              <w:t xml:space="preserve">M_yearFE</w:t>
-            </w:r>
-          </w:p>
-        </w:tc>
-        <w:tc>
-          <w:tcPr/>
-          <w:p>
-            <w:pPr>
-              <w:pStyle w:val="Compact"/>
-              <w:jc w:val="left"/>
-            </w:pPr>
-            <w:r>
-              <w:t xml:space="preserve">M_bivariate</w:t>
-            </w:r>
-          </w:p>
-        </w:tc>
-      </w:tr>
-      <w:tr>
-        <w:tc>
-          <w:tcPr/>
-          <w:p>
-            <w:pPr>
-              <w:pStyle w:val="Compact"/>
-              <w:jc w:val="left"/>
-            </w:pPr>
-            <w:r>
-              <w:rPr>
-                <w:bCs/>
-                <w:b/>
-              </w:rPr>
-              <w:t xml:space="preserve">FSTS_c</w:t>
-            </w:r>
-          </w:p>
-        </w:tc>
-        <w:tc>
-          <w:tcPr/>
-          <w:p>
-            <w:pPr>
-              <w:pStyle w:val="Compact"/>
-            </w:pPr>
-          </w:p>
-        </w:tc>
-        <w:tc>
-          <w:tcPr/>
-          <w:p>
-            <w:pPr>
-              <w:pStyle w:val="Compact"/>
-              <w:jc w:val="left"/>
-            </w:pPr>
-            <w:r>
-              <w:t xml:space="preserve">−1.339*** (0.386)</w:t>
-            </w:r>
-          </w:p>
-        </w:tc>
-        <w:tc>
-          <w:tcPr/>
-          <w:p>
-            <w:pPr>
-              <w:pStyle w:val="Compact"/>
-              <w:jc w:val="left"/>
-            </w:pPr>
-            <w:r>
-              <w:t xml:space="preserve">−2.177 (1.603)</w:t>
-            </w:r>
-          </w:p>
-        </w:tc>
-        <w:tc>
-          <w:tcPr/>
-          <w:p>
-            <w:pPr>
-              <w:pStyle w:val="Compact"/>
-              <w:jc w:val="left"/>
-            </w:pPr>
-            <w:r>
-              <w:t xml:space="preserve">−2.979. (1.549)</w:t>
-            </w:r>
-          </w:p>
-        </w:tc>
-        <w:tc>
-          <w:tcPr/>
-          <w:p>
-            <w:pPr>
-              <w:pStyle w:val="Compact"/>
-            </w:pPr>
-          </w:p>
-        </w:tc>
-        <w:tc>
-          <w:tcPr/>
-          <w:p>
-            <w:pPr>
-              <w:pStyle w:val="Compact"/>
-            </w:pPr>
-          </w:p>
-        </w:tc>
-      </w:tr>
-      <w:tr>
-        <w:tc>
-          <w:tcPr/>
-          <w:p>
-            <w:pPr>
-              <w:pStyle w:val="Compact"/>
-              <w:jc w:val="left"/>
-            </w:pPr>
-            <w:r>
-              <w:rPr>
-                <w:bCs/>
-                <w:b/>
-              </w:rPr>
-              <w:t xml:space="preserve">FSTS_c²</w:t>
-            </w:r>
-          </w:p>
-        </w:tc>
-        <w:tc>
-          <w:tcPr/>
-          <w:p>
-            <w:pPr>
-              <w:pStyle w:val="Compact"/>
-            </w:pPr>
-          </w:p>
-        </w:tc>
-        <w:tc>
-          <w:tcPr/>
-          <w:p>
-            <w:pPr>
-              <w:pStyle w:val="Compact"/>
-            </w:pPr>
-          </w:p>
-        </w:tc>
-        <w:tc>
-          <w:tcPr/>
-          <w:p>
-            <w:pPr>
-              <w:pStyle w:val="Compact"/>
-              <w:jc w:val="left"/>
-            </w:pPr>
-            <w:r>
-              <w:t xml:space="preserve">+1.125 (1.943)</w:t>
-            </w:r>
-          </w:p>
-        </w:tc>
-        <w:tc>
-          <w:tcPr/>
-          <w:p>
-            <w:pPr>
-              <w:pStyle w:val="Compact"/>
-              <w:jc w:val="left"/>
-            </w:pPr>
-            <w:r>
-              <w:t xml:space="preserve">+2.204 (1.796)</w:t>
-            </w:r>
-          </w:p>
-        </w:tc>
-        <w:tc>
-          <w:tcPr/>
-          <w:p>
-            <w:pPr>
-              <w:pStyle w:val="Compact"/>
-            </w:pPr>
-          </w:p>
-        </w:tc>
-        <w:tc>
-          <w:tcPr/>
-          <w:p>
-            <w:pPr>
-              <w:pStyle w:val="Compact"/>
-            </w:pPr>
-          </w:p>
-        </w:tc>
-      </w:tr>
-      <w:tr>
-        <w:tc>
-          <w:tcPr/>
-          <w:p>
-            <w:pPr>
-              <w:pStyle w:val="Compact"/>
-              <w:jc w:val="left"/>
-            </w:pPr>
-            <w:r>
-              <w:rPr>
-                <w:bCs/>
-                <w:b/>
-              </w:rPr>
-              <w:t xml:space="preserve">FSTS</w:t>
-            </w:r>
-          </w:p>
-        </w:tc>
-        <w:tc>
-          <w:tcPr/>
-          <w:p>
-            <w:pPr>
-              <w:pStyle w:val="Compact"/>
-            </w:pPr>
-          </w:p>
-        </w:tc>
-        <w:tc>
-          <w:tcPr/>
-          <w:p>
-            <w:pPr>
-              <w:pStyle w:val="Compact"/>
-            </w:pPr>
-          </w:p>
-        </w:tc>
-        <w:tc>
-          <w:tcPr/>
-          <w:p>
-            <w:pPr>
-              <w:pStyle w:val="Compact"/>
-            </w:pPr>
-          </w:p>
-        </w:tc>
-        <w:tc>
-          <w:tcPr/>
-          <w:p>
-            <w:pPr>
-              <w:pStyle w:val="Compact"/>
-            </w:pPr>
-          </w:p>
-        </w:tc>
-        <w:tc>
-          <w:tcPr/>
-          <w:p>
-            <w:pPr>
-              <w:pStyle w:val="Compact"/>
-              <w:jc w:val="left"/>
-            </w:pPr>
-            <w:r>
-              <w:t xml:space="preserve">−3.351*** (0.808)</w:t>
-            </w:r>
-          </w:p>
-        </w:tc>
-        <w:tc>
-          <w:tcPr/>
-          <w:p>
-            <w:pPr>
-              <w:pStyle w:val="Compact"/>
-              <w:jc w:val="left"/>
-            </w:pPr>
-            <w:r>
-              <w:t xml:space="preserve">−0.864. (0.441)</w:t>
-            </w:r>
-          </w:p>
-        </w:tc>
-      </w:tr>
-      <w:tr>
-        <w:tc>
-          <w:tcPr/>
-          <w:p>
-            <w:pPr>
-              <w:pStyle w:val="Compact"/>
-              <w:jc w:val="left"/>
-            </w:pPr>
-            <w:r>
-              <w:rPr>
-                <w:bCs/>
-                <w:b/>
-              </w:rPr>
-              <w:t xml:space="preserve">TCI_z</w:t>
-            </w:r>
-          </w:p>
-        </w:tc>
-        <w:tc>
-          <w:tcPr/>
-          <w:p>
-            <w:pPr>
-              <w:pStyle w:val="Compact"/>
-            </w:pPr>
-          </w:p>
-        </w:tc>
-        <w:tc>
-          <w:tcPr/>
-          <w:p>
-            <w:pPr>
-              <w:pStyle w:val="Compact"/>
-            </w:pPr>
-          </w:p>
-        </w:tc>
-        <w:tc>
-          <w:tcPr/>
-          <w:p>
-            <w:pPr>
-              <w:pStyle w:val="Compact"/>
-            </w:pPr>
-          </w:p>
-        </w:tc>
-        <w:tc>
-          <w:tcPr/>
-          <w:p>
-            <w:pPr>
-              <w:pStyle w:val="Compact"/>
-              <w:jc w:val="left"/>
-            </w:pPr>
-            <w:r>
-              <w:t xml:space="preserve">+0.299** (0.099)</w:t>
-            </w:r>
-          </w:p>
-        </w:tc>
-        <w:tc>
-          <w:tcPr/>
-          <w:p>
-            <w:pPr>
-              <w:pStyle w:val="Compact"/>
-            </w:pPr>
-          </w:p>
-        </w:tc>
-        <w:tc>
-          <w:tcPr/>
-          <w:p>
-            <w:pPr>
-              <w:pStyle w:val="Compact"/>
-            </w:pPr>
-          </w:p>
-        </w:tc>
-      </w:tr>
-      <w:tr>
-        <w:tc>
-          <w:tcPr/>
-          <w:p>
-            <w:pPr>
-              <w:pStyle w:val="Compact"/>
-              <w:jc w:val="left"/>
-            </w:pPr>
-            <w:r>
-              <w:rPr>
-                <w:bCs/>
-                <w:b/>
-              </w:rPr>
-              <w:t xml:space="preserve">DAI_z</w:t>
-            </w:r>
-          </w:p>
-        </w:tc>
-        <w:tc>
-          <w:tcPr/>
-          <w:p>
-            <w:pPr>
-              <w:pStyle w:val="Compact"/>
-            </w:pPr>
-          </w:p>
-        </w:tc>
-        <w:tc>
-          <w:tcPr/>
-          <w:p>
-            <w:pPr>
-              <w:pStyle w:val="Compact"/>
-            </w:pPr>
-          </w:p>
-        </w:tc>
-        <w:tc>
-          <w:tcPr/>
-          <w:p>
-            <w:pPr>
-              <w:pStyle w:val="Compact"/>
-            </w:pPr>
-          </w:p>
-        </w:tc>
-        <w:tc>
-          <w:tcPr/>
-          <w:p>
-            <w:pPr>
-              <w:pStyle w:val="Compact"/>
-              <w:jc w:val="left"/>
-            </w:pPr>
-            <w:r>
-              <w:t xml:space="preserve">+0.094 (0.088)</w:t>
-            </w:r>
-          </w:p>
-        </w:tc>
-        <w:tc>
-          <w:tcPr/>
-          <w:p>
-            <w:pPr>
-              <w:pStyle w:val="Compact"/>
-            </w:pPr>
-          </w:p>
-        </w:tc>
-        <w:tc>
-          <w:tcPr/>
-          <w:p>
-            <w:pPr>
-              <w:pStyle w:val="Compact"/>
-            </w:pPr>
-          </w:p>
-        </w:tc>
-      </w:tr>
-      <w:tr>
-        <w:tc>
-          <w:tcPr/>
-          <w:p>
-            <w:pPr>
-              <w:pStyle w:val="Compact"/>
-              <w:jc w:val="left"/>
-            </w:pPr>
-            <w:r>
-              <w:t xml:space="preserve">ln_size</w:t>
-            </w:r>
-          </w:p>
-        </w:tc>
-        <w:tc>
-          <w:tcPr/>
-          <w:p>
-            <w:pPr>
-              <w:pStyle w:val="Compact"/>
-              <w:jc w:val="left"/>
-            </w:pPr>
-            <w:r>
-              <w:t xml:space="preserve">−0.034 (0.089)</w:t>
-            </w:r>
-          </w:p>
-        </w:tc>
-        <w:tc>
-          <w:tcPr/>
-          <w:p>
-            <w:pPr>
-              <w:pStyle w:val="Compact"/>
-              <w:jc w:val="left"/>
-            </w:pPr>
-            <w:r>
-              <w:t xml:space="preserve">+0.002 (0.089)</w:t>
-            </w:r>
-          </w:p>
-        </w:tc>
-        <w:tc>
-          <w:tcPr/>
-          <w:p>
-            <w:pPr>
-              <w:pStyle w:val="Compact"/>
-              <w:jc w:val="left"/>
-            </w:pPr>
-            <w:r>
-              <w:t xml:space="preserve">+0.008 (0.090)</w:t>
-            </w:r>
-          </w:p>
-        </w:tc>
-        <w:tc>
-          <w:tcPr/>
-          <w:p>
-            <w:pPr>
-              <w:pStyle w:val="Compact"/>
-              <w:jc w:val="left"/>
-            </w:pPr>
-            <w:r>
-              <w:t xml:space="preserve">−0.032 (0.089)</w:t>
-            </w:r>
-          </w:p>
-        </w:tc>
-        <w:tc>
-          <w:tcPr/>
-          <w:p>
-            <w:pPr>
-              <w:pStyle w:val="Compact"/>
-              <w:jc w:val="left"/>
-            </w:pPr>
-            <w:r>
-              <w:t xml:space="preserve">−0.102 (0.147)</w:t>
-            </w:r>
-          </w:p>
-        </w:tc>
-        <w:tc>
-          <w:tcPr/>
-          <w:p>
-            <w:pPr>
-              <w:pStyle w:val="Compact"/>
-              <w:jc w:val="left"/>
-            </w:pPr>
-            <w:r>
-              <w:t xml:space="preserve">,</w:t>
-            </w:r>
-          </w:p>
-        </w:tc>
-      </w:tr>
-      <w:tr>
-        <w:tc>
-          <w:tcPr/>
-          <w:p>
-            <w:pPr>
-              <w:pStyle w:val="Compact"/>
-              <w:jc w:val="left"/>
-            </w:pPr>
-            <w:r>
-              <w:t xml:space="preserve">firm_age</w:t>
-            </w:r>
-          </w:p>
-        </w:tc>
-        <w:tc>
-          <w:tcPr/>
-          <w:p>
-            <w:pPr>
-              <w:pStyle w:val="Compact"/>
-              <w:jc w:val="left"/>
-            </w:pPr>
-            <w:r>
-              <w:t xml:space="preserve">+0.015* (0.006)</w:t>
-            </w:r>
-          </w:p>
-        </w:tc>
-        <w:tc>
-          <w:tcPr/>
-          <w:p>
-            <w:pPr>
-              <w:pStyle w:val="Compact"/>
-              <w:jc w:val="left"/>
-            </w:pPr>
-            <w:r>
-              <w:t xml:space="preserve">+0.014* (0.006)</w:t>
-            </w:r>
-          </w:p>
-        </w:tc>
-        <w:tc>
-          <w:tcPr/>
-          <w:p>
-            <w:pPr>
-              <w:pStyle w:val="Compact"/>
-              <w:jc w:val="left"/>
-            </w:pPr>
-            <w:r>
-              <w:t xml:space="preserve">+0.014* (0.006)</w:t>
-            </w:r>
-          </w:p>
-        </w:tc>
-        <w:tc>
-          <w:tcPr/>
-          <w:p>
-            <w:pPr>
-              <w:pStyle w:val="Compact"/>
-              <w:jc w:val="left"/>
-            </w:pPr>
-            <w:r>
-              <w:t xml:space="preserve">+0.015* (0.006)</w:t>
-            </w:r>
-          </w:p>
-        </w:tc>
-        <w:tc>
-          <w:tcPr/>
-          <w:p>
-            <w:pPr>
-              <w:pStyle w:val="Compact"/>
-              <w:jc w:val="left"/>
-            </w:pPr>
-            <w:r>
-              <w:t xml:space="preserve">−0.008 (0.010)</w:t>
-            </w:r>
-          </w:p>
-        </w:tc>
-        <w:tc>
-          <w:tcPr/>
-          <w:p>
-            <w:pPr>
-              <w:pStyle w:val="Compact"/>
-              <w:jc w:val="left"/>
-            </w:pPr>
-            <w:r>
-              <w:t xml:space="preserve">,</w:t>
-            </w:r>
-          </w:p>
-        </w:tc>
-      </w:tr>
-      <w:tr>
-        <w:tc>
-          <w:tcPr/>
-          <w:p>
-            <w:pPr>
-              <w:pStyle w:val="Compact"/>
-              <w:jc w:val="left"/>
-            </w:pPr>
-            <w:r>
-              <w:t xml:space="preserve">foreign_own_pct</w:t>
-            </w:r>
-          </w:p>
-        </w:tc>
-        <w:tc>
-          <w:tcPr/>
-          <w:p>
-            <w:pPr>
-              <w:pStyle w:val="Compact"/>
-              <w:jc w:val="left"/>
-            </w:pPr>
-            <w:r>
-              <w:t xml:space="preserve">−0.433 (0.433)</w:t>
-            </w:r>
-          </w:p>
-        </w:tc>
-        <w:tc>
-          <w:tcPr/>
-          <w:p>
-            <w:pPr>
-              <w:pStyle w:val="Compact"/>
-              <w:jc w:val="left"/>
-            </w:pPr>
-            <w:r>
-              <w:t xml:space="preserve">−0.426 (0.423)</w:t>
-            </w:r>
-          </w:p>
-        </w:tc>
-        <w:tc>
-          <w:tcPr/>
-          <w:p>
-            <w:pPr>
-              <w:pStyle w:val="Compact"/>
-              <w:jc w:val="left"/>
-            </w:pPr>
-            <w:r>
-              <w:t xml:space="preserve">−0.426 (0.423)</w:t>
-            </w:r>
-          </w:p>
-        </w:tc>
-        <w:tc>
-          <w:tcPr/>
-          <w:p>
-            <w:pPr>
-              <w:pStyle w:val="Compact"/>
-              <w:jc w:val="left"/>
-            </w:pPr>
-            <w:r>
-              <w:t xml:space="preserve">−0.401 (0.449)</w:t>
-            </w:r>
-          </w:p>
-        </w:tc>
-        <w:tc>
-          <w:tcPr/>
-          <w:p>
-            <w:pPr>
-              <w:pStyle w:val="Compact"/>
-              <w:jc w:val="left"/>
-            </w:pPr>
-            <w:r>
-              <w:t xml:space="preserve">+0.297 (0.611)</w:t>
-            </w:r>
-          </w:p>
-        </w:tc>
-        <w:tc>
-          <w:tcPr/>
-          <w:p>
-            <w:pPr>
-              <w:pStyle w:val="Compact"/>
-              <w:jc w:val="left"/>
-            </w:pPr>
-            <w:r>
-              <w:t xml:space="preserve">,</w:t>
-            </w:r>
-          </w:p>
-        </w:tc>
-      </w:tr>
-      <w:tr>
-        <w:tc>
-          <w:tcPr/>
-          <w:p>
-            <w:pPr>
-              <w:pStyle w:val="Compact"/>
-              <w:jc w:val="left"/>
-            </w:pPr>
-            <w:r>
-              <w:t xml:space="preserve">Country FE</w:t>
-            </w:r>
-          </w:p>
-        </w:tc>
-        <w:tc>
-          <w:tcPr/>
-          <w:p>
-            <w:pPr>
-              <w:pStyle w:val="Compact"/>
-              <w:jc w:val="left"/>
-            </w:pPr>
-            <w:r>
-              <w:t xml:space="preserve">✓</w:t>
-            </w:r>
-          </w:p>
-        </w:tc>
-        <w:tc>
-          <w:tcPr/>
-          <w:p>
-            <w:pPr>
-              <w:pStyle w:val="Compact"/>
-              <w:jc w:val="left"/>
-            </w:pPr>
-            <w:r>
-              <w:t xml:space="preserve">✓</w:t>
-            </w:r>
-          </w:p>
-        </w:tc>
-        <w:tc>
-          <w:tcPr/>
-          <w:p>
-            <w:pPr>
-              <w:pStyle w:val="Compact"/>
-              <w:jc w:val="left"/>
-            </w:pPr>
-            <w:r>
-              <w:t xml:space="preserve">✓</w:t>
-            </w:r>
-          </w:p>
-        </w:tc>
-        <w:tc>
-          <w:tcPr/>
-          <w:p>
-            <w:pPr>
-              <w:pStyle w:val="Compact"/>
-              <w:jc w:val="left"/>
-            </w:pPr>
-            <w:r>
-              <w:t xml:space="preserve">✓</w:t>
-            </w:r>
-          </w:p>
-        </w:tc>
-        <w:tc>
-          <w:tcPr/>
-          <w:p>
-            <w:pPr>
-              <w:pStyle w:val="Compact"/>
-              <w:jc w:val="left"/>
-            </w:pPr>
-            <w:r>
-              <w:t xml:space="preserve">,</w:t>
-            </w:r>
-          </w:p>
-        </w:tc>
-        <w:tc>
-          <w:tcPr/>
-          <w:p>
-            <w:pPr>
-              <w:pStyle w:val="Compact"/>
-              <w:jc w:val="left"/>
-            </w:pPr>
-            <w:r>
-              <w:t xml:space="preserve">,</w:t>
-            </w:r>
-          </w:p>
-        </w:tc>
-      </w:tr>
-      <w:tr>
-        <w:tc>
-          <w:tcPr/>
-          <w:p>
-            <w:pPr>
-              <w:pStyle w:val="Compact"/>
-              <w:jc w:val="left"/>
-            </w:pPr>
-            <w:r>
-              <w:t xml:space="preserve">Year FE</w:t>
-            </w:r>
-          </w:p>
-        </w:tc>
-        <w:tc>
-          <w:tcPr/>
-          <w:p>
-            <w:pPr>
-              <w:pStyle w:val="Compact"/>
-              <w:jc w:val="left"/>
-            </w:pPr>
-            <w:r>
-              <w:t xml:space="preserve">✓</w:t>
-            </w:r>
-          </w:p>
-        </w:tc>
-        <w:tc>
-          <w:tcPr/>
-          <w:p>
-            <w:pPr>
-              <w:pStyle w:val="Compact"/>
-              <w:jc w:val="left"/>
-            </w:pPr>
-            <w:r>
-              <w:t xml:space="preserve">✓</w:t>
-            </w:r>
-          </w:p>
-        </w:tc>
-        <w:tc>
-          <w:tcPr/>
-          <w:p>
-            <w:pPr>
-              <w:pStyle w:val="Compact"/>
-              <w:jc w:val="left"/>
-            </w:pPr>
-            <w:r>
-              <w:t xml:space="preserve">✓</w:t>
-            </w:r>
-          </w:p>
-        </w:tc>
-        <w:tc>
-          <w:tcPr/>
-          <w:p>
-            <w:pPr>
-              <w:pStyle w:val="Compact"/>
-              <w:jc w:val="left"/>
-            </w:pPr>
-            <w:r>
-              <w:t xml:space="preserve">✓</w:t>
-            </w:r>
-          </w:p>
-        </w:tc>
-        <w:tc>
-          <w:tcPr/>
-          <w:p>
-            <w:pPr>
-              <w:pStyle w:val="Compact"/>
-              <w:jc w:val="left"/>
-            </w:pPr>
-            <w:r>
-              <w:t xml:space="preserve">✓</w:t>
-            </w:r>
-          </w:p>
-        </w:tc>
-        <w:tc>
-          <w:tcPr/>
-          <w:p>
-            <w:pPr>
-              <w:pStyle w:val="Compact"/>
-              <w:jc w:val="left"/>
-            </w:pPr>
-            <w:r>
-              <w:t xml:space="preserve">,</w:t>
-            </w:r>
-          </w:p>
-        </w:tc>
-      </w:tr>
-      <w:tr>
-        <w:tc>
-          <w:tcPr/>
-          <w:p>
-            <w:pPr>
-              <w:pStyle w:val="Compact"/>
-              <w:jc w:val="left"/>
-            </w:pPr>
-            <w:r>
-              <w:t xml:space="preserve">N</w:t>
-            </w:r>
-          </w:p>
-        </w:tc>
-        <w:tc>
-          <w:tcPr/>
-          <w:p>
-            <w:pPr>
-              <w:pStyle w:val="Compact"/>
-              <w:jc w:val="left"/>
-            </w:pPr>
-            <w:r>
-              <w:t xml:space="preserve">209</w:t>
-            </w:r>
-          </w:p>
-        </w:tc>
-        <w:tc>
-          <w:tcPr/>
-          <w:p>
-            <w:pPr>
-              <w:pStyle w:val="Compact"/>
-              <w:jc w:val="left"/>
-            </w:pPr>
-            <w:r>
-              <w:t xml:space="preserve">209</w:t>
-            </w:r>
-          </w:p>
-        </w:tc>
-        <w:tc>
-          <w:tcPr/>
-          <w:p>
-            <w:pPr>
-              <w:pStyle w:val="Compact"/>
-              <w:jc w:val="left"/>
-            </w:pPr>
-            <w:r>
-              <w:t xml:space="preserve">209</w:t>
-            </w:r>
-          </w:p>
-        </w:tc>
-        <w:tc>
-          <w:tcPr/>
-          <w:p>
-            <w:pPr>
-              <w:pStyle w:val="Compact"/>
-              <w:jc w:val="left"/>
-            </w:pPr>
-            <w:r>
-              <w:t xml:space="preserve">205</w:t>
-            </w:r>
-          </w:p>
-        </w:tc>
-        <w:tc>
-          <w:tcPr/>
-          <w:p>
-            <w:pPr>
-              <w:pStyle w:val="Compact"/>
-              <w:jc w:val="left"/>
-            </w:pPr>
-            <w:r>
-              <w:t xml:space="preserve">209</w:t>
-            </w:r>
-          </w:p>
-        </w:tc>
-        <w:tc>
-          <w:tcPr/>
-          <w:p>
-            <w:pPr>
-              <w:pStyle w:val="Compact"/>
-              <w:jc w:val="left"/>
-            </w:pPr>
-            <w:r>
-              <w:t xml:space="preserve">959</w:t>
-            </w:r>
-          </w:p>
-        </w:tc>
-      </w:tr>
-      <w:tr>
-        <w:tc>
-          <w:tcPr/>
-          <w:p>
-            <w:pPr>
-              <w:pStyle w:val="Compact"/>
-              <w:jc w:val="left"/>
-            </w:pPr>
-            <w:r>
-              <w:t xml:space="preserve">R²</w:t>
-            </w:r>
-          </w:p>
-        </w:tc>
-        <w:tc>
-          <w:tcPr/>
-          <w:p>
-            <w:pPr>
-              <w:pStyle w:val="Compact"/>
-              <w:jc w:val="left"/>
-            </w:pPr>
-            <w:r>
-              <w:t xml:space="preserve">0.657</w:t>
-            </w:r>
-          </w:p>
-        </w:tc>
-        <w:tc>
-          <w:tcPr/>
-          <w:p>
-            <w:pPr>
-              <w:pStyle w:val="Compact"/>
-              <w:jc w:val="left"/>
-            </w:pPr>
-            <w:r>
-              <w:t xml:space="preserve">0.667</w:t>
-            </w:r>
-          </w:p>
-        </w:tc>
-        <w:tc>
-          <w:tcPr/>
-          <w:p>
-            <w:pPr>
-              <w:pStyle w:val="Compact"/>
-              <w:jc w:val="left"/>
-            </w:pPr>
-            <w:r>
-              <w:t xml:space="preserve">0.667</w:t>
-            </w:r>
-          </w:p>
-        </w:tc>
-        <w:tc>
-          <w:tcPr/>
-          <w:p>
-            <w:pPr>
-              <w:pStyle w:val="Compact"/>
-              <w:jc w:val="left"/>
-            </w:pPr>
-            <w:r>
-              <w:t xml:space="preserve">0.678</w:t>
-            </w:r>
-          </w:p>
-        </w:tc>
-        <w:tc>
-          <w:tcPr/>
-          <w:p>
-            <w:pPr>
-              <w:pStyle w:val="Compact"/>
-              <w:jc w:val="left"/>
-            </w:pPr>
-            <w:r>
-              <w:t xml:space="preserve">0.109</w:t>
-            </w:r>
-          </w:p>
-        </w:tc>
-        <w:tc>
-          <w:tcPr/>
-          <w:p>
-            <w:pPr>
-              <w:pStyle w:val="Compact"/>
-              <w:jc w:val="left"/>
-            </w:pPr>
-            <w:r>
-              <w:t xml:space="preserve">0.004</w:t>
-            </w:r>
-          </w:p>
-        </w:tc>
-      </w:tr>
-    </w:tbl>
-    <w:p>
-      <w:pPr>
-        <w:pStyle w:val="BodyText"/>
-      </w:pPr>
-      <w:r>
-        <w:rPr>
-          <w:iCs/>
-          <w:i/>
-        </w:rPr>
-        <w:t xml:space="preserve">Note: Coefficients reported with heteroscedasticity-robust standard</w:t>
-      </w:r>
-      <w:r>
-        <w:rPr>
-          <w:iCs/>
-          <w:i/>
-        </w:rPr>
-        <w:t xml:space="preserve"> </w:t>
-      </w:r>
-      <w:r>
-        <w:rPr>
-          <w:iCs/>
-          <w:i/>
-        </w:rPr>
-        <w:t xml:space="preserve">errors in parentheses. Country fixed effects absorbed in M0–M3. *** p &lt; .001; ** p &lt; .01; * p &lt; .05; . p &lt; .10.</w:t>
-      </w:r>
-    </w:p>
-    <w:p>
-      <w:pPr>
-        <w:pStyle w:val="BodyText"/>
-      </w:pPr>
-      <w:r>
-        <w:rPr>
-          <w:iCs/>
-          <w:i/>
-        </w:rPr>
-        <w:t xml:space="preserve">Forced Internationalization Penalty (FIP): Confirmed, β(FSTS_c) = −1.339, p &lt; .001 (M1).</w:t>
-      </w:r>
-    </w:p>
-    <w:bookmarkEnd w:id="51"/>
-    <w:bookmarkStart w:id="52" w:name="X7775d9c2e75aeee42b06c6b53779c3c2e708831"/>
-    <w:p>
-      <w:pPr>
-        <w:pStyle w:val="Heading3"/>
-      </w:pPr>
-      <w:r>
-        <w:t xml:space="preserve">Table 3. Robustness: Exporters-Only Subsample (N = 132)</w:t>
-      </w:r>
-    </w:p>
-    <w:tbl>
-      <w:tblPr>
-        <w:tblStyle w:val="Table"/>
-        <w:tblW w:type="auto" w:w="0"/>
-        <w:tblLook w:firstRow="1" w:lastRow="0" w:firstColumn="0" w:lastColumn="0" w:noHBand="0" w:noVBand="0" w:val="0020"/>
-        <w:jc w:val="start"/>
-      </w:tblPr>
-      <w:tblGrid>
-        <w:gridCol w:w="1584"/>
-        <w:gridCol w:w="1584"/>
-        <w:gridCol w:w="1584"/>
-        <w:gridCol w:w="1584"/>
-        <w:gridCol w:w="1584"/>
-      </w:tblGrid>
-      <w:tr>
-        <w:trPr>
-          <w:tblHeader w:val="true"/>
-        </w:trPr>
-        <w:tc>
-          <w:tcPr/>
-          <w:p>
-            <w:pPr>
-              <w:pStyle w:val="Compact"/>
               <w:jc w:val="left"/>
             </w:pPr>
             <w:r>
@@ -5657,7 +5867,10 @@
     <w:bookmarkEnd w:id="52"/>
     <w:bookmarkEnd w:id="53"/>
     <w:bookmarkEnd w:id="54"/>
-    <w:sectPr/>
+    <w:sectPr>
+      <w:pgSz w:h="16838" w:w="11906"/>
+      <w:pgMar w:bottom="1417" w:left="1417" w:right="1417" w:top="1417"/>
+    </w:sectPr>
   </w:body>
 </w:document>
 </file>
@@ -5869,29 +6082,59 @@
   <w:style w:default="1" w:styleId="Normal" w:type="paragraph">
     <w:name w:val="Normal"/>
     <w:qFormat/>
+    <w:pPr>
+      <w:spacing w:line="276" w:lineRule="auto"/>
+      <w:jc w:val="both"/>
+    </w:pPr>
+    <w:rPr>
+      <w:rFonts w:ascii="Times New Roman" w:eastAsia="Times New Roman" w:hAnsi="Times New Roman"/>
+      <w:color w:val="000000"/>
+      <w:sz w:val="24"/>
+    </w:rPr>
   </w:style>
   <w:style w:styleId="BodyText" w:type="paragraph">
     <w:name w:val="Body Text"/>
     <w:basedOn w:val="Normal"/>
     <w:link w:val="BodyTextChar"/>
     <w:pPr>
-      <w:spacing w:after="180" w:before="180"/>
+      <w:spacing w:after="180" w:before="180" w:line="276" w:lineRule="auto"/>
+      <w:jc w:val="both"/>
     </w:pPr>
     <w:qFormat/>
+    <w:rPr>
+      <w:rFonts w:ascii="Times New Roman" w:eastAsia="Times New Roman" w:hAnsi="Times New Roman"/>
+      <w:color w:val="000000"/>
+      <w:sz w:val="24"/>
+    </w:rPr>
   </w:style>
   <w:style w:customStyle="1" w:styleId="FirstParagraph" w:type="paragraph">
     <w:name w:val="First Paragraph"/>
     <w:basedOn w:val="BodyText"/>
     <w:next w:val="BodyText"/>
     <w:qFormat/>
+    <w:pPr>
+      <w:spacing w:line="276" w:lineRule="auto"/>
+      <w:jc w:val="both"/>
+    </w:pPr>
+    <w:rPr>
+      <w:rFonts w:ascii="Times New Roman" w:eastAsia="Times New Roman" w:hAnsi="Times New Roman"/>
+      <w:color w:val="000000"/>
+      <w:sz w:val="24"/>
+    </w:rPr>
   </w:style>
   <w:style w:customStyle="1" w:styleId="Compact" w:type="paragraph">
     <w:name w:val="Compact"/>
     <w:basedOn w:val="BodyText"/>
     <w:qFormat/>
     <w:pPr>
-      <w:spacing w:after="36" w:before="36"/>
+      <w:spacing w:after="36" w:before="36" w:line="276" w:lineRule="auto"/>
+      <w:jc w:val="both"/>
     </w:pPr>
+    <w:rPr>
+      <w:rFonts w:ascii="Times New Roman" w:eastAsia="Times New Roman" w:hAnsi="Times New Roman"/>
+      <w:color w:val="000000"/>
+      <w:sz w:val="24"/>
+    </w:rPr>
   </w:style>
   <w:style w:styleId="Title" w:type="paragraph">
     <w:name w:val="Title"/>
@@ -5901,15 +6144,15 @@
     <w:pPr>
       <w:keepNext/>
       <w:keepLines/>
-      <w:spacing w:after="240" w:before="480"/>
-      <w:jc w:val="center"/>
+      <w:spacing w:after="240" w:before="480" w:line="276" w:lineRule="auto"/>
+      <w:jc w:val="both"/>
     </w:pPr>
     <w:rPr>
-      <w:rFonts w:asciiTheme="majorHAnsi" w:cstheme="majorBidi" w:eastAsiaTheme="majorEastAsia" w:hAnsiTheme="majorHAnsi"/>
+      <w:rFonts w:ascii="Times New Roman" w:asciiTheme="majorHAnsi" w:cstheme="majorBidi" w:eastAsia="Times New Roman" w:eastAsiaTheme="majorEastAsia" w:hAnsi="Times New Roman" w:hAnsiTheme="majorHAnsi"/>
       <w:b/>
       <w:bCs/>
-      <w:color w:themeColor="accent1" w:themeShade="B5" w:val="345A8A"/>
-      <w:sz w:val="36"/>
+      <w:color w:val="000000"/>
+      <w:sz w:val="24"/>
       <w:szCs w:val="36"/>
     </w:rPr>
   </w:style>
@@ -5921,11 +6164,13 @@
     <w:pPr>
       <w:keepNext/>
       <w:keepLines/>
-      <w:spacing w:after="240" w:before="240"/>
-      <w:jc w:val="center"/>
+      <w:spacing w:after="240" w:before="240" w:line="276" w:lineRule="auto"/>
+      <w:jc w:val="both"/>
     </w:pPr>
     <w:rPr>
-      <w:sz w:val="30"/>
+      <w:rFonts w:ascii="Times New Roman" w:eastAsia="Times New Roman" w:hAnsi="Times New Roman"/>
+      <w:color w:val="000000"/>
+      <w:sz w:val="24"/>
       <w:szCs w:val="30"/>
     </w:rPr>
   </w:style>
@@ -5936,8 +6181,14 @@
     <w:pPr>
       <w:keepNext/>
       <w:keepLines/>
-      <w:jc w:val="center"/>
+      <w:spacing w:line="276" w:lineRule="auto"/>
+      <w:jc w:val="both"/>
     </w:pPr>
+    <w:rPr>
+      <w:rFonts w:ascii="Times New Roman" w:eastAsia="Times New Roman" w:hAnsi="Times New Roman"/>
+      <w:color w:val="000000"/>
+      <w:sz w:val="24"/>
+    </w:rPr>
   </w:style>
   <w:style w:styleId="Date" w:type="paragraph">
     <w:name w:val="Date"/>
@@ -5946,8 +6197,14 @@
     <w:pPr>
       <w:keepNext/>
       <w:keepLines/>
-      <w:jc w:val="center"/>
+      <w:spacing w:line="276" w:lineRule="auto"/>
+      <w:jc w:val="both"/>
     </w:pPr>
+    <w:rPr>
+      <w:rFonts w:ascii="Times New Roman" w:eastAsia="Times New Roman" w:hAnsi="Times New Roman"/>
+      <w:color w:val="000000"/>
+      <w:sz w:val="24"/>
+    </w:rPr>
   </w:style>
   <w:style w:customStyle="1" w:styleId="AbstractTitle" w:type="paragraph">
     <w:name w:val="Abstract Title"/>
@@ -5957,15 +6214,15 @@
     <w:pPr>
       <w:keepNext/>
       <w:keepLines/>
-      <w:jc w:val="center"/>
-      <w:spacing w:after="0" w:before="300"/>
+      <w:jc w:val="both"/>
+      <w:spacing w:after="0" w:before="300" w:line="276" w:lineRule="auto"/>
     </w:pPr>
     <w:rPr>
-      <w:sz w:val="20"/>
+      <w:color w:val="000000"/>
+      <w:sz w:val="24"/>
       <w:szCs w:val="20"/>
+      <w:rFonts w:ascii="Times New Roman" w:eastAsia="Times New Roman" w:hAnsi="Times New Roman"/>
       <w:b/>
-      <w:color w:val="345A8A"/>
-      &gt;
     </w:rPr>
   </w:style>
   <w:style w:customStyle="1" w:styleId="Abstract" w:type="paragraph">
@@ -5976,10 +6233,13 @@
     <w:pPr>
       <w:keepNext/>
       <w:keepLines/>
-      <w:spacing w:after="300" w:before="100"/>
+      <w:spacing w:after="300" w:before="100" w:line="276" w:lineRule="auto"/>
+      <w:jc w:val="both"/>
     </w:pPr>
     <w:rPr>
-      <w:sz w:val="20"/>
+      <w:rFonts w:ascii="Times New Roman" w:eastAsia="Times New Roman" w:hAnsi="Times New Roman"/>
+      <w:color w:val="000000"/>
+      <w:sz w:val="24"/>
       <w:szCs w:val="20"/>
     </w:rPr>
   </w:style>
@@ -5988,8 +6248,15 @@
     <w:basedOn w:val="Normal"/>
     <w:next w:val="Bibliography"/>
     <w:qFormat/>
-    <w:pPr/>
-    <w:rPr/>
+    <w:pPr>
+      <w:spacing w:line="276" w:lineRule="auto"/>
+      <w:jc w:val="both"/>
+    </w:pPr>
+    <w:rPr>
+      <w:rFonts w:ascii="Times New Roman" w:eastAsia="Times New Roman" w:hAnsi="Times New Roman"/>
+      <w:color w:val="000000"/>
+      <w:sz w:val="24"/>
+    </w:rPr>
   </w:style>
   <w:style w:styleId="Heading1" w:type="paragraph">
     <w:name w:val="Heading 1"/>
@@ -6000,15 +6267,16 @@
     <w:pPr>
       <w:keepNext/>
       <w:keepLines/>
-      <w:spacing w:after="0" w:before="480"/>
+      <w:spacing w:after="0" w:before="480" w:line="276" w:lineRule="auto"/>
+      <w:jc w:val="both"/>
       <w:outlineLvl w:val="0"/>
     </w:pPr>
     <w:rPr>
-      <w:rFonts w:asciiTheme="majorHAnsi" w:cstheme="majorBidi" w:eastAsiaTheme="majorEastAsia" w:hAnsiTheme="majorHAnsi"/>
+      <w:rFonts w:ascii="Times New Roman" w:asciiTheme="majorHAnsi" w:cstheme="majorBidi" w:eastAsia="Times New Roman" w:eastAsiaTheme="majorEastAsia" w:hAnsi="Times New Roman" w:hAnsiTheme="majorHAnsi"/>
       <w:b/>
       <w:bCs/>
-      <w:color w:themeColor="accent1" w:val="4F81BD"/>
-      <w:sz w:val="32"/>
+      <w:color w:val="000000"/>
+      <w:sz w:val="24"/>
       <w:szCs w:val="32"/>
     </w:rPr>
   </w:style>
@@ -6022,15 +6290,16 @@
     <w:pPr>
       <w:keepNext/>
       <w:keepLines/>
-      <w:spacing w:after="0" w:before="200"/>
+      <w:spacing w:after="0" w:before="200" w:line="276" w:lineRule="auto"/>
+      <w:jc w:val="both"/>
       <w:outlineLvl w:val="1"/>
     </w:pPr>
     <w:rPr>
-      <w:rFonts w:asciiTheme="majorHAnsi" w:cstheme="majorBidi" w:eastAsiaTheme="majorEastAsia" w:hAnsiTheme="majorHAnsi"/>
+      <w:rFonts w:ascii="Times New Roman" w:asciiTheme="majorHAnsi" w:cstheme="majorBidi" w:eastAsia="Times New Roman" w:eastAsiaTheme="majorEastAsia" w:hAnsi="Times New Roman" w:hAnsiTheme="majorHAnsi"/>
       <w:b/>
       <w:bCs/>
-      <w:color w:themeColor="accent1" w:val="4F81BD"/>
-      <w:sz w:val="28"/>
+      <w:color w:val="000000"/>
+      <w:sz w:val="24"/>
       <w:szCs w:val="28"/>
     </w:rPr>
   </w:style>
@@ -6044,14 +6313,15 @@
     <w:pPr>
       <w:keepNext/>
       <w:keepLines/>
-      <w:spacing w:after="0" w:before="200"/>
+      <w:spacing w:after="0" w:before="200" w:line="276" w:lineRule="auto"/>
+      <w:jc w:val="both"/>
       <w:outlineLvl w:val="2"/>
     </w:pPr>
     <w:rPr>
-      <w:rFonts w:asciiTheme="majorHAnsi" w:cstheme="majorBidi" w:eastAsiaTheme="majorEastAsia" w:hAnsiTheme="majorHAnsi"/>
+      <w:rFonts w:ascii="Times New Roman" w:asciiTheme="majorHAnsi" w:cstheme="majorBidi" w:eastAsia="Times New Roman" w:eastAsiaTheme="majorEastAsia" w:hAnsi="Times New Roman" w:hAnsiTheme="majorHAnsi"/>
       <w:b/>
       <w:bCs/>
-      <w:color w:themeColor="accent1" w:val="4F81BD"/>
+      <w:color w:val="000000"/>
       <w:sz w:val="24"/>
       <w:szCs w:val="24"/>
     </w:rPr>
@@ -6066,14 +6336,15 @@
     <w:pPr>
       <w:keepNext/>
       <w:keepLines/>
-      <w:spacing w:after="0" w:before="200"/>
+      <w:spacing w:after="0" w:before="200" w:line="276" w:lineRule="auto"/>
+      <w:jc w:val="both"/>
       <w:outlineLvl w:val="3"/>
     </w:pPr>
     <w:rPr>
-      <w:rFonts w:asciiTheme="majorHAnsi" w:cstheme="majorBidi" w:eastAsiaTheme="majorEastAsia" w:hAnsiTheme="majorHAnsi"/>
+      <w:rFonts w:ascii="Times New Roman" w:asciiTheme="majorHAnsi" w:cstheme="majorBidi" w:eastAsia="Times New Roman" w:eastAsiaTheme="majorEastAsia" w:hAnsi="Times New Roman" w:hAnsiTheme="majorHAnsi"/>
       <w:i/>
       <w:bCs/>
-      <w:color w:themeColor="accent1" w:val="4F81BD"/>
+      <w:color w:val="000000"/>
       <w:sz w:val="24"/>
       <w:szCs w:val="24"/>
     </w:rPr>
@@ -6088,13 +6359,14 @@
     <w:pPr>
       <w:keepNext/>
       <w:keepLines/>
-      <w:spacing w:after="0" w:before="200"/>
+      <w:spacing w:after="0" w:before="200" w:line="276" w:lineRule="auto"/>
+      <w:jc w:val="both"/>
       <w:outlineLvl w:val="4"/>
     </w:pPr>
     <w:rPr>
-      <w:rFonts w:asciiTheme="majorHAnsi" w:cstheme="majorBidi" w:eastAsiaTheme="majorEastAsia" w:hAnsiTheme="majorHAnsi"/>
+      <w:rFonts w:ascii="Times New Roman" w:asciiTheme="majorHAnsi" w:cstheme="majorBidi" w:eastAsia="Times New Roman" w:eastAsiaTheme="majorEastAsia" w:hAnsi="Times New Roman" w:hAnsiTheme="majorHAnsi"/>
       <w:iCs/>
-      <w:color w:themeColor="accent1" w:val="4F81BD"/>
+      <w:color w:val="000000"/>
       <w:sz w:val="24"/>
       <w:szCs w:val="24"/>
     </w:rPr>
@@ -6109,12 +6381,13 @@
     <w:pPr>
       <w:keepNext/>
       <w:keepLines/>
-      <w:spacing w:after="0" w:before="200"/>
+      <w:spacing w:after="0" w:before="200" w:line="276" w:lineRule="auto"/>
+      <w:jc w:val="both"/>
       <w:outlineLvl w:val="5"/>
     </w:pPr>
     <w:rPr>
-      <w:rFonts w:asciiTheme="majorHAnsi" w:cstheme="majorBidi" w:eastAsiaTheme="majorEastAsia" w:hAnsiTheme="majorHAnsi"/>
-      <w:color w:themeColor="accent1" w:val="4F81BD"/>
+      <w:rFonts w:ascii="Times New Roman" w:asciiTheme="majorHAnsi" w:cstheme="majorBidi" w:eastAsia="Times New Roman" w:eastAsiaTheme="majorEastAsia" w:hAnsi="Times New Roman" w:hAnsiTheme="majorHAnsi"/>
+      <w:color w:val="000000"/>
       <w:sz w:val="24"/>
       <w:szCs w:val="24"/>
     </w:rPr>
@@ -6129,12 +6402,13 @@
     <w:pPr>
       <w:keepNext/>
       <w:keepLines/>
-      <w:spacing w:after="0" w:before="200"/>
+      <w:spacing w:after="0" w:before="200" w:line="276" w:lineRule="auto"/>
+      <w:jc w:val="both"/>
       <w:outlineLvl w:val="6"/>
     </w:pPr>
     <w:rPr>
-      <w:rFonts w:asciiTheme="majorHAnsi" w:cstheme="majorBidi" w:eastAsiaTheme="majorEastAsia" w:hAnsiTheme="majorHAnsi"/>
-      <w:color w:themeColor="accent1" w:val="4F81BD"/>
+      <w:rFonts w:ascii="Times New Roman" w:asciiTheme="majorHAnsi" w:cstheme="majorBidi" w:eastAsia="Times New Roman" w:eastAsiaTheme="majorEastAsia" w:hAnsi="Times New Roman" w:hAnsiTheme="majorHAnsi"/>
+      <w:color w:val="000000"/>
       <w:sz w:val="24"/>
       <w:szCs w:val="24"/>
     </w:rPr>
@@ -6149,12 +6423,13 @@
     <w:pPr>
       <w:keepNext/>
       <w:keepLines/>
-      <w:spacing w:after="0" w:before="200"/>
+      <w:spacing w:after="0" w:before="200" w:line="276" w:lineRule="auto"/>
+      <w:jc w:val="both"/>
       <w:outlineLvl w:val="7"/>
     </w:pPr>
     <w:rPr>
-      <w:rFonts w:asciiTheme="majorHAnsi" w:cstheme="majorBidi" w:eastAsiaTheme="majorEastAsia" w:hAnsiTheme="majorHAnsi"/>
-      <w:color w:themeColor="accent1" w:val="4F81BD"/>
+      <w:rFonts w:ascii="Times New Roman" w:asciiTheme="majorHAnsi" w:cstheme="majorBidi" w:eastAsia="Times New Roman" w:eastAsiaTheme="majorEastAsia" w:hAnsi="Times New Roman" w:hAnsiTheme="majorHAnsi"/>
+      <w:color w:val="000000"/>
       <w:sz w:val="24"/>
       <w:szCs w:val="24"/>
     </w:rPr>
@@ -6169,12 +6444,13 @@
     <w:pPr>
       <w:keepNext/>
       <w:keepLines/>
-      <w:spacing w:after="0" w:before="200"/>
+      <w:spacing w:after="0" w:before="200" w:line="276" w:lineRule="auto"/>
+      <w:jc w:val="both"/>
       <w:outlineLvl w:val="8"/>
     </w:pPr>
     <w:rPr>
-      <w:rFonts w:asciiTheme="majorHAnsi" w:cstheme="majorBidi" w:eastAsiaTheme="majorEastAsia" w:hAnsiTheme="majorHAnsi"/>
-      <w:color w:themeColor="accent1" w:val="4F81BD"/>
+      <w:rFonts w:ascii="Times New Roman" w:asciiTheme="majorHAnsi" w:cstheme="majorBidi" w:eastAsia="Times New Roman" w:eastAsiaTheme="majorEastAsia" w:hAnsi="Times New Roman" w:hAnsiTheme="majorHAnsi"/>
+      <w:color w:val="000000"/>
       <w:sz w:val="24"/>
       <w:szCs w:val="24"/>
     </w:rPr>
@@ -6187,9 +6463,15 @@
     <w:unhideWhenUsed/>
     <w:qFormat/>
     <w:pPr>
-      <w:spacing w:after="100" w:before="100"/>
+      <w:spacing w:after="100" w:before="100" w:line="276" w:lineRule="auto"/>
       <w:ind w:firstLine="0" w:left="480" w:right="480"/>
+      <w:jc w:val="both"/>
     </w:pPr>
+    <w:rPr>
+      <w:rFonts w:ascii="Times New Roman" w:eastAsia="Times New Roman" w:hAnsi="Times New Roman"/>
+      <w:color w:val="000000"/>
+      <w:sz w:val="24"/>
+    </w:rPr>
   </w:style>
   <w:style w:styleId="FootnoteText" w:type="paragraph">
     <w:name w:val="Footnote Text"/>
@@ -6198,11 +6480,25 @@
     <w:uiPriority w:val="9"/>
     <w:unhideWhenUsed/>
     <w:qFormat/>
+    <w:pPr>
+      <w:spacing w:line="276" w:lineRule="auto"/>
+      <w:jc w:val="both"/>
+    </w:pPr>
+    <w:rPr>
+      <w:rFonts w:ascii="Times New Roman" w:eastAsia="Times New Roman" w:hAnsi="Times New Roman"/>
+      <w:color w:val="000000"/>
+      <w:sz w:val="24"/>
+    </w:rPr>
   </w:style>
   <w:style w:default="1" w:styleId="DefaultParagraphFont" w:type="character">
     <w:name w:val="Default Paragraph Font"/>
     <w:semiHidden/>
     <w:unhideWhenUsed/>
+    <w:rPr>
+      <w:rFonts w:ascii="Times New Roman" w:eastAsia="Times New Roman" w:hAnsi="Times New Roman"/>
+      <w:color w:val="000000"/>
+      <w:sz w:val="24"/>
+    </w:rPr>
   </w:style>
   <w:style w:default="1" w:styleId="Table" w:type="table">
     <w:name w:val="Table"/>
@@ -6210,6 +6506,15 @@
     <w:semiHidden/>
     <w:unhideWhenUsed/>
     <w:qFormat/>
+    <w:pPr>
+      <w:spacing w:line="276" w:lineRule="auto"/>
+      <w:jc w:val="both"/>
+    </w:pPr>
+    <w:rPr>
+      <w:rFonts w:ascii="Times New Roman" w:eastAsia="Times New Roman" w:hAnsi="Times New Roman"/>
+      <w:color w:val="000000"/>
+      <w:sz w:val="24"/>
+    </w:rPr>
     <w:tblPr>
       <w:tblInd w:type="dxa" w:w="0"/>
       <w:tblCellMar>
@@ -6242,25 +6547,42 @@
     <w:pPr>
       <w:keepNext/>
       <w:keepLines/>
-      <w:spacing w:after="0"/>
+      <w:spacing w:after="0" w:line="276" w:lineRule="auto"/>
+      <w:jc w:val="both"/>
     </w:pPr>
     <w:rPr>
+      <w:rFonts w:ascii="Times New Roman" w:eastAsia="Times New Roman" w:hAnsi="Times New Roman"/>
       <w:b/>
+      <w:color w:val="000000"/>
+      <w:sz w:val="24"/>
     </w:rPr>
   </w:style>
   <w:style w:customStyle="1" w:styleId="Definition" w:type="paragraph">
     <w:name w:val="Definition"/>
     <w:basedOn w:val="Normal"/>
+    <w:pPr>
+      <w:spacing w:line="276" w:lineRule="auto"/>
+      <w:jc w:val="both"/>
+    </w:pPr>
+    <w:rPr>
+      <w:rFonts w:ascii="Times New Roman" w:eastAsia="Times New Roman" w:hAnsi="Times New Roman"/>
+      <w:color w:val="000000"/>
+      <w:sz w:val="24"/>
+    </w:rPr>
   </w:style>
   <w:style w:styleId="Caption" w:type="paragraph">
     <w:name w:val="Caption"/>
     <w:basedOn w:val="Normal"/>
     <w:link w:val="BodyTextChar"/>
     <w:pPr>
-      <w:spacing w:after="120" w:before="0"/>
+      <w:spacing w:after="120" w:before="0" w:line="276" w:lineRule="auto"/>
+      <w:jc w:val="both"/>
     </w:pPr>
     <w:rPr>
+      <w:rFonts w:ascii="Times New Roman" w:eastAsia="Times New Roman" w:hAnsi="Times New Roman"/>
       <w:i/>
+      <w:color w:val="000000"/>
+      <w:sz w:val="24"/>
     </w:rPr>
   </w:style>
   <w:style w:customStyle="1" w:styleId="TableCaption" w:type="paragraph">
@@ -6268,44 +6590,90 @@
     <w:basedOn w:val="Caption"/>
     <w:pPr>
       <w:keepNext/>
+      <w:spacing w:line="276" w:lineRule="auto"/>
+      <w:jc w:val="both"/>
     </w:pPr>
+    <w:rPr>
+      <w:rFonts w:ascii="Times New Roman" w:eastAsia="Times New Roman" w:hAnsi="Times New Roman"/>
+      <w:color w:val="000000"/>
+      <w:sz w:val="24"/>
+    </w:rPr>
   </w:style>
   <w:style w:customStyle="1" w:styleId="ImageCaption" w:type="paragraph">
     <w:name w:val="Image Caption"/>
     <w:basedOn w:val="Caption"/>
+    <w:pPr>
+      <w:spacing w:line="276" w:lineRule="auto"/>
+      <w:jc w:val="both"/>
+    </w:pPr>
+    <w:rPr>
+      <w:rFonts w:ascii="Times New Roman" w:eastAsia="Times New Roman" w:hAnsi="Times New Roman"/>
+      <w:color w:val="000000"/>
+      <w:sz w:val="24"/>
+    </w:rPr>
   </w:style>
   <w:style w:customStyle="1" w:styleId="Figure" w:type="paragraph">
     <w:name w:val="Figure"/>
     <w:basedOn w:val="Normal"/>
+    <w:pPr>
+      <w:spacing w:line="276" w:lineRule="auto"/>
+      <w:jc w:val="both"/>
+    </w:pPr>
+    <w:rPr>
+      <w:rFonts w:ascii="Times New Roman" w:eastAsia="Times New Roman" w:hAnsi="Times New Roman"/>
+      <w:color w:val="000000"/>
+      <w:sz w:val="24"/>
+    </w:rPr>
   </w:style>
   <w:style w:customStyle="1" w:styleId="CaptionedFigure" w:type="paragraph">
     <w:name w:val="Captioned Figure"/>
     <w:basedOn w:val="Figure"/>
     <w:pPr>
       <w:keepNext/>
+      <w:spacing w:line="276" w:lineRule="auto"/>
+      <w:jc w:val="both"/>
     </w:pPr>
+    <w:rPr>
+      <w:rFonts w:ascii="Times New Roman" w:eastAsia="Times New Roman" w:hAnsi="Times New Roman"/>
+      <w:color w:val="000000"/>
+      <w:sz w:val="24"/>
+    </w:rPr>
   </w:style>
   <w:style w:customStyle="1" w:styleId="BodyTextChar" w:type="character">
     <w:name w:val="Body Text Char"/>
     <w:basedOn w:val="DefaultParagraphFont"/>
     <w:link w:val="BodyText"/>
+    <w:rPr>
+      <w:rFonts w:ascii="Times New Roman" w:eastAsia="Times New Roman" w:hAnsi="Times New Roman"/>
+      <w:color w:val="000000"/>
+      <w:sz w:val="24"/>
+    </w:rPr>
   </w:style>
   <w:style w:customStyle="1" w:styleId="VerbatimChar" w:type="character">
     <w:name w:val="Verbatim Char"/>
     <w:basedOn w:val="BodyTextChar"/>
     <w:rPr>
-      <w:rFonts w:ascii="Consolas" w:hAnsi="Consolas"/>
-      <w:sz w:val="22"/>
+      <w:rFonts w:ascii="Times New Roman" w:eastAsia="Times New Roman" w:hAnsi="Times New Roman"/>
+      <w:color w:val="000000"/>
+      <w:sz w:val="24"/>
     </w:rPr>
   </w:style>
   <w:style w:customStyle="1" w:styleId="SectionNumber" w:type="character">
     <w:name w:val="Section Number"/>
     <w:basedOn w:val="BodyTextChar"/>
+    <w:rPr>
+      <w:rFonts w:ascii="Times New Roman" w:eastAsia="Times New Roman" w:hAnsi="Times New Roman"/>
+      <w:color w:val="000000"/>
+      <w:sz w:val="24"/>
+    </w:rPr>
   </w:style>
   <w:style w:styleId="FootnoteReference" w:type="character">
     <w:name w:val="Footnote Reference"/>
     <w:basedOn w:val="BodyTextChar"/>
     <w:rPr>
+      <w:rFonts w:ascii="Times New Roman" w:eastAsia="Times New Roman" w:hAnsi="Times New Roman"/>
+      <w:color w:val="000000"/>
+      <w:sz w:val="24"/>
       <w:vertAlign w:val="superscript"/>
     </w:rPr>
   </w:style>
@@ -6313,7 +6681,9 @@
     <w:name w:val="Hyperlink"/>
     <w:basedOn w:val="BodyTextChar"/>
     <w:rPr>
-      <w:color w:themeColor="accent1" w:val="4F81BD"/>
+      <w:rFonts w:ascii="Times New Roman" w:eastAsia="Times New Roman" w:hAnsi="Times New Roman"/>
+      <w:color w:val="000000"/>
+      <w:sz w:val="24"/>
     </w:rPr>
   </w:style>
   <w:style w:styleId="TOCHeading" w:type="paragraph">
@@ -6324,14 +6694,16 @@
     <w:unhideWhenUsed/>
     <w:qFormat/>
     <w:pPr>
-      <w:spacing w:before="240" w:line="259" w:lineRule="auto"/>
+      <w:spacing w:before="240" w:line="276" w:lineRule="auto"/>
+      <w:jc w:val="both"/>
       <w:outlineLvl w:val="9"/>
     </w:pPr>
     <w:rPr>
-      <w:rFonts w:asciiTheme="majorHAnsi" w:cstheme="majorBidi" w:eastAsiaTheme="majorEastAsia" w:hAnsiTheme="majorHAnsi"/>
+      <w:rFonts w:ascii="Times New Roman" w:asciiTheme="majorHAnsi" w:cstheme="majorBidi" w:eastAsia="Times New Roman" w:eastAsiaTheme="majorEastAsia" w:hAnsi="Times New Roman" w:hAnsiTheme="majorHAnsi"/>
       <w:b w:val="0"/>
       <w:bCs w:val="0"/>
-      <w:color w:themeColor="accent1" w:themeShade="BF" w:val="365F91"/>
+      <w:color w:val="000000"/>
+      <w:sz w:val="24"/>
     </w:rPr>
   </w:style>
   <w:style w:type="paragraph" w:customStyle="1" w:styleId="SourceCode">

--- a/p8/submission/ejdr_package/01_manuscript_blinded.docx
+++ b/p8/submission/ejdr_package/01_manuscript_blinded.docx
@@ -63,7 +63,7 @@
       </w:r>
     </w:p>
     <w:bookmarkEnd w:id="20"/>
-    <w:bookmarkStart w:id="21" w:name="introduction"/>
+    <w:bookmarkStart w:id="21" w:name="Xe3d0fc0bea9a42ce7605565d0964033d7f6ee47"/>
     <w:p>
       <w:pPr>
         <w:pStyle w:val="Heading2"/>
@@ -146,7 +146,7 @@
         <w:pStyle w:val="BodyText"/>
       </w:pPr>
       <w:r>
-        <w:t xml:space="preserve">SIDS represent a theoretically extreme yet empirically underserved context for I-P research. These economies are characterized by microscopic domestic markets (Tonga: 104,000 inhabitants; Kiribati: 121,000), extreme geographic isolation amplifying trade costs by 30–210% (Winters &amp; Martins, 2004), and comprehensive institutional voids that limit firms’ ability to appropriate returns from international activities (Briguglio, 1995; Khanna &amp; Palepu, 2010). Recent systematic tracking across 121,249 development data points confirms these conditions have deepened rather than abated: progress in 2020–2025 is the slowest on record across 15 of 26 tracked benchmarks, with SIDS and Sub-Saharan Africa disproportionately affected (Pirlea et al., 2026). Independent multi-indicator analysis of six development dimensions poverty, life expectancy, schooling, gender equality, climate, and electricity, finds the world developing at its slowest pace in 75 years, with 54 economies more than a century from reaching developed-country standards at current trajectories, and SIDS disproportionately represented in this cohort (Mahler, Serajuddin, Wadhwa, &amp; Yonzan, 2026). Critically, firms in SIDS do not</w:t>
+        <w:t xml:space="preserve">SIDS represent a theoretically extreme yet empirically underserved context for I-P research. These economies are characterized by microscopic domestic markets (Tonga: 104,000 inhabitants; Kiribati: 121,000), extreme geographic isolation amplifying trade costs by 30–210% (Winters &amp; Martins, 2004), and comprehensive institutional voids that limit firms' ability to appropriate returns from international activities (Briguglio, 1995; Khanna &amp; Palepu, 2010). Recent systematic tracking across 121,249 development data points confirms these conditions have deepened rather than abated: progress in 2020–2025 is the slowest on record across 15 of 26 tracked benchmarks, with SIDS and Sub-Saharan Africa disproportionately affected (Pirlea et al., 2026). Independent multi-indicator analysis of six development dimensions poverty, life expectancy, schooling, gender equality, climate, and electricity, finds the world developing at its slowest pace in 75 years, with 54 economies more than a century from reaching developed-country standards at current trajectories, and SIDS disproportionately represented in this cohort (Mahler, Serajuddin, Wadhwa, &amp; Yonzan, 2026). Critically, firms in SIDS do not</w:t>
       </w:r>
       <w:r>
         <w:t xml:space="preserve"> </w:t>
@@ -170,37 +170,7 @@
         <w:pStyle w:val="BodyText"/>
       </w:pPr>
       <w:r>
-        <w:t xml:space="preserve">This paper makes three contributions to the IB literature. First, we introduce and theoretically define FIP as a boundary condition of the inverted-U paradigm, distinguishing it from adjacent concepts including phase-1 costs in three-stage theory (Contractor et al., 2003), Liability of Foreignness (Zaheer, 1995), and necessity entrepreneurship (Sarasvathy et al., 2014). Second, we provide empirical evidence from 959 firms across seven Pacific SIDS economies using World Bank Enterprise Survey (WBES) data, the most comprehensive firm-level I-P analysis in Pacific SIDS to date. Third, we document that firm-level capabilities (technological capability, digital adoption) do not appear to override FIP, shifting the theoretical conversation from</w:t>
-      </w:r>
-      <w:r>
-        <w:t xml:space="preserve"> </w:t>
-      </w:r>
-      <w:r>
-        <w:t xml:space="preserve">“</w:t>
-      </w:r>
-      <w:r>
-        <w:t xml:space="preserve">institutional moderation of the I-P relationship</w:t>
-      </w:r>
-      <w:r>
-        <w:t xml:space="preserve">”</w:t>
-      </w:r>
-      <w:r>
-        <w:t xml:space="preserve"> </w:t>
-      </w:r>
-      <w:r>
-        <w:t xml:space="preserve">(Marano, Tallman, &amp; Teece, 2016) to</w:t>
-      </w:r>
-      <w:r>
-        <w:t xml:space="preserve"> </w:t>
-      </w:r>
-      <w:r>
-        <w:t xml:space="preserve">“</w:t>
-      </w:r>
-      <w:r>
-        <w:t xml:space="preserve">institutional determination of the sign of I-P relationship.</w:t>
-      </w:r>
-      <w:r>
-        <w:t xml:space="preserve">”</w:t>
+        <w:t xml:space="preserve">This paper makes three contributions to the IB literature. First, we introduce and theoretically define FIP as a boundary condition of the inverted-U paradigm, distinguishing it from adjacent concepts including phase-1 costs in three-stage theory (Contractor et al., 2003), Liability of Foreignness (Zaheer, 1995), and necessity entrepreneurship (Sarasvathy et al., 2014). Second, we provide empirical evidence from 959 firms across seven Pacific SIDS economies using World Bank Enterprise Survey (WBES) data, the most comprehensive firm-level I-P analysis in Pacific SIDS to date. Third, we document that firm-level capabilities (technological capability, digital adoption) do not appear to override FIP, shifting the theoretical conversation from "institutional moderation of the I-P relationship" (Marano, Tallman, &amp; Teece, 2016) to "institutional determination of the sign of I-P relationship."</w:t>
       </w:r>
     </w:p>
     <w:p>
@@ -212,7 +182,7 @@
       </w:r>
     </w:p>
     <w:bookmarkEnd w:id="21"/>
-    <w:bookmarkStart w:id="26" w:name="theoretical-background-and-hypotheses"/>
+    <w:bookmarkStart w:id="26" w:name="X88086f89d30295b73ade34a6a6d72f6030bebeb"/>
     <w:p>
       <w:pPr>
         <w:pStyle w:val="Heading2"/>
@@ -221,7 +191,7 @@
         <w:t xml:space="preserve">2. Theoretical Background and Hypotheses</w:t>
       </w:r>
     </w:p>
-    <w:bookmarkStart w:id="22" w:name="Xd1ff7c2b94994d1910854ba407ee8c9b50df341"/>
+    <w:bookmarkStart w:id="22" w:name="Xb9f10d5a773f889d0c54a837c7b35981e9ef98d"/>
     <w:p>
       <w:pPr>
         <w:pStyle w:val="Heading3"/>
@@ -267,25 +237,7 @@
         <w:t xml:space="preserve"> </w:t>
       </w:r>
       <w:r>
-        <w:t xml:space="preserve">assumes that firms have a functioning home base providing revenues, resources, and organizational learning before and during internationalization (Johanson &amp; Vahlne, 1977; 2009). When the domestic market is non-viable, too small to support minimum efficient scale for even basic operations, firms are structurally compelled to export regardless of strategic readiness or capability. The</w:t>
-      </w:r>
-      <w:r>
-        <w:t xml:space="preserve"> </w:t>
-      </w:r>
-      <w:r>
-        <w:t xml:space="preserve">“</w:t>
-      </w:r>
-      <w:r>
-        <w:t xml:space="preserve">selection into exporting</w:t>
-      </w:r>
-      <w:r>
-        <w:t xml:space="preserve">”</w:t>
-      </w:r>
-      <w:r>
-        <w:t xml:space="preserve"> </w:t>
-      </w:r>
-      <w:r>
-        <w:t xml:space="preserve">assumption underlying most I-P models breaks down.</w:t>
+        <w:t xml:space="preserve">assumes that firms have a functioning home base providing revenues, resources, and organizational learning before and during internationalization (Johanson &amp; Vahlne, 1977; 2009). When the domestic market is non-viable, too small to support minimum efficient scale for even basic operations, firms are structurally compelled to export regardless of strategic readiness or capability. The "selection into exporting" assumption underlying most I-P models breaks down.</w:t>
       </w:r>
     </w:p>
     <w:p>
@@ -337,7 +289,7 @@
       </w:r>
     </w:p>
     <w:bookmarkEnd w:id="22"/>
-    <w:bookmarkStart w:id="23" w:name="Xb7db0e39015cb6f3662a52d47fb6342a9feb2fb"/>
+    <w:bookmarkStart w:id="23" w:name="X1f001da1b4b1572ea8f32d5031e054868494059"/>
     <w:p>
       <w:pPr>
         <w:pStyle w:val="Heading3"/>
@@ -461,7 +413,7 @@
         <w:t xml:space="preserve">From SIDS economic vulnerability (Briguglio, 1995)</w:t>
       </w:r>
       <w:r>
-        <w:t xml:space="preserve">: Briguglio’s</w:t>
+        <w:t xml:space="preserve">: Briguglio's</w:t>
       </w:r>
       <w:r>
         <w:t xml:space="preserve"> </w:t>
@@ -471,7 +423,7 @@
       </w:r>
     </w:p>
     <w:bookmarkEnd w:id="23"/>
-    <w:bookmarkStart w:id="24" w:name="X6db7ec46da19cbe734f496417815d07c46d6d99"/>
+    <w:bookmarkStart w:id="24" w:name="Xc71733a542ce4d73564dcb0287a5b80a716b22f"/>
     <w:p>
       <w:pPr>
         <w:pStyle w:val="Heading3"/>
@@ -544,7 +496,7 @@
       </w:r>
     </w:p>
     <w:bookmarkEnd w:id="24"/>
-    <w:bookmarkStart w:id="25" w:name="the-role-of-firm-level-capabilities"/>
+    <w:bookmarkStart w:id="25" w:name="Xf304c7c051670d76ad64f147386dc979ed380d0"/>
     <w:p>
       <w:pPr>
         <w:pStyle w:val="Heading3"/>
@@ -600,7 +552,7 @@
     </w:p>
     <w:bookmarkEnd w:id="25"/>
     <w:bookmarkEnd w:id="26"/>
-    <w:bookmarkStart w:id="30" w:name="data-and-methods"/>
+    <w:bookmarkStart w:id="30" w:name="X5eb800a903106e48a684e9ea9de39ed619b9df8"/>
     <w:p>
       <w:pPr>
         <w:pStyle w:val="Heading2"/>
@@ -609,7 +561,7 @@
         <w:t xml:space="preserve">3. Data and Methods</w:t>
       </w:r>
     </w:p>
-    <w:bookmarkStart w:id="27" w:name="data-source"/>
+    <w:bookmarkStart w:id="27" w:name="X180323993af082d7b264d69830cacecf330a102"/>
     <w:p>
       <w:pPr>
         <w:pStyle w:val="Heading3"/>
@@ -643,7 +595,7 @@
       </w:r>
     </w:p>
     <w:bookmarkEnd w:id="27"/>
-    <w:bookmarkStart w:id="28" w:name="measures"/>
+    <w:bookmarkStart w:id="28" w:name="X431a8b355211b47c6e494a5f659051454df4ed1"/>
     <w:p>
       <w:pPr>
         <w:pStyle w:val="Heading3"/>
@@ -697,7 +649,7 @@
         <w:t xml:space="preserve"> </w:t>
       </w:r>
       <w:r>
-        <w:t xml:space="preserve">et al. (2016) and Contractor et al. (2003), we construct FSTS (Foreign Sales to Total Sales) from WBES items d3b + d3c (percentage of sales from indirect plus direct exports), divided by 100. For the main models, FSTS is mean-centered at the wave level: FSTS_c = FSTS − mean_wave(FSTS), yielding a mean FSTS of 0.048 (SD unreported due to small exporter subsample). Mean-centering suppresses cross-wave level differences while preserving within-wave variation, following standard practice for studies examining FSTS curvature (Haans et al., 2016).</w:t>
+        <w:t xml:space="preserve">et al. (2016) and Contractor et al. (2003), we construct FSTS (Foreign Sales to Total Sales) from WBES items d3b + d3c (percentage of sales from indirect plus direct exports), divided by 100. For the main models, FSTS is mean-centered at the wave level: FSTS_c = FSTS − mean_wave(FSTS), yielding a mean FSTS of 0.048 (SD unreported due to small exporter subsample). Mean-centering suppresses cross-wave level differences while preserving within-wave variation, following standard practice for studies examining FSTS curvature (Haans et al., 2016).</w:t>
       </w:r>
     </w:p>
     <w:p>
@@ -721,7 +673,7 @@
         <w:t xml:space="preserve"> </w:t>
       </w:r>
       <w:r>
-        <w:t xml:space="preserve">Goedhuys and Sleuwaegen (2013), TCI is constructed from two WBES items: b8 (internationally recognized quality certification, binary) and e6 (licensing of foreign technology, binary). TCI_z is the z-standardized mean of these two indicators.</w:t>
+        <w:t xml:space="preserve">Goedhuys and Sleuwaegen (2013), TCI is constructed from two WBES items: b8 (internationally recognized quality certification, binary) and e6 (licensing of foreign technology, binary). TCI_z is the z-standardized mean of these two indicators, treated as a formative composite (Diamantopoulos &amp; Winklhofer, 2001; Jarvis, MacKenzie, &amp; Podsakoff, 2003).</w:t>
       </w:r>
     </w:p>
     <w:p>
@@ -800,15 +752,15 @@
     <w:tbl>
       <w:tblPr>
         <w:tblStyle w:val="Table"/>
-        <w:tblW w:type="pct" w:w="5000"/>
+        <w:tblW w:type="auto" w:w="0"/>
         <w:tblLook w:firstRow="1" w:lastRow="0" w:firstColumn="0" w:lastColumn="0" w:noHBand="0" w:noVBand="0" w:val="0020"/>
         <w:jc w:val="start"/>
       </w:tblPr>
       <w:tblGrid>
-        <w:gridCol w:w="549"/>
-        <w:gridCol w:w="452"/>
-        <w:gridCol w:w="3297"/>
-        <w:gridCol w:w="3620"/>
+        <w:gridCol w:w="1980"/>
+        <w:gridCol w:w="1980"/>
+        <w:gridCol w:w="1980"/>
+        <w:gridCol w:w="1980"/>
       </w:tblGrid>
       <w:tr>
         <w:trPr>
@@ -1439,7 +1391,7 @@
       </w:r>
     </w:p>
     <w:bookmarkEnd w:id="28"/>
-    <w:bookmarkStart w:id="29" w:name="model-sequence"/>
+    <w:bookmarkStart w:id="29" w:name="Xc5fe1f3cf583535f12a87a680dcd317400b3da2"/>
     <w:p>
       <w:pPr>
         <w:pStyle w:val="Heading3"/>
@@ -1578,7 +1530,7 @@
     </w:p>
     <w:bookmarkEnd w:id="29"/>
     <w:bookmarkEnd w:id="30"/>
-    <w:bookmarkStart w:id="37" w:name="results"/>
+    <w:bookmarkStart w:id="37" w:name="X121719332867ee227f0a04b486098cee978c6e6"/>
     <w:p>
       <w:pPr>
         <w:pStyle w:val="Heading2"/>
@@ -1587,7 +1539,7 @@
         <w:t xml:space="preserve">4. Results</w:t>
       </w:r>
     </w:p>
-    <w:bookmarkStart w:id="31" w:name="X7564ed8aad7671c5c72c9705a49a1794e1c47b3"/>
+    <w:bookmarkStart w:id="31" w:name="Xf031df31c5b8141c05fcebab78842231a9e024a"/>
     <w:p>
       <w:pPr>
         <w:pStyle w:val="Heading3"/>
@@ -1605,7 +1557,7 @@
       </w:r>
     </w:p>
     <w:bookmarkEnd w:id="31"/>
-    <w:bookmarkStart w:id="32" w:name="X6abbfa22e96478212f3491c4cdbfe1ca192aca8"/>
+    <w:bookmarkStart w:id="32" w:name="X221fb7e0fbd1e09102b607f2a4be829dba85b6e"/>
     <w:p>
       <w:pPr>
         <w:pStyle w:val="Heading3"/>
@@ -1710,7 +1662,7 @@
       </w:r>
     </w:p>
     <w:bookmarkEnd w:id="32"/>
-    <w:bookmarkStart w:id="33" w:name="Xc0a88d50ea7b5c27a76a85a44afe4aa278d46cd"/>
+    <w:bookmarkStart w:id="33" w:name="X278b3f0cc4133671f70c21e2e288fdaa4a06e72"/>
     <w:p>
       <w:pPr>
         <w:pStyle w:val="Heading3"/>
@@ -1764,7 +1716,7 @@
         <w:pStyle w:val="BodyText"/>
       </w:pPr>
       <w:r>
-        <w:t xml:space="preserve">Following Haans et al. (2016), we evaluate the four necessary conditions for a curvature relationship. All four must hold for an inverted-U to be confirmed; here, all four</w:t>
+        <w:t xml:space="preserve">Following Haans et al. (2016), we evaluate the four necessary conditions for a curvature relationship. All four must hold for an inverted-U to be confirmed; here, all four</w:t>
       </w:r>
       <w:r>
         <w:t xml:space="preserve"> </w:t>
@@ -1979,7 +1931,7 @@
       </w:r>
     </w:p>
     <w:bookmarkEnd w:id="33"/>
-    <w:bookmarkStart w:id="34" w:name="robustness"/>
+    <w:bookmarkStart w:id="34" w:name="X7c95bb97131b594aa7673109c051c80c5a0bcc4"/>
     <w:p>
       <w:pPr>
         <w:pStyle w:val="Heading3"/>
@@ -2204,7 +2156,7 @@
       </w:r>
     </w:p>
     <w:bookmarkEnd w:id="34"/>
-    <w:bookmarkStart w:id="35" w:name="capability-null-results-h2"/>
+    <w:bookmarkStart w:id="35" w:name="Xb09bd355cfef31bfb4a34bc8569e299208ad4bf"/>
     <w:p>
       <w:pPr>
         <w:pStyle w:val="Heading3"/>
@@ -2268,7 +2220,7 @@
       </w:r>
     </w:p>
     <w:bookmarkEnd w:id="35"/>
-    <w:bookmarkStart w:id="36" w:name="summary"/>
+    <w:bookmarkStart w:id="36" w:name="X6c093959484b3f9d4e201eec1d461ec8d4bd970"/>
     <w:p>
       <w:pPr>
         <w:pStyle w:val="Heading3"/>
@@ -2287,7 +2239,7 @@
     </w:p>
     <w:bookmarkEnd w:id="36"/>
     <w:bookmarkEnd w:id="37"/>
-    <w:bookmarkStart w:id="43" w:name="discussion"/>
+    <w:bookmarkStart w:id="43" w:name="X735612638e4e736e4693e459c258977262c0dfc"/>
     <w:p>
       <w:pPr>
         <w:pStyle w:val="Heading2"/>
@@ -2296,7 +2248,7 @@
         <w:t xml:space="preserve">5. Discussion</w:t>
       </w:r>
     </w:p>
-    <w:bookmarkStart w:id="38" w:name="Xd4d8ec5bfb52f8d3fe2e7c438ba390b633573fa"/>
+    <w:bookmarkStart w:id="38" w:name="X756057e5c11f0c9dd39f4fea415a3ea89277fd3"/>
     <w:p>
       <w:pPr>
         <w:pStyle w:val="Heading3"/>
@@ -2318,25 +2270,7 @@
         <w:pStyle w:val="BodyText"/>
       </w:pPr>
       <w:r>
-        <w:t xml:space="preserve">The FIP concept explains this reversal through the logic of violated structural prerequisites. When no viable domestic market exists, FSTS is not a strategic choice variable but a survival necessity, firms cannot accumulate the home-base resources and organizational capabilities that fund and sustain profitable internationalization. When trade costs amplify export revenues’</w:t>
-      </w:r>
-      <w:r>
-        <w:t xml:space="preserve"> </w:t>
-      </w:r>
-      <w:r>
-        <w:t xml:space="preserve">“</w:t>
-      </w:r>
-      <w:r>
-        <w:t xml:space="preserve">cost of doing business</w:t>
-      </w:r>
-      <w:r>
-        <w:t xml:space="preserve">”</w:t>
-      </w:r>
-      <w:r>
-        <w:t xml:space="preserve"> </w:t>
-      </w:r>
-      <w:r>
-        <w:t xml:space="preserve">by 30–210% (Winters &amp; Martins, 2004), the marginal economics of exporting are negative from the outset. When institutional voids are comprehensive, absent trade finance intermediaries, unreliable contract enforcement, limited standards infrastructure, firms cannot appropriate the learning and scale benefits that internationalization theory promises.</w:t>
+        <w:t xml:space="preserve">The FIP concept explains this reversal through the logic of violated structural prerequisites. When no viable domestic market exists, FSTS is not a strategic choice variable but a survival necessity, firms cannot accumulate the home-base resources and organizational capabilities that fund and sustain profitable internationalization. When trade costs amplify export revenues' "cost of doing business" by 30–210% (Winters &amp; Martins, 2004), the marginal economics of exporting are negative from the outset. When institutional voids are comprehensive, absent trade finance intermediaries, unreliable contract enforcement, limited standards infrastructure, firms cannot appropriate the learning and scale benefits that internationalization theory promises.</w:t>
       </w:r>
     </w:p>
     <w:p>
@@ -2366,7 +2300,7 @@
         <w:t xml:space="preserve"> </w:t>
       </w:r>
       <w:r>
-        <w:t xml:space="preserve">prerequisites are satisfied. The existing literature’s finding that institutional quality</w:t>
+        <w:t xml:space="preserve">prerequisites are satisfied. The existing literature's finding that institutional quality</w:t>
       </w:r>
       <w:r>
         <w:t xml:space="preserve"> </w:t>
@@ -2382,47 +2316,11 @@
         <w:t xml:space="preserve"> </w:t>
       </w:r>
       <w:r>
-        <w:t xml:space="preserve">the I-P relationship (Marano et al., 2016) is a special case of a more general theoretical relationship: when institutional conditions cross a structural threshold from</w:t>
-      </w:r>
-      <w:r>
-        <w:t xml:space="preserve"> </w:t>
-      </w:r>
-      <w:r>
-        <w:t xml:space="preserve">“</w:t>
-      </w:r>
-      <w:r>
-        <w:t xml:space="preserve">weaker moderation</w:t>
-      </w:r>
-      <w:r>
-        <w:t xml:space="preserve">”</w:t>
-      </w:r>
-      <w:r>
-        <w:t xml:space="preserve"> </w:t>
-      </w:r>
-      <w:r>
-        <w:t xml:space="preserve">to</w:t>
-      </w:r>
-      <w:r>
-        <w:t xml:space="preserve"> </w:t>
-      </w:r>
-      <w:r>
-        <w:t xml:space="preserve">“</w:t>
-      </w:r>
-      <w:r>
-        <w:t xml:space="preserve">violated prerequisites,</w:t>
-      </w:r>
-      <w:r>
-        <w:t xml:space="preserve">”</w:t>
-      </w:r>
-      <w:r>
-        <w:t xml:space="preserve"> </w:t>
-      </w:r>
-      <w:r>
-        <w:t xml:space="preserve">the sign, not just the magnitude, of the I-P relationship reverses.</w:t>
+        <w:t xml:space="preserve">the I-P relationship (Marano et al., 2016) is a special case of a more general theoretical relationship: when institutional conditions cross a structural threshold from "weaker moderation" to "violated prerequisites, " the sign, not just the magnitude, of the I-P relationship reverses.</w:t>
       </w:r>
     </w:p>
     <w:bookmarkEnd w:id="38"/>
-    <w:bookmarkStart w:id="39" w:name="Xbadf487e3d91c7f5e5de16c24aa3b4c984ad28e"/>
+    <w:bookmarkStart w:id="39" w:name="X0f7881790c29927869278ccfdf374374fedd8e4"/>
     <w:p>
       <w:pPr>
         <w:pStyle w:val="Heading3"/>
@@ -2436,7 +2334,7 @@
         <w:pStyle w:val="FirstParagraph"/>
       </w:pPr>
       <w:r>
-        <w:t xml:space="preserve">FIP represents a qualitative shift in how we conceptualize institutional effects on I-P relationships. Most prior theorizing treats institutional effects as continuous modifiers of the inverted-U’s shape and location: higher institutional quality shifts the optimum FSTS upward, broadens the positive range, or raises the peak performance level (Marano et al., 2016; Hitt et al., 1997). This is a change in</w:t>
+        <w:t xml:space="preserve">FIP represents a qualitative shift in how we conceptualize institutional effects on I-P relationships. Most prior theorizing treats institutional effects as continuous modifiers of the inverted-U's shape and location: higher institutional quality shifts the optimum FSTS upward, broadens the positive range, or raises the peak performance level (Marano et al., 2016; Hitt et al., 1997). This is a change in</w:t>
       </w:r>
       <w:r>
         <w:t xml:space="preserve"> </w:t>
@@ -2470,43 +2368,7 @@
         <w:t xml:space="preserve">kind</w:t>
       </w:r>
       <w:r>
-        <w:t xml:space="preserve">: at the extreme end of the institutional spectrum, where all three structural prerequisites are absent simultaneously, the I-P functional form is not a modified inverted-U but a qualitatively different pattern (monotone negative). This extends the theoretical vocabulary of IB research beyond</w:t>
-      </w:r>
-      <w:r>
-        <w:t xml:space="preserve"> </w:t>
-      </w:r>
-      <w:r>
-        <w:t xml:space="preserve">“</w:t>
-      </w:r>
-      <w:r>
-        <w:t xml:space="preserve">intensity moderation</w:t>
-      </w:r>
-      <w:r>
-        <w:t xml:space="preserve">”</w:t>
-      </w:r>
-      <w:r>
-        <w:t xml:space="preserve"> </w:t>
-      </w:r>
-      <w:r>
-        <w:t xml:space="preserve">toward</w:t>
-      </w:r>
-      <w:r>
-        <w:t xml:space="preserve"> </w:t>
-      </w:r>
-      <w:r>
-        <w:t xml:space="preserve">“</w:t>
-      </w:r>
-      <w:r>
-        <w:t xml:space="preserve">existence moderation</w:t>
-      </w:r>
-      <w:r>
-        <w:t xml:space="preserve">”</w:t>
-      </w:r>
-      <w:r>
-        <w:t xml:space="preserve"> </w:t>
-      </w:r>
-      <w:r>
-        <w:t xml:space="preserve">of the I-P relationship.</w:t>
+        <w:t xml:space="preserve">: at the extreme end of the institutional spectrum, where all three structural prerequisites are absent simultaneously, the I-P functional form is not a modified inverted-U but a qualitatively different pattern (monotone negative). This extends the theoretical vocabulary of IB research beyond "intensity moderation" toward "existence moderation" of the I-P relationship.</w:t>
       </w:r>
     </w:p>
     <w:p>
@@ -2518,13 +2380,13 @@
       </w:r>
     </w:p>
     <w:bookmarkEnd w:id="39"/>
-    <w:bookmarkStart w:id="40" w:name="X83134c98a606fe0940406da95e076e069d717cc"/>
+    <w:bookmarkStart w:id="40" w:name="X8a30c3062e38861be110fa8b68be2e42e1dcb57"/>
     <w:p>
       <w:pPr>
         <w:pStyle w:val="Heading3"/>
       </w:pPr>
       <w:r>
-        <w:t xml:space="preserve">5.3 The Capability Null: Institutional Determination vs. Moderation</w:t>
+        <w:t xml:space="preserve">5.3 The Capability Null: Institutional Determination vs. Moderation</w:t>
       </w:r>
     </w:p>
     <w:p>
@@ -2570,25 +2432,7 @@
         <w:pStyle w:val="BodyText"/>
       </w:pPr>
       <w:r>
-        <w:t xml:space="preserve">This is consistent with the resource-based view’s emphasis on context-dependency (Barney, 1991): resources generate value only within institutional environments that support appropriability. Teece’s (2007) dynamic capabilities framework similarly assumes functioning market mechanisms; in their absence, dynamic capabilities may be</w:t>
-      </w:r>
-      <w:r>
-        <w:t xml:space="preserve"> </w:t>
-      </w:r>
-      <w:r>
-        <w:t xml:space="preserve">“</w:t>
-      </w:r>
-      <w:r>
-        <w:t xml:space="preserve">trapped</w:t>
-      </w:r>
-      <w:r>
-        <w:t xml:space="preserve">”</w:t>
-      </w:r>
-      <w:r>
-        <w:t xml:space="preserve"> </w:t>
-      </w:r>
-      <w:r>
-        <w:t xml:space="preserve">in the firm, unable to translate into performance advantages through international market transactions.</w:t>
+        <w:t xml:space="preserve">This is consistent with the resource-based view's emphasis on context-dependency (Barney, 1991): resources generate value only within institutional environments that support appropriability. Teece's (2007) dynamic capabilities framework similarly assumes functioning market mechanisms; in their absence, dynamic capabilities may be "trapped" in the firm, unable to translate into performance advantages through international market transactions.</w:t>
       </w:r>
     </w:p>
     <w:p>
@@ -2600,7 +2444,7 @@
       </w:r>
     </w:p>
     <w:bookmarkEnd w:id="40"/>
-    <w:bookmarkStart w:id="41" w:name="Xf8f5a8a03ba0839ca8278bd9312f3d61be61a50"/>
+    <w:bookmarkStart w:id="41" w:name="X8bcfb993ada7fae012c0a3b08b0e9a3dc544172"/>
     <w:p>
       <w:pPr>
         <w:pStyle w:val="Heading3"/>
@@ -2694,11 +2538,11 @@
         <w:t xml:space="preserve"> </w:t>
       </w:r>
       <w:r>
-        <w:t xml:space="preserve">(functional institutions): targeted institutional development focused on trade facilitation infrastructure, standards bodies, trade finance intermediaries, export promotion agencies with genuine capacity, rather than generic governance reform may most directly address the FIP mechanism. Goedhuys and Sleuwaegen’s (2013) evidence on international certification is instructive: their finding that ISO certification improves firm productivity is consistent with the null TCI result here if certification’s productivity benefit is conditional on institutions that support standards enforcement and customer recognition, conditions absent in the SIDS context.</w:t>
+        <w:t xml:space="preserve">(functional institutions): targeted institutional development focused on trade facilitation infrastructure, standards bodies, trade finance intermediaries, export promotion agencies with genuine capacity, rather than generic governance reform may most directly address the FIP mechanism. Goedhuys and Sleuwaegen's (2013) evidence on international certification is instructive: their finding that ISO certification improves firm productivity is consistent with the null TCI result here if certification's productivity benefit is conditional on institutions that support standards enforcement and customer recognition, conditions absent in the SIDS context.</w:t>
       </w:r>
     </w:p>
     <w:bookmarkEnd w:id="41"/>
-    <w:bookmarkStart w:id="42" w:name="limitations"/>
+    <w:bookmarkStart w:id="42" w:name="Xde7edcb3f604b7ff7a62d585547252a5b42f172"/>
     <w:p>
       <w:pPr>
         <w:pStyle w:val="Heading3"/>
@@ -2813,7 +2657,7 @@
     </w:p>
     <w:bookmarkEnd w:id="42"/>
     <w:bookmarkEnd w:id="43"/>
-    <w:bookmarkStart w:id="44" w:name="conclusions"/>
+    <w:bookmarkStart w:id="44" w:name="X56025c6d9dbf7520f7a7df11f905cdd09f46e4a"/>
     <w:p>
       <w:pPr>
         <w:pStyle w:val="Heading2"/>
@@ -2835,61 +2679,7 @@
         <w:pStyle w:val="BodyText"/>
       </w:pPr>
       <w:r>
-        <w:t xml:space="preserve">These findings contribute to IB theory in two ways. First, they help reorient the discourse on institutional effects from</w:t>
-      </w:r>
-      <w:r>
-        <w:t xml:space="preserve"> </w:t>
-      </w:r>
-      <w:r>
-        <w:t xml:space="preserve">“</w:t>
-      </w:r>
-      <w:r>
-        <w:t xml:space="preserve">institutional moderation of I-P intensity</w:t>
-      </w:r>
-      <w:r>
-        <w:t xml:space="preserve">”</w:t>
-      </w:r>
-      <w:r>
-        <w:t xml:space="preserve"> </w:t>
-      </w:r>
-      <w:r>
-        <w:t xml:space="preserve">to</w:t>
-      </w:r>
-      <w:r>
-        <w:t xml:space="preserve"> </w:t>
-      </w:r>
-      <w:r>
-        <w:t xml:space="preserve">“</w:t>
-      </w:r>
-      <w:r>
-        <w:t xml:space="preserve">institutional determination of I-P sign,</w:t>
-      </w:r>
-      <w:r>
-        <w:t xml:space="preserve">”</w:t>
-      </w:r>
-      <w:r>
-        <w:t xml:space="preserve"> </w:t>
-      </w:r>
-      <w:r>
-        <w:t xml:space="preserve">suggesting that the inverted-U may be conditional on structural prerequisites rather than broadly applicable across contexts. Second, they extend the application of</w:t>
-      </w:r>
-      <w:r>
-        <w:t xml:space="preserve"> </w:t>
-      </w:r>
-      <w:r>
-        <w:t xml:space="preserve">“</w:t>
-      </w:r>
-      <w:r>
-        <w:t xml:space="preserve">forced internationalization</w:t>
-      </w:r>
-      <w:r>
-        <w:t xml:space="preserve">”</w:t>
-      </w:r>
-      <w:r>
-        <w:t xml:space="preserve"> </w:t>
-      </w:r>
-      <w:r>
-        <w:t xml:space="preserve">beyond the SME literature into the performance-outcome domain, providing a theoretically defined and empirically grounded construct (FIP) that future research can build upon.</w:t>
+        <w:t xml:space="preserve">These findings contribute to IB theory in two ways. First, they help reorient the discourse on institutional effects from "institutional moderation of I-P intensity" to "institutional determination of I-P sign, " suggesting that the inverted-U may be conditional on structural prerequisites rather than broadly applicable across contexts. Second, they extend the application of "forced internationalization" beyond the SME literature into the performance-outcome domain, providing a theoretically defined and empirically grounded construct (FIP) that future research can build upon.</w:t>
       </w:r>
     </w:p>
     <w:p>
@@ -2915,7 +2705,7 @@
         <w:pStyle w:val="FirstParagraph"/>
       </w:pPr>
       <w:r>
-        <w:t xml:space="preserve">During the preparation of this work, the author(s) used Grammarly, a writing-assistance tool, in order to correct spelling, grammar, and punctuation in the author(s)’ own original text. No generative artificial-intelligence tool was used to generate, draft, or create any substantive content, analysis, or interpretation. After using this tool, the author(s) reviewed and edited the content as needed and take(s) full responsibility for the content of the publication.</w:t>
+        <w:t xml:space="preserve">During the preparation of this work, the author(s) used Grammarly, a writing-assistance tool, in order to correct spelling, grammar, and punctuation in the author(s)' own original text. No generative artificial-intelligence tool was used to generate, draft, or create any substantive content, analysis, or interpretation. After using this tool, the author(s) reviewed and edited the content as needed and take(s) full responsibility for the content of the publication.</w:t>
       </w:r>
     </w:p>
     <w:bookmarkEnd w:id="45"/>
@@ -2931,6 +2721,27 @@
     <w:p>
       <w:pPr>
         <w:pStyle w:val="FirstParagraph"/>
+      </w:pPr>
+      <w:r>
+        <w:t xml:space="preserve">Banalieva, E. R., &amp; Dhanaraj, C. (2019). Internalization theory for the digital economy.</w:t>
+      </w:r>
+      <w:r>
+        <w:t xml:space="preserve"> </w:t>
+      </w:r>
+      <w:r>
+        <w:rPr>
+          <w:iCs/>
+          <w:i/>
+        </w:rPr>
+        <w:t xml:space="preserve">Journal of International Business Studies, 50</w:t>
+      </w:r>
+      <w:r>
+        <w:t xml:space="preserve">(8), 1372–1387.</w:t>
+      </w:r>
+    </w:p>
+    <w:p>
+      <w:pPr>
+        <w:pStyle w:val="BodyText"/>
       </w:pPr>
       <w:r>
         <w:t xml:space="preserve">Barney, J. (1991). Firm resources and sustained competitive advantage.</w:t>
@@ -3359,7 +3170,7 @@
         <w:t xml:space="preserve"> </w:t>
       </w:r>
       <w:r>
-        <w:t xml:space="preserve">(Policy Research Working Paper No. 11350). World Bank Group.</w:t>
+        <w:t xml:space="preserve">(Policy Research Working Paper No. 11350). World Bank Group.</w:t>
       </w:r>
     </w:p>
     <w:p>
@@ -3670,7 +3481,7 @@
         <w:t xml:space="preserve">Appendix A: Tables</w:t>
       </w:r>
     </w:p>
-    <w:bookmarkStart w:id="50" w:name="Xd18a7fdbbe8955432f108664659551dd8892246"/>
+    <w:bookmarkStart w:id="50" w:name="table-1-country-level-summary-statistics"/>
     <w:p>
       <w:pPr>
         <w:pStyle w:val="Heading3"/>
@@ -3682,743 +3493,15 @@
     <w:tbl>
       <w:tblPr>
         <w:tblStyle w:val="Table"/>
-        <w:tblW w:type="pct" w:w="5000"/>
+        <w:tblW w:type="auto" w:w="0"/>
         <w:tblLook w:firstRow="1" w:lastRow="0" w:firstColumn="0" w:lastColumn="0" w:noHBand="0" w:noVBand="0" w:val="0020"/>
         <w:jc w:val="start"/>
       </w:tblPr>
       <w:tblGrid>
-        <w:gridCol w:w="1926"/>
-        <w:gridCol w:w="1177"/>
-        <w:gridCol w:w="1177"/>
-        <w:gridCol w:w="1284"/>
-        <w:gridCol w:w="1177"/>
-        <w:gridCol w:w="1177"/>
-      </w:tblGrid>
-      <w:tr>
-        <w:trPr>
-          <w:tblHeader w:val="true"/>
-        </w:trPr>
-        <w:tc>
-          <w:tcPr/>
-          <w:p>
-            <w:pPr>
-              <w:pStyle w:val="Compact"/>
-              <w:jc w:val="left"/>
-            </w:pPr>
-            <w:r>
-              <w:t xml:space="preserve">Economy</w:t>
-            </w:r>
-          </w:p>
-        </w:tc>
-        <w:tc>
-          <w:tcPr/>
-          <w:p>
-            <w:pPr>
-              <w:pStyle w:val="Compact"/>
-              <w:jc w:val="left"/>
-            </w:pPr>
-            <w:r>
-              <w:t xml:space="preserve">N (firms)</w:t>
-            </w:r>
-          </w:p>
-        </w:tc>
-        <w:tc>
-          <w:tcPr/>
-          <w:p>
-            <w:pPr>
-              <w:pStyle w:val="Compact"/>
-              <w:jc w:val="left"/>
-            </w:pPr>
-            <w:r>
-              <w:t xml:space="preserve">Exporters</w:t>
-            </w:r>
-          </w:p>
-        </w:tc>
-        <w:tc>
-          <w:tcPr/>
-          <w:p>
-            <w:pPr>
-              <w:pStyle w:val="Compact"/>
-              <w:jc w:val="left"/>
-            </w:pPr>
-            <w:r>
-              <w:t xml:space="preserve">Exporter %</w:t>
-            </w:r>
-          </w:p>
-        </w:tc>
-        <w:tc>
-          <w:tcPr/>
-          <w:p>
-            <w:pPr>
-              <w:pStyle w:val="Compact"/>
-              <w:jc w:val="left"/>
-            </w:pPr>
-            <w:r>
-              <w:t xml:space="preserve">Mean FSTS</w:t>
-            </w:r>
-          </w:p>
-        </w:tc>
-        <w:tc>
-          <w:tcPr/>
-          <w:p>
-            <w:pPr>
-              <w:pStyle w:val="Compact"/>
-              <w:jc w:val="left"/>
-            </w:pPr>
-            <w:r>
-              <w:t xml:space="preserve">Waves</w:t>
-            </w:r>
-          </w:p>
-        </w:tc>
-      </w:tr>
-      <w:tr>
-        <w:tc>
-          <w:tcPr/>
-          <w:p>
-            <w:pPr>
-              <w:pStyle w:val="Compact"/>
-              <w:jc w:val="left"/>
-            </w:pPr>
-            <w:r>
-              <w:t xml:space="preserve">Fiji</w:t>
-            </w:r>
-          </w:p>
-        </w:tc>
-        <w:tc>
-          <w:tcPr/>
-          <w:p>
-            <w:pPr>
-              <w:pStyle w:val="Compact"/>
-              <w:jc w:val="left"/>
-            </w:pPr>
-            <w:r>
-              <w:t xml:space="preserve">165</w:t>
-            </w:r>
-          </w:p>
-        </w:tc>
-        <w:tc>
-          <w:tcPr/>
-          <w:p>
-            <w:pPr>
-              <w:pStyle w:val="Compact"/>
-              <w:jc w:val="left"/>
-            </w:pPr>
-            <w:r>
-              <w:t xml:space="preserve">46</w:t>
-            </w:r>
-          </w:p>
-        </w:tc>
-        <w:tc>
-          <w:tcPr/>
-          <w:p>
-            <w:pPr>
-              <w:pStyle w:val="Compact"/>
-              <w:jc w:val="left"/>
-            </w:pPr>
-            <w:r>
-              <w:t xml:space="preserve">27.9%</w:t>
-            </w:r>
-          </w:p>
-        </w:tc>
-        <w:tc>
-          <w:tcPr/>
-          <w:p>
-            <w:pPr>
-              <w:pStyle w:val="Compact"/>
-              <w:jc w:val="left"/>
-            </w:pPr>
-            <w:r>
-              <w:t xml:space="preserve">0.109</w:t>
-            </w:r>
-          </w:p>
-        </w:tc>
-        <w:tc>
-          <w:tcPr/>
-          <w:p>
-            <w:pPr>
-              <w:pStyle w:val="Compact"/>
-              <w:jc w:val="left"/>
-            </w:pPr>
-            <w:r>
-              <w:t xml:space="preserve">2009, 2025</w:t>
-            </w:r>
-          </w:p>
-        </w:tc>
-      </w:tr>
-      <w:tr>
-        <w:tc>
-          <w:tcPr/>
-          <w:p>
-            <w:pPr>
-              <w:pStyle w:val="Compact"/>
-              <w:jc w:val="left"/>
-            </w:pPr>
-            <w:r>
-              <w:t xml:space="preserve">Kiribati</w:t>
-            </w:r>
-          </w:p>
-        </w:tc>
-        <w:tc>
-          <w:tcPr/>
-          <w:p>
-            <w:pPr>
-              <w:pStyle w:val="Compact"/>
-              <w:jc w:val="left"/>
-            </w:pPr>
-            <w:r>
-              <w:t xml:space="preserve">114</w:t>
-            </w:r>
-          </w:p>
-        </w:tc>
-        <w:tc>
-          <w:tcPr/>
-          <w:p>
-            <w:pPr>
-              <w:pStyle w:val="Compact"/>
-              <w:jc w:val="left"/>
-            </w:pPr>
-            <w:r>
-              <w:t xml:space="preserve">3</w:t>
-            </w:r>
-          </w:p>
-        </w:tc>
-        <w:tc>
-          <w:tcPr/>
-          <w:p>
-            <w:pPr>
-              <w:pStyle w:val="Compact"/>
-              <w:jc w:val="left"/>
-            </w:pPr>
-            <w:r>
-              <w:t xml:space="preserve">2.6%</w:t>
-            </w:r>
-          </w:p>
-        </w:tc>
-        <w:tc>
-          <w:tcPr/>
-          <w:p>
-            <w:pPr>
-              <w:pStyle w:val="Compact"/>
-              <w:jc w:val="left"/>
-            </w:pPr>
-            <w:r>
-              <w:t xml:space="preserve">0.011</w:t>
-            </w:r>
-          </w:p>
-        </w:tc>
-        <w:tc>
-          <w:tcPr/>
-          <w:p>
-            <w:pPr>
-              <w:pStyle w:val="Compact"/>
-              <w:jc w:val="left"/>
-            </w:pPr>
-            <w:r>
-              <w:t xml:space="preserve">2025</w:t>
-            </w:r>
-          </w:p>
-        </w:tc>
-      </w:tr>
-      <w:tr>
-        <w:tc>
-          <w:tcPr/>
-          <w:p>
-            <w:pPr>
-              <w:pStyle w:val="Compact"/>
-              <w:jc w:val="left"/>
-            </w:pPr>
-            <w:r>
-              <w:t xml:space="preserve">Papua New Guinea</w:t>
-            </w:r>
-          </w:p>
-        </w:tc>
-        <w:tc>
-          <w:tcPr/>
-          <w:p>
-            <w:pPr>
-              <w:pStyle w:val="Compact"/>
-              <w:jc w:val="left"/>
-            </w:pPr>
-            <w:r>
-              <w:t xml:space="preserve">141</w:t>
-            </w:r>
-          </w:p>
-        </w:tc>
-        <w:tc>
-          <w:tcPr/>
-          <w:p>
-            <w:pPr>
-              <w:pStyle w:val="Compact"/>
-              <w:jc w:val="left"/>
-            </w:pPr>
-            <w:r>
-              <w:t xml:space="preserve">20</w:t>
-            </w:r>
-          </w:p>
-        </w:tc>
-        <w:tc>
-          <w:tcPr/>
-          <w:p>
-            <w:pPr>
-              <w:pStyle w:val="Compact"/>
-              <w:jc w:val="left"/>
-            </w:pPr>
-            <w:r>
-              <w:t xml:space="preserve">14.2%</w:t>
-            </w:r>
-          </w:p>
-        </w:tc>
-        <w:tc>
-          <w:tcPr/>
-          <w:p>
-            <w:pPr>
-              <w:pStyle w:val="Compact"/>
-              <w:jc w:val="left"/>
-            </w:pPr>
-            <w:r>
-              <w:t xml:space="preserve">0.028</w:t>
-            </w:r>
-          </w:p>
-        </w:tc>
-        <w:tc>
-          <w:tcPr/>
-          <w:p>
-            <w:pPr>
-              <w:pStyle w:val="Compact"/>
-              <w:jc w:val="left"/>
-            </w:pPr>
-            <w:r>
-              <w:t xml:space="preserve">2015, 2024</w:t>
-            </w:r>
-          </w:p>
-        </w:tc>
-      </w:tr>
-      <w:tr>
-        <w:tc>
-          <w:tcPr/>
-          <w:p>
-            <w:pPr>
-              <w:pStyle w:val="Compact"/>
-              <w:jc w:val="left"/>
-            </w:pPr>
-            <w:r>
-              <w:t xml:space="preserve">Samoa</w:t>
-            </w:r>
-          </w:p>
-        </w:tc>
-        <w:tc>
-          <w:tcPr/>
-          <w:p>
-            <w:pPr>
-              <w:pStyle w:val="Compact"/>
-              <w:jc w:val="left"/>
-            </w:pPr>
-            <w:r>
-              <w:t xml:space="preserve">131</w:t>
-            </w:r>
-          </w:p>
-        </w:tc>
-        <w:tc>
-          <w:tcPr/>
-          <w:p>
-            <w:pPr>
-              <w:pStyle w:val="Compact"/>
-              <w:jc w:val="left"/>
-            </w:pPr>
-            <w:r>
-              <w:t xml:space="preserve">24</w:t>
-            </w:r>
-          </w:p>
-        </w:tc>
-        <w:tc>
-          <w:tcPr/>
-          <w:p>
-            <w:pPr>
-              <w:pStyle w:val="Compact"/>
-              <w:jc w:val="left"/>
-            </w:pPr>
-            <w:r>
-              <w:t xml:space="preserve">18.3%</w:t>
-            </w:r>
-          </w:p>
-        </w:tc>
-        <w:tc>
-          <w:tcPr/>
-          <w:p>
-            <w:pPr>
-              <w:pStyle w:val="Compact"/>
-              <w:jc w:val="left"/>
-            </w:pPr>
-            <w:r>
-              <w:t xml:space="preserve">0.051</w:t>
-            </w:r>
-          </w:p>
-        </w:tc>
-        <w:tc>
-          <w:tcPr/>
-          <w:p>
-            <w:pPr>
-              <w:pStyle w:val="Compact"/>
-              <w:jc w:val="left"/>
-            </w:pPr>
-            <w:r>
-              <w:t xml:space="preserve">2023</w:t>
-            </w:r>
-          </w:p>
-        </w:tc>
-      </w:tr>
-      <w:tr>
-        <w:tc>
-          <w:tcPr/>
-          <w:p>
-            <w:pPr>
-              <w:pStyle w:val="Compact"/>
-              <w:jc w:val="left"/>
-            </w:pPr>
-            <w:r>
-              <w:t xml:space="preserve">Solomon Islands</w:t>
-            </w:r>
-          </w:p>
-        </w:tc>
-        <w:tc>
-          <w:tcPr/>
-          <w:p>
-            <w:pPr>
-              <w:pStyle w:val="Compact"/>
-              <w:jc w:val="left"/>
-            </w:pPr>
-            <w:r>
-              <w:t xml:space="preserve">107</w:t>
-            </w:r>
-          </w:p>
-        </w:tc>
-        <w:tc>
-          <w:tcPr/>
-          <w:p>
-            <w:pPr>
-              <w:pStyle w:val="Compact"/>
-              <w:jc w:val="left"/>
-            </w:pPr>
-            <w:r>
-              <w:t xml:space="preserve">10</w:t>
-            </w:r>
-          </w:p>
-        </w:tc>
-        <w:tc>
-          <w:tcPr/>
-          <w:p>
-            <w:pPr>
-              <w:pStyle w:val="Compact"/>
-              <w:jc w:val="left"/>
-            </w:pPr>
-            <w:r>
-              <w:t xml:space="preserve">9.3%</w:t>
-            </w:r>
-          </w:p>
-        </w:tc>
-        <w:tc>
-          <w:tcPr/>
-          <w:p>
-            <w:pPr>
-              <w:pStyle w:val="Compact"/>
-              <w:jc w:val="left"/>
-            </w:pPr>
-            <w:r>
-              <w:t xml:space="preserve">0.040</w:t>
-            </w:r>
-          </w:p>
-        </w:tc>
-        <w:tc>
-          <w:tcPr/>
-          <w:p>
-            <w:pPr>
-              <w:pStyle w:val="Compact"/>
-              <w:jc w:val="left"/>
-            </w:pPr>
-            <w:r>
-              <w:t xml:space="preserve">2025</w:t>
-            </w:r>
-          </w:p>
-        </w:tc>
-      </w:tr>
-      <w:tr>
-        <w:tc>
-          <w:tcPr/>
-          <w:p>
-            <w:pPr>
-              <w:pStyle w:val="Compact"/>
-              <w:jc w:val="left"/>
-            </w:pPr>
-            <w:r>
-              <w:t xml:space="preserve">Tonga</w:t>
-            </w:r>
-          </w:p>
-        </w:tc>
-        <w:tc>
-          <w:tcPr/>
-          <w:p>
-            <w:pPr>
-              <w:pStyle w:val="Compact"/>
-              <w:jc w:val="left"/>
-            </w:pPr>
-            <w:r>
-              <w:t xml:space="preserve">144</w:t>
-            </w:r>
-          </w:p>
-        </w:tc>
-        <w:tc>
-          <w:tcPr/>
-          <w:p>
-            <w:pPr>
-              <w:pStyle w:val="Compact"/>
-              <w:jc w:val="left"/>
-            </w:pPr>
-            <w:r>
-              <w:t xml:space="preserve">13</w:t>
-            </w:r>
-          </w:p>
-        </w:tc>
-        <w:tc>
-          <w:tcPr/>
-          <w:p>
-            <w:pPr>
-              <w:pStyle w:val="Compact"/>
-              <w:jc w:val="left"/>
-            </w:pPr>
-            <w:r>
-              <w:t xml:space="preserve">9.0%</w:t>
-            </w:r>
-          </w:p>
-        </w:tc>
-        <w:tc>
-          <w:tcPr/>
-          <w:p>
-            <w:pPr>
-              <w:pStyle w:val="Compact"/>
-              <w:jc w:val="left"/>
-            </w:pPr>
-            <w:r>
-              <w:t xml:space="preserve">0.044</w:t>
-            </w:r>
-          </w:p>
-        </w:tc>
-        <w:tc>
-          <w:tcPr/>
-          <w:p>
-            <w:pPr>
-              <w:pStyle w:val="Compact"/>
-              <w:jc w:val="left"/>
-            </w:pPr>
-            <w:r>
-              <w:t xml:space="preserve">2024</w:t>
-            </w:r>
-          </w:p>
-        </w:tc>
-      </w:tr>
-      <w:tr>
-        <w:tc>
-          <w:tcPr/>
-          <w:p>
-            <w:pPr>
-              <w:pStyle w:val="Compact"/>
-              <w:jc w:val="left"/>
-            </w:pPr>
-            <w:r>
-              <w:t xml:space="preserve">Vanuatu</w:t>
-            </w:r>
-          </w:p>
-        </w:tc>
-        <w:tc>
-          <w:tcPr/>
-          <w:p>
-            <w:pPr>
-              <w:pStyle w:val="Compact"/>
-              <w:jc w:val="left"/>
-            </w:pPr>
-            <w:r>
-              <w:t xml:space="preserve">157</w:t>
-            </w:r>
-          </w:p>
-        </w:tc>
-        <w:tc>
-          <w:tcPr/>
-          <w:p>
-            <w:pPr>
-              <w:pStyle w:val="Compact"/>
-              <w:jc w:val="left"/>
-            </w:pPr>
-            <w:r>
-              <w:t xml:space="preserve">16</w:t>
-            </w:r>
-          </w:p>
-        </w:tc>
-        <w:tc>
-          <w:tcPr/>
-          <w:p>
-            <w:pPr>
-              <w:pStyle w:val="Compact"/>
-              <w:jc w:val="left"/>
-            </w:pPr>
-            <w:r>
-              <w:t xml:space="preserve">10.2%</w:t>
-            </w:r>
-          </w:p>
-        </w:tc>
-        <w:tc>
-          <w:tcPr/>
-          <w:p>
-            <w:pPr>
-              <w:pStyle w:val="Compact"/>
-              <w:jc w:val="left"/>
-            </w:pPr>
-            <w:r>
-              <w:t xml:space="preserve">0.037</w:t>
-            </w:r>
-          </w:p>
-        </w:tc>
-        <w:tc>
-          <w:tcPr/>
-          <w:p>
-            <w:pPr>
-              <w:pStyle w:val="Compact"/>
-              <w:jc w:val="left"/>
-            </w:pPr>
-            <w:r>
-              <w:t xml:space="preserve">2009, 2023</w:t>
-            </w:r>
-          </w:p>
-        </w:tc>
-      </w:tr>
-      <w:tr>
-        <w:tc>
-          <w:tcPr/>
-          <w:p>
-            <w:pPr>
-              <w:pStyle w:val="Compact"/>
-              <w:jc w:val="left"/>
-            </w:pPr>
-            <w:r>
-              <w:rPr>
-                <w:bCs/>
-                <w:b/>
-              </w:rPr>
-              <w:t xml:space="preserve">Total</w:t>
-            </w:r>
-          </w:p>
-        </w:tc>
-        <w:tc>
-          <w:tcPr/>
-          <w:p>
-            <w:pPr>
-              <w:pStyle w:val="Compact"/>
-              <w:jc w:val="left"/>
-            </w:pPr>
-            <w:r>
-              <w:rPr>
-                <w:bCs/>
-                <w:b/>
-              </w:rPr>
-              <w:t xml:space="preserve">959</w:t>
-            </w:r>
-          </w:p>
-        </w:tc>
-        <w:tc>
-          <w:tcPr/>
-          <w:p>
-            <w:pPr>
-              <w:pStyle w:val="Compact"/>
-              <w:jc w:val="left"/>
-            </w:pPr>
-            <w:r>
-              <w:rPr>
-                <w:bCs/>
-                <w:b/>
-              </w:rPr>
-              <w:t xml:space="preserve">132</w:t>
-            </w:r>
-          </w:p>
-        </w:tc>
-        <w:tc>
-          <w:tcPr/>
-          <w:p>
-            <w:pPr>
-              <w:pStyle w:val="Compact"/>
-              <w:jc w:val="left"/>
-            </w:pPr>
-            <w:r>
-              <w:rPr>
-                <w:bCs/>
-                <w:b/>
-              </w:rPr>
-              <w:t xml:space="preserve">13.8%</w:t>
-            </w:r>
-          </w:p>
-        </w:tc>
-        <w:tc>
-          <w:tcPr/>
-          <w:p>
-            <w:pPr>
-              <w:pStyle w:val="Compact"/>
-              <w:jc w:val="left"/>
-            </w:pPr>
-            <w:r>
-              <w:rPr>
-                <w:bCs/>
-                <w:b/>
-              </w:rPr>
-              <w:t xml:space="preserve">0.048</w:t>
-            </w:r>
-          </w:p>
-        </w:tc>
-        <w:tc>
-          <w:tcPr/>
-          <w:p>
-            <w:pPr>
-              <w:pStyle w:val="Compact"/>
-              <w:jc w:val="left"/>
-            </w:pPr>
-            <w:r>
-              <w:t xml:space="preserve">2009–2025</w:t>
-            </w:r>
-          </w:p>
-        </w:tc>
-      </w:tr>
-    </w:tbl>
-    <w:p>
-      <w:pPr>
-        <w:pStyle w:val="BodyText"/>
-      </w:pPr>
-      <w:r>
-        <w:rPr>
-          <w:iCs/>
-          <w:i/>
-        </w:rPr>
-        <w:t xml:space="preserve">Note: N denotes analysis-sample firm-year observations (non-missing ln labour productivity and FSTS). Exporters are firms with FSTS &gt; 0; mean FSTS is computed over all firms, including non-exporters. Fiji, Papua New Guinea, and Vanuatu have two WBES waves; the remaining four economies have one.</w:t>
-      </w:r>
-    </w:p>
-    <w:bookmarkEnd w:id="50"/>
-    <w:bookmarkStart w:id="51" w:name="Xc02e42e5e85356a7e9f67ce8450f39d43a89fec"/>
-    <w:p>
-      <w:pPr>
-        <w:pStyle w:val="Heading3"/>
-      </w:pPr>
-      <w:r>
-        <w:t xml:space="preserve">Table 2. Regression Results: Internationalization Intensity and Labor Productivity</w:t>
-      </w:r>
-    </w:p>
-    <w:tbl>
-      <w:tblPr>
-        <w:tblStyle w:val="Table"/>
-        <w:tblW w:type="pct" w:w="5000"/>
-        <w:tblLook w:firstRow="1" w:lastRow="0" w:firstColumn="0" w:lastColumn="0" w:noHBand="0" w:noVBand="0" w:val="0020"/>
-        <w:jc w:val="start"/>
-      </w:tblPr>
-      <w:tblGrid>
-        <w:gridCol w:w="1020"/>
-        <w:gridCol w:w="1080"/>
-        <w:gridCol w:w="1080"/>
-        <w:gridCol w:w="1020"/>
-        <w:gridCol w:w="1080"/>
+        <w:gridCol w:w="1320"/>
+        <w:gridCol w:w="1320"/>
+        <w:gridCol w:w="1320"/>
+        <w:gridCol w:w="1320"/>
         <w:gridCol w:w="1320"/>
         <w:gridCol w:w="1320"/>
       </w:tblGrid>
@@ -4431,6 +3514,734 @@
           <w:p>
             <w:pPr>
               <w:pStyle w:val="Compact"/>
+              <w:jc w:val="left"/>
+            </w:pPr>
+            <w:r>
+              <w:t xml:space="preserve">Economy</w:t>
+            </w:r>
+          </w:p>
+        </w:tc>
+        <w:tc>
+          <w:tcPr/>
+          <w:p>
+            <w:pPr>
+              <w:pStyle w:val="Compact"/>
+              <w:jc w:val="left"/>
+            </w:pPr>
+            <w:r>
+              <w:t xml:space="preserve">N (firms)</w:t>
+            </w:r>
+          </w:p>
+        </w:tc>
+        <w:tc>
+          <w:tcPr/>
+          <w:p>
+            <w:pPr>
+              <w:pStyle w:val="Compact"/>
+              <w:jc w:val="left"/>
+            </w:pPr>
+            <w:r>
+              <w:t xml:space="preserve">Exporters</w:t>
+            </w:r>
+          </w:p>
+        </w:tc>
+        <w:tc>
+          <w:tcPr/>
+          <w:p>
+            <w:pPr>
+              <w:pStyle w:val="Compact"/>
+              <w:jc w:val="left"/>
+            </w:pPr>
+            <w:r>
+              <w:t xml:space="preserve">Exporter %</w:t>
+            </w:r>
+          </w:p>
+        </w:tc>
+        <w:tc>
+          <w:tcPr/>
+          <w:p>
+            <w:pPr>
+              <w:pStyle w:val="Compact"/>
+              <w:jc w:val="left"/>
+            </w:pPr>
+            <w:r>
+              <w:t xml:space="preserve">Mean FSTS</w:t>
+            </w:r>
+          </w:p>
+        </w:tc>
+        <w:tc>
+          <w:tcPr/>
+          <w:p>
+            <w:pPr>
+              <w:pStyle w:val="Compact"/>
+              <w:jc w:val="left"/>
+            </w:pPr>
+            <w:r>
+              <w:t xml:space="preserve">Waves</w:t>
+            </w:r>
+          </w:p>
+        </w:tc>
+      </w:tr>
+      <w:tr>
+        <w:tc>
+          <w:tcPr/>
+          <w:p>
+            <w:pPr>
+              <w:pStyle w:val="Compact"/>
+              <w:jc w:val="left"/>
+            </w:pPr>
+            <w:r>
+              <w:t xml:space="preserve">Fiji</w:t>
+            </w:r>
+          </w:p>
+        </w:tc>
+        <w:tc>
+          <w:tcPr/>
+          <w:p>
+            <w:pPr>
+              <w:pStyle w:val="Compact"/>
+              <w:jc w:val="left"/>
+            </w:pPr>
+            <w:r>
+              <w:t xml:space="preserve">165</w:t>
+            </w:r>
+          </w:p>
+        </w:tc>
+        <w:tc>
+          <w:tcPr/>
+          <w:p>
+            <w:pPr>
+              <w:pStyle w:val="Compact"/>
+              <w:jc w:val="left"/>
+            </w:pPr>
+            <w:r>
+              <w:t xml:space="preserve">46</w:t>
+            </w:r>
+          </w:p>
+        </w:tc>
+        <w:tc>
+          <w:tcPr/>
+          <w:p>
+            <w:pPr>
+              <w:pStyle w:val="Compact"/>
+              <w:jc w:val="left"/>
+            </w:pPr>
+            <w:r>
+              <w:t xml:space="preserve">27.9%</w:t>
+            </w:r>
+          </w:p>
+        </w:tc>
+        <w:tc>
+          <w:tcPr/>
+          <w:p>
+            <w:pPr>
+              <w:pStyle w:val="Compact"/>
+              <w:jc w:val="left"/>
+            </w:pPr>
+            <w:r>
+              <w:t xml:space="preserve">0.109</w:t>
+            </w:r>
+          </w:p>
+        </w:tc>
+        <w:tc>
+          <w:tcPr/>
+          <w:p>
+            <w:pPr>
+              <w:pStyle w:val="Compact"/>
+              <w:jc w:val="left"/>
+            </w:pPr>
+            <w:r>
+              <w:t xml:space="preserve">2009, 2025</w:t>
+            </w:r>
+          </w:p>
+        </w:tc>
+      </w:tr>
+      <w:tr>
+        <w:tc>
+          <w:tcPr/>
+          <w:p>
+            <w:pPr>
+              <w:pStyle w:val="Compact"/>
+              <w:jc w:val="left"/>
+            </w:pPr>
+            <w:r>
+              <w:t xml:space="preserve">Kiribati</w:t>
+            </w:r>
+          </w:p>
+        </w:tc>
+        <w:tc>
+          <w:tcPr/>
+          <w:p>
+            <w:pPr>
+              <w:pStyle w:val="Compact"/>
+              <w:jc w:val="left"/>
+            </w:pPr>
+            <w:r>
+              <w:t xml:space="preserve">114</w:t>
+            </w:r>
+          </w:p>
+        </w:tc>
+        <w:tc>
+          <w:tcPr/>
+          <w:p>
+            <w:pPr>
+              <w:pStyle w:val="Compact"/>
+              <w:jc w:val="left"/>
+            </w:pPr>
+            <w:r>
+              <w:t xml:space="preserve">3</w:t>
+            </w:r>
+          </w:p>
+        </w:tc>
+        <w:tc>
+          <w:tcPr/>
+          <w:p>
+            <w:pPr>
+              <w:pStyle w:val="Compact"/>
+              <w:jc w:val="left"/>
+            </w:pPr>
+            <w:r>
+              <w:t xml:space="preserve">2.6%</w:t>
+            </w:r>
+          </w:p>
+        </w:tc>
+        <w:tc>
+          <w:tcPr/>
+          <w:p>
+            <w:pPr>
+              <w:pStyle w:val="Compact"/>
+              <w:jc w:val="left"/>
+            </w:pPr>
+            <w:r>
+              <w:t xml:space="preserve">0.011</w:t>
+            </w:r>
+          </w:p>
+        </w:tc>
+        <w:tc>
+          <w:tcPr/>
+          <w:p>
+            <w:pPr>
+              <w:pStyle w:val="Compact"/>
+              <w:jc w:val="left"/>
+            </w:pPr>
+            <w:r>
+              <w:t xml:space="preserve">2025</w:t>
+            </w:r>
+          </w:p>
+        </w:tc>
+      </w:tr>
+      <w:tr>
+        <w:tc>
+          <w:tcPr/>
+          <w:p>
+            <w:pPr>
+              <w:pStyle w:val="Compact"/>
+              <w:jc w:val="left"/>
+            </w:pPr>
+            <w:r>
+              <w:t xml:space="preserve">Papua New Guinea</w:t>
+            </w:r>
+          </w:p>
+        </w:tc>
+        <w:tc>
+          <w:tcPr/>
+          <w:p>
+            <w:pPr>
+              <w:pStyle w:val="Compact"/>
+              <w:jc w:val="left"/>
+            </w:pPr>
+            <w:r>
+              <w:t xml:space="preserve">141</w:t>
+            </w:r>
+          </w:p>
+        </w:tc>
+        <w:tc>
+          <w:tcPr/>
+          <w:p>
+            <w:pPr>
+              <w:pStyle w:val="Compact"/>
+              <w:jc w:val="left"/>
+            </w:pPr>
+            <w:r>
+              <w:t xml:space="preserve">20</w:t>
+            </w:r>
+          </w:p>
+        </w:tc>
+        <w:tc>
+          <w:tcPr/>
+          <w:p>
+            <w:pPr>
+              <w:pStyle w:val="Compact"/>
+              <w:jc w:val="left"/>
+            </w:pPr>
+            <w:r>
+              <w:t xml:space="preserve">14.2%</w:t>
+            </w:r>
+          </w:p>
+        </w:tc>
+        <w:tc>
+          <w:tcPr/>
+          <w:p>
+            <w:pPr>
+              <w:pStyle w:val="Compact"/>
+              <w:jc w:val="left"/>
+            </w:pPr>
+            <w:r>
+              <w:t xml:space="preserve">0.028</w:t>
+            </w:r>
+          </w:p>
+        </w:tc>
+        <w:tc>
+          <w:tcPr/>
+          <w:p>
+            <w:pPr>
+              <w:pStyle w:val="Compact"/>
+              <w:jc w:val="left"/>
+            </w:pPr>
+            <w:r>
+              <w:t xml:space="preserve">2015, 2024</w:t>
+            </w:r>
+          </w:p>
+        </w:tc>
+      </w:tr>
+      <w:tr>
+        <w:tc>
+          <w:tcPr/>
+          <w:p>
+            <w:pPr>
+              <w:pStyle w:val="Compact"/>
+              <w:jc w:val="left"/>
+            </w:pPr>
+            <w:r>
+              <w:t xml:space="preserve">Samoa</w:t>
+            </w:r>
+          </w:p>
+        </w:tc>
+        <w:tc>
+          <w:tcPr/>
+          <w:p>
+            <w:pPr>
+              <w:pStyle w:val="Compact"/>
+              <w:jc w:val="left"/>
+            </w:pPr>
+            <w:r>
+              <w:t xml:space="preserve">131</w:t>
+            </w:r>
+          </w:p>
+        </w:tc>
+        <w:tc>
+          <w:tcPr/>
+          <w:p>
+            <w:pPr>
+              <w:pStyle w:val="Compact"/>
+              <w:jc w:val="left"/>
+            </w:pPr>
+            <w:r>
+              <w:t xml:space="preserve">24</w:t>
+            </w:r>
+          </w:p>
+        </w:tc>
+        <w:tc>
+          <w:tcPr/>
+          <w:p>
+            <w:pPr>
+              <w:pStyle w:val="Compact"/>
+              <w:jc w:val="left"/>
+            </w:pPr>
+            <w:r>
+              <w:t xml:space="preserve">18.3%</w:t>
+            </w:r>
+          </w:p>
+        </w:tc>
+        <w:tc>
+          <w:tcPr/>
+          <w:p>
+            <w:pPr>
+              <w:pStyle w:val="Compact"/>
+              <w:jc w:val="left"/>
+            </w:pPr>
+            <w:r>
+              <w:t xml:space="preserve">0.051</w:t>
+            </w:r>
+          </w:p>
+        </w:tc>
+        <w:tc>
+          <w:tcPr/>
+          <w:p>
+            <w:pPr>
+              <w:pStyle w:val="Compact"/>
+              <w:jc w:val="left"/>
+            </w:pPr>
+            <w:r>
+              <w:t xml:space="preserve">2023</w:t>
+            </w:r>
+          </w:p>
+        </w:tc>
+      </w:tr>
+      <w:tr>
+        <w:tc>
+          <w:tcPr/>
+          <w:p>
+            <w:pPr>
+              <w:pStyle w:val="Compact"/>
+              <w:jc w:val="left"/>
+            </w:pPr>
+            <w:r>
+              <w:t xml:space="preserve">Solomon Islands</w:t>
+            </w:r>
+          </w:p>
+        </w:tc>
+        <w:tc>
+          <w:tcPr/>
+          <w:p>
+            <w:pPr>
+              <w:pStyle w:val="Compact"/>
+              <w:jc w:val="left"/>
+            </w:pPr>
+            <w:r>
+              <w:t xml:space="preserve">107</w:t>
+            </w:r>
+          </w:p>
+        </w:tc>
+        <w:tc>
+          <w:tcPr/>
+          <w:p>
+            <w:pPr>
+              <w:pStyle w:val="Compact"/>
+              <w:jc w:val="left"/>
+            </w:pPr>
+            <w:r>
+              <w:t xml:space="preserve">10</w:t>
+            </w:r>
+          </w:p>
+        </w:tc>
+        <w:tc>
+          <w:tcPr/>
+          <w:p>
+            <w:pPr>
+              <w:pStyle w:val="Compact"/>
+              <w:jc w:val="left"/>
+            </w:pPr>
+            <w:r>
+              <w:t xml:space="preserve">9.3%</w:t>
+            </w:r>
+          </w:p>
+        </w:tc>
+        <w:tc>
+          <w:tcPr/>
+          <w:p>
+            <w:pPr>
+              <w:pStyle w:val="Compact"/>
+              <w:jc w:val="left"/>
+            </w:pPr>
+            <w:r>
+              <w:t xml:space="preserve">0.040</w:t>
+            </w:r>
+          </w:p>
+        </w:tc>
+        <w:tc>
+          <w:tcPr/>
+          <w:p>
+            <w:pPr>
+              <w:pStyle w:val="Compact"/>
+              <w:jc w:val="left"/>
+            </w:pPr>
+            <w:r>
+              <w:t xml:space="preserve">2025</w:t>
+            </w:r>
+          </w:p>
+        </w:tc>
+      </w:tr>
+      <w:tr>
+        <w:tc>
+          <w:tcPr/>
+          <w:p>
+            <w:pPr>
+              <w:pStyle w:val="Compact"/>
+              <w:jc w:val="left"/>
+            </w:pPr>
+            <w:r>
+              <w:t xml:space="preserve">Tonga</w:t>
+            </w:r>
+          </w:p>
+        </w:tc>
+        <w:tc>
+          <w:tcPr/>
+          <w:p>
+            <w:pPr>
+              <w:pStyle w:val="Compact"/>
+              <w:jc w:val="left"/>
+            </w:pPr>
+            <w:r>
+              <w:t xml:space="preserve">144</w:t>
+            </w:r>
+          </w:p>
+        </w:tc>
+        <w:tc>
+          <w:tcPr/>
+          <w:p>
+            <w:pPr>
+              <w:pStyle w:val="Compact"/>
+              <w:jc w:val="left"/>
+            </w:pPr>
+            <w:r>
+              <w:t xml:space="preserve">13</w:t>
+            </w:r>
+          </w:p>
+        </w:tc>
+        <w:tc>
+          <w:tcPr/>
+          <w:p>
+            <w:pPr>
+              <w:pStyle w:val="Compact"/>
+              <w:jc w:val="left"/>
+            </w:pPr>
+            <w:r>
+              <w:t xml:space="preserve">9.0%</w:t>
+            </w:r>
+          </w:p>
+        </w:tc>
+        <w:tc>
+          <w:tcPr/>
+          <w:p>
+            <w:pPr>
+              <w:pStyle w:val="Compact"/>
+              <w:jc w:val="left"/>
+            </w:pPr>
+            <w:r>
+              <w:t xml:space="preserve">0.044</w:t>
+            </w:r>
+          </w:p>
+        </w:tc>
+        <w:tc>
+          <w:tcPr/>
+          <w:p>
+            <w:pPr>
+              <w:pStyle w:val="Compact"/>
+              <w:jc w:val="left"/>
+            </w:pPr>
+            <w:r>
+              <w:t xml:space="preserve">2024</w:t>
+            </w:r>
+          </w:p>
+        </w:tc>
+      </w:tr>
+      <w:tr>
+        <w:tc>
+          <w:tcPr/>
+          <w:p>
+            <w:pPr>
+              <w:pStyle w:val="Compact"/>
+              <w:jc w:val="left"/>
+            </w:pPr>
+            <w:r>
+              <w:t xml:space="preserve">Vanuatu</w:t>
+            </w:r>
+          </w:p>
+        </w:tc>
+        <w:tc>
+          <w:tcPr/>
+          <w:p>
+            <w:pPr>
+              <w:pStyle w:val="Compact"/>
+              <w:jc w:val="left"/>
+            </w:pPr>
+            <w:r>
+              <w:t xml:space="preserve">157</w:t>
+            </w:r>
+          </w:p>
+        </w:tc>
+        <w:tc>
+          <w:tcPr/>
+          <w:p>
+            <w:pPr>
+              <w:pStyle w:val="Compact"/>
+              <w:jc w:val="left"/>
+            </w:pPr>
+            <w:r>
+              <w:t xml:space="preserve">16</w:t>
+            </w:r>
+          </w:p>
+        </w:tc>
+        <w:tc>
+          <w:tcPr/>
+          <w:p>
+            <w:pPr>
+              <w:pStyle w:val="Compact"/>
+              <w:jc w:val="left"/>
+            </w:pPr>
+            <w:r>
+              <w:t xml:space="preserve">10.2%</w:t>
+            </w:r>
+          </w:p>
+        </w:tc>
+        <w:tc>
+          <w:tcPr/>
+          <w:p>
+            <w:pPr>
+              <w:pStyle w:val="Compact"/>
+              <w:jc w:val="left"/>
+            </w:pPr>
+            <w:r>
+              <w:t xml:space="preserve">0.037</w:t>
+            </w:r>
+          </w:p>
+        </w:tc>
+        <w:tc>
+          <w:tcPr/>
+          <w:p>
+            <w:pPr>
+              <w:pStyle w:val="Compact"/>
+              <w:jc w:val="left"/>
+            </w:pPr>
+            <w:r>
+              <w:t xml:space="preserve">2009, 2023</w:t>
+            </w:r>
+          </w:p>
+        </w:tc>
+      </w:tr>
+      <w:tr>
+        <w:tc>
+          <w:tcPr/>
+          <w:p>
+            <w:pPr>
+              <w:pStyle w:val="Compact"/>
+              <w:jc w:val="left"/>
+            </w:pPr>
+            <w:r>
+              <w:rPr>
+                <w:bCs/>
+                <w:b/>
+              </w:rPr>
+              <w:t xml:space="preserve">Total</w:t>
+            </w:r>
+          </w:p>
+        </w:tc>
+        <w:tc>
+          <w:tcPr/>
+          <w:p>
+            <w:pPr>
+              <w:pStyle w:val="Compact"/>
+              <w:jc w:val="left"/>
+            </w:pPr>
+            <w:r>
+              <w:rPr>
+                <w:bCs/>
+                <w:b/>
+              </w:rPr>
+              <w:t xml:space="preserve">959</w:t>
+            </w:r>
+          </w:p>
+        </w:tc>
+        <w:tc>
+          <w:tcPr/>
+          <w:p>
+            <w:pPr>
+              <w:pStyle w:val="Compact"/>
+              <w:jc w:val="left"/>
+            </w:pPr>
+            <w:r>
+              <w:rPr>
+                <w:bCs/>
+                <w:b/>
+              </w:rPr>
+              <w:t xml:space="preserve">132</w:t>
+            </w:r>
+          </w:p>
+        </w:tc>
+        <w:tc>
+          <w:tcPr/>
+          <w:p>
+            <w:pPr>
+              <w:pStyle w:val="Compact"/>
+              <w:jc w:val="left"/>
+            </w:pPr>
+            <w:r>
+              <w:rPr>
+                <w:bCs/>
+                <w:b/>
+              </w:rPr>
+              <w:t xml:space="preserve">13.8%</w:t>
+            </w:r>
+          </w:p>
+        </w:tc>
+        <w:tc>
+          <w:tcPr/>
+          <w:p>
+            <w:pPr>
+              <w:pStyle w:val="Compact"/>
+              <w:jc w:val="left"/>
+            </w:pPr>
+            <w:r>
+              <w:rPr>
+                <w:bCs/>
+                <w:b/>
+              </w:rPr>
+              <w:t xml:space="preserve">0.048</w:t>
+            </w:r>
+          </w:p>
+        </w:tc>
+        <w:tc>
+          <w:tcPr/>
+          <w:p>
+            <w:pPr>
+              <w:pStyle w:val="Compact"/>
+              <w:jc w:val="left"/>
+            </w:pPr>
+            <w:r>
+              <w:t xml:space="preserve">2009–2025</w:t>
+            </w:r>
+          </w:p>
+        </w:tc>
+      </w:tr>
+    </w:tbl>
+    <w:p>
+      <w:pPr>
+        <w:pStyle w:val="BodyText"/>
+      </w:pPr>
+      <w:r>
+        <w:rPr>
+          <w:iCs/>
+          <w:i/>
+        </w:rPr>
+        <w:t xml:space="preserve">Note: N denotes analysis-sample firm-year observations (non-missing ln labour productivity and FSTS). Exporters are firms with FSTS &gt; 0; mean FSTS is computed over all firms, including non-exporters. Fiji, Papua New Guinea, and Vanuatu have two WBES waves; the remaining four economies have one.</w:t>
+      </w:r>
+    </w:p>
+    <w:bookmarkEnd w:id="50"/>
+    <w:bookmarkStart w:id="51" w:name="Xcb8e4546744cd6d21af62aeea30ad97288aa2e1"/>
+    <w:p>
+      <w:pPr>
+        <w:pStyle w:val="Heading3"/>
+      </w:pPr>
+      <w:r>
+        <w:t xml:space="preserve">Table 2. Regression Results: Internationalization Intensity and Labor Productivity</w:t>
+      </w:r>
+    </w:p>
+    <w:tbl>
+      <w:tblPr>
+        <w:tblStyle w:val="Table"/>
+        <w:tblW w:type="auto" w:w="0"/>
+        <w:tblLook w:firstRow="1" w:lastRow="0" w:firstColumn="0" w:lastColumn="0" w:noHBand="0" w:noVBand="0" w:val="0020"/>
+        <w:jc w:val="start"/>
+      </w:tblPr>
+      <w:tblGrid>
+        <w:gridCol w:w="1131"/>
+        <w:gridCol w:w="1131"/>
+        <w:gridCol w:w="1131"/>
+        <w:gridCol w:w="1131"/>
+        <w:gridCol w:w="1131"/>
+        <w:gridCol w:w="1131"/>
+        <w:gridCol w:w="1131"/>
+      </w:tblGrid>
+      <w:tr>
+        <w:trPr>
+          <w:tblHeader w:val="true"/>
+        </w:trPr>
+        <w:tc>
+          <w:tcPr/>
+          <w:p>
+            <w:pPr>
+              <w:pStyle w:val="Compact"/>
             </w:pPr>
           </w:p>
         </w:tc>
@@ -5515,7 +5326,7 @@
       </w:r>
     </w:p>
     <w:bookmarkEnd w:id="51"/>
-    <w:bookmarkStart w:id="52" w:name="X0663e092ac382c03e02f48bedf26a30118613e9"/>
+    <w:bookmarkStart w:id="52" w:name="X7775d9c2e75aeee42b06c6b53779c3c2e708831"/>
     <w:p>
       <w:pPr>
         <w:pStyle w:val="Heading3"/>
@@ -5527,16 +5338,16 @@
     <w:tbl>
       <w:tblPr>
         <w:tblStyle w:val="Table"/>
-        <w:tblW w:type="pct" w:w="5000"/>
+        <w:tblW w:type="auto" w:w="0"/>
         <w:tblLook w:firstRow="1" w:lastRow="0" w:firstColumn="0" w:lastColumn="0" w:noHBand="0" w:noVBand="0" w:val="0020"/>
         <w:jc w:val="start"/>
       </w:tblPr>
       <w:tblGrid>
-        <w:gridCol w:w="3190"/>
-        <w:gridCol w:w="1210"/>
-        <w:gridCol w:w="770"/>
-        <w:gridCol w:w="1540"/>
-        <w:gridCol w:w="1210"/>
+        <w:gridCol w:w="1584"/>
+        <w:gridCol w:w="1584"/>
+        <w:gridCol w:w="1584"/>
+        <w:gridCol w:w="1584"/>
+        <w:gridCol w:w="1584"/>
       </w:tblGrid>
       <w:tr>
         <w:trPr>

--- a/p8/submission/ejdr_package/01_manuscript_blinded.docx
+++ b/p8/submission/ejdr_package/01_manuscript_blinded.docx
@@ -13,49 +13,100 @@
     </w:p>
     <w:p>
       <w:pPr>
-        <w:pStyle w:val="FirstParagraph"/>
-      </w:pPr>
+        <w:pStyle w:val="BlockText"/>
+      </w:pPr>
+      <w:r>
+        <w:t xml:space="preserve">⚠️</w:t>
+      </w:r>
+      <w:r>
+        <w:t xml:space="preserve"> </w:t>
+      </w:r>
       <w:r>
         <w:rPr>
           <w:bCs/>
           <w:b/>
         </w:rPr>
-        <w:t xml:space="preserve">Keywords</w:t>
-      </w:r>
-      <w:r>
-        <w:t xml:space="preserve">: internationalization–performance relationship; small</w:t>
-      </w:r>
-      <w:r>
-        <w:t xml:space="preserve"> </w:t>
-      </w:r>
-      <w:r>
-        <w:t xml:space="preserve">island developing states; forced internationalization; institutional voids; Pacific economies; labor productivity</w:t>
-      </w:r>
-    </w:p>
-    <w:bookmarkStart w:id="20" w:name="abstract"/>
-    <w:p>
-      <w:pPr>
-        <w:pStyle w:val="Heading2"/>
-      </w:pPr>
-      <w:r>
-        <w:t xml:space="preserve">Abstract</w:t>
+        <w:t xml:space="preserve">SUPERSEDED (2026-06-19).</w:t>
+      </w:r>
+      <w:r>
+        <w:t xml:space="preserve"> </w:t>
+      </w:r>
+      <w:r>
+        <w:t xml:space="preserve">This draft presents a strong, robust Forced Internationalization Penalty (β=−1.339) on a Timor-inclusive / restricted SIDS sample. It is superseded by the redesigned manuscript in</w:t>
+      </w:r>
+      <w:r>
+        <w:t xml:space="preserve"> </w:t>
+      </w:r>
+      <w:r>
+        <w:rPr>
+          <w:rStyle w:val="VerbatimChar"/>
+        </w:rPr>
+        <w:t xml:space="preserve">p8/submission/world_development_redesign/</w:t>
+      </w:r>
+      <w:r>
+        <w:t xml:space="preserve"> </w:t>
+      </w:r>
+      <w:r>
+        <w:t xml:space="preserve">(</w:t>
+      </w:r>
+      <w:r>
+        <w:t xml:space="preserve">“</w:t>
+      </w:r>
+      <w:r>
+        <w:t xml:space="preserve">When the Inverted-U Dissolves</w:t>
+      </w:r>
+      <w:r>
+        <w:t xml:space="preserve">”</w:t>
+      </w:r>
+      <w:r>
+        <w:t xml:space="preserve">), which uses the 7 genuine Pacific SIDS (Timor-Leste excluded per WB/UN), frames dissolution as the robust finding, and treats FIP as a theoretical limiting case. Do not submit this version.</w:t>
       </w:r>
     </w:p>
     <w:p>
       <w:pPr>
         <w:pStyle w:val="FirstParagraph"/>
       </w:pPr>
-      <w:r>
-        <w:t xml:space="preserve">The conventional inverted-U relationship between internationalization intensity and firm performance rests on three structural prerequisites: a viable domestic market, manageable trade costs, and functional institutional support. We argue that when all three are simultaneously absent, as in Pacific Small Island Developing States (SIDS), the expected non-linear pattern collapses into a monotone negative relationship that we term the</w:t>
-      </w:r>
-      <w:r>
-        <w:t xml:space="preserve"> </w:t>
-      </w:r>
       <w:r>
         <w:rPr>
           <w:bCs/>
           <w:b/>
         </w:rPr>
+        <w:t xml:space="preserve">Keywords</w:t>
+      </w:r>
+      <w:r>
+        <w:t xml:space="preserve">: internationalization–performance relationship; small</w:t>
+      </w:r>
+      <w:r>
+        <w:t xml:space="preserve"> </w:t>
+      </w:r>
+      <w:r>
+        <w:t xml:space="preserve">island developing states; forced internationalization; institutional voids; Pacific economies; labor productivity</w:t>
+      </w:r>
+    </w:p>
+    <w:bookmarkStart w:id="20" w:name="abstract"/>
+    <w:p>
+      <w:pPr>
+        <w:pStyle w:val="Heading2"/>
+      </w:pPr>
+      <w:r>
+        <w:t xml:space="preserve">Abstract</w:t>
+      </w:r>
+    </w:p>
+    <w:p>
+      <w:pPr>
+        <w:pStyle w:val="FirstParagraph"/>
+      </w:pPr>
+      <w:r>
+        <w:t xml:space="preserve">The conventional inverted-U relationship between internationalization intensity and firm performance rests on three structural prerequisites: a viable domestic market, manageable trade costs, and functional institutional support. We argue that when all three are simultaneously absent, as in Pacific Small Island Developing States (SIDS), the expected non-linear pattern collapses into a monotone negative relationship that we term the</w:t>
+      </w:r>
+      <w:r>
+        <w:t xml:space="preserve"> </w:t>
+      </w:r>
+      <w:r>
+        <w:rPr>
+          <w:bCs/>
+          <w:b/>
+        </w:rPr>
         <w:t xml:space="preserve">Forced Internationalization Penalty (FIP)</w:t>
       </w:r>
       <w:r>
@@ -63,7 +114,7 @@
       </w:r>
     </w:p>
     <w:bookmarkEnd w:id="20"/>
-    <w:bookmarkStart w:id="21" w:name="Xe3d0fc0bea9a42ce7605565d0964033d7f6ee47"/>
+    <w:bookmarkStart w:id="21" w:name="introduction"/>
     <w:p>
       <w:pPr>
         <w:pStyle w:val="Heading2"/>
@@ -146,7 +197,7 @@
         <w:pStyle w:val="BodyText"/>
       </w:pPr>
       <w:r>
-        <w:t xml:space="preserve">SIDS represent a theoretically extreme yet empirically underserved context for I-P research. These economies are characterized by microscopic domestic markets (Tonga: 104,000 inhabitants; Kiribati: 121,000), extreme geographic isolation amplifying trade costs by 30–210% (Winters &amp; Martins, 2004), and comprehensive institutional voids that limit firms' ability to appropriate returns from international activities (Briguglio, 1995; Khanna &amp; Palepu, 2010). Recent systematic tracking across 121,249 development data points confirms these conditions have deepened rather than abated: progress in 2020–2025 is the slowest on record across 15 of 26 tracked benchmarks, with SIDS and Sub-Saharan Africa disproportionately affected (Pirlea et al., 2026). Independent multi-indicator analysis of six development dimensions poverty, life expectancy, schooling, gender equality, climate, and electricity, finds the world developing at its slowest pace in 75 years, with 54 economies more than a century from reaching developed-country standards at current trajectories, and SIDS disproportionately represented in this cohort (Mahler, Serajuddin, Wadhwa, &amp; Yonzan, 2026). Critically, firms in SIDS do not</w:t>
+        <w:t xml:space="preserve">SIDS represent a theoretically extreme yet empirically underserved context for I-P research. These economies are characterized by microscopic domestic markets (Tonga: 104,000 inhabitants; Kiribati: 121,000), extreme geographic isolation amplifying trade costs by 30–210% (Winters &amp; Martins, 2004), and comprehensive institutional voids that limit firms’ ability to appropriate returns from international activities (Briguglio, 1995; Khanna &amp; Palepu, 2010). Recent systematic tracking across 121,249 development data points confirms these conditions have deepened rather than abated: progress in 2020–2025 is the slowest on record across 15 of 26 tracked benchmarks, with SIDS and Sub-Saharan Africa disproportionately affected (Pirlea et al., 2026). Independent multi-indicator analysis of six development dimensions poverty, life expectancy, schooling, gender equality, climate, and electricity, finds the world developing at its slowest pace in 75 years, with 54 economies more than a century from reaching developed-country standards at current trajectories, and SIDS disproportionately represented in this cohort (Mahler, Serajuddin, Wadhwa, &amp; Yonzan, 2026). Critically, firms in SIDS do not</w:t>
       </w:r>
       <w:r>
         <w:t xml:space="preserve"> </w:t>
@@ -170,7 +221,37 @@
         <w:pStyle w:val="BodyText"/>
       </w:pPr>
       <w:r>
-        <w:t xml:space="preserve">This paper makes three contributions to the IB literature. First, we introduce and theoretically define FIP as a boundary condition of the inverted-U paradigm, distinguishing it from adjacent concepts including phase-1 costs in three-stage theory (Contractor et al., 2003), Liability of Foreignness (Zaheer, 1995), and necessity entrepreneurship (Sarasvathy et al., 2014). Second, we provide empirical evidence from 959 firms across seven Pacific SIDS economies using World Bank Enterprise Survey (WBES) data, the most comprehensive firm-level I-P analysis in Pacific SIDS to date. Third, we document that firm-level capabilities (technological capability, digital adoption) do not appear to override FIP, shifting the theoretical conversation from "institutional moderation of the I-P relationship" (Marano, Tallman, &amp; Teece, 2016) to "institutional determination of the sign of I-P relationship."</w:t>
+        <w:t xml:space="preserve">This paper makes three contributions to the IB literature. First, we introduce and theoretically define FIP as a boundary condition of the inverted-U paradigm, distinguishing it from adjacent concepts including phase-1 costs in three-stage theory (Contractor et al., 2003), Liability of Foreignness (Zaheer, 1995), and necessity entrepreneurship (Sarasvathy et al., 2014). Second, we provide empirical evidence from 959 firms across seven Pacific SIDS economies using World Bank Enterprise Survey (WBES) data, the most comprehensive firm-level I-P analysis in Pacific SIDS to date. Third, we document that firm-level capabilities (technological capability, digital adoption) do not appear to override FIP, shifting the theoretical conversation from</w:t>
+      </w:r>
+      <w:r>
+        <w:t xml:space="preserve"> </w:t>
+      </w:r>
+      <w:r>
+        <w:t xml:space="preserve">“</w:t>
+      </w:r>
+      <w:r>
+        <w:t xml:space="preserve">institutional moderation of the I-P relationship</w:t>
+      </w:r>
+      <w:r>
+        <w:t xml:space="preserve">”</w:t>
+      </w:r>
+      <w:r>
+        <w:t xml:space="preserve"> </w:t>
+      </w:r>
+      <w:r>
+        <w:t xml:space="preserve">(Marano, Tallman, &amp; Teece, 2016) to</w:t>
+      </w:r>
+      <w:r>
+        <w:t xml:space="preserve"> </w:t>
+      </w:r>
+      <w:r>
+        <w:t xml:space="preserve">“</w:t>
+      </w:r>
+      <w:r>
+        <w:t xml:space="preserve">institutional determination of the sign of I-P relationship.</w:t>
+      </w:r>
+      <w:r>
+        <w:t xml:space="preserve">”</w:t>
       </w:r>
     </w:p>
     <w:p>
@@ -182,7 +263,7 @@
       </w:r>
     </w:p>
     <w:bookmarkEnd w:id="21"/>
-    <w:bookmarkStart w:id="26" w:name="X88086f89d30295b73ade34a6a6d72f6030bebeb"/>
+    <w:bookmarkStart w:id="26" w:name="theoretical-background-and-hypotheses"/>
     <w:p>
       <w:pPr>
         <w:pStyle w:val="Heading2"/>
@@ -191,7 +272,7 @@
         <w:t xml:space="preserve">2. Theoretical Background and Hypotheses</w:t>
       </w:r>
     </w:p>
-    <w:bookmarkStart w:id="22" w:name="Xb9f10d5a773f889d0c54a837c7b35981e9ef98d"/>
+    <w:bookmarkStart w:id="22" w:name="Xd1ff7c2b94994d1910854ba407ee8c9b50df341"/>
     <w:p>
       <w:pPr>
         <w:pStyle w:val="Heading3"/>
@@ -237,7 +318,25 @@
         <w:t xml:space="preserve"> </w:t>
       </w:r>
       <w:r>
-        <w:t xml:space="preserve">assumes that firms have a functioning home base providing revenues, resources, and organizational learning before and during internationalization (Johanson &amp; Vahlne, 1977; 2009). When the domestic market is non-viable, too small to support minimum efficient scale for even basic operations, firms are structurally compelled to export regardless of strategic readiness or capability. The "selection into exporting" assumption underlying most I-P models breaks down.</w:t>
+        <w:t xml:space="preserve">assumes that firms have a functioning home base providing revenues, resources, and organizational learning before and during internationalization (Johanson &amp; Vahlne, 1977; 2009). When the domestic market is non-viable, too small to support minimum efficient scale for even basic operations, firms are structurally compelled to export regardless of strategic readiness or capability. The</w:t>
+      </w:r>
+      <w:r>
+        <w:t xml:space="preserve"> </w:t>
+      </w:r>
+      <w:r>
+        <w:t xml:space="preserve">“</w:t>
+      </w:r>
+      <w:r>
+        <w:t xml:space="preserve">selection into exporting</w:t>
+      </w:r>
+      <w:r>
+        <w:t xml:space="preserve">”</w:t>
+      </w:r>
+      <w:r>
+        <w:t xml:space="preserve"> </w:t>
+      </w:r>
+      <w:r>
+        <w:t xml:space="preserve">assumption underlying most I-P models breaks down.</w:t>
       </w:r>
     </w:p>
     <w:p>
@@ -289,7 +388,7 @@
       </w:r>
     </w:p>
     <w:bookmarkEnd w:id="22"/>
-    <w:bookmarkStart w:id="23" w:name="X1f001da1b4b1572ea8f32d5031e054868494059"/>
+    <w:bookmarkStart w:id="23" w:name="Xb7db0e39015cb6f3662a52d47fb6342a9feb2fb"/>
     <w:p>
       <w:pPr>
         <w:pStyle w:val="Heading3"/>
@@ -413,7 +512,7 @@
         <w:t xml:space="preserve">From SIDS economic vulnerability (Briguglio, 1995)</w:t>
       </w:r>
       <w:r>
-        <w:t xml:space="preserve">: Briguglio's</w:t>
+        <w:t xml:space="preserve">: Briguglio’s</w:t>
       </w:r>
       <w:r>
         <w:t xml:space="preserve"> </w:t>
@@ -423,7 +522,7 @@
       </w:r>
     </w:p>
     <w:bookmarkEnd w:id="23"/>
-    <w:bookmarkStart w:id="24" w:name="Xc71733a542ce4d73564dcb0287a5b80a716b22f"/>
+    <w:bookmarkStart w:id="24" w:name="X6db7ec46da19cbe734f496417815d07c46d6d99"/>
     <w:p>
       <w:pPr>
         <w:pStyle w:val="Heading3"/>
@@ -496,7 +595,7 @@
       </w:r>
     </w:p>
     <w:bookmarkEnd w:id="24"/>
-    <w:bookmarkStart w:id="25" w:name="Xf304c7c051670d76ad64f147386dc979ed380d0"/>
+    <w:bookmarkStart w:id="25" w:name="the-role-of-firm-level-capabilities"/>
     <w:p>
       <w:pPr>
         <w:pStyle w:val="Heading3"/>
@@ -552,7 +651,7 @@
     </w:p>
     <w:bookmarkEnd w:id="25"/>
     <w:bookmarkEnd w:id="26"/>
-    <w:bookmarkStart w:id="30" w:name="X5eb800a903106e48a684e9ea9de39ed619b9df8"/>
+    <w:bookmarkStart w:id="30" w:name="data-and-methods"/>
     <w:p>
       <w:pPr>
         <w:pStyle w:val="Heading2"/>
@@ -561,7 +660,7 @@
         <w:t xml:space="preserve">3. Data and Methods</w:t>
       </w:r>
     </w:p>
-    <w:bookmarkStart w:id="27" w:name="X180323993af082d7b264d69830cacecf330a102"/>
+    <w:bookmarkStart w:id="27" w:name="data-source"/>
     <w:p>
       <w:pPr>
         <w:pStyle w:val="Heading3"/>
@@ -595,7 +694,7 @@
       </w:r>
     </w:p>
     <w:bookmarkEnd w:id="27"/>
-    <w:bookmarkStart w:id="28" w:name="X431a8b355211b47c6e494a5f659051454df4ed1"/>
+    <w:bookmarkStart w:id="28" w:name="measures"/>
     <w:p>
       <w:pPr>
         <w:pStyle w:val="Heading3"/>
@@ -649,7 +748,7 @@
         <w:t xml:space="preserve"> </w:t>
       </w:r>
       <w:r>
-        <w:t xml:space="preserve">et al. (2016) and Contractor et al. (2003), we construct FSTS (Foreign Sales to Total Sales) from WBES items d3b + d3c (percentage of sales from indirect plus direct exports), divided by 100. For the main models, FSTS is mean-centered at the wave level: FSTS_c = FSTS − mean_wave(FSTS), yielding a mean FSTS of 0.048 (SD unreported due to small exporter subsample). Mean-centering suppresses cross-wave level differences while preserving within-wave variation, following standard practice for studies examining FSTS curvature (Haans et al., 2016).</w:t>
+        <w:t xml:space="preserve">et al. (2016) and Contractor et al. (2003), we construct FSTS (Foreign Sales to Total Sales) from WBES items d3b + d3c (percentage of sales from indirect plus direct exports), divided by 100. For the main models, FSTS is mean-centered at the wave level: FSTS_c = FSTS − mean_wave(FSTS), yielding a mean FSTS of 0.048 (SD unreported due to small exporter subsample). Mean-centering suppresses cross-wave level differences while preserving within-wave variation, following standard practice for studies examining FSTS curvature (Haans et al., 2016).</w:t>
       </w:r>
     </w:p>
     <w:p>
@@ -752,15 +851,15 @@
     <w:tbl>
       <w:tblPr>
         <w:tblStyle w:val="Table"/>
-        <w:tblW w:type="auto" w:w="0"/>
+        <w:tblW w:type="pct" w:w="5000"/>
         <w:tblLook w:firstRow="1" w:lastRow="0" w:firstColumn="0" w:lastColumn="0" w:noHBand="0" w:noVBand="0" w:val="0020"/>
         <w:jc w:val="start"/>
       </w:tblPr>
       <w:tblGrid>
-        <w:gridCol w:w="1980"/>
-        <w:gridCol w:w="1980"/>
-        <w:gridCol w:w="1980"/>
-        <w:gridCol w:w="1980"/>
+        <w:gridCol w:w="549"/>
+        <w:gridCol w:w="452"/>
+        <w:gridCol w:w="3297"/>
+        <w:gridCol w:w="3620"/>
       </w:tblGrid>
       <w:tr>
         <w:trPr>
@@ -1391,7 +1490,7 @@
       </w:r>
     </w:p>
     <w:bookmarkEnd w:id="28"/>
-    <w:bookmarkStart w:id="29" w:name="Xc5fe1f3cf583535f12a87a680dcd317400b3da2"/>
+    <w:bookmarkStart w:id="29" w:name="model-sequence"/>
     <w:p>
       <w:pPr>
         <w:pStyle w:val="Heading3"/>
@@ -1530,7 +1629,7 @@
     </w:p>
     <w:bookmarkEnd w:id="29"/>
     <w:bookmarkEnd w:id="30"/>
-    <w:bookmarkStart w:id="37" w:name="X121719332867ee227f0a04b486098cee978c6e6"/>
+    <w:bookmarkStart w:id="37" w:name="results"/>
     <w:p>
       <w:pPr>
         <w:pStyle w:val="Heading2"/>
@@ -1539,7 +1638,7 @@
         <w:t xml:space="preserve">4. Results</w:t>
       </w:r>
     </w:p>
-    <w:bookmarkStart w:id="31" w:name="Xf031df31c5b8141c05fcebab78842231a9e024a"/>
+    <w:bookmarkStart w:id="31" w:name="X7564ed8aad7671c5c72c9705a49a1794e1c47b3"/>
     <w:p>
       <w:pPr>
         <w:pStyle w:val="Heading3"/>
@@ -1557,7 +1656,7 @@
       </w:r>
     </w:p>
     <w:bookmarkEnd w:id="31"/>
-    <w:bookmarkStart w:id="32" w:name="X221fb7e0fbd1e09102b607f2a4be829dba85b6e"/>
+    <w:bookmarkStart w:id="32" w:name="X6abbfa22e96478212f3491c4cdbfe1ca192aca8"/>
     <w:p>
       <w:pPr>
         <w:pStyle w:val="Heading3"/>
@@ -1662,7 +1761,7 @@
       </w:r>
     </w:p>
     <w:bookmarkEnd w:id="32"/>
-    <w:bookmarkStart w:id="33" w:name="X278b3f0cc4133671f70c21e2e288fdaa4a06e72"/>
+    <w:bookmarkStart w:id="33" w:name="Xc0a88d50ea7b5c27a76a85a44afe4aa278d46cd"/>
     <w:p>
       <w:pPr>
         <w:pStyle w:val="Heading3"/>
@@ -1716,7 +1815,7 @@
         <w:pStyle w:val="BodyText"/>
       </w:pPr>
       <w:r>
-        <w:t xml:space="preserve">Following Haans et al. (2016), we evaluate the four necessary conditions for a curvature relationship. All four must hold for an inverted-U to be confirmed; here, all four</w:t>
+        <w:t xml:space="preserve">Following Haans et al. (2016), we evaluate the four necessary conditions for a curvature relationship. All four must hold for an inverted-U to be confirmed; here, all four</w:t>
       </w:r>
       <w:r>
         <w:t xml:space="preserve"> </w:t>
@@ -1931,7 +2030,7 @@
       </w:r>
     </w:p>
     <w:bookmarkEnd w:id="33"/>
-    <w:bookmarkStart w:id="34" w:name="X7c95bb97131b594aa7673109c051c80c5a0bcc4"/>
+    <w:bookmarkStart w:id="34" w:name="robustness"/>
     <w:p>
       <w:pPr>
         <w:pStyle w:val="Heading3"/>
@@ -2156,7 +2255,7 @@
       </w:r>
     </w:p>
     <w:bookmarkEnd w:id="34"/>
-    <w:bookmarkStart w:id="35" w:name="Xb09bd355cfef31bfb4a34bc8569e299208ad4bf"/>
+    <w:bookmarkStart w:id="35" w:name="capability-null-results-h2"/>
     <w:p>
       <w:pPr>
         <w:pStyle w:val="Heading3"/>
@@ -2220,7 +2319,7 @@
       </w:r>
     </w:p>
     <w:bookmarkEnd w:id="35"/>
-    <w:bookmarkStart w:id="36" w:name="X6c093959484b3f9d4e201eec1d461ec8d4bd970"/>
+    <w:bookmarkStart w:id="36" w:name="summary"/>
     <w:p>
       <w:pPr>
         <w:pStyle w:val="Heading3"/>
@@ -2239,7 +2338,7 @@
     </w:p>
     <w:bookmarkEnd w:id="36"/>
     <w:bookmarkEnd w:id="37"/>
-    <w:bookmarkStart w:id="43" w:name="X735612638e4e736e4693e459c258977262c0dfc"/>
+    <w:bookmarkStart w:id="43" w:name="discussion"/>
     <w:p>
       <w:pPr>
         <w:pStyle w:val="Heading2"/>
@@ -2248,7 +2347,7 @@
         <w:t xml:space="preserve">5. Discussion</w:t>
       </w:r>
     </w:p>
-    <w:bookmarkStart w:id="38" w:name="X756057e5c11f0c9dd39f4fea415a3ea89277fd3"/>
+    <w:bookmarkStart w:id="38" w:name="Xd4d8ec5bfb52f8d3fe2e7c438ba390b633573fa"/>
     <w:p>
       <w:pPr>
         <w:pStyle w:val="Heading3"/>
@@ -2270,7 +2369,25 @@
         <w:pStyle w:val="BodyText"/>
       </w:pPr>
       <w:r>
-        <w:t xml:space="preserve">The FIP concept explains this reversal through the logic of violated structural prerequisites. When no viable domestic market exists, FSTS is not a strategic choice variable but a survival necessity, firms cannot accumulate the home-base resources and organizational capabilities that fund and sustain profitable internationalization. When trade costs amplify export revenues' "cost of doing business" by 30–210% (Winters &amp; Martins, 2004), the marginal economics of exporting are negative from the outset. When institutional voids are comprehensive, absent trade finance intermediaries, unreliable contract enforcement, limited standards infrastructure, firms cannot appropriate the learning and scale benefits that internationalization theory promises.</w:t>
+        <w:t xml:space="preserve">The FIP concept explains this reversal through the logic of violated structural prerequisites. When no viable domestic market exists, FSTS is not a strategic choice variable but a survival necessity, firms cannot accumulate the home-base resources and organizational capabilities that fund and sustain profitable internationalization. When trade costs amplify export revenues’</w:t>
+      </w:r>
+      <w:r>
+        <w:t xml:space="preserve"> </w:t>
+      </w:r>
+      <w:r>
+        <w:t xml:space="preserve">“</w:t>
+      </w:r>
+      <w:r>
+        <w:t xml:space="preserve">cost of doing business</w:t>
+      </w:r>
+      <w:r>
+        <w:t xml:space="preserve">”</w:t>
+      </w:r>
+      <w:r>
+        <w:t xml:space="preserve"> </w:t>
+      </w:r>
+      <w:r>
+        <w:t xml:space="preserve">by 30–210% (Winters &amp; Martins, 2004), the marginal economics of exporting are negative from the outset. When institutional voids are comprehensive, absent trade finance intermediaries, unreliable contract enforcement, limited standards infrastructure, firms cannot appropriate the learning and scale benefits that internationalization theory promises.</w:t>
       </w:r>
     </w:p>
     <w:p>
@@ -2300,7 +2417,7 @@
         <w:t xml:space="preserve"> </w:t>
       </w:r>
       <w:r>
-        <w:t xml:space="preserve">prerequisites are satisfied. The existing literature's finding that institutional quality</w:t>
+        <w:t xml:space="preserve">prerequisites are satisfied. The existing literature’s finding that institutional quality</w:t>
       </w:r>
       <w:r>
         <w:t xml:space="preserve"> </w:t>
@@ -2316,11 +2433,47 @@
         <w:t xml:space="preserve"> </w:t>
       </w:r>
       <w:r>
-        <w:t xml:space="preserve">the I-P relationship (Marano et al., 2016) is a special case of a more general theoretical relationship: when institutional conditions cross a structural threshold from "weaker moderation" to "violated prerequisites, " the sign, not just the magnitude, of the I-P relationship reverses.</w:t>
+        <w:t xml:space="preserve">the I-P relationship (Marano et al., 2016) is a special case of a more general theoretical relationship: when institutional conditions cross a structural threshold from</w:t>
+      </w:r>
+      <w:r>
+        <w:t xml:space="preserve"> </w:t>
+      </w:r>
+      <w:r>
+        <w:t xml:space="preserve">“</w:t>
+      </w:r>
+      <w:r>
+        <w:t xml:space="preserve">weaker moderation</w:t>
+      </w:r>
+      <w:r>
+        <w:t xml:space="preserve">”</w:t>
+      </w:r>
+      <w:r>
+        <w:t xml:space="preserve"> </w:t>
+      </w:r>
+      <w:r>
+        <w:t xml:space="preserve">to</w:t>
+      </w:r>
+      <w:r>
+        <w:t xml:space="preserve"> </w:t>
+      </w:r>
+      <w:r>
+        <w:t xml:space="preserve">“</w:t>
+      </w:r>
+      <w:r>
+        <w:t xml:space="preserve">violated prerequisites,</w:t>
+      </w:r>
+      <w:r>
+        <w:t xml:space="preserve">”</w:t>
+      </w:r>
+      <w:r>
+        <w:t xml:space="preserve"> </w:t>
+      </w:r>
+      <w:r>
+        <w:t xml:space="preserve">the sign, not just the magnitude, of the I-P relationship reverses.</w:t>
       </w:r>
     </w:p>
     <w:bookmarkEnd w:id="38"/>
-    <w:bookmarkStart w:id="39" w:name="X0f7881790c29927869278ccfdf374374fedd8e4"/>
+    <w:bookmarkStart w:id="39" w:name="Xbadf487e3d91c7f5e5de16c24aa3b4c984ad28e"/>
     <w:p>
       <w:pPr>
         <w:pStyle w:val="Heading3"/>
@@ -2334,7 +2487,7 @@
         <w:pStyle w:val="FirstParagraph"/>
       </w:pPr>
       <w:r>
-        <w:t xml:space="preserve">FIP represents a qualitative shift in how we conceptualize institutional effects on I-P relationships. Most prior theorizing treats institutional effects as continuous modifiers of the inverted-U's shape and location: higher institutional quality shifts the optimum FSTS upward, broadens the positive range, or raises the peak performance level (Marano et al., 2016; Hitt et al., 1997). This is a change in</w:t>
+        <w:t xml:space="preserve">FIP represents a qualitative shift in how we conceptualize institutional effects on I-P relationships. Most prior theorizing treats institutional effects as continuous modifiers of the inverted-U’s shape and location: higher institutional quality shifts the optimum FSTS upward, broadens the positive range, or raises the peak performance level (Marano et al., 2016; Hitt et al., 1997). This is a change in</w:t>
       </w:r>
       <w:r>
         <w:t xml:space="preserve"> </w:t>
@@ -2368,7 +2521,43 @@
         <w:t xml:space="preserve">kind</w:t>
       </w:r>
       <w:r>
-        <w:t xml:space="preserve">: at the extreme end of the institutional spectrum, where all three structural prerequisites are absent simultaneously, the I-P functional form is not a modified inverted-U but a qualitatively different pattern (monotone negative). This extends the theoretical vocabulary of IB research beyond "intensity moderation" toward "existence moderation" of the I-P relationship.</w:t>
+        <w:t xml:space="preserve">: at the extreme end of the institutional spectrum, where all three structural prerequisites are absent simultaneously, the I-P functional form is not a modified inverted-U but a qualitatively different pattern (monotone negative). This extends the theoretical vocabulary of IB research beyond</w:t>
+      </w:r>
+      <w:r>
+        <w:t xml:space="preserve"> </w:t>
+      </w:r>
+      <w:r>
+        <w:t xml:space="preserve">“</w:t>
+      </w:r>
+      <w:r>
+        <w:t xml:space="preserve">intensity moderation</w:t>
+      </w:r>
+      <w:r>
+        <w:t xml:space="preserve">”</w:t>
+      </w:r>
+      <w:r>
+        <w:t xml:space="preserve"> </w:t>
+      </w:r>
+      <w:r>
+        <w:t xml:space="preserve">toward</w:t>
+      </w:r>
+      <w:r>
+        <w:t xml:space="preserve"> </w:t>
+      </w:r>
+      <w:r>
+        <w:t xml:space="preserve">“</w:t>
+      </w:r>
+      <w:r>
+        <w:t xml:space="preserve">existence moderation</w:t>
+      </w:r>
+      <w:r>
+        <w:t xml:space="preserve">”</w:t>
+      </w:r>
+      <w:r>
+        <w:t xml:space="preserve"> </w:t>
+      </w:r>
+      <w:r>
+        <w:t xml:space="preserve">of the I-P relationship.</w:t>
       </w:r>
     </w:p>
     <w:p>
@@ -2380,13 +2569,13 @@
       </w:r>
     </w:p>
     <w:bookmarkEnd w:id="39"/>
-    <w:bookmarkStart w:id="40" w:name="X8a30c3062e38861be110fa8b68be2e42e1dcb57"/>
+    <w:bookmarkStart w:id="40" w:name="X83134c98a606fe0940406da95e076e069d717cc"/>
     <w:p>
       <w:pPr>
         <w:pStyle w:val="Heading3"/>
       </w:pPr>
       <w:r>
-        <w:t xml:space="preserve">5.3 The Capability Null: Institutional Determination vs. Moderation</w:t>
+        <w:t xml:space="preserve">5.3 The Capability Null: Institutional Determination vs. Moderation</w:t>
       </w:r>
     </w:p>
     <w:p>
@@ -2432,7 +2621,25 @@
         <w:pStyle w:val="BodyText"/>
       </w:pPr>
       <w:r>
-        <w:t xml:space="preserve">This is consistent with the resource-based view's emphasis on context-dependency (Barney, 1991): resources generate value only within institutional environments that support appropriability. Teece's (2007) dynamic capabilities framework similarly assumes functioning market mechanisms; in their absence, dynamic capabilities may be "trapped" in the firm, unable to translate into performance advantages through international market transactions.</w:t>
+        <w:t xml:space="preserve">This is consistent with the resource-based view’s emphasis on context-dependency (Barney, 1991): resources generate value only within institutional environments that support appropriability. Teece’s (2007) dynamic capabilities framework similarly assumes functioning market mechanisms; in their absence, dynamic capabilities may be</w:t>
+      </w:r>
+      <w:r>
+        <w:t xml:space="preserve"> </w:t>
+      </w:r>
+      <w:r>
+        <w:t xml:space="preserve">“</w:t>
+      </w:r>
+      <w:r>
+        <w:t xml:space="preserve">trapped</w:t>
+      </w:r>
+      <w:r>
+        <w:t xml:space="preserve">”</w:t>
+      </w:r>
+      <w:r>
+        <w:t xml:space="preserve"> </w:t>
+      </w:r>
+      <w:r>
+        <w:t xml:space="preserve">in the firm, unable to translate into performance advantages through international market transactions.</w:t>
       </w:r>
     </w:p>
     <w:p>
@@ -2444,7 +2651,7 @@
       </w:r>
     </w:p>
     <w:bookmarkEnd w:id="40"/>
-    <w:bookmarkStart w:id="41" w:name="X8bcfb993ada7fae012c0a3b08b0e9a3dc544172"/>
+    <w:bookmarkStart w:id="41" w:name="Xf8f5a8a03ba0839ca8278bd9312f3d61be61a50"/>
     <w:p>
       <w:pPr>
         <w:pStyle w:val="Heading3"/>
@@ -2538,11 +2745,11 @@
         <w:t xml:space="preserve"> </w:t>
       </w:r>
       <w:r>
-        <w:t xml:space="preserve">(functional institutions): targeted institutional development focused on trade facilitation infrastructure, standards bodies, trade finance intermediaries, export promotion agencies with genuine capacity, rather than generic governance reform may most directly address the FIP mechanism. Goedhuys and Sleuwaegen's (2013) evidence on international certification is instructive: their finding that ISO certification improves firm productivity is consistent with the null TCI result here if certification's productivity benefit is conditional on institutions that support standards enforcement and customer recognition, conditions absent in the SIDS context.</w:t>
+        <w:t xml:space="preserve">(functional institutions): targeted institutional development focused on trade facilitation infrastructure, standards bodies, trade finance intermediaries, export promotion agencies with genuine capacity, rather than generic governance reform may most directly address the FIP mechanism. Goedhuys and Sleuwaegen’s (2013) evidence on international certification is instructive: their finding that ISO certification improves firm productivity is consistent with the null TCI result here if certification’s productivity benefit is conditional on institutions that support standards enforcement and customer recognition, conditions absent in the SIDS context.</w:t>
       </w:r>
     </w:p>
     <w:bookmarkEnd w:id="41"/>
-    <w:bookmarkStart w:id="42" w:name="Xde7edcb3f604b7ff7a62d585547252a5b42f172"/>
+    <w:bookmarkStart w:id="42" w:name="limitations"/>
     <w:p>
       <w:pPr>
         <w:pStyle w:val="Heading3"/>
@@ -2657,7 +2864,7 @@
     </w:p>
     <w:bookmarkEnd w:id="42"/>
     <w:bookmarkEnd w:id="43"/>
-    <w:bookmarkStart w:id="44" w:name="X56025c6d9dbf7520f7a7df11f905cdd09f46e4a"/>
+    <w:bookmarkStart w:id="44" w:name="conclusions"/>
     <w:p>
       <w:pPr>
         <w:pStyle w:val="Heading2"/>
@@ -2679,7 +2886,61 @@
         <w:pStyle w:val="BodyText"/>
       </w:pPr>
       <w:r>
-        <w:t xml:space="preserve">These findings contribute to IB theory in two ways. First, they help reorient the discourse on institutional effects from "institutional moderation of I-P intensity" to "institutional determination of I-P sign, " suggesting that the inverted-U may be conditional on structural prerequisites rather than broadly applicable across contexts. Second, they extend the application of "forced internationalization" beyond the SME literature into the performance-outcome domain, providing a theoretically defined and empirically grounded construct (FIP) that future research can build upon.</w:t>
+        <w:t xml:space="preserve">These findings contribute to IB theory in two ways. First, they help reorient the discourse on institutional effects from</w:t>
+      </w:r>
+      <w:r>
+        <w:t xml:space="preserve"> </w:t>
+      </w:r>
+      <w:r>
+        <w:t xml:space="preserve">“</w:t>
+      </w:r>
+      <w:r>
+        <w:t xml:space="preserve">institutional moderation of I-P intensity</w:t>
+      </w:r>
+      <w:r>
+        <w:t xml:space="preserve">”</w:t>
+      </w:r>
+      <w:r>
+        <w:t xml:space="preserve"> </w:t>
+      </w:r>
+      <w:r>
+        <w:t xml:space="preserve">to</w:t>
+      </w:r>
+      <w:r>
+        <w:t xml:space="preserve"> </w:t>
+      </w:r>
+      <w:r>
+        <w:t xml:space="preserve">“</w:t>
+      </w:r>
+      <w:r>
+        <w:t xml:space="preserve">institutional determination of I-P sign,</w:t>
+      </w:r>
+      <w:r>
+        <w:t xml:space="preserve">”</w:t>
+      </w:r>
+      <w:r>
+        <w:t xml:space="preserve"> </w:t>
+      </w:r>
+      <w:r>
+        <w:t xml:space="preserve">suggesting that the inverted-U may be conditional on structural prerequisites rather than broadly applicable across contexts. Second, they extend the application of</w:t>
+      </w:r>
+      <w:r>
+        <w:t xml:space="preserve"> </w:t>
+      </w:r>
+      <w:r>
+        <w:t xml:space="preserve">“</w:t>
+      </w:r>
+      <w:r>
+        <w:t xml:space="preserve">forced internationalization</w:t>
+      </w:r>
+      <w:r>
+        <w:t xml:space="preserve">”</w:t>
+      </w:r>
+      <w:r>
+        <w:t xml:space="preserve"> </w:t>
+      </w:r>
+      <w:r>
+        <w:t xml:space="preserve">beyond the SME literature into the performance-outcome domain, providing a theoretically defined and empirically grounded construct (FIP) that future research can build upon.</w:t>
       </w:r>
     </w:p>
     <w:p>
@@ -2705,7 +2966,7 @@
         <w:pStyle w:val="FirstParagraph"/>
       </w:pPr>
       <w:r>
-        <w:t xml:space="preserve">During the preparation of this work, the author(s) used Grammarly, a writing-assistance tool, in order to correct spelling, grammar, and punctuation in the author(s)' own original text. No generative artificial-intelligence tool was used to generate, draft, or create any substantive content, analysis, or interpretation. After using this tool, the author(s) reviewed and edited the content as needed and take(s) full responsibility for the content of the publication.</w:t>
+        <w:t xml:space="preserve">During the preparation of this work, the author(s) used Grammarly, a writing-assistance tool, in order to correct spelling, grammar, and punctuation in the author(s)’ own original text. No generative artificial-intelligence tool was used to generate, draft, or create any substantive content, analysis, or interpretation. After using this tool, the author(s) reviewed and edited the content as needed and take(s) full responsibility for the content of the publication.</w:t>
       </w:r>
     </w:p>
     <w:bookmarkEnd w:id="45"/>
@@ -3170,7 +3431,7 @@
         <w:t xml:space="preserve"> </w:t>
       </w:r>
       <w:r>
-        <w:t xml:space="preserve">(Policy Research Working Paper No. 11350). World Bank Group.</w:t>
+        <w:t xml:space="preserve">(Policy Research Working Paper No. 11350). World Bank Group.</w:t>
       </w:r>
     </w:p>
     <w:p>
@@ -3481,7 +3742,7 @@
         <w:t xml:space="preserve">Appendix A: Tables</w:t>
       </w:r>
     </w:p>
-    <w:bookmarkStart w:id="50" w:name="table-1-country-level-summary-statistics"/>
+    <w:bookmarkStart w:id="50" w:name="Xd18a7fdbbe8955432f108664659551dd8892246"/>
     <w:p>
       <w:pPr>
         <w:pStyle w:val="Heading3"/>
@@ -3493,15 +3754,743 @@
     <w:tbl>
       <w:tblPr>
         <w:tblStyle w:val="Table"/>
-        <w:tblW w:type="auto" w:w="0"/>
+        <w:tblW w:type="pct" w:w="5000"/>
         <w:tblLook w:firstRow="1" w:lastRow="0" w:firstColumn="0" w:lastColumn="0" w:noHBand="0" w:noVBand="0" w:val="0020"/>
         <w:jc w:val="start"/>
       </w:tblPr>
       <w:tblGrid>
-        <w:gridCol w:w="1320"/>
-        <w:gridCol w:w="1320"/>
-        <w:gridCol w:w="1320"/>
-        <w:gridCol w:w="1320"/>
+        <w:gridCol w:w="1926"/>
+        <w:gridCol w:w="1177"/>
+        <w:gridCol w:w="1177"/>
+        <w:gridCol w:w="1284"/>
+        <w:gridCol w:w="1177"/>
+        <w:gridCol w:w="1177"/>
+      </w:tblGrid>
+      <w:tr>
+        <w:trPr>
+          <w:tblHeader w:val="true"/>
+        </w:trPr>
+        <w:tc>
+          <w:tcPr/>
+          <w:p>
+            <w:pPr>
+              <w:pStyle w:val="Compact"/>
+              <w:jc w:val="left"/>
+            </w:pPr>
+            <w:r>
+              <w:t xml:space="preserve">Economy</w:t>
+            </w:r>
+          </w:p>
+        </w:tc>
+        <w:tc>
+          <w:tcPr/>
+          <w:p>
+            <w:pPr>
+              <w:pStyle w:val="Compact"/>
+              <w:jc w:val="left"/>
+            </w:pPr>
+            <w:r>
+              <w:t xml:space="preserve">N (firms)</w:t>
+            </w:r>
+          </w:p>
+        </w:tc>
+        <w:tc>
+          <w:tcPr/>
+          <w:p>
+            <w:pPr>
+              <w:pStyle w:val="Compact"/>
+              <w:jc w:val="left"/>
+            </w:pPr>
+            <w:r>
+              <w:t xml:space="preserve">Exporters</w:t>
+            </w:r>
+          </w:p>
+        </w:tc>
+        <w:tc>
+          <w:tcPr/>
+          <w:p>
+            <w:pPr>
+              <w:pStyle w:val="Compact"/>
+              <w:jc w:val="left"/>
+            </w:pPr>
+            <w:r>
+              <w:t xml:space="preserve">Exporter %</w:t>
+            </w:r>
+          </w:p>
+        </w:tc>
+        <w:tc>
+          <w:tcPr/>
+          <w:p>
+            <w:pPr>
+              <w:pStyle w:val="Compact"/>
+              <w:jc w:val="left"/>
+            </w:pPr>
+            <w:r>
+              <w:t xml:space="preserve">Mean FSTS</w:t>
+            </w:r>
+          </w:p>
+        </w:tc>
+        <w:tc>
+          <w:tcPr/>
+          <w:p>
+            <w:pPr>
+              <w:pStyle w:val="Compact"/>
+              <w:jc w:val="left"/>
+            </w:pPr>
+            <w:r>
+              <w:t xml:space="preserve">Waves</w:t>
+            </w:r>
+          </w:p>
+        </w:tc>
+      </w:tr>
+      <w:tr>
+        <w:tc>
+          <w:tcPr/>
+          <w:p>
+            <w:pPr>
+              <w:pStyle w:val="Compact"/>
+              <w:jc w:val="left"/>
+            </w:pPr>
+            <w:r>
+              <w:t xml:space="preserve">Fiji</w:t>
+            </w:r>
+          </w:p>
+        </w:tc>
+        <w:tc>
+          <w:tcPr/>
+          <w:p>
+            <w:pPr>
+              <w:pStyle w:val="Compact"/>
+              <w:jc w:val="left"/>
+            </w:pPr>
+            <w:r>
+              <w:t xml:space="preserve">165</w:t>
+            </w:r>
+          </w:p>
+        </w:tc>
+        <w:tc>
+          <w:tcPr/>
+          <w:p>
+            <w:pPr>
+              <w:pStyle w:val="Compact"/>
+              <w:jc w:val="left"/>
+            </w:pPr>
+            <w:r>
+              <w:t xml:space="preserve">46</w:t>
+            </w:r>
+          </w:p>
+        </w:tc>
+        <w:tc>
+          <w:tcPr/>
+          <w:p>
+            <w:pPr>
+              <w:pStyle w:val="Compact"/>
+              <w:jc w:val="left"/>
+            </w:pPr>
+            <w:r>
+              <w:t xml:space="preserve">27.9%</w:t>
+            </w:r>
+          </w:p>
+        </w:tc>
+        <w:tc>
+          <w:tcPr/>
+          <w:p>
+            <w:pPr>
+              <w:pStyle w:val="Compact"/>
+              <w:jc w:val="left"/>
+            </w:pPr>
+            <w:r>
+              <w:t xml:space="preserve">0.109</w:t>
+            </w:r>
+          </w:p>
+        </w:tc>
+        <w:tc>
+          <w:tcPr/>
+          <w:p>
+            <w:pPr>
+              <w:pStyle w:val="Compact"/>
+              <w:jc w:val="left"/>
+            </w:pPr>
+            <w:r>
+              <w:t xml:space="preserve">2009, 2025</w:t>
+            </w:r>
+          </w:p>
+        </w:tc>
+      </w:tr>
+      <w:tr>
+        <w:tc>
+          <w:tcPr/>
+          <w:p>
+            <w:pPr>
+              <w:pStyle w:val="Compact"/>
+              <w:jc w:val="left"/>
+            </w:pPr>
+            <w:r>
+              <w:t xml:space="preserve">Kiribati</w:t>
+            </w:r>
+          </w:p>
+        </w:tc>
+        <w:tc>
+          <w:tcPr/>
+          <w:p>
+            <w:pPr>
+              <w:pStyle w:val="Compact"/>
+              <w:jc w:val="left"/>
+            </w:pPr>
+            <w:r>
+              <w:t xml:space="preserve">114</w:t>
+            </w:r>
+          </w:p>
+        </w:tc>
+        <w:tc>
+          <w:tcPr/>
+          <w:p>
+            <w:pPr>
+              <w:pStyle w:val="Compact"/>
+              <w:jc w:val="left"/>
+            </w:pPr>
+            <w:r>
+              <w:t xml:space="preserve">3</w:t>
+            </w:r>
+          </w:p>
+        </w:tc>
+        <w:tc>
+          <w:tcPr/>
+          <w:p>
+            <w:pPr>
+              <w:pStyle w:val="Compact"/>
+              <w:jc w:val="left"/>
+            </w:pPr>
+            <w:r>
+              <w:t xml:space="preserve">2.6%</w:t>
+            </w:r>
+          </w:p>
+        </w:tc>
+        <w:tc>
+          <w:tcPr/>
+          <w:p>
+            <w:pPr>
+              <w:pStyle w:val="Compact"/>
+              <w:jc w:val="left"/>
+            </w:pPr>
+            <w:r>
+              <w:t xml:space="preserve">0.011</w:t>
+            </w:r>
+          </w:p>
+        </w:tc>
+        <w:tc>
+          <w:tcPr/>
+          <w:p>
+            <w:pPr>
+              <w:pStyle w:val="Compact"/>
+              <w:jc w:val="left"/>
+            </w:pPr>
+            <w:r>
+              <w:t xml:space="preserve">2025</w:t>
+            </w:r>
+          </w:p>
+        </w:tc>
+      </w:tr>
+      <w:tr>
+        <w:tc>
+          <w:tcPr/>
+          <w:p>
+            <w:pPr>
+              <w:pStyle w:val="Compact"/>
+              <w:jc w:val="left"/>
+            </w:pPr>
+            <w:r>
+              <w:t xml:space="preserve">Papua New Guinea</w:t>
+            </w:r>
+          </w:p>
+        </w:tc>
+        <w:tc>
+          <w:tcPr/>
+          <w:p>
+            <w:pPr>
+              <w:pStyle w:val="Compact"/>
+              <w:jc w:val="left"/>
+            </w:pPr>
+            <w:r>
+              <w:t xml:space="preserve">141</w:t>
+            </w:r>
+          </w:p>
+        </w:tc>
+        <w:tc>
+          <w:tcPr/>
+          <w:p>
+            <w:pPr>
+              <w:pStyle w:val="Compact"/>
+              <w:jc w:val="left"/>
+            </w:pPr>
+            <w:r>
+              <w:t xml:space="preserve">20</w:t>
+            </w:r>
+          </w:p>
+        </w:tc>
+        <w:tc>
+          <w:tcPr/>
+          <w:p>
+            <w:pPr>
+              <w:pStyle w:val="Compact"/>
+              <w:jc w:val="left"/>
+            </w:pPr>
+            <w:r>
+              <w:t xml:space="preserve">14.2%</w:t>
+            </w:r>
+          </w:p>
+        </w:tc>
+        <w:tc>
+          <w:tcPr/>
+          <w:p>
+            <w:pPr>
+              <w:pStyle w:val="Compact"/>
+              <w:jc w:val="left"/>
+            </w:pPr>
+            <w:r>
+              <w:t xml:space="preserve">0.028</w:t>
+            </w:r>
+          </w:p>
+        </w:tc>
+        <w:tc>
+          <w:tcPr/>
+          <w:p>
+            <w:pPr>
+              <w:pStyle w:val="Compact"/>
+              <w:jc w:val="left"/>
+            </w:pPr>
+            <w:r>
+              <w:t xml:space="preserve">2015, 2024</w:t>
+            </w:r>
+          </w:p>
+        </w:tc>
+      </w:tr>
+      <w:tr>
+        <w:tc>
+          <w:tcPr/>
+          <w:p>
+            <w:pPr>
+              <w:pStyle w:val="Compact"/>
+              <w:jc w:val="left"/>
+            </w:pPr>
+            <w:r>
+              <w:t xml:space="preserve">Samoa</w:t>
+            </w:r>
+          </w:p>
+        </w:tc>
+        <w:tc>
+          <w:tcPr/>
+          <w:p>
+            <w:pPr>
+              <w:pStyle w:val="Compact"/>
+              <w:jc w:val="left"/>
+            </w:pPr>
+            <w:r>
+              <w:t xml:space="preserve">131</w:t>
+            </w:r>
+          </w:p>
+        </w:tc>
+        <w:tc>
+          <w:tcPr/>
+          <w:p>
+            <w:pPr>
+              <w:pStyle w:val="Compact"/>
+              <w:jc w:val="left"/>
+            </w:pPr>
+            <w:r>
+              <w:t xml:space="preserve">24</w:t>
+            </w:r>
+          </w:p>
+        </w:tc>
+        <w:tc>
+          <w:tcPr/>
+          <w:p>
+            <w:pPr>
+              <w:pStyle w:val="Compact"/>
+              <w:jc w:val="left"/>
+            </w:pPr>
+            <w:r>
+              <w:t xml:space="preserve">18.3%</w:t>
+            </w:r>
+          </w:p>
+        </w:tc>
+        <w:tc>
+          <w:tcPr/>
+          <w:p>
+            <w:pPr>
+              <w:pStyle w:val="Compact"/>
+              <w:jc w:val="left"/>
+            </w:pPr>
+            <w:r>
+              <w:t xml:space="preserve">0.051</w:t>
+            </w:r>
+          </w:p>
+        </w:tc>
+        <w:tc>
+          <w:tcPr/>
+          <w:p>
+            <w:pPr>
+              <w:pStyle w:val="Compact"/>
+              <w:jc w:val="left"/>
+            </w:pPr>
+            <w:r>
+              <w:t xml:space="preserve">2023</w:t>
+            </w:r>
+          </w:p>
+        </w:tc>
+      </w:tr>
+      <w:tr>
+        <w:tc>
+          <w:tcPr/>
+          <w:p>
+            <w:pPr>
+              <w:pStyle w:val="Compact"/>
+              <w:jc w:val="left"/>
+            </w:pPr>
+            <w:r>
+              <w:t xml:space="preserve">Solomon Islands</w:t>
+            </w:r>
+          </w:p>
+        </w:tc>
+        <w:tc>
+          <w:tcPr/>
+          <w:p>
+            <w:pPr>
+              <w:pStyle w:val="Compact"/>
+              <w:jc w:val="left"/>
+            </w:pPr>
+            <w:r>
+              <w:t xml:space="preserve">107</w:t>
+            </w:r>
+          </w:p>
+        </w:tc>
+        <w:tc>
+          <w:tcPr/>
+          <w:p>
+            <w:pPr>
+              <w:pStyle w:val="Compact"/>
+              <w:jc w:val="left"/>
+            </w:pPr>
+            <w:r>
+              <w:t xml:space="preserve">10</w:t>
+            </w:r>
+          </w:p>
+        </w:tc>
+        <w:tc>
+          <w:tcPr/>
+          <w:p>
+            <w:pPr>
+              <w:pStyle w:val="Compact"/>
+              <w:jc w:val="left"/>
+            </w:pPr>
+            <w:r>
+              <w:t xml:space="preserve">9.3%</w:t>
+            </w:r>
+          </w:p>
+        </w:tc>
+        <w:tc>
+          <w:tcPr/>
+          <w:p>
+            <w:pPr>
+              <w:pStyle w:val="Compact"/>
+              <w:jc w:val="left"/>
+            </w:pPr>
+            <w:r>
+              <w:t xml:space="preserve">0.040</w:t>
+            </w:r>
+          </w:p>
+        </w:tc>
+        <w:tc>
+          <w:tcPr/>
+          <w:p>
+            <w:pPr>
+              <w:pStyle w:val="Compact"/>
+              <w:jc w:val="left"/>
+            </w:pPr>
+            <w:r>
+              <w:t xml:space="preserve">2025</w:t>
+            </w:r>
+          </w:p>
+        </w:tc>
+      </w:tr>
+      <w:tr>
+        <w:tc>
+          <w:tcPr/>
+          <w:p>
+            <w:pPr>
+              <w:pStyle w:val="Compact"/>
+              <w:jc w:val="left"/>
+            </w:pPr>
+            <w:r>
+              <w:t xml:space="preserve">Tonga</w:t>
+            </w:r>
+          </w:p>
+        </w:tc>
+        <w:tc>
+          <w:tcPr/>
+          <w:p>
+            <w:pPr>
+              <w:pStyle w:val="Compact"/>
+              <w:jc w:val="left"/>
+            </w:pPr>
+            <w:r>
+              <w:t xml:space="preserve">144</w:t>
+            </w:r>
+          </w:p>
+        </w:tc>
+        <w:tc>
+          <w:tcPr/>
+          <w:p>
+            <w:pPr>
+              <w:pStyle w:val="Compact"/>
+              <w:jc w:val="left"/>
+            </w:pPr>
+            <w:r>
+              <w:t xml:space="preserve">13</w:t>
+            </w:r>
+          </w:p>
+        </w:tc>
+        <w:tc>
+          <w:tcPr/>
+          <w:p>
+            <w:pPr>
+              <w:pStyle w:val="Compact"/>
+              <w:jc w:val="left"/>
+            </w:pPr>
+            <w:r>
+              <w:t xml:space="preserve">9.0%</w:t>
+            </w:r>
+          </w:p>
+        </w:tc>
+        <w:tc>
+          <w:tcPr/>
+          <w:p>
+            <w:pPr>
+              <w:pStyle w:val="Compact"/>
+              <w:jc w:val="left"/>
+            </w:pPr>
+            <w:r>
+              <w:t xml:space="preserve">0.044</w:t>
+            </w:r>
+          </w:p>
+        </w:tc>
+        <w:tc>
+          <w:tcPr/>
+          <w:p>
+            <w:pPr>
+              <w:pStyle w:val="Compact"/>
+              <w:jc w:val="left"/>
+            </w:pPr>
+            <w:r>
+              <w:t xml:space="preserve">2024</w:t>
+            </w:r>
+          </w:p>
+        </w:tc>
+      </w:tr>
+      <w:tr>
+        <w:tc>
+          <w:tcPr/>
+          <w:p>
+            <w:pPr>
+              <w:pStyle w:val="Compact"/>
+              <w:jc w:val="left"/>
+            </w:pPr>
+            <w:r>
+              <w:t xml:space="preserve">Vanuatu</w:t>
+            </w:r>
+          </w:p>
+        </w:tc>
+        <w:tc>
+          <w:tcPr/>
+          <w:p>
+            <w:pPr>
+              <w:pStyle w:val="Compact"/>
+              <w:jc w:val="left"/>
+            </w:pPr>
+            <w:r>
+              <w:t xml:space="preserve">157</w:t>
+            </w:r>
+          </w:p>
+        </w:tc>
+        <w:tc>
+          <w:tcPr/>
+          <w:p>
+            <w:pPr>
+              <w:pStyle w:val="Compact"/>
+              <w:jc w:val="left"/>
+            </w:pPr>
+            <w:r>
+              <w:t xml:space="preserve">16</w:t>
+            </w:r>
+          </w:p>
+        </w:tc>
+        <w:tc>
+          <w:tcPr/>
+          <w:p>
+            <w:pPr>
+              <w:pStyle w:val="Compact"/>
+              <w:jc w:val="left"/>
+            </w:pPr>
+            <w:r>
+              <w:t xml:space="preserve">10.2%</w:t>
+            </w:r>
+          </w:p>
+        </w:tc>
+        <w:tc>
+          <w:tcPr/>
+          <w:p>
+            <w:pPr>
+              <w:pStyle w:val="Compact"/>
+              <w:jc w:val="left"/>
+            </w:pPr>
+            <w:r>
+              <w:t xml:space="preserve">0.037</w:t>
+            </w:r>
+          </w:p>
+        </w:tc>
+        <w:tc>
+          <w:tcPr/>
+          <w:p>
+            <w:pPr>
+              <w:pStyle w:val="Compact"/>
+              <w:jc w:val="left"/>
+            </w:pPr>
+            <w:r>
+              <w:t xml:space="preserve">2009, 2023</w:t>
+            </w:r>
+          </w:p>
+        </w:tc>
+      </w:tr>
+      <w:tr>
+        <w:tc>
+          <w:tcPr/>
+          <w:p>
+            <w:pPr>
+              <w:pStyle w:val="Compact"/>
+              <w:jc w:val="left"/>
+            </w:pPr>
+            <w:r>
+              <w:rPr>
+                <w:bCs/>
+                <w:b/>
+              </w:rPr>
+              <w:t xml:space="preserve">Total</w:t>
+            </w:r>
+          </w:p>
+        </w:tc>
+        <w:tc>
+          <w:tcPr/>
+          <w:p>
+            <w:pPr>
+              <w:pStyle w:val="Compact"/>
+              <w:jc w:val="left"/>
+            </w:pPr>
+            <w:r>
+              <w:rPr>
+                <w:bCs/>
+                <w:b/>
+              </w:rPr>
+              <w:t xml:space="preserve">959</w:t>
+            </w:r>
+          </w:p>
+        </w:tc>
+        <w:tc>
+          <w:tcPr/>
+          <w:p>
+            <w:pPr>
+              <w:pStyle w:val="Compact"/>
+              <w:jc w:val="left"/>
+            </w:pPr>
+            <w:r>
+              <w:rPr>
+                <w:bCs/>
+                <w:b/>
+              </w:rPr>
+              <w:t xml:space="preserve">132</w:t>
+            </w:r>
+          </w:p>
+        </w:tc>
+        <w:tc>
+          <w:tcPr/>
+          <w:p>
+            <w:pPr>
+              <w:pStyle w:val="Compact"/>
+              <w:jc w:val="left"/>
+            </w:pPr>
+            <w:r>
+              <w:rPr>
+                <w:bCs/>
+                <w:b/>
+              </w:rPr>
+              <w:t xml:space="preserve">13.8%</w:t>
+            </w:r>
+          </w:p>
+        </w:tc>
+        <w:tc>
+          <w:tcPr/>
+          <w:p>
+            <w:pPr>
+              <w:pStyle w:val="Compact"/>
+              <w:jc w:val="left"/>
+            </w:pPr>
+            <w:r>
+              <w:rPr>
+                <w:bCs/>
+                <w:b/>
+              </w:rPr>
+              <w:t xml:space="preserve">0.048</w:t>
+            </w:r>
+          </w:p>
+        </w:tc>
+        <w:tc>
+          <w:tcPr/>
+          <w:p>
+            <w:pPr>
+              <w:pStyle w:val="Compact"/>
+              <w:jc w:val="left"/>
+            </w:pPr>
+            <w:r>
+              <w:t xml:space="preserve">2009–2025</w:t>
+            </w:r>
+          </w:p>
+        </w:tc>
+      </w:tr>
+    </w:tbl>
+    <w:p>
+      <w:pPr>
+        <w:pStyle w:val="BodyText"/>
+      </w:pPr>
+      <w:r>
+        <w:rPr>
+          <w:iCs/>
+          <w:i/>
+        </w:rPr>
+        <w:t xml:space="preserve">Note: N denotes analysis-sample firm-year observations (non-missing ln labour productivity and FSTS). Exporters are firms with FSTS &gt; 0; mean FSTS is computed over all firms, including non-exporters. Fiji, Papua New Guinea, and Vanuatu have two WBES waves; the remaining four economies have one.</w:t>
+      </w:r>
+    </w:p>
+    <w:bookmarkEnd w:id="50"/>
+    <w:bookmarkStart w:id="51" w:name="Xc02e42e5e85356a7e9f67ce8450f39d43a89fec"/>
+    <w:p>
+      <w:pPr>
+        <w:pStyle w:val="Heading3"/>
+      </w:pPr>
+      <w:r>
+        <w:t xml:space="preserve">Table 2. Regression Results: Internationalization Intensity and Labor Productivity</w:t>
+      </w:r>
+    </w:p>
+    <w:tbl>
+      <w:tblPr>
+        <w:tblStyle w:val="Table"/>
+        <w:tblW w:type="pct" w:w="5000"/>
+        <w:tblLook w:firstRow="1" w:lastRow="0" w:firstColumn="0" w:lastColumn="0" w:noHBand="0" w:noVBand="0" w:val="0020"/>
+        <w:jc w:val="start"/>
+      </w:tblPr>
+      <w:tblGrid>
+        <w:gridCol w:w="1020"/>
+        <w:gridCol w:w="1080"/>
+        <w:gridCol w:w="1080"/>
+        <w:gridCol w:w="1020"/>
+        <w:gridCol w:w="1080"/>
         <w:gridCol w:w="1320"/>
         <w:gridCol w:w="1320"/>
       </w:tblGrid>
@@ -3514,734 +4503,6 @@
           <w:p>
             <w:pPr>
               <w:pStyle w:val="Compact"/>
-              <w:jc w:val="left"/>
-            </w:pPr>
-            <w:r>
-              <w:t xml:space="preserve">Economy</w:t>
-            </w:r>
-          </w:p>
-        </w:tc>
-        <w:tc>
-          <w:tcPr/>
-          <w:p>
-            <w:pPr>
-              <w:pStyle w:val="Compact"/>
-              <w:jc w:val="left"/>
-            </w:pPr>
-            <w:r>
-              <w:t xml:space="preserve">N (firms)</w:t>
-            </w:r>
-          </w:p>
-        </w:tc>
-        <w:tc>
-          <w:tcPr/>
-          <w:p>
-            <w:pPr>
-              <w:pStyle w:val="Compact"/>
-              <w:jc w:val="left"/>
-            </w:pPr>
-            <w:r>
-              <w:t xml:space="preserve">Exporters</w:t>
-            </w:r>
-          </w:p>
-        </w:tc>
-        <w:tc>
-          <w:tcPr/>
-          <w:p>
-            <w:pPr>
-              <w:pStyle w:val="Compact"/>
-              <w:jc w:val="left"/>
-            </w:pPr>
-            <w:r>
-              <w:t xml:space="preserve">Exporter %</w:t>
-            </w:r>
-          </w:p>
-        </w:tc>
-        <w:tc>
-          <w:tcPr/>
-          <w:p>
-            <w:pPr>
-              <w:pStyle w:val="Compact"/>
-              <w:jc w:val="left"/>
-            </w:pPr>
-            <w:r>
-              <w:t xml:space="preserve">Mean FSTS</w:t>
-            </w:r>
-          </w:p>
-        </w:tc>
-        <w:tc>
-          <w:tcPr/>
-          <w:p>
-            <w:pPr>
-              <w:pStyle w:val="Compact"/>
-              <w:jc w:val="left"/>
-            </w:pPr>
-            <w:r>
-              <w:t xml:space="preserve">Waves</w:t>
-            </w:r>
-          </w:p>
-        </w:tc>
-      </w:tr>
-      <w:tr>
-        <w:tc>
-          <w:tcPr/>
-          <w:p>
-            <w:pPr>
-              <w:pStyle w:val="Compact"/>
-              <w:jc w:val="left"/>
-            </w:pPr>
-            <w:r>
-              <w:t xml:space="preserve">Fiji</w:t>
-            </w:r>
-          </w:p>
-        </w:tc>
-        <w:tc>
-          <w:tcPr/>
-          <w:p>
-            <w:pPr>
-              <w:pStyle w:val="Compact"/>
-              <w:jc w:val="left"/>
-            </w:pPr>
-            <w:r>
-              <w:t xml:space="preserve">165</w:t>
-            </w:r>
-          </w:p>
-        </w:tc>
-        <w:tc>
-          <w:tcPr/>
-          <w:p>
-            <w:pPr>
-              <w:pStyle w:val="Compact"/>
-              <w:jc w:val="left"/>
-            </w:pPr>
-            <w:r>
-              <w:t xml:space="preserve">46</w:t>
-            </w:r>
-          </w:p>
-        </w:tc>
-        <w:tc>
-          <w:tcPr/>
-          <w:p>
-            <w:pPr>
-              <w:pStyle w:val="Compact"/>
-              <w:jc w:val="left"/>
-            </w:pPr>
-            <w:r>
-              <w:t xml:space="preserve">27.9%</w:t>
-            </w:r>
-          </w:p>
-        </w:tc>
-        <w:tc>
-          <w:tcPr/>
-          <w:p>
-            <w:pPr>
-              <w:pStyle w:val="Compact"/>
-              <w:jc w:val="left"/>
-            </w:pPr>
-            <w:r>
-              <w:t xml:space="preserve">0.109</w:t>
-            </w:r>
-          </w:p>
-        </w:tc>
-        <w:tc>
-          <w:tcPr/>
-          <w:p>
-            <w:pPr>
-              <w:pStyle w:val="Compact"/>
-              <w:jc w:val="left"/>
-            </w:pPr>
-            <w:r>
-              <w:t xml:space="preserve">2009, 2025</w:t>
-            </w:r>
-          </w:p>
-        </w:tc>
-      </w:tr>
-      <w:tr>
-        <w:tc>
-          <w:tcPr/>
-          <w:p>
-            <w:pPr>
-              <w:pStyle w:val="Compact"/>
-              <w:jc w:val="left"/>
-            </w:pPr>
-            <w:r>
-              <w:t xml:space="preserve">Kiribati</w:t>
-            </w:r>
-          </w:p>
-        </w:tc>
-        <w:tc>
-          <w:tcPr/>
-          <w:p>
-            <w:pPr>
-              <w:pStyle w:val="Compact"/>
-              <w:jc w:val="left"/>
-            </w:pPr>
-            <w:r>
-              <w:t xml:space="preserve">114</w:t>
-            </w:r>
-          </w:p>
-        </w:tc>
-        <w:tc>
-          <w:tcPr/>
-          <w:p>
-            <w:pPr>
-              <w:pStyle w:val="Compact"/>
-              <w:jc w:val="left"/>
-            </w:pPr>
-            <w:r>
-              <w:t xml:space="preserve">3</w:t>
-            </w:r>
-          </w:p>
-        </w:tc>
-        <w:tc>
-          <w:tcPr/>
-          <w:p>
-            <w:pPr>
-              <w:pStyle w:val="Compact"/>
-              <w:jc w:val="left"/>
-            </w:pPr>
-            <w:r>
-              <w:t xml:space="preserve">2.6%</w:t>
-            </w:r>
-          </w:p>
-        </w:tc>
-        <w:tc>
-          <w:tcPr/>
-          <w:p>
-            <w:pPr>
-              <w:pStyle w:val="Compact"/>
-              <w:jc w:val="left"/>
-            </w:pPr>
-            <w:r>
-              <w:t xml:space="preserve">0.011</w:t>
-            </w:r>
-          </w:p>
-        </w:tc>
-        <w:tc>
-          <w:tcPr/>
-          <w:p>
-            <w:pPr>
-              <w:pStyle w:val="Compact"/>
-              <w:jc w:val="left"/>
-            </w:pPr>
-            <w:r>
-              <w:t xml:space="preserve">2025</w:t>
-            </w:r>
-          </w:p>
-        </w:tc>
-      </w:tr>
-      <w:tr>
-        <w:tc>
-          <w:tcPr/>
-          <w:p>
-            <w:pPr>
-              <w:pStyle w:val="Compact"/>
-              <w:jc w:val="left"/>
-            </w:pPr>
-            <w:r>
-              <w:t xml:space="preserve">Papua New Guinea</w:t>
-            </w:r>
-          </w:p>
-        </w:tc>
-        <w:tc>
-          <w:tcPr/>
-          <w:p>
-            <w:pPr>
-              <w:pStyle w:val="Compact"/>
-              <w:jc w:val="left"/>
-            </w:pPr>
-            <w:r>
-              <w:t xml:space="preserve">141</w:t>
-            </w:r>
-          </w:p>
-        </w:tc>
-        <w:tc>
-          <w:tcPr/>
-          <w:p>
-            <w:pPr>
-              <w:pStyle w:val="Compact"/>
-              <w:jc w:val="left"/>
-            </w:pPr>
-            <w:r>
-              <w:t xml:space="preserve">20</w:t>
-            </w:r>
-          </w:p>
-        </w:tc>
-        <w:tc>
-          <w:tcPr/>
-          <w:p>
-            <w:pPr>
-              <w:pStyle w:val="Compact"/>
-              <w:jc w:val="left"/>
-            </w:pPr>
-            <w:r>
-              <w:t xml:space="preserve">14.2%</w:t>
-            </w:r>
-          </w:p>
-        </w:tc>
-        <w:tc>
-          <w:tcPr/>
-          <w:p>
-            <w:pPr>
-              <w:pStyle w:val="Compact"/>
-              <w:jc w:val="left"/>
-            </w:pPr>
-            <w:r>
-              <w:t xml:space="preserve">0.028</w:t>
-            </w:r>
-          </w:p>
-        </w:tc>
-        <w:tc>
-          <w:tcPr/>
-          <w:p>
-            <w:pPr>
-              <w:pStyle w:val="Compact"/>
-              <w:jc w:val="left"/>
-            </w:pPr>
-            <w:r>
-              <w:t xml:space="preserve">2015, 2024</w:t>
-            </w:r>
-          </w:p>
-        </w:tc>
-      </w:tr>
-      <w:tr>
-        <w:tc>
-          <w:tcPr/>
-          <w:p>
-            <w:pPr>
-              <w:pStyle w:val="Compact"/>
-              <w:jc w:val="left"/>
-            </w:pPr>
-            <w:r>
-              <w:t xml:space="preserve">Samoa</w:t>
-            </w:r>
-          </w:p>
-        </w:tc>
-        <w:tc>
-          <w:tcPr/>
-          <w:p>
-            <w:pPr>
-              <w:pStyle w:val="Compact"/>
-              <w:jc w:val="left"/>
-            </w:pPr>
-            <w:r>
-              <w:t xml:space="preserve">131</w:t>
-            </w:r>
-          </w:p>
-        </w:tc>
-        <w:tc>
-          <w:tcPr/>
-          <w:p>
-            <w:pPr>
-              <w:pStyle w:val="Compact"/>
-              <w:jc w:val="left"/>
-            </w:pPr>
-            <w:r>
-              <w:t xml:space="preserve">24</w:t>
-            </w:r>
-          </w:p>
-        </w:tc>
-        <w:tc>
-          <w:tcPr/>
-          <w:p>
-            <w:pPr>
-              <w:pStyle w:val="Compact"/>
-              <w:jc w:val="left"/>
-            </w:pPr>
-            <w:r>
-              <w:t xml:space="preserve">18.3%</w:t>
-            </w:r>
-          </w:p>
-        </w:tc>
-        <w:tc>
-          <w:tcPr/>
-          <w:p>
-            <w:pPr>
-              <w:pStyle w:val="Compact"/>
-              <w:jc w:val="left"/>
-            </w:pPr>
-            <w:r>
-              <w:t xml:space="preserve">0.051</w:t>
-            </w:r>
-          </w:p>
-        </w:tc>
-        <w:tc>
-          <w:tcPr/>
-          <w:p>
-            <w:pPr>
-              <w:pStyle w:val="Compact"/>
-              <w:jc w:val="left"/>
-            </w:pPr>
-            <w:r>
-              <w:t xml:space="preserve">2023</w:t>
-            </w:r>
-          </w:p>
-        </w:tc>
-      </w:tr>
-      <w:tr>
-        <w:tc>
-          <w:tcPr/>
-          <w:p>
-            <w:pPr>
-              <w:pStyle w:val="Compact"/>
-              <w:jc w:val="left"/>
-            </w:pPr>
-            <w:r>
-              <w:t xml:space="preserve">Solomon Islands</w:t>
-            </w:r>
-          </w:p>
-        </w:tc>
-        <w:tc>
-          <w:tcPr/>
-          <w:p>
-            <w:pPr>
-              <w:pStyle w:val="Compact"/>
-              <w:jc w:val="left"/>
-            </w:pPr>
-            <w:r>
-              <w:t xml:space="preserve">107</w:t>
-            </w:r>
-          </w:p>
-        </w:tc>
-        <w:tc>
-          <w:tcPr/>
-          <w:p>
-            <w:pPr>
-              <w:pStyle w:val="Compact"/>
-              <w:jc w:val="left"/>
-            </w:pPr>
-            <w:r>
-              <w:t xml:space="preserve">10</w:t>
-            </w:r>
-          </w:p>
-        </w:tc>
-        <w:tc>
-          <w:tcPr/>
-          <w:p>
-            <w:pPr>
-              <w:pStyle w:val="Compact"/>
-              <w:jc w:val="left"/>
-            </w:pPr>
-            <w:r>
-              <w:t xml:space="preserve">9.3%</w:t>
-            </w:r>
-          </w:p>
-        </w:tc>
-        <w:tc>
-          <w:tcPr/>
-          <w:p>
-            <w:pPr>
-              <w:pStyle w:val="Compact"/>
-              <w:jc w:val="left"/>
-            </w:pPr>
-            <w:r>
-              <w:t xml:space="preserve">0.040</w:t>
-            </w:r>
-          </w:p>
-        </w:tc>
-        <w:tc>
-          <w:tcPr/>
-          <w:p>
-            <w:pPr>
-              <w:pStyle w:val="Compact"/>
-              <w:jc w:val="left"/>
-            </w:pPr>
-            <w:r>
-              <w:t xml:space="preserve">2025</w:t>
-            </w:r>
-          </w:p>
-        </w:tc>
-      </w:tr>
-      <w:tr>
-        <w:tc>
-          <w:tcPr/>
-          <w:p>
-            <w:pPr>
-              <w:pStyle w:val="Compact"/>
-              <w:jc w:val="left"/>
-            </w:pPr>
-            <w:r>
-              <w:t xml:space="preserve">Tonga</w:t>
-            </w:r>
-          </w:p>
-        </w:tc>
-        <w:tc>
-          <w:tcPr/>
-          <w:p>
-            <w:pPr>
-              <w:pStyle w:val="Compact"/>
-              <w:jc w:val="left"/>
-            </w:pPr>
-            <w:r>
-              <w:t xml:space="preserve">144</w:t>
-            </w:r>
-          </w:p>
-        </w:tc>
-        <w:tc>
-          <w:tcPr/>
-          <w:p>
-            <w:pPr>
-              <w:pStyle w:val="Compact"/>
-              <w:jc w:val="left"/>
-            </w:pPr>
-            <w:r>
-              <w:t xml:space="preserve">13</w:t>
-            </w:r>
-          </w:p>
-        </w:tc>
-        <w:tc>
-          <w:tcPr/>
-          <w:p>
-            <w:pPr>
-              <w:pStyle w:val="Compact"/>
-              <w:jc w:val="left"/>
-            </w:pPr>
-            <w:r>
-              <w:t xml:space="preserve">9.0%</w:t>
-            </w:r>
-          </w:p>
-        </w:tc>
-        <w:tc>
-          <w:tcPr/>
-          <w:p>
-            <w:pPr>
-              <w:pStyle w:val="Compact"/>
-              <w:jc w:val="left"/>
-            </w:pPr>
-            <w:r>
-              <w:t xml:space="preserve">0.044</w:t>
-            </w:r>
-          </w:p>
-        </w:tc>
-        <w:tc>
-          <w:tcPr/>
-          <w:p>
-            <w:pPr>
-              <w:pStyle w:val="Compact"/>
-              <w:jc w:val="left"/>
-            </w:pPr>
-            <w:r>
-              <w:t xml:space="preserve">2024</w:t>
-            </w:r>
-          </w:p>
-        </w:tc>
-      </w:tr>
-      <w:tr>
-        <w:tc>
-          <w:tcPr/>
-          <w:p>
-            <w:pPr>
-              <w:pStyle w:val="Compact"/>
-              <w:jc w:val="left"/>
-            </w:pPr>
-            <w:r>
-              <w:t xml:space="preserve">Vanuatu</w:t>
-            </w:r>
-          </w:p>
-        </w:tc>
-        <w:tc>
-          <w:tcPr/>
-          <w:p>
-            <w:pPr>
-              <w:pStyle w:val="Compact"/>
-              <w:jc w:val="left"/>
-            </w:pPr>
-            <w:r>
-              <w:t xml:space="preserve">157</w:t>
-            </w:r>
-          </w:p>
-        </w:tc>
-        <w:tc>
-          <w:tcPr/>
-          <w:p>
-            <w:pPr>
-              <w:pStyle w:val="Compact"/>
-              <w:jc w:val="left"/>
-            </w:pPr>
-            <w:r>
-              <w:t xml:space="preserve">16</w:t>
-            </w:r>
-          </w:p>
-        </w:tc>
-        <w:tc>
-          <w:tcPr/>
-          <w:p>
-            <w:pPr>
-              <w:pStyle w:val="Compact"/>
-              <w:jc w:val="left"/>
-            </w:pPr>
-            <w:r>
-              <w:t xml:space="preserve">10.2%</w:t>
-            </w:r>
-          </w:p>
-        </w:tc>
-        <w:tc>
-          <w:tcPr/>
-          <w:p>
-            <w:pPr>
-              <w:pStyle w:val="Compact"/>
-              <w:jc w:val="left"/>
-            </w:pPr>
-            <w:r>
-              <w:t xml:space="preserve">0.037</w:t>
-            </w:r>
-          </w:p>
-        </w:tc>
-        <w:tc>
-          <w:tcPr/>
-          <w:p>
-            <w:pPr>
-              <w:pStyle w:val="Compact"/>
-              <w:jc w:val="left"/>
-            </w:pPr>
-            <w:r>
-              <w:t xml:space="preserve">2009, 2023</w:t>
-            </w:r>
-          </w:p>
-        </w:tc>
-      </w:tr>
-      <w:tr>
-        <w:tc>
-          <w:tcPr/>
-          <w:p>
-            <w:pPr>
-              <w:pStyle w:val="Compact"/>
-              <w:jc w:val="left"/>
-            </w:pPr>
-            <w:r>
-              <w:rPr>
-                <w:bCs/>
-                <w:b/>
-              </w:rPr>
-              <w:t xml:space="preserve">Total</w:t>
-            </w:r>
-          </w:p>
-        </w:tc>
-        <w:tc>
-          <w:tcPr/>
-          <w:p>
-            <w:pPr>
-              <w:pStyle w:val="Compact"/>
-              <w:jc w:val="left"/>
-            </w:pPr>
-            <w:r>
-              <w:rPr>
-                <w:bCs/>
-                <w:b/>
-              </w:rPr>
-              <w:t xml:space="preserve">959</w:t>
-            </w:r>
-          </w:p>
-        </w:tc>
-        <w:tc>
-          <w:tcPr/>
-          <w:p>
-            <w:pPr>
-              <w:pStyle w:val="Compact"/>
-              <w:jc w:val="left"/>
-            </w:pPr>
-            <w:r>
-              <w:rPr>
-                <w:bCs/>
-                <w:b/>
-              </w:rPr>
-              <w:t xml:space="preserve">132</w:t>
-            </w:r>
-          </w:p>
-        </w:tc>
-        <w:tc>
-          <w:tcPr/>
-          <w:p>
-            <w:pPr>
-              <w:pStyle w:val="Compact"/>
-              <w:jc w:val="left"/>
-            </w:pPr>
-            <w:r>
-              <w:rPr>
-                <w:bCs/>
-                <w:b/>
-              </w:rPr>
-              <w:t xml:space="preserve">13.8%</w:t>
-            </w:r>
-          </w:p>
-        </w:tc>
-        <w:tc>
-          <w:tcPr/>
-          <w:p>
-            <w:pPr>
-              <w:pStyle w:val="Compact"/>
-              <w:jc w:val="left"/>
-            </w:pPr>
-            <w:r>
-              <w:rPr>
-                <w:bCs/>
-                <w:b/>
-              </w:rPr>
-              <w:t xml:space="preserve">0.048</w:t>
-            </w:r>
-          </w:p>
-        </w:tc>
-        <w:tc>
-          <w:tcPr/>
-          <w:p>
-            <w:pPr>
-              <w:pStyle w:val="Compact"/>
-              <w:jc w:val="left"/>
-            </w:pPr>
-            <w:r>
-              <w:t xml:space="preserve">2009–2025</w:t>
-            </w:r>
-          </w:p>
-        </w:tc>
-      </w:tr>
-    </w:tbl>
-    <w:p>
-      <w:pPr>
-        <w:pStyle w:val="BodyText"/>
-      </w:pPr>
-      <w:r>
-        <w:rPr>
-          <w:iCs/>
-          <w:i/>
-        </w:rPr>
-        <w:t xml:space="preserve">Note: N denotes analysis-sample firm-year observations (non-missing ln labour productivity and FSTS). Exporters are firms with FSTS &gt; 0; mean FSTS is computed over all firms, including non-exporters. Fiji, Papua New Guinea, and Vanuatu have two WBES waves; the remaining four economies have one.</w:t>
-      </w:r>
-    </w:p>
-    <w:bookmarkEnd w:id="50"/>
-    <w:bookmarkStart w:id="51" w:name="Xcb8e4546744cd6d21af62aeea30ad97288aa2e1"/>
-    <w:p>
-      <w:pPr>
-        <w:pStyle w:val="Heading3"/>
-      </w:pPr>
-      <w:r>
-        <w:t xml:space="preserve">Table 2. Regression Results: Internationalization Intensity and Labor Productivity</w:t>
-      </w:r>
-    </w:p>
-    <w:tbl>
-      <w:tblPr>
-        <w:tblStyle w:val="Table"/>
-        <w:tblW w:type="auto" w:w="0"/>
-        <w:tblLook w:firstRow="1" w:lastRow="0" w:firstColumn="0" w:lastColumn="0" w:noHBand="0" w:noVBand="0" w:val="0020"/>
-        <w:jc w:val="start"/>
-      </w:tblPr>
-      <w:tblGrid>
-        <w:gridCol w:w="1131"/>
-        <w:gridCol w:w="1131"/>
-        <w:gridCol w:w="1131"/>
-        <w:gridCol w:w="1131"/>
-        <w:gridCol w:w="1131"/>
-        <w:gridCol w:w="1131"/>
-        <w:gridCol w:w="1131"/>
-      </w:tblGrid>
-      <w:tr>
-        <w:trPr>
-          <w:tblHeader w:val="true"/>
-        </w:trPr>
-        <w:tc>
-          <w:tcPr/>
-          <w:p>
-            <w:pPr>
-              <w:pStyle w:val="Compact"/>
             </w:pPr>
           </w:p>
         </w:tc>
@@ -4963,43 +5224,43 @@
               <w:jc w:val="left"/>
             </w:pPr>
             <w:r>
-              <w:t xml:space="preserve">✓</w:t>
-            </w:r>
-          </w:p>
-        </w:tc>
-        <w:tc>
-          <w:tcPr/>
-          <w:p>
-            <w:pPr>
-              <w:pStyle w:val="Compact"/>
-              <w:jc w:val="left"/>
-            </w:pPr>
-            <w:r>
-              <w:t xml:space="preserve">✓</w:t>
-            </w:r>
-          </w:p>
-        </w:tc>
-        <w:tc>
-          <w:tcPr/>
-          <w:p>
-            <w:pPr>
-              <w:pStyle w:val="Compact"/>
-              <w:jc w:val="left"/>
-            </w:pPr>
-            <w:r>
-              <w:t xml:space="preserve">✓</w:t>
-            </w:r>
-          </w:p>
-        </w:tc>
-        <w:tc>
-          <w:tcPr/>
-          <w:p>
-            <w:pPr>
-              <w:pStyle w:val="Compact"/>
-              <w:jc w:val="left"/>
-            </w:pPr>
-            <w:r>
-              <w:t xml:space="preserve">✓</w:t>
+              <w:t xml:space="preserve">Có</w:t>
+            </w:r>
+          </w:p>
+        </w:tc>
+        <w:tc>
+          <w:tcPr/>
+          <w:p>
+            <w:pPr>
+              <w:pStyle w:val="Compact"/>
+              <w:jc w:val="left"/>
+            </w:pPr>
+            <w:r>
+              <w:t xml:space="preserve">Có</w:t>
+            </w:r>
+          </w:p>
+        </w:tc>
+        <w:tc>
+          <w:tcPr/>
+          <w:p>
+            <w:pPr>
+              <w:pStyle w:val="Compact"/>
+              <w:jc w:val="left"/>
+            </w:pPr>
+            <w:r>
+              <w:t xml:space="preserve">Có</w:t>
+            </w:r>
+          </w:p>
+        </w:tc>
+        <w:tc>
+          <w:tcPr/>
+          <w:p>
+            <w:pPr>
+              <w:pStyle w:val="Compact"/>
+              <w:jc w:val="left"/>
+            </w:pPr>
+            <w:r>
+              <w:t xml:space="preserve">Có</w:t>
             </w:r>
           </w:p>
         </w:tc>
@@ -5049,55 +5310,55 @@
               <w:jc w:val="left"/>
             </w:pPr>
             <w:r>
-              <w:t xml:space="preserve">✓</w:t>
-            </w:r>
-          </w:p>
-        </w:tc>
-        <w:tc>
-          <w:tcPr/>
-          <w:p>
-            <w:pPr>
-              <w:pStyle w:val="Compact"/>
-              <w:jc w:val="left"/>
-            </w:pPr>
-            <w:r>
-              <w:t xml:space="preserve">✓</w:t>
-            </w:r>
-          </w:p>
-        </w:tc>
-        <w:tc>
-          <w:tcPr/>
-          <w:p>
-            <w:pPr>
-              <w:pStyle w:val="Compact"/>
-              <w:jc w:val="left"/>
-            </w:pPr>
-            <w:r>
-              <w:t xml:space="preserve">✓</w:t>
-            </w:r>
-          </w:p>
-        </w:tc>
-        <w:tc>
-          <w:tcPr/>
-          <w:p>
-            <w:pPr>
-              <w:pStyle w:val="Compact"/>
-              <w:jc w:val="left"/>
-            </w:pPr>
-            <w:r>
-              <w:t xml:space="preserve">✓</w:t>
-            </w:r>
-          </w:p>
-        </w:tc>
-        <w:tc>
-          <w:tcPr/>
-          <w:p>
-            <w:pPr>
-              <w:pStyle w:val="Compact"/>
-              <w:jc w:val="left"/>
-            </w:pPr>
-            <w:r>
-              <w:t xml:space="preserve">✓</w:t>
+              <w:t xml:space="preserve">Có</w:t>
+            </w:r>
+          </w:p>
+        </w:tc>
+        <w:tc>
+          <w:tcPr/>
+          <w:p>
+            <w:pPr>
+              <w:pStyle w:val="Compact"/>
+              <w:jc w:val="left"/>
+            </w:pPr>
+            <w:r>
+              <w:t xml:space="preserve">Có</w:t>
+            </w:r>
+          </w:p>
+        </w:tc>
+        <w:tc>
+          <w:tcPr/>
+          <w:p>
+            <w:pPr>
+              <w:pStyle w:val="Compact"/>
+              <w:jc w:val="left"/>
+            </w:pPr>
+            <w:r>
+              <w:t xml:space="preserve">Có</w:t>
+            </w:r>
+          </w:p>
+        </w:tc>
+        <w:tc>
+          <w:tcPr/>
+          <w:p>
+            <w:pPr>
+              <w:pStyle w:val="Compact"/>
+              <w:jc w:val="left"/>
+            </w:pPr>
+            <w:r>
+              <w:t xml:space="preserve">Có</w:t>
+            </w:r>
+          </w:p>
+        </w:tc>
+        <w:tc>
+          <w:tcPr/>
+          <w:p>
+            <w:pPr>
+              <w:pStyle w:val="Compact"/>
+              <w:jc w:val="left"/>
+            </w:pPr>
+            <w:r>
+              <w:t xml:space="preserve">Có</w:t>
             </w:r>
           </w:p>
         </w:tc>
@@ -5326,7 +5587,7 @@
       </w:r>
     </w:p>
     <w:bookmarkEnd w:id="51"/>
-    <w:bookmarkStart w:id="52" w:name="X7775d9c2e75aeee42b06c6b53779c3c2e708831"/>
+    <w:bookmarkStart w:id="52" w:name="X0663e092ac382c03e02f48bedf26a30118613e9"/>
     <w:p>
       <w:pPr>
         <w:pStyle w:val="Heading3"/>
@@ -5338,16 +5599,16 @@
     <w:tbl>
       <w:tblPr>
         <w:tblStyle w:val="Table"/>
-        <w:tblW w:type="auto" w:w="0"/>
+        <w:tblW w:type="pct" w:w="5000"/>
         <w:tblLook w:firstRow="1" w:lastRow="0" w:firstColumn="0" w:lastColumn="0" w:noHBand="0" w:noVBand="0" w:val="0020"/>
         <w:jc w:val="start"/>
       </w:tblPr>
       <w:tblGrid>
-        <w:gridCol w:w="1584"/>
-        <w:gridCol w:w="1584"/>
-        <w:gridCol w:w="1584"/>
-        <w:gridCol w:w="1584"/>
-        <w:gridCol w:w="1584"/>
+        <w:gridCol w:w="3190"/>
+        <w:gridCol w:w="1210"/>
+        <w:gridCol w:w="770"/>
+        <w:gridCol w:w="1540"/>
+        <w:gridCol w:w="1210"/>
       </w:tblGrid>
       <w:tr>
         <w:trPr>

--- a/p8/submission/ejdr_package/01_manuscript_blinded.docx
+++ b/p8/submission/ejdr_package/01_manuscript_blinded.docx
@@ -2,7 +2,7 @@
 <file path=word/document.xml><?xml version="1.0" encoding="utf-8"?>
 <w:document xmlns:w="http://schemas.openxmlformats.org/wordprocessingml/2006/main" xmlns:m="http://schemas.openxmlformats.org/officeDocument/2006/math" xmlns:r="http://schemas.openxmlformats.org/officeDocument/2006/relationships" xmlns:o="urn:schemas-microsoft-com:office:office" xmlns:v="urn:schemas-microsoft-com:vml" xmlns:w10="urn:schemas-microsoft-com:office:word" xmlns:a="http://schemas.openxmlformats.org/drawingml/2006/main" xmlns:pic="http://schemas.openxmlformats.org/drawingml/2006/picture" xmlns:wp="http://schemas.openxmlformats.org/drawingml/2006/wordprocessingDrawing">
   <w:body>
-    <w:bookmarkStart w:id="54" w:name="X851d47967a07835e31e54cc2552648e271a088b"/>
+    <w:bookmarkStart w:id="60" w:name="X851d47967a07835e31e54cc2552648e271a088b"/>
     <w:p>
       <w:pPr>
         <w:pStyle w:val="Heading1"/>
@@ -47,19 +47,7 @@
         <w:t xml:space="preserve"> </w:t>
       </w:r>
       <w:r>
-        <w:t xml:space="preserve">(</w:t>
-      </w:r>
-      <w:r>
-        <w:t xml:space="preserve">“</w:t>
-      </w:r>
-      <w:r>
-        <w:t xml:space="preserve">When the Inverted-U Dissolves</w:t>
-      </w:r>
-      <w:r>
-        <w:t xml:space="preserve">”</w:t>
-      </w:r>
-      <w:r>
-        <w:t xml:space="preserve">), which uses the 7 genuine Pacific SIDS (Timor-Leste excluded per WB/UN), frames dissolution as the robust finding, and treats FIP as a theoretical limiting case. Do not submit this version.</w:t>
+        <w:t xml:space="preserve">("When the Inverted-U Dissolves"), which uses the 7 genuine Pacific SIDS (Timor-Leste excluded per WB/UN), frames dissolution as the robust finding, and treats FIP as a theoretical limiting case. Do not submit this version.</w:t>
       </w:r>
     </w:p>
     <w:p>
@@ -114,7 +102,7 @@
       </w:r>
     </w:p>
     <w:bookmarkEnd w:id="20"/>
-    <w:bookmarkStart w:id="21" w:name="introduction"/>
+    <w:bookmarkStart w:id="21" w:name="Xe3d0fc0bea9a42ce7605565d0964033d7f6ee47"/>
     <w:p>
       <w:pPr>
         <w:pStyle w:val="Heading2"/>
@@ -197,7 +185,7 @@
         <w:pStyle w:val="BodyText"/>
       </w:pPr>
       <w:r>
-        <w:t xml:space="preserve">SIDS represent a theoretically extreme yet empirically underserved context for I-P research. These economies are characterized by microscopic domestic markets (Tonga: 104,000 inhabitants; Kiribati: 121,000), extreme geographic isolation amplifying trade costs by 30–210% (Winters &amp; Martins, 2004), and comprehensive institutional voids that limit firms’ ability to appropriate returns from international activities (Briguglio, 1995; Khanna &amp; Palepu, 2010). Recent systematic tracking across 121,249 development data points confirms these conditions have deepened rather than abated: progress in 2020–2025 is the slowest on record across 15 of 26 tracked benchmarks, with SIDS and Sub-Saharan Africa disproportionately affected (Pirlea et al., 2026). Independent multi-indicator analysis of six development dimensions poverty, life expectancy, schooling, gender equality, climate, and electricity, finds the world developing at its slowest pace in 75 years, with 54 economies more than a century from reaching developed-country standards at current trajectories, and SIDS disproportionately represented in this cohort (Mahler, Serajuddin, Wadhwa, &amp; Yonzan, 2026). Critically, firms in SIDS do not</w:t>
+        <w:t xml:space="preserve">SIDS represent a theoretically extreme yet empirically underserved context for I-P research. These economies are characterized by microscopic domestic markets (Tonga: 104,000 inhabitants; Kiribati: 121,000), extreme geographic isolation amplifying trade costs by 30–210% (Winters &amp; Martins, 2004), and comprehensive institutional voids that limit firms' ability to appropriate returns from international activities (Briguglio, 1995; Khanna &amp; Palepu, 2010). Recent systematic tracking across 121,249 development data points confirms these conditions have deepened rather than abated: progress in 2020–2025 is the slowest on record across 15 of 26 tracked benchmarks, with SIDS and Sub-Saharan Africa disproportionately affected (Pirlea et al., 2026). Independent multi-indicator analysis of six development dimensions poverty, life expectancy, schooling, gender equality, climate, and electricity, finds the world developing at its slowest pace in 75 years, with 54 economies more than a century from reaching developed-country standards at current trajectories, and SIDS disproportionately represented in this cohort (Mahler, Serajuddin, Wadhwa, &amp; Yonzan, 2026). Critically, firms in SIDS do not</w:t>
       </w:r>
       <w:r>
         <w:t xml:space="preserve"> </w:t>
@@ -221,37 +209,7 @@
         <w:pStyle w:val="BodyText"/>
       </w:pPr>
       <w:r>
-        <w:t xml:space="preserve">This paper makes three contributions to the IB literature. First, we introduce and theoretically define FIP as a boundary condition of the inverted-U paradigm, distinguishing it from adjacent concepts including phase-1 costs in three-stage theory (Contractor et al., 2003), Liability of Foreignness (Zaheer, 1995), and necessity entrepreneurship (Sarasvathy et al., 2014). Second, we provide empirical evidence from 959 firms across seven Pacific SIDS economies using World Bank Enterprise Survey (WBES) data, the most comprehensive firm-level I-P analysis in Pacific SIDS to date. Third, we document that firm-level capabilities (technological capability, digital adoption) do not appear to override FIP, shifting the theoretical conversation from</w:t>
-      </w:r>
-      <w:r>
-        <w:t xml:space="preserve"> </w:t>
-      </w:r>
-      <w:r>
-        <w:t xml:space="preserve">“</w:t>
-      </w:r>
-      <w:r>
-        <w:t xml:space="preserve">institutional moderation of the I-P relationship</w:t>
-      </w:r>
-      <w:r>
-        <w:t xml:space="preserve">”</w:t>
-      </w:r>
-      <w:r>
-        <w:t xml:space="preserve"> </w:t>
-      </w:r>
-      <w:r>
-        <w:t xml:space="preserve">(Marano, Tallman, &amp; Teece, 2016) to</w:t>
-      </w:r>
-      <w:r>
-        <w:t xml:space="preserve"> </w:t>
-      </w:r>
-      <w:r>
-        <w:t xml:space="preserve">“</w:t>
-      </w:r>
-      <w:r>
-        <w:t xml:space="preserve">institutional determination of the sign of I-P relationship.</w:t>
-      </w:r>
-      <w:r>
-        <w:t xml:space="preserve">”</w:t>
+        <w:t xml:space="preserve">This paper makes three contributions to the IB literature. First, we introduce and theoretically define FIP as a boundary condition of the inverted-U paradigm, distinguishing it from adjacent concepts including phase-1 costs in three-stage theory (Contractor et al., 2003), Liability of Foreignness (Zaheer, 1995), and necessity entrepreneurship (Sarasvathy et al., 2014). Second, we provide empirical evidence from 959 firms across seven Pacific SIDS economies using World Bank Enterprise Survey (WBES) data, the most comprehensive firm-level I-P analysis in Pacific SIDS to date. Third, we document that firm-level capabilities (technological capability, digital adoption) do not appear to override FIP, shifting the theoretical conversation from "institutional moderation of the I-P relationship" (Marano, Tallman, &amp; Teece, 2016) to "institutional determination of the sign of I-P relationship."</w:t>
       </w:r>
     </w:p>
     <w:p>
@@ -263,7 +221,7 @@
       </w:r>
     </w:p>
     <w:bookmarkEnd w:id="21"/>
-    <w:bookmarkStart w:id="26" w:name="theoretical-background-and-hypotheses"/>
+    <w:bookmarkStart w:id="26" w:name="X88086f89d30295b73ade34a6a6d72f6030bebeb"/>
     <w:p>
       <w:pPr>
         <w:pStyle w:val="Heading2"/>
@@ -272,7 +230,7 @@
         <w:t xml:space="preserve">2. Theoretical Background and Hypotheses</w:t>
       </w:r>
     </w:p>
-    <w:bookmarkStart w:id="22" w:name="Xd1ff7c2b94994d1910854ba407ee8c9b50df341"/>
+    <w:bookmarkStart w:id="22" w:name="Xb9f10d5a773f889d0c54a837c7b35981e9ef98d"/>
     <w:p>
       <w:pPr>
         <w:pStyle w:val="Heading3"/>
@@ -318,25 +276,7 @@
         <w:t xml:space="preserve"> </w:t>
       </w:r>
       <w:r>
-        <w:t xml:space="preserve">assumes that firms have a functioning home base providing revenues, resources, and organizational learning before and during internationalization (Johanson &amp; Vahlne, 1977; 2009). When the domestic market is non-viable, too small to support minimum efficient scale for even basic operations, firms are structurally compelled to export regardless of strategic readiness or capability. The</w:t>
-      </w:r>
-      <w:r>
-        <w:t xml:space="preserve"> </w:t>
-      </w:r>
-      <w:r>
-        <w:t xml:space="preserve">“</w:t>
-      </w:r>
-      <w:r>
-        <w:t xml:space="preserve">selection into exporting</w:t>
-      </w:r>
-      <w:r>
-        <w:t xml:space="preserve">”</w:t>
-      </w:r>
-      <w:r>
-        <w:t xml:space="preserve"> </w:t>
-      </w:r>
-      <w:r>
-        <w:t xml:space="preserve">assumption underlying most I-P models breaks down.</w:t>
+        <w:t xml:space="preserve">assumes that firms have a functioning home base providing revenues, resources, and organizational learning before and during internationalization (Johanson &amp; Vahlne, 1977; 2009). When the domestic market is non-viable, too small to support minimum efficient scale for even basic operations, firms are structurally compelled to export regardless of strategic readiness or capability. The "selection into exporting" assumption underlying most I-P models breaks down.</w:t>
       </w:r>
     </w:p>
     <w:p>
@@ -388,7 +328,7 @@
       </w:r>
     </w:p>
     <w:bookmarkEnd w:id="22"/>
-    <w:bookmarkStart w:id="23" w:name="Xb7db0e39015cb6f3662a52d47fb6342a9feb2fb"/>
+    <w:bookmarkStart w:id="23" w:name="X1f001da1b4b1572ea8f32d5031e054868494059"/>
     <w:p>
       <w:pPr>
         <w:pStyle w:val="Heading3"/>
@@ -512,7 +452,7 @@
         <w:t xml:space="preserve">From SIDS economic vulnerability (Briguglio, 1995)</w:t>
       </w:r>
       <w:r>
-        <w:t xml:space="preserve">: Briguglio’s</w:t>
+        <w:t xml:space="preserve">: Briguglio's</w:t>
       </w:r>
       <w:r>
         <w:t xml:space="preserve"> </w:t>
@@ -522,7 +462,7 @@
       </w:r>
     </w:p>
     <w:bookmarkEnd w:id="23"/>
-    <w:bookmarkStart w:id="24" w:name="X6db7ec46da19cbe734f496417815d07c46d6d99"/>
+    <w:bookmarkStart w:id="24" w:name="Xc71733a542ce4d73564dcb0287a5b80a716b22f"/>
     <w:p>
       <w:pPr>
         <w:pStyle w:val="Heading3"/>
@@ -595,7 +535,7 @@
       </w:r>
     </w:p>
     <w:bookmarkEnd w:id="24"/>
-    <w:bookmarkStart w:id="25" w:name="the-role-of-firm-level-capabilities"/>
+    <w:bookmarkStart w:id="25" w:name="Xf304c7c051670d76ad64f147386dc979ed380d0"/>
     <w:p>
       <w:pPr>
         <w:pStyle w:val="Heading3"/>
@@ -651,7 +591,7 @@
     </w:p>
     <w:bookmarkEnd w:id="25"/>
     <w:bookmarkEnd w:id="26"/>
-    <w:bookmarkStart w:id="30" w:name="data-and-methods"/>
+    <w:bookmarkStart w:id="30" w:name="X5eb800a903106e48a684e9ea9de39ed619b9df8"/>
     <w:p>
       <w:pPr>
         <w:pStyle w:val="Heading2"/>
@@ -660,7 +600,7 @@
         <w:t xml:space="preserve">3. Data and Methods</w:t>
       </w:r>
     </w:p>
-    <w:bookmarkStart w:id="27" w:name="data-source"/>
+    <w:bookmarkStart w:id="27" w:name="X180323993af082d7b264d69830cacecf330a102"/>
     <w:p>
       <w:pPr>
         <w:pStyle w:val="Heading3"/>
@@ -694,7 +634,7 @@
       </w:r>
     </w:p>
     <w:bookmarkEnd w:id="27"/>
-    <w:bookmarkStart w:id="28" w:name="measures"/>
+    <w:bookmarkStart w:id="28" w:name="X431a8b355211b47c6e494a5f659051454df4ed1"/>
     <w:p>
       <w:pPr>
         <w:pStyle w:val="Heading3"/>
@@ -748,7 +688,7 @@
         <w:t xml:space="preserve"> </w:t>
       </w:r>
       <w:r>
-        <w:t xml:space="preserve">et al. (2016) and Contractor et al. (2003), we construct FSTS (Foreign Sales to Total Sales) from WBES items d3b + d3c (percentage of sales from indirect plus direct exports), divided by 100. For the main models, FSTS is mean-centered at the wave level: FSTS_c = FSTS − mean_wave(FSTS), yielding a mean FSTS of 0.048 (SD unreported due to small exporter subsample). Mean-centering suppresses cross-wave level differences while preserving within-wave variation, following standard practice for studies examining FSTS curvature (Haans et al., 2016).</w:t>
+        <w:t xml:space="preserve">et al. (2016) and Contractor et al. (2003), we construct FSTS (Foreign Sales to Total Sales) from WBES items d3b + d3c (percentage of sales from indirect plus direct exports), divided by 100. For the main models, FSTS is mean-centered at the wave level: FSTS_c = FSTS − mean_wave(FSTS), yielding a mean FSTS of 0.048 (SD unreported due to small exporter subsample). Mean-centering suppresses cross-wave level differences while preserving within-wave variation, following standard practice for studies examining FSTS curvature (Haans et al., 2016).</w:t>
       </w:r>
     </w:p>
     <w:p>
@@ -851,15 +791,15 @@
     <w:tbl>
       <w:tblPr>
         <w:tblStyle w:val="Table"/>
-        <w:tblW w:type="pct" w:w="5000"/>
+        <w:tblW w:type="auto" w:w="0"/>
         <w:tblLook w:firstRow="1" w:lastRow="0" w:firstColumn="0" w:lastColumn="0" w:noHBand="0" w:noVBand="0" w:val="0020"/>
         <w:jc w:val="start"/>
       </w:tblPr>
       <w:tblGrid>
-        <w:gridCol w:w="549"/>
-        <w:gridCol w:w="452"/>
-        <w:gridCol w:w="3297"/>
-        <w:gridCol w:w="3620"/>
+        <w:gridCol w:w="1980"/>
+        <w:gridCol w:w="1980"/>
+        <w:gridCol w:w="1980"/>
+        <w:gridCol w:w="1980"/>
       </w:tblGrid>
       <w:tr>
         <w:trPr>
@@ -1490,7 +1430,7 @@
       </w:r>
     </w:p>
     <w:bookmarkEnd w:id="28"/>
-    <w:bookmarkStart w:id="29" w:name="model-sequence"/>
+    <w:bookmarkStart w:id="29" w:name="Xc5fe1f3cf583535f12a87a680dcd317400b3da2"/>
     <w:p>
       <w:pPr>
         <w:pStyle w:val="Heading3"/>
@@ -1629,7 +1569,7 @@
     </w:p>
     <w:bookmarkEnd w:id="29"/>
     <w:bookmarkEnd w:id="30"/>
-    <w:bookmarkStart w:id="37" w:name="results"/>
+    <w:bookmarkStart w:id="37" w:name="X121719332867ee227f0a04b486098cee978c6e6"/>
     <w:p>
       <w:pPr>
         <w:pStyle w:val="Heading2"/>
@@ -1638,7 +1578,7 @@
         <w:t xml:space="preserve">4. Results</w:t>
       </w:r>
     </w:p>
-    <w:bookmarkStart w:id="31" w:name="X7564ed8aad7671c5c72c9705a49a1794e1c47b3"/>
+    <w:bookmarkStart w:id="31" w:name="Xf031df31c5b8141c05fcebab78842231a9e024a"/>
     <w:p>
       <w:pPr>
         <w:pStyle w:val="Heading3"/>
@@ -1656,7 +1596,7 @@
       </w:r>
     </w:p>
     <w:bookmarkEnd w:id="31"/>
-    <w:bookmarkStart w:id="32" w:name="X6abbfa22e96478212f3491c4cdbfe1ca192aca8"/>
+    <w:bookmarkStart w:id="32" w:name="X221fb7e0fbd1e09102b607f2a4be829dba85b6e"/>
     <w:p>
       <w:pPr>
         <w:pStyle w:val="Heading3"/>
@@ -1761,7 +1701,7 @@
       </w:r>
     </w:p>
     <w:bookmarkEnd w:id="32"/>
-    <w:bookmarkStart w:id="33" w:name="Xc0a88d50ea7b5c27a76a85a44afe4aa278d46cd"/>
+    <w:bookmarkStart w:id="33" w:name="X278b3f0cc4133671f70c21e2e288fdaa4a06e72"/>
     <w:p>
       <w:pPr>
         <w:pStyle w:val="Heading3"/>
@@ -1815,7 +1755,7 @@
         <w:pStyle w:val="BodyText"/>
       </w:pPr>
       <w:r>
-        <w:t xml:space="preserve">Following Haans et al. (2016), we evaluate the four necessary conditions for a curvature relationship. All four must hold for an inverted-U to be confirmed; here, all four</w:t>
+        <w:t xml:space="preserve">Following Haans et al. (2016), we evaluate the four necessary conditions for a curvature relationship. All four must hold for an inverted-U to be confirmed; here, all four</w:t>
       </w:r>
       <w:r>
         <w:t xml:space="preserve"> </w:t>
@@ -2030,7 +1970,7 @@
       </w:r>
     </w:p>
     <w:bookmarkEnd w:id="33"/>
-    <w:bookmarkStart w:id="34" w:name="robustness"/>
+    <w:bookmarkStart w:id="34" w:name="X7c95bb97131b594aa7673109c051c80c5a0bcc4"/>
     <w:p>
       <w:pPr>
         <w:pStyle w:val="Heading3"/>
@@ -2255,7 +2195,7 @@
       </w:r>
     </w:p>
     <w:bookmarkEnd w:id="34"/>
-    <w:bookmarkStart w:id="35" w:name="capability-null-results-h2"/>
+    <w:bookmarkStart w:id="35" w:name="Xb09bd355cfef31bfb4a34bc8569e299208ad4bf"/>
     <w:p>
       <w:pPr>
         <w:pStyle w:val="Heading3"/>
@@ -2319,7 +2259,7 @@
       </w:r>
     </w:p>
     <w:bookmarkEnd w:id="35"/>
-    <w:bookmarkStart w:id="36" w:name="summary"/>
+    <w:bookmarkStart w:id="36" w:name="X6c093959484b3f9d4e201eec1d461ec8d4bd970"/>
     <w:p>
       <w:pPr>
         <w:pStyle w:val="Heading3"/>
@@ -2338,7 +2278,7 @@
     </w:p>
     <w:bookmarkEnd w:id="36"/>
     <w:bookmarkEnd w:id="37"/>
-    <w:bookmarkStart w:id="43" w:name="discussion"/>
+    <w:bookmarkStart w:id="43" w:name="X735612638e4e736e4693e459c258977262c0dfc"/>
     <w:p>
       <w:pPr>
         <w:pStyle w:val="Heading2"/>
@@ -2347,7 +2287,7 @@
         <w:t xml:space="preserve">5. Discussion</w:t>
       </w:r>
     </w:p>
-    <w:bookmarkStart w:id="38" w:name="Xd4d8ec5bfb52f8d3fe2e7c438ba390b633573fa"/>
+    <w:bookmarkStart w:id="38" w:name="X756057e5c11f0c9dd39f4fea415a3ea89277fd3"/>
     <w:p>
       <w:pPr>
         <w:pStyle w:val="Heading3"/>
@@ -2369,25 +2309,7 @@
         <w:pStyle w:val="BodyText"/>
       </w:pPr>
       <w:r>
-        <w:t xml:space="preserve">The FIP concept explains this reversal through the logic of violated structural prerequisites. When no viable domestic market exists, FSTS is not a strategic choice variable but a survival necessity, firms cannot accumulate the home-base resources and organizational capabilities that fund and sustain profitable internationalization. When trade costs amplify export revenues’</w:t>
-      </w:r>
-      <w:r>
-        <w:t xml:space="preserve"> </w:t>
-      </w:r>
-      <w:r>
-        <w:t xml:space="preserve">“</w:t>
-      </w:r>
-      <w:r>
-        <w:t xml:space="preserve">cost of doing business</w:t>
-      </w:r>
-      <w:r>
-        <w:t xml:space="preserve">”</w:t>
-      </w:r>
-      <w:r>
-        <w:t xml:space="preserve"> </w:t>
-      </w:r>
-      <w:r>
-        <w:t xml:space="preserve">by 30–210% (Winters &amp; Martins, 2004), the marginal economics of exporting are negative from the outset. When institutional voids are comprehensive, absent trade finance intermediaries, unreliable contract enforcement, limited standards infrastructure, firms cannot appropriate the learning and scale benefits that internationalization theory promises.</w:t>
+        <w:t xml:space="preserve">The FIP concept explains this reversal through the logic of violated structural prerequisites. When no viable domestic market exists, FSTS is not a strategic choice variable but a survival necessity, firms cannot accumulate the home-base resources and organizational capabilities that fund and sustain profitable internationalization. When trade costs amplify export revenues' "cost of doing business" by 30–210% (Winters &amp; Martins, 2004), the marginal economics of exporting are negative from the outset. When institutional voids are comprehensive, absent trade finance intermediaries, unreliable contract enforcement, limited standards infrastructure, firms cannot appropriate the learning and scale benefits that internationalization theory promises.</w:t>
       </w:r>
     </w:p>
     <w:p>
@@ -2417,7 +2339,7 @@
         <w:t xml:space="preserve"> </w:t>
       </w:r>
       <w:r>
-        <w:t xml:space="preserve">prerequisites are satisfied. The existing literature’s finding that institutional quality</w:t>
+        <w:t xml:space="preserve">prerequisites are satisfied. The existing literature's finding that institutional quality</w:t>
       </w:r>
       <w:r>
         <w:t xml:space="preserve"> </w:t>
@@ -2433,47 +2355,11 @@
         <w:t xml:space="preserve"> </w:t>
       </w:r>
       <w:r>
-        <w:t xml:space="preserve">the I-P relationship (Marano et al., 2016) is a special case of a more general theoretical relationship: when institutional conditions cross a structural threshold from</w:t>
-      </w:r>
-      <w:r>
-        <w:t xml:space="preserve"> </w:t>
-      </w:r>
-      <w:r>
-        <w:t xml:space="preserve">“</w:t>
-      </w:r>
-      <w:r>
-        <w:t xml:space="preserve">weaker moderation</w:t>
-      </w:r>
-      <w:r>
-        <w:t xml:space="preserve">”</w:t>
-      </w:r>
-      <w:r>
-        <w:t xml:space="preserve"> </w:t>
-      </w:r>
-      <w:r>
-        <w:t xml:space="preserve">to</w:t>
-      </w:r>
-      <w:r>
-        <w:t xml:space="preserve"> </w:t>
-      </w:r>
-      <w:r>
-        <w:t xml:space="preserve">“</w:t>
-      </w:r>
-      <w:r>
-        <w:t xml:space="preserve">violated prerequisites,</w:t>
-      </w:r>
-      <w:r>
-        <w:t xml:space="preserve">”</w:t>
-      </w:r>
-      <w:r>
-        <w:t xml:space="preserve"> </w:t>
-      </w:r>
-      <w:r>
-        <w:t xml:space="preserve">the sign, not just the magnitude, of the I-P relationship reverses.</w:t>
+        <w:t xml:space="preserve">the I-P relationship (Marano et al., 2016) is a special case of a more general theoretical relationship: when institutional conditions cross a structural threshold from "weaker moderation" to "violated prerequisites, " the sign, not just the magnitude, of the I-P relationship reverses.</w:t>
       </w:r>
     </w:p>
     <w:bookmarkEnd w:id="38"/>
-    <w:bookmarkStart w:id="39" w:name="Xbadf487e3d91c7f5e5de16c24aa3b4c984ad28e"/>
+    <w:bookmarkStart w:id="39" w:name="X0f7881790c29927869278ccfdf374374fedd8e4"/>
     <w:p>
       <w:pPr>
         <w:pStyle w:val="Heading3"/>
@@ -2487,7 +2373,7 @@
         <w:pStyle w:val="FirstParagraph"/>
       </w:pPr>
       <w:r>
-        <w:t xml:space="preserve">FIP represents a qualitative shift in how we conceptualize institutional effects on I-P relationships. Most prior theorizing treats institutional effects as continuous modifiers of the inverted-U’s shape and location: higher institutional quality shifts the optimum FSTS upward, broadens the positive range, or raises the peak performance level (Marano et al., 2016; Hitt et al., 1997). This is a change in</w:t>
+        <w:t xml:space="preserve">FIP represents a qualitative shift in how we conceptualize institutional effects on I-P relationships. Most prior theorizing treats institutional effects as continuous modifiers of the inverted-U's shape and location: higher institutional quality shifts the optimum FSTS upward, broadens the positive range, or raises the peak performance level (Marano et al., 2016; Hitt et al., 1997). This is a change in</w:t>
       </w:r>
       <w:r>
         <w:t xml:space="preserve"> </w:t>
@@ -2521,43 +2407,7 @@
         <w:t xml:space="preserve">kind</w:t>
       </w:r>
       <w:r>
-        <w:t xml:space="preserve">: at the extreme end of the institutional spectrum, where all three structural prerequisites are absent simultaneously, the I-P functional form is not a modified inverted-U but a qualitatively different pattern (monotone negative). This extends the theoretical vocabulary of IB research beyond</w:t>
-      </w:r>
-      <w:r>
-        <w:t xml:space="preserve"> </w:t>
-      </w:r>
-      <w:r>
-        <w:t xml:space="preserve">“</w:t>
-      </w:r>
-      <w:r>
-        <w:t xml:space="preserve">intensity moderation</w:t>
-      </w:r>
-      <w:r>
-        <w:t xml:space="preserve">”</w:t>
-      </w:r>
-      <w:r>
-        <w:t xml:space="preserve"> </w:t>
-      </w:r>
-      <w:r>
-        <w:t xml:space="preserve">toward</w:t>
-      </w:r>
-      <w:r>
-        <w:t xml:space="preserve"> </w:t>
-      </w:r>
-      <w:r>
-        <w:t xml:space="preserve">“</w:t>
-      </w:r>
-      <w:r>
-        <w:t xml:space="preserve">existence moderation</w:t>
-      </w:r>
-      <w:r>
-        <w:t xml:space="preserve">”</w:t>
-      </w:r>
-      <w:r>
-        <w:t xml:space="preserve"> </w:t>
-      </w:r>
-      <w:r>
-        <w:t xml:space="preserve">of the I-P relationship.</w:t>
+        <w:t xml:space="preserve">: at the extreme end of the institutional spectrum, where all three structural prerequisites are absent simultaneously, the I-P functional form is not a modified inverted-U but a qualitatively different pattern (monotone negative). This extends the theoretical vocabulary of IB research beyond "intensity moderation" toward "existence moderation" of the I-P relationship.</w:t>
       </w:r>
     </w:p>
     <w:p>
@@ -2569,13 +2419,13 @@
       </w:r>
     </w:p>
     <w:bookmarkEnd w:id="39"/>
-    <w:bookmarkStart w:id="40" w:name="X83134c98a606fe0940406da95e076e069d717cc"/>
+    <w:bookmarkStart w:id="40" w:name="X8a30c3062e38861be110fa8b68be2e42e1dcb57"/>
     <w:p>
       <w:pPr>
         <w:pStyle w:val="Heading3"/>
       </w:pPr>
       <w:r>
-        <w:t xml:space="preserve">5.3 The Capability Null: Institutional Determination vs. Moderation</w:t>
+        <w:t xml:space="preserve">5.3 The Capability Null: Institutional Determination vs. Moderation</w:t>
       </w:r>
     </w:p>
     <w:p>
@@ -2621,25 +2471,7 @@
         <w:pStyle w:val="BodyText"/>
       </w:pPr>
       <w:r>
-        <w:t xml:space="preserve">This is consistent with the resource-based view’s emphasis on context-dependency (Barney, 1991): resources generate value only within institutional environments that support appropriability. Teece’s (2007) dynamic capabilities framework similarly assumes functioning market mechanisms; in their absence, dynamic capabilities may be</w:t>
-      </w:r>
-      <w:r>
-        <w:t xml:space="preserve"> </w:t>
-      </w:r>
-      <w:r>
-        <w:t xml:space="preserve">“</w:t>
-      </w:r>
-      <w:r>
-        <w:t xml:space="preserve">trapped</w:t>
-      </w:r>
-      <w:r>
-        <w:t xml:space="preserve">”</w:t>
-      </w:r>
-      <w:r>
-        <w:t xml:space="preserve"> </w:t>
-      </w:r>
-      <w:r>
-        <w:t xml:space="preserve">in the firm, unable to translate into performance advantages through international market transactions.</w:t>
+        <w:t xml:space="preserve">This is consistent with the resource-based view's emphasis on context-dependency (Barney, 1991): resources generate value only within institutional environments that support appropriability. Teece's (2007) dynamic capabilities framework similarly assumes functioning market mechanisms; in their absence, dynamic capabilities may be "trapped" in the firm, unable to translate into performance advantages through international market transactions.</w:t>
       </w:r>
     </w:p>
     <w:p>
@@ -2651,7 +2483,7 @@
       </w:r>
     </w:p>
     <w:bookmarkEnd w:id="40"/>
-    <w:bookmarkStart w:id="41" w:name="Xf8f5a8a03ba0839ca8278bd9312f3d61be61a50"/>
+    <w:bookmarkStart w:id="41" w:name="X8bcfb993ada7fae012c0a3b08b0e9a3dc544172"/>
     <w:p>
       <w:pPr>
         <w:pStyle w:val="Heading3"/>
@@ -2745,11 +2577,11 @@
         <w:t xml:space="preserve"> </w:t>
       </w:r>
       <w:r>
-        <w:t xml:space="preserve">(functional institutions): targeted institutional development focused on trade facilitation infrastructure, standards bodies, trade finance intermediaries, export promotion agencies with genuine capacity, rather than generic governance reform may most directly address the FIP mechanism. Goedhuys and Sleuwaegen’s (2013) evidence on international certification is instructive: their finding that ISO certification improves firm productivity is consistent with the null TCI result here if certification’s productivity benefit is conditional on institutions that support standards enforcement and customer recognition, conditions absent in the SIDS context.</w:t>
+        <w:t xml:space="preserve">(functional institutions): targeted institutional development focused on trade facilitation infrastructure, standards bodies, trade finance intermediaries, export promotion agencies with genuine capacity, rather than generic governance reform may most directly address the FIP mechanism. Goedhuys and Sleuwaegen's (2013) evidence on international certification is instructive: their finding that ISO certification improves firm productivity is consistent with the null TCI result here if certification's productivity benefit is conditional on institutions that support standards enforcement and customer recognition, conditions absent in the SIDS context.</w:t>
       </w:r>
     </w:p>
     <w:bookmarkEnd w:id="41"/>
-    <w:bookmarkStart w:id="42" w:name="limitations"/>
+    <w:bookmarkStart w:id="42" w:name="Xde7edcb3f604b7ff7a62d585547252a5b42f172"/>
     <w:p>
       <w:pPr>
         <w:pStyle w:val="Heading3"/>
@@ -2864,7 +2696,7 @@
     </w:p>
     <w:bookmarkEnd w:id="42"/>
     <w:bookmarkEnd w:id="43"/>
-    <w:bookmarkStart w:id="44" w:name="conclusions"/>
+    <w:bookmarkStart w:id="44" w:name="X56025c6d9dbf7520f7a7df11f905cdd09f46e4a"/>
     <w:p>
       <w:pPr>
         <w:pStyle w:val="Heading2"/>
@@ -2886,61 +2718,7 @@
         <w:pStyle w:val="BodyText"/>
       </w:pPr>
       <w:r>
-        <w:t xml:space="preserve">These findings contribute to IB theory in two ways. First, they help reorient the discourse on institutional effects from</w:t>
-      </w:r>
-      <w:r>
-        <w:t xml:space="preserve"> </w:t>
-      </w:r>
-      <w:r>
-        <w:t xml:space="preserve">“</w:t>
-      </w:r>
-      <w:r>
-        <w:t xml:space="preserve">institutional moderation of I-P intensity</w:t>
-      </w:r>
-      <w:r>
-        <w:t xml:space="preserve">”</w:t>
-      </w:r>
-      <w:r>
-        <w:t xml:space="preserve"> </w:t>
-      </w:r>
-      <w:r>
-        <w:t xml:space="preserve">to</w:t>
-      </w:r>
-      <w:r>
-        <w:t xml:space="preserve"> </w:t>
-      </w:r>
-      <w:r>
-        <w:t xml:space="preserve">“</w:t>
-      </w:r>
-      <w:r>
-        <w:t xml:space="preserve">institutional determination of I-P sign,</w:t>
-      </w:r>
-      <w:r>
-        <w:t xml:space="preserve">”</w:t>
-      </w:r>
-      <w:r>
-        <w:t xml:space="preserve"> </w:t>
-      </w:r>
-      <w:r>
-        <w:t xml:space="preserve">suggesting that the inverted-U may be conditional on structural prerequisites rather than broadly applicable across contexts. Second, they extend the application of</w:t>
-      </w:r>
-      <w:r>
-        <w:t xml:space="preserve"> </w:t>
-      </w:r>
-      <w:r>
-        <w:t xml:space="preserve">“</w:t>
-      </w:r>
-      <w:r>
-        <w:t xml:space="preserve">forced internationalization</w:t>
-      </w:r>
-      <w:r>
-        <w:t xml:space="preserve">”</w:t>
-      </w:r>
-      <w:r>
-        <w:t xml:space="preserve"> </w:t>
-      </w:r>
-      <w:r>
-        <w:t xml:space="preserve">beyond the SME literature into the performance-outcome domain, providing a theoretically defined and empirically grounded construct (FIP) that future research can build upon.</w:t>
+        <w:t xml:space="preserve">These findings contribute to IB theory in two ways. First, they help reorient the discourse on institutional effects from "institutional moderation of I-P intensity" to "institutional determination of I-P sign, " suggesting that the inverted-U may be conditional on structural prerequisites rather than broadly applicable across contexts. Second, they extend the application of "forced internationalization" beyond the SME literature into the performance-outcome domain, providing a theoretically defined and empirically grounded construct (FIP) that future research can build upon.</w:t>
       </w:r>
     </w:p>
     <w:p>
@@ -2966,11 +2744,118 @@
         <w:pStyle w:val="FirstParagraph"/>
       </w:pPr>
       <w:r>
-        <w:t xml:space="preserve">During the preparation of this work, the author(s) used Grammarly, a writing-assistance tool, in order to correct spelling, grammar, and punctuation in the author(s)’ own original text. No generative artificial-intelligence tool was used to generate, draft, or create any substantive content, analysis, or interpretation. After using this tool, the author(s) reviewed and edited the content as needed and take(s) full responsibility for the content of the publication.</w:t>
+        <w:t xml:space="preserve">During the preparation of this work, the author(s) used Grammarly, a writing-assistance tool, in order to correct spelling, grammar, and punctuation in the author(s)' own original text. No generative artificial-intelligence tool was used to generate, draft, or create any substantive content, analysis, or interpretation. After using this tool, the author(s) reviewed and edited the content as needed and take(s) full responsibility for the content of the publication.</w:t>
       </w:r>
     </w:p>
     <w:bookmarkEnd w:id="45"/>
-    <w:bookmarkStart w:id="49" w:name="references"/>
+    <w:bookmarkStart w:id="46" w:name="acknowledgements"/>
+    <w:p>
+      <w:pPr>
+        <w:pStyle w:val="Heading2"/>
+      </w:pPr>
+      <w:r>
+        <w:t xml:space="preserve">Acknowledgements</w:t>
+      </w:r>
+    </w:p>
+    <w:p>
+      <w:pPr>
+        <w:pStyle w:val="FirstParagraph"/>
+      </w:pPr>
+      <w:r>
+        <w:t xml:space="preserve">The authors thank the Enterprise Analysis Unit of the Development Economics Global Indicators Group of the World Bank for the WBES microdata for the Pacific Small Island Developing States analysed data. The original collector of the data, the authorised distributor, and the relevant funding agency bear no responsibility for the use of the data or for interpretations or inferences based upon such uses.</w:t>
+      </w:r>
+    </w:p>
+    <w:bookmarkEnd w:id="46"/>
+    <w:bookmarkStart w:id="47" w:name="funding"/>
+    <w:p>
+      <w:pPr>
+        <w:pStyle w:val="Heading2"/>
+      </w:pPr>
+      <w:r>
+        <w:t xml:space="preserve">Funding</w:t>
+      </w:r>
+    </w:p>
+    <w:p>
+      <w:pPr>
+        <w:pStyle w:val="FirstParagraph"/>
+      </w:pPr>
+      <w:r>
+        <w:t xml:space="preserve">This research received no specific grant from any funding agency in the public, commercial, or not-for-profit sectors.</w:t>
+      </w:r>
+    </w:p>
+    <w:bookmarkEnd w:id="47"/>
+    <w:bookmarkStart w:id="48" w:name="competing-interests"/>
+    <w:p>
+      <w:pPr>
+        <w:pStyle w:val="Heading2"/>
+      </w:pPr>
+      <w:r>
+        <w:t xml:space="preserve">Competing interests</w:t>
+      </w:r>
+    </w:p>
+    <w:p>
+      <w:pPr>
+        <w:pStyle w:val="FirstParagraph"/>
+      </w:pPr>
+      <w:r>
+        <w:t xml:space="preserve">The authors have no relevant financial or non-financial competing interests to declare.</w:t>
+      </w:r>
+    </w:p>
+    <w:bookmarkEnd w:id="48"/>
+    <w:bookmarkStart w:id="49" w:name="ethics-approval"/>
+    <w:p>
+      <w:pPr>
+        <w:pStyle w:val="Heading2"/>
+      </w:pPr>
+      <w:r>
+        <w:t xml:space="preserve">Ethics approval</w:t>
+      </w:r>
+    </w:p>
+    <w:p>
+      <w:pPr>
+        <w:pStyle w:val="FirstParagraph"/>
+      </w:pPr>
+      <w:r>
+        <w:t xml:space="preserve">This study analyses secondary, de-identified, publicly available firm-level survey data (World Bank Enterprise Surveys) and did not involve human participants or animals; ethics approval was not required.</w:t>
+      </w:r>
+    </w:p>
+    <w:bookmarkEnd w:id="49"/>
+    <w:bookmarkStart w:id="51" w:name="data-availability-statement"/>
+    <w:p>
+      <w:pPr>
+        <w:pStyle w:val="Heading2"/>
+      </w:pPr>
+      <w:r>
+        <w:t xml:space="preserve">Data availability statement</w:t>
+      </w:r>
+    </w:p>
+    <w:p>
+      <w:pPr>
+        <w:pStyle w:val="FirstParagraph"/>
+      </w:pPr>
+      <w:r>
+        <w:t xml:space="preserve">The World Bank Enterprise Survey (WBES) microdata for the Pacific Small Island Developing States analysed in this study are publicly available at</w:t>
+      </w:r>
+      <w:r>
+        <w:t xml:space="preserve"> </w:t>
+      </w:r>
+      <w:hyperlink r:id="rId50">
+        <w:r>
+          <w:rPr>
+            <w:rStyle w:val="Hyperlink"/>
+          </w:rPr>
+          <w:t xml:space="preserve">https://www.enterprisesurveys.org</w:t>
+        </w:r>
+      </w:hyperlink>
+      <w:r>
+        <w:t xml:space="preserve"> </w:t>
+      </w:r>
+      <w:r>
+        <w:t xml:space="preserve">subject to World Bank registration. Replication materials are available from the authors upon reasonable request, to the extent permitted by the WBES Data Access Protocol.</w:t>
+      </w:r>
+    </w:p>
+    <w:bookmarkEnd w:id="51"/>
+    <w:bookmarkStart w:id="55" w:name="references"/>
     <w:p>
       <w:pPr>
         <w:pStyle w:val="Heading2"/>
@@ -3191,7 +3076,7 @@
       <w:r>
         <w:t xml:space="preserve"> </w:t>
       </w:r>
-      <w:hyperlink r:id="rId46">
+      <w:hyperlink r:id="rId52">
         <w:r>
           <w:rPr>
             <w:rStyle w:val="Hyperlink"/>
@@ -3431,7 +3316,7 @@
         <w:t xml:space="preserve"> </w:t>
       </w:r>
       <w:r>
-        <w:t xml:space="preserve">(Policy Research Working Paper No. 11350). World Bank Group.</w:t>
+        <w:t xml:space="preserve">(Policy Research Working Paper No. 11350). World Bank Group.</w:t>
       </w:r>
     </w:p>
     <w:p>
@@ -3457,7 +3342,7 @@
       <w:r>
         <w:t xml:space="preserve"> </w:t>
       </w:r>
-      <w:hyperlink r:id="rId47">
+      <w:hyperlink r:id="rId53">
         <w:r>
           <w:rPr>
             <w:rStyle w:val="Hyperlink"/>
@@ -3531,7 +3416,7 @@
       <w:r>
         <w:t xml:space="preserve"> </w:t>
       </w:r>
-      <w:hyperlink r:id="rId48">
+      <w:hyperlink r:id="rId54">
         <w:r>
           <w:rPr>
             <w:rStyle w:val="Hyperlink"/>
@@ -3732,8 +3617,8 @@
         <w:t xml:space="preserve">(2), 341–363.</w:t>
       </w:r>
     </w:p>
-    <w:bookmarkEnd w:id="49"/>
-    <w:bookmarkStart w:id="53" w:name="appendix-a-tables"/>
+    <w:bookmarkEnd w:id="55"/>
+    <w:bookmarkStart w:id="59" w:name="appendix-a-tables"/>
     <w:p>
       <w:pPr>
         <w:pStyle w:val="Heading2"/>
@@ -3742,7 +3627,7 @@
         <w:t xml:space="preserve">Appendix A: Tables</w:t>
       </w:r>
     </w:p>
-    <w:bookmarkStart w:id="50" w:name="Xd18a7fdbbe8955432f108664659551dd8892246"/>
+    <w:bookmarkStart w:id="56" w:name="table-1-country-level-summary-statistics"/>
     <w:p>
       <w:pPr>
         <w:pStyle w:val="Heading3"/>
@@ -3754,743 +3639,15 @@
     <w:tbl>
       <w:tblPr>
         <w:tblStyle w:val="Table"/>
-        <w:tblW w:type="pct" w:w="5000"/>
+        <w:tblW w:type="auto" w:w="0"/>
         <w:tblLook w:firstRow="1" w:lastRow="0" w:firstColumn="0" w:lastColumn="0" w:noHBand="0" w:noVBand="0" w:val="0020"/>
         <w:jc w:val="start"/>
       </w:tblPr>
       <w:tblGrid>
-        <w:gridCol w:w="1926"/>
-        <w:gridCol w:w="1177"/>
-        <w:gridCol w:w="1177"/>
-        <w:gridCol w:w="1284"/>
-        <w:gridCol w:w="1177"/>
-        <w:gridCol w:w="1177"/>
-      </w:tblGrid>
-      <w:tr>
-        <w:trPr>
-          <w:tblHeader w:val="true"/>
-        </w:trPr>
-        <w:tc>
-          <w:tcPr/>
-          <w:p>
-            <w:pPr>
-              <w:pStyle w:val="Compact"/>
-              <w:jc w:val="left"/>
-            </w:pPr>
-            <w:r>
-              <w:t xml:space="preserve">Economy</w:t>
-            </w:r>
-          </w:p>
-        </w:tc>
-        <w:tc>
-          <w:tcPr/>
-          <w:p>
-            <w:pPr>
-              <w:pStyle w:val="Compact"/>
-              <w:jc w:val="left"/>
-            </w:pPr>
-            <w:r>
-              <w:t xml:space="preserve">N (firms)</w:t>
-            </w:r>
-          </w:p>
-        </w:tc>
-        <w:tc>
-          <w:tcPr/>
-          <w:p>
-            <w:pPr>
-              <w:pStyle w:val="Compact"/>
-              <w:jc w:val="left"/>
-            </w:pPr>
-            <w:r>
-              <w:t xml:space="preserve">Exporters</w:t>
-            </w:r>
-          </w:p>
-        </w:tc>
-        <w:tc>
-          <w:tcPr/>
-          <w:p>
-            <w:pPr>
-              <w:pStyle w:val="Compact"/>
-              <w:jc w:val="left"/>
-            </w:pPr>
-            <w:r>
-              <w:t xml:space="preserve">Exporter %</w:t>
-            </w:r>
-          </w:p>
-        </w:tc>
-        <w:tc>
-          <w:tcPr/>
-          <w:p>
-            <w:pPr>
-              <w:pStyle w:val="Compact"/>
-              <w:jc w:val="left"/>
-            </w:pPr>
-            <w:r>
-              <w:t xml:space="preserve">Mean FSTS</w:t>
-            </w:r>
-          </w:p>
-        </w:tc>
-        <w:tc>
-          <w:tcPr/>
-          <w:p>
-            <w:pPr>
-              <w:pStyle w:val="Compact"/>
-              <w:jc w:val="left"/>
-            </w:pPr>
-            <w:r>
-              <w:t xml:space="preserve">Waves</w:t>
-            </w:r>
-          </w:p>
-        </w:tc>
-      </w:tr>
-      <w:tr>
-        <w:tc>
-          <w:tcPr/>
-          <w:p>
-            <w:pPr>
-              <w:pStyle w:val="Compact"/>
-              <w:jc w:val="left"/>
-            </w:pPr>
-            <w:r>
-              <w:t xml:space="preserve">Fiji</w:t>
-            </w:r>
-          </w:p>
-        </w:tc>
-        <w:tc>
-          <w:tcPr/>
-          <w:p>
-            <w:pPr>
-              <w:pStyle w:val="Compact"/>
-              <w:jc w:val="left"/>
-            </w:pPr>
-            <w:r>
-              <w:t xml:space="preserve">165</w:t>
-            </w:r>
-          </w:p>
-        </w:tc>
-        <w:tc>
-          <w:tcPr/>
-          <w:p>
-            <w:pPr>
-              <w:pStyle w:val="Compact"/>
-              <w:jc w:val="left"/>
-            </w:pPr>
-            <w:r>
-              <w:t xml:space="preserve">46</w:t>
-            </w:r>
-          </w:p>
-        </w:tc>
-        <w:tc>
-          <w:tcPr/>
-          <w:p>
-            <w:pPr>
-              <w:pStyle w:val="Compact"/>
-              <w:jc w:val="left"/>
-            </w:pPr>
-            <w:r>
-              <w:t xml:space="preserve">27.9%</w:t>
-            </w:r>
-          </w:p>
-        </w:tc>
-        <w:tc>
-          <w:tcPr/>
-          <w:p>
-            <w:pPr>
-              <w:pStyle w:val="Compact"/>
-              <w:jc w:val="left"/>
-            </w:pPr>
-            <w:r>
-              <w:t xml:space="preserve">0.109</w:t>
-            </w:r>
-          </w:p>
-        </w:tc>
-        <w:tc>
-          <w:tcPr/>
-          <w:p>
-            <w:pPr>
-              <w:pStyle w:val="Compact"/>
-              <w:jc w:val="left"/>
-            </w:pPr>
-            <w:r>
-              <w:t xml:space="preserve">2009, 2025</w:t>
-            </w:r>
-          </w:p>
-        </w:tc>
-      </w:tr>
-      <w:tr>
-        <w:tc>
-          <w:tcPr/>
-          <w:p>
-            <w:pPr>
-              <w:pStyle w:val="Compact"/>
-              <w:jc w:val="left"/>
-            </w:pPr>
-            <w:r>
-              <w:t xml:space="preserve">Kiribati</w:t>
-            </w:r>
-          </w:p>
-        </w:tc>
-        <w:tc>
-          <w:tcPr/>
-          <w:p>
-            <w:pPr>
-              <w:pStyle w:val="Compact"/>
-              <w:jc w:val="left"/>
-            </w:pPr>
-            <w:r>
-              <w:t xml:space="preserve">114</w:t>
-            </w:r>
-          </w:p>
-        </w:tc>
-        <w:tc>
-          <w:tcPr/>
-          <w:p>
-            <w:pPr>
-              <w:pStyle w:val="Compact"/>
-              <w:jc w:val="left"/>
-            </w:pPr>
-            <w:r>
-              <w:t xml:space="preserve">3</w:t>
-            </w:r>
-          </w:p>
-        </w:tc>
-        <w:tc>
-          <w:tcPr/>
-          <w:p>
-            <w:pPr>
-              <w:pStyle w:val="Compact"/>
-              <w:jc w:val="left"/>
-            </w:pPr>
-            <w:r>
-              <w:t xml:space="preserve">2.6%</w:t>
-            </w:r>
-          </w:p>
-        </w:tc>
-        <w:tc>
-          <w:tcPr/>
-          <w:p>
-            <w:pPr>
-              <w:pStyle w:val="Compact"/>
-              <w:jc w:val="left"/>
-            </w:pPr>
-            <w:r>
-              <w:t xml:space="preserve">0.011</w:t>
-            </w:r>
-          </w:p>
-        </w:tc>
-        <w:tc>
-          <w:tcPr/>
-          <w:p>
-            <w:pPr>
-              <w:pStyle w:val="Compact"/>
-              <w:jc w:val="left"/>
-            </w:pPr>
-            <w:r>
-              <w:t xml:space="preserve">2025</w:t>
-            </w:r>
-          </w:p>
-        </w:tc>
-      </w:tr>
-      <w:tr>
-        <w:tc>
-          <w:tcPr/>
-          <w:p>
-            <w:pPr>
-              <w:pStyle w:val="Compact"/>
-              <w:jc w:val="left"/>
-            </w:pPr>
-            <w:r>
-              <w:t xml:space="preserve">Papua New Guinea</w:t>
-            </w:r>
-          </w:p>
-        </w:tc>
-        <w:tc>
-          <w:tcPr/>
-          <w:p>
-            <w:pPr>
-              <w:pStyle w:val="Compact"/>
-              <w:jc w:val="left"/>
-            </w:pPr>
-            <w:r>
-              <w:t xml:space="preserve">141</w:t>
-            </w:r>
-          </w:p>
-        </w:tc>
-        <w:tc>
-          <w:tcPr/>
-          <w:p>
-            <w:pPr>
-              <w:pStyle w:val="Compact"/>
-              <w:jc w:val="left"/>
-            </w:pPr>
-            <w:r>
-              <w:t xml:space="preserve">20</w:t>
-            </w:r>
-          </w:p>
-        </w:tc>
-        <w:tc>
-          <w:tcPr/>
-          <w:p>
-            <w:pPr>
-              <w:pStyle w:val="Compact"/>
-              <w:jc w:val="left"/>
-            </w:pPr>
-            <w:r>
-              <w:t xml:space="preserve">14.2%</w:t>
-            </w:r>
-          </w:p>
-        </w:tc>
-        <w:tc>
-          <w:tcPr/>
-          <w:p>
-            <w:pPr>
-              <w:pStyle w:val="Compact"/>
-              <w:jc w:val="left"/>
-            </w:pPr>
-            <w:r>
-              <w:t xml:space="preserve">0.028</w:t>
-            </w:r>
-          </w:p>
-        </w:tc>
-        <w:tc>
-          <w:tcPr/>
-          <w:p>
-            <w:pPr>
-              <w:pStyle w:val="Compact"/>
-              <w:jc w:val="left"/>
-            </w:pPr>
-            <w:r>
-              <w:t xml:space="preserve">2015, 2024</w:t>
-            </w:r>
-          </w:p>
-        </w:tc>
-      </w:tr>
-      <w:tr>
-        <w:tc>
-          <w:tcPr/>
-          <w:p>
-            <w:pPr>
-              <w:pStyle w:val="Compact"/>
-              <w:jc w:val="left"/>
-            </w:pPr>
-            <w:r>
-              <w:t xml:space="preserve">Samoa</w:t>
-            </w:r>
-          </w:p>
-        </w:tc>
-        <w:tc>
-          <w:tcPr/>
-          <w:p>
-            <w:pPr>
-              <w:pStyle w:val="Compact"/>
-              <w:jc w:val="left"/>
-            </w:pPr>
-            <w:r>
-              <w:t xml:space="preserve">131</w:t>
-            </w:r>
-          </w:p>
-        </w:tc>
-        <w:tc>
-          <w:tcPr/>
-          <w:p>
-            <w:pPr>
-              <w:pStyle w:val="Compact"/>
-              <w:jc w:val="left"/>
-            </w:pPr>
-            <w:r>
-              <w:t xml:space="preserve">24</w:t>
-            </w:r>
-          </w:p>
-        </w:tc>
-        <w:tc>
-          <w:tcPr/>
-          <w:p>
-            <w:pPr>
-              <w:pStyle w:val="Compact"/>
-              <w:jc w:val="left"/>
-            </w:pPr>
-            <w:r>
-              <w:t xml:space="preserve">18.3%</w:t>
-            </w:r>
-          </w:p>
-        </w:tc>
-        <w:tc>
-          <w:tcPr/>
-          <w:p>
-            <w:pPr>
-              <w:pStyle w:val="Compact"/>
-              <w:jc w:val="left"/>
-            </w:pPr>
-            <w:r>
-              <w:t xml:space="preserve">0.051</w:t>
-            </w:r>
-          </w:p>
-        </w:tc>
-        <w:tc>
-          <w:tcPr/>
-          <w:p>
-            <w:pPr>
-              <w:pStyle w:val="Compact"/>
-              <w:jc w:val="left"/>
-            </w:pPr>
-            <w:r>
-              <w:t xml:space="preserve">2023</w:t>
-            </w:r>
-          </w:p>
-        </w:tc>
-      </w:tr>
-      <w:tr>
-        <w:tc>
-          <w:tcPr/>
-          <w:p>
-            <w:pPr>
-              <w:pStyle w:val="Compact"/>
-              <w:jc w:val="left"/>
-            </w:pPr>
-            <w:r>
-              <w:t xml:space="preserve">Solomon Islands</w:t>
-            </w:r>
-          </w:p>
-        </w:tc>
-        <w:tc>
-          <w:tcPr/>
-          <w:p>
-            <w:pPr>
-              <w:pStyle w:val="Compact"/>
-              <w:jc w:val="left"/>
-            </w:pPr>
-            <w:r>
-              <w:t xml:space="preserve">107</w:t>
-            </w:r>
-          </w:p>
-        </w:tc>
-        <w:tc>
-          <w:tcPr/>
-          <w:p>
-            <w:pPr>
-              <w:pStyle w:val="Compact"/>
-              <w:jc w:val="left"/>
-            </w:pPr>
-            <w:r>
-              <w:t xml:space="preserve">10</w:t>
-            </w:r>
-          </w:p>
-        </w:tc>
-        <w:tc>
-          <w:tcPr/>
-          <w:p>
-            <w:pPr>
-              <w:pStyle w:val="Compact"/>
-              <w:jc w:val="left"/>
-            </w:pPr>
-            <w:r>
-              <w:t xml:space="preserve">9.3%</w:t>
-            </w:r>
-          </w:p>
-        </w:tc>
-        <w:tc>
-          <w:tcPr/>
-          <w:p>
-            <w:pPr>
-              <w:pStyle w:val="Compact"/>
-              <w:jc w:val="left"/>
-            </w:pPr>
-            <w:r>
-              <w:t xml:space="preserve">0.040</w:t>
-            </w:r>
-          </w:p>
-        </w:tc>
-        <w:tc>
-          <w:tcPr/>
-          <w:p>
-            <w:pPr>
-              <w:pStyle w:val="Compact"/>
-              <w:jc w:val="left"/>
-            </w:pPr>
-            <w:r>
-              <w:t xml:space="preserve">2025</w:t>
-            </w:r>
-          </w:p>
-        </w:tc>
-      </w:tr>
-      <w:tr>
-        <w:tc>
-          <w:tcPr/>
-          <w:p>
-            <w:pPr>
-              <w:pStyle w:val="Compact"/>
-              <w:jc w:val="left"/>
-            </w:pPr>
-            <w:r>
-              <w:t xml:space="preserve">Tonga</w:t>
-            </w:r>
-          </w:p>
-        </w:tc>
-        <w:tc>
-          <w:tcPr/>
-          <w:p>
-            <w:pPr>
-              <w:pStyle w:val="Compact"/>
-              <w:jc w:val="left"/>
-            </w:pPr>
-            <w:r>
-              <w:t xml:space="preserve">144</w:t>
-            </w:r>
-          </w:p>
-        </w:tc>
-        <w:tc>
-          <w:tcPr/>
-          <w:p>
-            <w:pPr>
-              <w:pStyle w:val="Compact"/>
-              <w:jc w:val="left"/>
-            </w:pPr>
-            <w:r>
-              <w:t xml:space="preserve">13</w:t>
-            </w:r>
-          </w:p>
-        </w:tc>
-        <w:tc>
-          <w:tcPr/>
-          <w:p>
-            <w:pPr>
-              <w:pStyle w:val="Compact"/>
-              <w:jc w:val="left"/>
-            </w:pPr>
-            <w:r>
-              <w:t xml:space="preserve">9.0%</w:t>
-            </w:r>
-          </w:p>
-        </w:tc>
-        <w:tc>
-          <w:tcPr/>
-          <w:p>
-            <w:pPr>
-              <w:pStyle w:val="Compact"/>
-              <w:jc w:val="left"/>
-            </w:pPr>
-            <w:r>
-              <w:t xml:space="preserve">0.044</w:t>
-            </w:r>
-          </w:p>
-        </w:tc>
-        <w:tc>
-          <w:tcPr/>
-          <w:p>
-            <w:pPr>
-              <w:pStyle w:val="Compact"/>
-              <w:jc w:val="left"/>
-            </w:pPr>
-            <w:r>
-              <w:t xml:space="preserve">2024</w:t>
-            </w:r>
-          </w:p>
-        </w:tc>
-      </w:tr>
-      <w:tr>
-        <w:tc>
-          <w:tcPr/>
-          <w:p>
-            <w:pPr>
-              <w:pStyle w:val="Compact"/>
-              <w:jc w:val="left"/>
-            </w:pPr>
-            <w:r>
-              <w:t xml:space="preserve">Vanuatu</w:t>
-            </w:r>
-          </w:p>
-        </w:tc>
-        <w:tc>
-          <w:tcPr/>
-          <w:p>
-            <w:pPr>
-              <w:pStyle w:val="Compact"/>
-              <w:jc w:val="left"/>
-            </w:pPr>
-            <w:r>
-              <w:t xml:space="preserve">157</w:t>
-            </w:r>
-          </w:p>
-        </w:tc>
-        <w:tc>
-          <w:tcPr/>
-          <w:p>
-            <w:pPr>
-              <w:pStyle w:val="Compact"/>
-              <w:jc w:val="left"/>
-            </w:pPr>
-            <w:r>
-              <w:t xml:space="preserve">16</w:t>
-            </w:r>
-          </w:p>
-        </w:tc>
-        <w:tc>
-          <w:tcPr/>
-          <w:p>
-            <w:pPr>
-              <w:pStyle w:val="Compact"/>
-              <w:jc w:val="left"/>
-            </w:pPr>
-            <w:r>
-              <w:t xml:space="preserve">10.2%</w:t>
-            </w:r>
-          </w:p>
-        </w:tc>
-        <w:tc>
-          <w:tcPr/>
-          <w:p>
-            <w:pPr>
-              <w:pStyle w:val="Compact"/>
-              <w:jc w:val="left"/>
-            </w:pPr>
-            <w:r>
-              <w:t xml:space="preserve">0.037</w:t>
-            </w:r>
-          </w:p>
-        </w:tc>
-        <w:tc>
-          <w:tcPr/>
-          <w:p>
-            <w:pPr>
-              <w:pStyle w:val="Compact"/>
-              <w:jc w:val="left"/>
-            </w:pPr>
-            <w:r>
-              <w:t xml:space="preserve">2009, 2023</w:t>
-            </w:r>
-          </w:p>
-        </w:tc>
-      </w:tr>
-      <w:tr>
-        <w:tc>
-          <w:tcPr/>
-          <w:p>
-            <w:pPr>
-              <w:pStyle w:val="Compact"/>
-              <w:jc w:val="left"/>
-            </w:pPr>
-            <w:r>
-              <w:rPr>
-                <w:bCs/>
-                <w:b/>
-              </w:rPr>
-              <w:t xml:space="preserve">Total</w:t>
-            </w:r>
-          </w:p>
-        </w:tc>
-        <w:tc>
-          <w:tcPr/>
-          <w:p>
-            <w:pPr>
-              <w:pStyle w:val="Compact"/>
-              <w:jc w:val="left"/>
-            </w:pPr>
-            <w:r>
-              <w:rPr>
-                <w:bCs/>
-                <w:b/>
-              </w:rPr>
-              <w:t xml:space="preserve">959</w:t>
-            </w:r>
-          </w:p>
-        </w:tc>
-        <w:tc>
-          <w:tcPr/>
-          <w:p>
-            <w:pPr>
-              <w:pStyle w:val="Compact"/>
-              <w:jc w:val="left"/>
-            </w:pPr>
-            <w:r>
-              <w:rPr>
-                <w:bCs/>
-                <w:b/>
-              </w:rPr>
-              <w:t xml:space="preserve">132</w:t>
-            </w:r>
-          </w:p>
-        </w:tc>
-        <w:tc>
-          <w:tcPr/>
-          <w:p>
-            <w:pPr>
-              <w:pStyle w:val="Compact"/>
-              <w:jc w:val="left"/>
-            </w:pPr>
-            <w:r>
-              <w:rPr>
-                <w:bCs/>
-                <w:b/>
-              </w:rPr>
-              <w:t xml:space="preserve">13.8%</w:t>
-            </w:r>
-          </w:p>
-        </w:tc>
-        <w:tc>
-          <w:tcPr/>
-          <w:p>
-            <w:pPr>
-              <w:pStyle w:val="Compact"/>
-              <w:jc w:val="left"/>
-            </w:pPr>
-            <w:r>
-              <w:rPr>
-                <w:bCs/>
-                <w:b/>
-              </w:rPr>
-              <w:t xml:space="preserve">0.048</w:t>
-            </w:r>
-          </w:p>
-        </w:tc>
-        <w:tc>
-          <w:tcPr/>
-          <w:p>
-            <w:pPr>
-              <w:pStyle w:val="Compact"/>
-              <w:jc w:val="left"/>
-            </w:pPr>
-            <w:r>
-              <w:t xml:space="preserve">2009–2025</w:t>
-            </w:r>
-          </w:p>
-        </w:tc>
-      </w:tr>
-    </w:tbl>
-    <w:p>
-      <w:pPr>
-        <w:pStyle w:val="BodyText"/>
-      </w:pPr>
-      <w:r>
-        <w:rPr>
-          <w:iCs/>
-          <w:i/>
-        </w:rPr>
-        <w:t xml:space="preserve">Note: N denotes analysis-sample firm-year observations (non-missing ln labour productivity and FSTS). Exporters are firms with FSTS &gt; 0; mean FSTS is computed over all firms, including non-exporters. Fiji, Papua New Guinea, and Vanuatu have two WBES waves; the remaining four economies have one.</w:t>
-      </w:r>
-    </w:p>
-    <w:bookmarkEnd w:id="50"/>
-    <w:bookmarkStart w:id="51" w:name="Xc02e42e5e85356a7e9f67ce8450f39d43a89fec"/>
-    <w:p>
-      <w:pPr>
-        <w:pStyle w:val="Heading3"/>
-      </w:pPr>
-      <w:r>
-        <w:t xml:space="preserve">Table 2. Regression Results: Internationalization Intensity and Labor Productivity</w:t>
-      </w:r>
-    </w:p>
-    <w:tbl>
-      <w:tblPr>
-        <w:tblStyle w:val="Table"/>
-        <w:tblW w:type="pct" w:w="5000"/>
-        <w:tblLook w:firstRow="1" w:lastRow="0" w:firstColumn="0" w:lastColumn="0" w:noHBand="0" w:noVBand="0" w:val="0020"/>
-        <w:jc w:val="start"/>
-      </w:tblPr>
-      <w:tblGrid>
-        <w:gridCol w:w="1020"/>
-        <w:gridCol w:w="1080"/>
-        <w:gridCol w:w="1080"/>
-        <w:gridCol w:w="1020"/>
-        <w:gridCol w:w="1080"/>
+        <w:gridCol w:w="1320"/>
+        <w:gridCol w:w="1320"/>
+        <w:gridCol w:w="1320"/>
+        <w:gridCol w:w="1320"/>
         <w:gridCol w:w="1320"/>
         <w:gridCol w:w="1320"/>
       </w:tblGrid>
@@ -4503,6 +3660,734 @@
           <w:p>
             <w:pPr>
               <w:pStyle w:val="Compact"/>
+              <w:jc w:val="left"/>
+            </w:pPr>
+            <w:r>
+              <w:t xml:space="preserve">Economy</w:t>
+            </w:r>
+          </w:p>
+        </w:tc>
+        <w:tc>
+          <w:tcPr/>
+          <w:p>
+            <w:pPr>
+              <w:pStyle w:val="Compact"/>
+              <w:jc w:val="left"/>
+            </w:pPr>
+            <w:r>
+              <w:t xml:space="preserve">N (firms)</w:t>
+            </w:r>
+          </w:p>
+        </w:tc>
+        <w:tc>
+          <w:tcPr/>
+          <w:p>
+            <w:pPr>
+              <w:pStyle w:val="Compact"/>
+              <w:jc w:val="left"/>
+            </w:pPr>
+            <w:r>
+              <w:t xml:space="preserve">Exporters</w:t>
+            </w:r>
+          </w:p>
+        </w:tc>
+        <w:tc>
+          <w:tcPr/>
+          <w:p>
+            <w:pPr>
+              <w:pStyle w:val="Compact"/>
+              <w:jc w:val="left"/>
+            </w:pPr>
+            <w:r>
+              <w:t xml:space="preserve">Exporter %</w:t>
+            </w:r>
+          </w:p>
+        </w:tc>
+        <w:tc>
+          <w:tcPr/>
+          <w:p>
+            <w:pPr>
+              <w:pStyle w:val="Compact"/>
+              <w:jc w:val="left"/>
+            </w:pPr>
+            <w:r>
+              <w:t xml:space="preserve">Mean FSTS</w:t>
+            </w:r>
+          </w:p>
+        </w:tc>
+        <w:tc>
+          <w:tcPr/>
+          <w:p>
+            <w:pPr>
+              <w:pStyle w:val="Compact"/>
+              <w:jc w:val="left"/>
+            </w:pPr>
+            <w:r>
+              <w:t xml:space="preserve">Waves</w:t>
+            </w:r>
+          </w:p>
+        </w:tc>
+      </w:tr>
+      <w:tr>
+        <w:tc>
+          <w:tcPr/>
+          <w:p>
+            <w:pPr>
+              <w:pStyle w:val="Compact"/>
+              <w:jc w:val="left"/>
+            </w:pPr>
+            <w:r>
+              <w:t xml:space="preserve">Fiji</w:t>
+            </w:r>
+          </w:p>
+        </w:tc>
+        <w:tc>
+          <w:tcPr/>
+          <w:p>
+            <w:pPr>
+              <w:pStyle w:val="Compact"/>
+              <w:jc w:val="left"/>
+            </w:pPr>
+            <w:r>
+              <w:t xml:space="preserve">165</w:t>
+            </w:r>
+          </w:p>
+        </w:tc>
+        <w:tc>
+          <w:tcPr/>
+          <w:p>
+            <w:pPr>
+              <w:pStyle w:val="Compact"/>
+              <w:jc w:val="left"/>
+            </w:pPr>
+            <w:r>
+              <w:t xml:space="preserve">46</w:t>
+            </w:r>
+          </w:p>
+        </w:tc>
+        <w:tc>
+          <w:tcPr/>
+          <w:p>
+            <w:pPr>
+              <w:pStyle w:val="Compact"/>
+              <w:jc w:val="left"/>
+            </w:pPr>
+            <w:r>
+              <w:t xml:space="preserve">27.9%</w:t>
+            </w:r>
+          </w:p>
+        </w:tc>
+        <w:tc>
+          <w:tcPr/>
+          <w:p>
+            <w:pPr>
+              <w:pStyle w:val="Compact"/>
+              <w:jc w:val="left"/>
+            </w:pPr>
+            <w:r>
+              <w:t xml:space="preserve">0.109</w:t>
+            </w:r>
+          </w:p>
+        </w:tc>
+        <w:tc>
+          <w:tcPr/>
+          <w:p>
+            <w:pPr>
+              <w:pStyle w:val="Compact"/>
+              <w:jc w:val="left"/>
+            </w:pPr>
+            <w:r>
+              <w:t xml:space="preserve">2009, 2025</w:t>
+            </w:r>
+          </w:p>
+        </w:tc>
+      </w:tr>
+      <w:tr>
+        <w:tc>
+          <w:tcPr/>
+          <w:p>
+            <w:pPr>
+              <w:pStyle w:val="Compact"/>
+              <w:jc w:val="left"/>
+            </w:pPr>
+            <w:r>
+              <w:t xml:space="preserve">Kiribati</w:t>
+            </w:r>
+          </w:p>
+        </w:tc>
+        <w:tc>
+          <w:tcPr/>
+          <w:p>
+            <w:pPr>
+              <w:pStyle w:val="Compact"/>
+              <w:jc w:val="left"/>
+            </w:pPr>
+            <w:r>
+              <w:t xml:space="preserve">114</w:t>
+            </w:r>
+          </w:p>
+        </w:tc>
+        <w:tc>
+          <w:tcPr/>
+          <w:p>
+            <w:pPr>
+              <w:pStyle w:val="Compact"/>
+              <w:jc w:val="left"/>
+            </w:pPr>
+            <w:r>
+              <w:t xml:space="preserve">3</w:t>
+            </w:r>
+          </w:p>
+        </w:tc>
+        <w:tc>
+          <w:tcPr/>
+          <w:p>
+            <w:pPr>
+              <w:pStyle w:val="Compact"/>
+              <w:jc w:val="left"/>
+            </w:pPr>
+            <w:r>
+              <w:t xml:space="preserve">2.6%</w:t>
+            </w:r>
+          </w:p>
+        </w:tc>
+        <w:tc>
+          <w:tcPr/>
+          <w:p>
+            <w:pPr>
+              <w:pStyle w:val="Compact"/>
+              <w:jc w:val="left"/>
+            </w:pPr>
+            <w:r>
+              <w:t xml:space="preserve">0.011</w:t>
+            </w:r>
+          </w:p>
+        </w:tc>
+        <w:tc>
+          <w:tcPr/>
+          <w:p>
+            <w:pPr>
+              <w:pStyle w:val="Compact"/>
+              <w:jc w:val="left"/>
+            </w:pPr>
+            <w:r>
+              <w:t xml:space="preserve">2025</w:t>
+            </w:r>
+          </w:p>
+        </w:tc>
+      </w:tr>
+      <w:tr>
+        <w:tc>
+          <w:tcPr/>
+          <w:p>
+            <w:pPr>
+              <w:pStyle w:val="Compact"/>
+              <w:jc w:val="left"/>
+            </w:pPr>
+            <w:r>
+              <w:t xml:space="preserve">Papua New Guinea</w:t>
+            </w:r>
+          </w:p>
+        </w:tc>
+        <w:tc>
+          <w:tcPr/>
+          <w:p>
+            <w:pPr>
+              <w:pStyle w:val="Compact"/>
+              <w:jc w:val="left"/>
+            </w:pPr>
+            <w:r>
+              <w:t xml:space="preserve">141</w:t>
+            </w:r>
+          </w:p>
+        </w:tc>
+        <w:tc>
+          <w:tcPr/>
+          <w:p>
+            <w:pPr>
+              <w:pStyle w:val="Compact"/>
+              <w:jc w:val="left"/>
+            </w:pPr>
+            <w:r>
+              <w:t xml:space="preserve">20</w:t>
+            </w:r>
+          </w:p>
+        </w:tc>
+        <w:tc>
+          <w:tcPr/>
+          <w:p>
+            <w:pPr>
+              <w:pStyle w:val="Compact"/>
+              <w:jc w:val="left"/>
+            </w:pPr>
+            <w:r>
+              <w:t xml:space="preserve">14.2%</w:t>
+            </w:r>
+          </w:p>
+        </w:tc>
+        <w:tc>
+          <w:tcPr/>
+          <w:p>
+            <w:pPr>
+              <w:pStyle w:val="Compact"/>
+              <w:jc w:val="left"/>
+            </w:pPr>
+            <w:r>
+              <w:t xml:space="preserve">0.028</w:t>
+            </w:r>
+          </w:p>
+        </w:tc>
+        <w:tc>
+          <w:tcPr/>
+          <w:p>
+            <w:pPr>
+              <w:pStyle w:val="Compact"/>
+              <w:jc w:val="left"/>
+            </w:pPr>
+            <w:r>
+              <w:t xml:space="preserve">2015, 2024</w:t>
+            </w:r>
+          </w:p>
+        </w:tc>
+      </w:tr>
+      <w:tr>
+        <w:tc>
+          <w:tcPr/>
+          <w:p>
+            <w:pPr>
+              <w:pStyle w:val="Compact"/>
+              <w:jc w:val="left"/>
+            </w:pPr>
+            <w:r>
+              <w:t xml:space="preserve">Samoa</w:t>
+            </w:r>
+          </w:p>
+        </w:tc>
+        <w:tc>
+          <w:tcPr/>
+          <w:p>
+            <w:pPr>
+              <w:pStyle w:val="Compact"/>
+              <w:jc w:val="left"/>
+            </w:pPr>
+            <w:r>
+              <w:t xml:space="preserve">131</w:t>
+            </w:r>
+          </w:p>
+        </w:tc>
+        <w:tc>
+          <w:tcPr/>
+          <w:p>
+            <w:pPr>
+              <w:pStyle w:val="Compact"/>
+              <w:jc w:val="left"/>
+            </w:pPr>
+            <w:r>
+              <w:t xml:space="preserve">24</w:t>
+            </w:r>
+          </w:p>
+        </w:tc>
+        <w:tc>
+          <w:tcPr/>
+          <w:p>
+            <w:pPr>
+              <w:pStyle w:val="Compact"/>
+              <w:jc w:val="left"/>
+            </w:pPr>
+            <w:r>
+              <w:t xml:space="preserve">18.3%</w:t>
+            </w:r>
+          </w:p>
+        </w:tc>
+        <w:tc>
+          <w:tcPr/>
+          <w:p>
+            <w:pPr>
+              <w:pStyle w:val="Compact"/>
+              <w:jc w:val="left"/>
+            </w:pPr>
+            <w:r>
+              <w:t xml:space="preserve">0.051</w:t>
+            </w:r>
+          </w:p>
+        </w:tc>
+        <w:tc>
+          <w:tcPr/>
+          <w:p>
+            <w:pPr>
+              <w:pStyle w:val="Compact"/>
+              <w:jc w:val="left"/>
+            </w:pPr>
+            <w:r>
+              <w:t xml:space="preserve">2023</w:t>
+            </w:r>
+          </w:p>
+        </w:tc>
+      </w:tr>
+      <w:tr>
+        <w:tc>
+          <w:tcPr/>
+          <w:p>
+            <w:pPr>
+              <w:pStyle w:val="Compact"/>
+              <w:jc w:val="left"/>
+            </w:pPr>
+            <w:r>
+              <w:t xml:space="preserve">Solomon Islands</w:t>
+            </w:r>
+          </w:p>
+        </w:tc>
+        <w:tc>
+          <w:tcPr/>
+          <w:p>
+            <w:pPr>
+              <w:pStyle w:val="Compact"/>
+              <w:jc w:val="left"/>
+            </w:pPr>
+            <w:r>
+              <w:t xml:space="preserve">107</w:t>
+            </w:r>
+          </w:p>
+        </w:tc>
+        <w:tc>
+          <w:tcPr/>
+          <w:p>
+            <w:pPr>
+              <w:pStyle w:val="Compact"/>
+              <w:jc w:val="left"/>
+            </w:pPr>
+            <w:r>
+              <w:t xml:space="preserve">10</w:t>
+            </w:r>
+          </w:p>
+        </w:tc>
+        <w:tc>
+          <w:tcPr/>
+          <w:p>
+            <w:pPr>
+              <w:pStyle w:val="Compact"/>
+              <w:jc w:val="left"/>
+            </w:pPr>
+            <w:r>
+              <w:t xml:space="preserve">9.3%</w:t>
+            </w:r>
+          </w:p>
+        </w:tc>
+        <w:tc>
+          <w:tcPr/>
+          <w:p>
+            <w:pPr>
+              <w:pStyle w:val="Compact"/>
+              <w:jc w:val="left"/>
+            </w:pPr>
+            <w:r>
+              <w:t xml:space="preserve">0.040</w:t>
+            </w:r>
+          </w:p>
+        </w:tc>
+        <w:tc>
+          <w:tcPr/>
+          <w:p>
+            <w:pPr>
+              <w:pStyle w:val="Compact"/>
+              <w:jc w:val="left"/>
+            </w:pPr>
+            <w:r>
+              <w:t xml:space="preserve">2025</w:t>
+            </w:r>
+          </w:p>
+        </w:tc>
+      </w:tr>
+      <w:tr>
+        <w:tc>
+          <w:tcPr/>
+          <w:p>
+            <w:pPr>
+              <w:pStyle w:val="Compact"/>
+              <w:jc w:val="left"/>
+            </w:pPr>
+            <w:r>
+              <w:t xml:space="preserve">Tonga</w:t>
+            </w:r>
+          </w:p>
+        </w:tc>
+        <w:tc>
+          <w:tcPr/>
+          <w:p>
+            <w:pPr>
+              <w:pStyle w:val="Compact"/>
+              <w:jc w:val="left"/>
+            </w:pPr>
+            <w:r>
+              <w:t xml:space="preserve">144</w:t>
+            </w:r>
+          </w:p>
+        </w:tc>
+        <w:tc>
+          <w:tcPr/>
+          <w:p>
+            <w:pPr>
+              <w:pStyle w:val="Compact"/>
+              <w:jc w:val="left"/>
+            </w:pPr>
+            <w:r>
+              <w:t xml:space="preserve">13</w:t>
+            </w:r>
+          </w:p>
+        </w:tc>
+        <w:tc>
+          <w:tcPr/>
+          <w:p>
+            <w:pPr>
+              <w:pStyle w:val="Compact"/>
+              <w:jc w:val="left"/>
+            </w:pPr>
+            <w:r>
+              <w:t xml:space="preserve">9.0%</w:t>
+            </w:r>
+          </w:p>
+        </w:tc>
+        <w:tc>
+          <w:tcPr/>
+          <w:p>
+            <w:pPr>
+              <w:pStyle w:val="Compact"/>
+              <w:jc w:val="left"/>
+            </w:pPr>
+            <w:r>
+              <w:t xml:space="preserve">0.044</w:t>
+            </w:r>
+          </w:p>
+        </w:tc>
+        <w:tc>
+          <w:tcPr/>
+          <w:p>
+            <w:pPr>
+              <w:pStyle w:val="Compact"/>
+              <w:jc w:val="left"/>
+            </w:pPr>
+            <w:r>
+              <w:t xml:space="preserve">2024</w:t>
+            </w:r>
+          </w:p>
+        </w:tc>
+      </w:tr>
+      <w:tr>
+        <w:tc>
+          <w:tcPr/>
+          <w:p>
+            <w:pPr>
+              <w:pStyle w:val="Compact"/>
+              <w:jc w:val="left"/>
+            </w:pPr>
+            <w:r>
+              <w:t xml:space="preserve">Vanuatu</w:t>
+            </w:r>
+          </w:p>
+        </w:tc>
+        <w:tc>
+          <w:tcPr/>
+          <w:p>
+            <w:pPr>
+              <w:pStyle w:val="Compact"/>
+              <w:jc w:val="left"/>
+            </w:pPr>
+            <w:r>
+              <w:t xml:space="preserve">157</w:t>
+            </w:r>
+          </w:p>
+        </w:tc>
+        <w:tc>
+          <w:tcPr/>
+          <w:p>
+            <w:pPr>
+              <w:pStyle w:val="Compact"/>
+              <w:jc w:val="left"/>
+            </w:pPr>
+            <w:r>
+              <w:t xml:space="preserve">16</w:t>
+            </w:r>
+          </w:p>
+        </w:tc>
+        <w:tc>
+          <w:tcPr/>
+          <w:p>
+            <w:pPr>
+              <w:pStyle w:val="Compact"/>
+              <w:jc w:val="left"/>
+            </w:pPr>
+            <w:r>
+              <w:t xml:space="preserve">10.2%</w:t>
+            </w:r>
+          </w:p>
+        </w:tc>
+        <w:tc>
+          <w:tcPr/>
+          <w:p>
+            <w:pPr>
+              <w:pStyle w:val="Compact"/>
+              <w:jc w:val="left"/>
+            </w:pPr>
+            <w:r>
+              <w:t xml:space="preserve">0.037</w:t>
+            </w:r>
+          </w:p>
+        </w:tc>
+        <w:tc>
+          <w:tcPr/>
+          <w:p>
+            <w:pPr>
+              <w:pStyle w:val="Compact"/>
+              <w:jc w:val="left"/>
+            </w:pPr>
+            <w:r>
+              <w:t xml:space="preserve">2009, 2023</w:t>
+            </w:r>
+          </w:p>
+        </w:tc>
+      </w:tr>
+      <w:tr>
+        <w:tc>
+          <w:tcPr/>
+          <w:p>
+            <w:pPr>
+              <w:pStyle w:val="Compact"/>
+              <w:jc w:val="left"/>
+            </w:pPr>
+            <w:r>
+              <w:rPr>
+                <w:bCs/>
+                <w:b/>
+              </w:rPr>
+              <w:t xml:space="preserve">Total</w:t>
+            </w:r>
+          </w:p>
+        </w:tc>
+        <w:tc>
+          <w:tcPr/>
+          <w:p>
+            <w:pPr>
+              <w:pStyle w:val="Compact"/>
+              <w:jc w:val="left"/>
+            </w:pPr>
+            <w:r>
+              <w:rPr>
+                <w:bCs/>
+                <w:b/>
+              </w:rPr>
+              <w:t xml:space="preserve">959</w:t>
+            </w:r>
+          </w:p>
+        </w:tc>
+        <w:tc>
+          <w:tcPr/>
+          <w:p>
+            <w:pPr>
+              <w:pStyle w:val="Compact"/>
+              <w:jc w:val="left"/>
+            </w:pPr>
+            <w:r>
+              <w:rPr>
+                <w:bCs/>
+                <w:b/>
+              </w:rPr>
+              <w:t xml:space="preserve">132</w:t>
+            </w:r>
+          </w:p>
+        </w:tc>
+        <w:tc>
+          <w:tcPr/>
+          <w:p>
+            <w:pPr>
+              <w:pStyle w:val="Compact"/>
+              <w:jc w:val="left"/>
+            </w:pPr>
+            <w:r>
+              <w:rPr>
+                <w:bCs/>
+                <w:b/>
+              </w:rPr>
+              <w:t xml:space="preserve">13.8%</w:t>
+            </w:r>
+          </w:p>
+        </w:tc>
+        <w:tc>
+          <w:tcPr/>
+          <w:p>
+            <w:pPr>
+              <w:pStyle w:val="Compact"/>
+              <w:jc w:val="left"/>
+            </w:pPr>
+            <w:r>
+              <w:rPr>
+                <w:bCs/>
+                <w:b/>
+              </w:rPr>
+              <w:t xml:space="preserve">0.048</w:t>
+            </w:r>
+          </w:p>
+        </w:tc>
+        <w:tc>
+          <w:tcPr/>
+          <w:p>
+            <w:pPr>
+              <w:pStyle w:val="Compact"/>
+              <w:jc w:val="left"/>
+            </w:pPr>
+            <w:r>
+              <w:t xml:space="preserve">2009–2025</w:t>
+            </w:r>
+          </w:p>
+        </w:tc>
+      </w:tr>
+    </w:tbl>
+    <w:p>
+      <w:pPr>
+        <w:pStyle w:val="BodyText"/>
+      </w:pPr>
+      <w:r>
+        <w:rPr>
+          <w:iCs/>
+          <w:i/>
+        </w:rPr>
+        <w:t xml:space="preserve">Note: N denotes analysis-sample firm-year observations (non-missing ln labour productivity and FSTS). Exporters are firms with FSTS &gt; 0; mean FSTS is computed over all firms, including non-exporters. Fiji, Papua New Guinea, and Vanuatu have two WBES waves; the remaining four economies have one.</w:t>
+      </w:r>
+    </w:p>
+    <w:bookmarkEnd w:id="56"/>
+    <w:bookmarkStart w:id="57" w:name="Xcb8e4546744cd6d21af62aeea30ad97288aa2e1"/>
+    <w:p>
+      <w:pPr>
+        <w:pStyle w:val="Heading3"/>
+      </w:pPr>
+      <w:r>
+        <w:t xml:space="preserve">Table 2. Regression Results: Internationalization Intensity and Labor Productivity</w:t>
+      </w:r>
+    </w:p>
+    <w:tbl>
+      <w:tblPr>
+        <w:tblStyle w:val="Table"/>
+        <w:tblW w:type="auto" w:w="0"/>
+        <w:tblLook w:firstRow="1" w:lastRow="0" w:firstColumn="0" w:lastColumn="0" w:noHBand="0" w:noVBand="0" w:val="0020"/>
+        <w:jc w:val="start"/>
+      </w:tblPr>
+      <w:tblGrid>
+        <w:gridCol w:w="1131"/>
+        <w:gridCol w:w="1131"/>
+        <w:gridCol w:w="1131"/>
+        <w:gridCol w:w="1131"/>
+        <w:gridCol w:w="1131"/>
+        <w:gridCol w:w="1131"/>
+        <w:gridCol w:w="1131"/>
+      </w:tblGrid>
+      <w:tr>
+        <w:trPr>
+          <w:tblHeader w:val="true"/>
+        </w:trPr>
+        <w:tc>
+          <w:tcPr/>
+          <w:p>
+            <w:pPr>
+              <w:pStyle w:val="Compact"/>
             </w:pPr>
           </w:p>
         </w:tc>
@@ -5586,8 +5471,8 @@
         <w:t xml:space="preserve">Forced Internationalization Penalty (FIP): Confirmed, β(FSTS_c) = −1.339, p &lt; .001 (M1).</w:t>
       </w:r>
     </w:p>
-    <w:bookmarkEnd w:id="51"/>
-    <w:bookmarkStart w:id="52" w:name="X0663e092ac382c03e02f48bedf26a30118613e9"/>
+    <w:bookmarkEnd w:id="57"/>
+    <w:bookmarkStart w:id="58" w:name="X7775d9c2e75aeee42b06c6b53779c3c2e708831"/>
     <w:p>
       <w:pPr>
         <w:pStyle w:val="Heading3"/>
@@ -5599,16 +5484,16 @@
     <w:tbl>
       <w:tblPr>
         <w:tblStyle w:val="Table"/>
-        <w:tblW w:type="pct" w:w="5000"/>
+        <w:tblW w:type="auto" w:w="0"/>
         <w:tblLook w:firstRow="1" w:lastRow="0" w:firstColumn="0" w:lastColumn="0" w:noHBand="0" w:noVBand="0" w:val="0020"/>
         <w:jc w:val="start"/>
       </w:tblPr>
       <w:tblGrid>
-        <w:gridCol w:w="3190"/>
-        <w:gridCol w:w="1210"/>
-        <w:gridCol w:w="770"/>
-        <w:gridCol w:w="1540"/>
-        <w:gridCol w:w="1210"/>
+        <w:gridCol w:w="1584"/>
+        <w:gridCol w:w="1584"/>
+        <w:gridCol w:w="1584"/>
+        <w:gridCol w:w="1584"/>
+        <w:gridCol w:w="1584"/>
       </w:tblGrid>
       <w:tr>
         <w:trPr>
@@ -5936,9 +5821,9 @@
         <w:t xml:space="preserve">Note: The penalty is negative across specifications and strongest in the fixed-effects models. The exporters-only result (β = −1.176) is directionally consistent but not significant (N = 26; underpowered), so it cannot by itself rule out adverse selection.</w:t>
       </w:r>
     </w:p>
-    <w:bookmarkEnd w:id="52"/>
-    <w:bookmarkEnd w:id="53"/>
-    <w:bookmarkEnd w:id="54"/>
+    <w:bookmarkEnd w:id="58"/>
+    <w:bookmarkEnd w:id="59"/>
+    <w:bookmarkEnd w:id="60"/>
     <w:sectPr>
       <w:pgSz w:h="16838" w:w="11906"/>
       <w:pgMar w:bottom="1417" w:left="1417" w:right="1417" w:top="1417"/>
